--- a/interfaz3/semiPlantillaFinalInformeV3NumeradoNUEVO.docx
+++ b/interfaz3/semiPlantillaFinalInformeV3NumeradoNUEVO.docx
@@ -595,18 +595,16 @@
     </w:p>
     <w:p>
       <w:pPr>
-        <w:pStyle w:val="Prrafodelista"/>
         <w:autoSpaceDE w:val="0"/>
         <w:autoSpaceDN w:val="0"/>
         <w:adjustRightInd w:val="0"/>
-        <w:ind w:left="284"/>
+        <w:spacing w:after="0" w:line="240" w:lineRule="auto"/>
         <w:jc w:val="both"/>
         <w:rPr>
           <w:rFonts w:ascii="Arial" w:hAnsi="Arial" w:cs="Arial"/>
-          <w:b/>
-          <w:bCs/>
-          <w:sz w:val="22"/>
-          <w:szCs w:val="22"/>
+          <w:sz w:val="22"/>
+          <w:szCs w:val="22"/>
+          <w:shd w:val="clear" w:color="auto" w:fill="FAF9F8"/>
         </w:rPr>
       </w:pPr>
     </w:p>
@@ -660,7 +658,7 @@
         <w:autoSpaceDN w:val="0"/>
         <w:adjustRightInd w:val="0"/>
         <w:spacing w:after="0" w:line="240" w:lineRule="auto"/>
-        <w:ind w:left="426"/>
+        <w:ind w:left="567" w:hanging="501"/>
         <w:jc w:val="both"/>
         <w:rPr>
           <w:rFonts w:ascii="Arial" w:hAnsi="Arial" w:cs="Arial"/>
@@ -709,7 +707,7 @@
         <w:autoSpaceDN w:val="0"/>
         <w:adjustRightInd w:val="0"/>
         <w:spacing w:after="0" w:line="240" w:lineRule="auto"/>
-        <w:ind w:left="426"/>
+        <w:ind w:left="567" w:hanging="501"/>
         <w:jc w:val="both"/>
         <w:rPr>
           <w:rFonts w:ascii="Arial" w:hAnsi="Arial" w:cs="Arial"/>
@@ -758,7 +756,7 @@
         <w:autoSpaceDN w:val="0"/>
         <w:adjustRightInd w:val="0"/>
         <w:spacing w:after="0" w:line="240" w:lineRule="auto"/>
-        <w:ind w:left="426"/>
+        <w:ind w:left="567" w:hanging="501"/>
         <w:jc w:val="both"/>
         <w:rPr>
           <w:rFonts w:ascii="Arial" w:hAnsi="Arial" w:cs="Arial"/>
@@ -807,7 +805,7 @@
         <w:autoSpaceDN w:val="0"/>
         <w:adjustRightInd w:val="0"/>
         <w:spacing w:after="0" w:line="240" w:lineRule="auto"/>
-        <w:ind w:left="426"/>
+        <w:ind w:left="567" w:hanging="501"/>
         <w:jc w:val="both"/>
         <w:rPr>
           <w:rFonts w:ascii="Arial" w:hAnsi="Arial" w:cs="Arial"/>
@@ -876,7 +874,7 @@
         <w:autoSpaceDN w:val="0"/>
         <w:adjustRightInd w:val="0"/>
         <w:spacing w:after="0" w:line="240" w:lineRule="auto"/>
-        <w:ind w:left="426"/>
+        <w:ind w:left="567" w:hanging="501"/>
         <w:jc w:val="both"/>
         <w:rPr>
           <w:rFonts w:ascii="Arial" w:hAnsi="Arial" w:cs="Arial"/>
@@ -934,22 +932,6 @@
         </w:rPr>
         <w:t xml:space="preserve"> 27037.  </w:t>
       </w:r>
-    </w:p>
-    <w:p>
-      <w:pPr>
-        <w:autoSpaceDE w:val="0"/>
-        <w:autoSpaceDN w:val="0"/>
-        <w:adjustRightInd w:val="0"/>
-        <w:spacing w:after="0" w:line="240" w:lineRule="auto"/>
-        <w:ind w:left="426"/>
-        <w:jc w:val="both"/>
-        <w:rPr>
-          <w:rFonts w:ascii="Arial" w:hAnsi="Arial" w:cs="Arial"/>
-          <w:sz w:val="22"/>
-          <w:szCs w:val="22"/>
-          <w:shd w:val="clear" w:color="auto" w:fill="FAF9F8"/>
-        </w:rPr>
-      </w:pPr>
     </w:p>
     <w:p>
       <w:pPr>
@@ -1044,7 +1026,7 @@
         <w:autoSpaceDN w:val="0"/>
         <w:adjustRightInd w:val="0"/>
         <w:spacing w:after="0" w:line="240" w:lineRule="auto"/>
-        <w:ind w:left="426"/>
+        <w:ind w:left="567" w:hanging="501"/>
         <w:jc w:val="both"/>
         <w:rPr>
           <w:rFonts w:ascii="Arial" w:hAnsi="Arial" w:cs="Arial"/>
@@ -1093,7 +1075,7 @@
         <w:autoSpaceDN w:val="0"/>
         <w:adjustRightInd w:val="0"/>
         <w:spacing w:after="0" w:line="240" w:lineRule="auto"/>
-        <w:ind w:left="426"/>
+        <w:ind w:left="567" w:hanging="501"/>
         <w:jc w:val="both"/>
         <w:rPr>
           <w:rFonts w:ascii="Arial" w:hAnsi="Arial" w:cs="Arial"/>
@@ -1142,7 +1124,7 @@
         <w:autoSpaceDN w:val="0"/>
         <w:adjustRightInd w:val="0"/>
         <w:spacing w:after="0" w:line="240" w:lineRule="auto"/>
-        <w:ind w:left="426"/>
+        <w:ind w:left="567" w:hanging="501"/>
         <w:jc w:val="both"/>
         <w:rPr>
           <w:rFonts w:ascii="Arial" w:hAnsi="Arial" w:cs="Arial"/>
@@ -1191,7 +1173,7 @@
         <w:autoSpaceDN w:val="0"/>
         <w:adjustRightInd w:val="0"/>
         <w:spacing w:after="0" w:line="240" w:lineRule="auto"/>
-        <w:ind w:left="426"/>
+        <w:ind w:left="567" w:hanging="501"/>
         <w:jc w:val="both"/>
         <w:rPr>
           <w:rFonts w:ascii="Arial" w:hAnsi="Arial" w:cs="Arial"/>
@@ -1261,7 +1243,7 @@
         <w:autoSpaceDN w:val="0"/>
         <w:adjustRightInd w:val="0"/>
         <w:spacing w:after="0" w:line="240" w:lineRule="auto"/>
-        <w:ind w:left="426"/>
+        <w:ind w:left="567" w:hanging="501"/>
         <w:jc w:val="both"/>
         <w:rPr>
           <w:rFonts w:ascii="Arial" w:hAnsi="Arial" w:cs="Arial"/>
@@ -1310,7 +1292,7 @@
         <w:autoSpaceDN w:val="0"/>
         <w:adjustRightInd w:val="0"/>
         <w:spacing w:after="0" w:line="240" w:lineRule="auto"/>
-        <w:ind w:left="426"/>
+        <w:ind w:left="567" w:hanging="501"/>
         <w:jc w:val="both"/>
         <w:rPr>
           <w:rFonts w:ascii="Arial" w:hAnsi="Arial" w:cs="Arial"/>
@@ -1379,7 +1361,7 @@
         <w:autoSpaceDN w:val="0"/>
         <w:adjustRightInd w:val="0"/>
         <w:spacing w:after="0" w:line="240" w:lineRule="auto"/>
-        <w:ind w:left="426"/>
+        <w:ind w:left="567" w:hanging="501"/>
         <w:jc w:val="both"/>
         <w:rPr>
           <w:rFonts w:ascii="Arial" w:hAnsi="Arial" w:cs="Arial"/>
@@ -1448,7 +1430,7 @@
         <w:autoSpaceDN w:val="0"/>
         <w:adjustRightInd w:val="0"/>
         <w:spacing w:after="0" w:line="240" w:lineRule="auto"/>
-        <w:ind w:left="426"/>
+        <w:ind w:left="567" w:hanging="501"/>
         <w:jc w:val="both"/>
         <w:rPr>
           <w:rFonts w:ascii="Arial" w:hAnsi="Arial" w:cs="Arial"/>
@@ -1506,22 +1488,6 @@
         </w:rPr>
         <w:t xml:space="preserve">. </w:t>
       </w:r>
-    </w:p>
-    <w:p>
-      <w:pPr>
-        <w:autoSpaceDE w:val="0"/>
-        <w:autoSpaceDN w:val="0"/>
-        <w:adjustRightInd w:val="0"/>
-        <w:spacing w:after="0" w:line="240" w:lineRule="auto"/>
-        <w:ind w:left="426"/>
-        <w:jc w:val="both"/>
-        <w:rPr>
-          <w:rFonts w:ascii="Arial" w:hAnsi="Arial" w:cs="Arial"/>
-          <w:sz w:val="22"/>
-          <w:szCs w:val="22"/>
-          <w:shd w:val="clear" w:color="auto" w:fill="FAF9F8"/>
-        </w:rPr>
-      </w:pPr>
     </w:p>
     <w:p>
       <w:pPr>
@@ -1544,8 +1510,18 @@
           <w:szCs w:val="22"/>
           <w:shd w:val="clear" w:color="auto" w:fill="FAF9F8"/>
         </w:rPr>
-        <w:t>{</w:t>
-      </w:r>
+        <w:t>{/</w:t>
+      </w:r>
+      <w:proofErr w:type="spellStart"/>
+      <w:r>
+        <w:rPr>
+          <w:rFonts w:ascii="Arial" w:hAnsi="Arial" w:cs="Arial"/>
+          <w:sz w:val="22"/>
+          <w:szCs w:val="22"/>
+        </w:rPr>
+        <w:t>estadoPECOyAMAZONIA</w:t>
+      </w:r>
+      <w:proofErr w:type="spellEnd"/>
       <w:r>
         <w:rPr>
           <w:rFonts w:ascii="Arial" w:hAnsi="Arial" w:cs="Arial"/>
@@ -1553,7 +1529,79 @@
           <w:szCs w:val="22"/>
           <w:shd w:val="clear" w:color="auto" w:fill="FAF9F8"/>
         </w:rPr>
-        <w:t>/</w:t>
+        <w:t>}</w:t>
+      </w:r>
+    </w:p>
+    <w:p>
+      <w:pPr>
+        <w:autoSpaceDE w:val="0"/>
+        <w:autoSpaceDN w:val="0"/>
+        <w:adjustRightInd w:val="0"/>
+        <w:spacing w:after="0" w:line="240" w:lineRule="auto"/>
+        <w:jc w:val="both"/>
+        <w:rPr>
+          <w:rFonts w:ascii="Arial" w:hAnsi="Arial" w:cs="Arial"/>
+          <w:sz w:val="22"/>
+          <w:szCs w:val="22"/>
+          <w:shd w:val="clear" w:color="auto" w:fill="FAF9F8"/>
+        </w:rPr>
+      </w:pPr>
+      <w:bookmarkStart w:id="0" w:name="_Hlk231417457"/>
+      <w:r>
+        <w:rPr>
+          <w:rFonts w:ascii="Arial" w:hAnsi="Arial" w:cs="Arial"/>
+          <w:sz w:val="22"/>
+          <w:szCs w:val="22"/>
+          <w:shd w:val="clear" w:color="auto" w:fill="FAF9F8"/>
+        </w:rPr>
+        <w:t>{#</w:t>
+      </w:r>
+      <w:r>
+        <w:rPr>
+          <w:rFonts w:ascii="Arial" w:hAnsi="Arial" w:cs="Arial"/>
+          <w:sz w:val="22"/>
+          <w:szCs w:val="22"/>
+          <w:shd w:val="clear" w:color="auto" w:fill="FAF9F8"/>
+        </w:rPr>
+        <w:t>estadoOnlyPECO</w:t>
+      </w:r>
+      <w:r>
+        <w:rPr>
+          <w:rFonts w:ascii="Arial" w:hAnsi="Arial" w:cs="Arial"/>
+          <w:sz w:val="22"/>
+          <w:szCs w:val="22"/>
+          <w:shd w:val="clear" w:color="auto" w:fill="FAF9F8"/>
+        </w:rPr>
+        <w:t>}</w:t>
+      </w:r>
+    </w:p>
+    <w:p>
+      <w:pPr>
+        <w:numPr>
+          <w:ilvl w:val="1"/>
+          <w:numId w:val="3"/>
+        </w:numPr>
+        <w:autoSpaceDE w:val="0"/>
+        <w:autoSpaceDN w:val="0"/>
+        <w:adjustRightInd w:val="0"/>
+        <w:spacing w:after="0" w:line="240" w:lineRule="auto"/>
+        <w:ind w:left="567" w:hanging="501"/>
+        <w:jc w:val="both"/>
+        <w:rPr>
+          <w:rFonts w:ascii="Arial" w:hAnsi="Arial" w:cs="Arial"/>
+          <w:sz w:val="22"/>
+          <w:szCs w:val="22"/>
+          <w:shd w:val="clear" w:color="auto" w:fill="FAF9F8"/>
+        </w:rPr>
+      </w:pPr>
+      <w:r>
+        <w:rPr>
+          <w:rFonts w:ascii="Arial" w:hAnsi="Arial" w:cs="Arial"/>
+          <w:sz w:val="22"/>
+          <w:szCs w:val="22"/>
+          <w:shd w:val="clear" w:color="auto" w:fill="FAF9F8"/>
+        </w:rPr>
+        <w:t xml:space="preserve">Ley General de Aduanas, Decreto Legislativo </w:t>
       </w:r>
       <w:proofErr w:type="spellStart"/>
       <w:r>
@@ -1561,8 +1609,9 @@
           <w:rFonts w:ascii="Arial" w:hAnsi="Arial" w:cs="Arial"/>
           <w:sz w:val="22"/>
           <w:szCs w:val="22"/>
-        </w:rPr>
-        <w:t>estadoPECOyAMAZONIA</w:t>
+          <w:shd w:val="clear" w:color="auto" w:fill="FAF9F8"/>
+        </w:rPr>
+        <w:t>N°</w:t>
       </w:r>
       <w:proofErr w:type="spellEnd"/>
       <w:r>
@@ -1572,8 +1621,369 @@
           <w:szCs w:val="22"/>
           <w:shd w:val="clear" w:color="auto" w:fill="FAF9F8"/>
         </w:rPr>
+        <w:t xml:space="preserve"> 1053, publicado el 27.6.2008, y modificatorias.</w:t>
+      </w:r>
+    </w:p>
+    <w:p>
+      <w:pPr>
+        <w:numPr>
+          <w:ilvl w:val="1"/>
+          <w:numId w:val="3"/>
+        </w:numPr>
+        <w:autoSpaceDE w:val="0"/>
+        <w:autoSpaceDN w:val="0"/>
+        <w:adjustRightInd w:val="0"/>
+        <w:spacing w:after="0" w:line="240" w:lineRule="auto"/>
+        <w:ind w:left="567" w:hanging="501"/>
+        <w:jc w:val="both"/>
+        <w:rPr>
+          <w:rFonts w:ascii="Arial" w:hAnsi="Arial" w:cs="Arial"/>
+          <w:sz w:val="22"/>
+          <w:szCs w:val="22"/>
+          <w:shd w:val="clear" w:color="auto" w:fill="FAF9F8"/>
+        </w:rPr>
+      </w:pPr>
+      <w:r>
+        <w:rPr>
+          <w:rFonts w:ascii="Arial" w:hAnsi="Arial" w:cs="Arial"/>
+          <w:sz w:val="22"/>
+          <w:szCs w:val="22"/>
+          <w:shd w:val="clear" w:color="auto" w:fill="FAF9F8"/>
+        </w:rPr>
+        <w:t>Convenio</w:t>
+      </w:r>
+      <w:r>
+        <w:rPr>
+          <w:rFonts w:ascii="Arial" w:hAnsi="Arial" w:cs="Arial"/>
+          <w:sz w:val="22"/>
+          <w:szCs w:val="22"/>
+          <w:shd w:val="clear" w:color="auto" w:fill="FAF9F8"/>
+        </w:rPr>
+        <w:t xml:space="preserve"> </w:t>
+      </w:r>
+      <w:r>
+        <w:rPr>
+          <w:rFonts w:ascii="Arial" w:hAnsi="Arial" w:cs="Arial"/>
+          <w:sz w:val="22"/>
+          <w:szCs w:val="22"/>
+          <w:shd w:val="clear" w:color="auto" w:fill="FAF9F8"/>
+        </w:rPr>
+        <w:t>de Cooperación Aduanera Peruano-</w:t>
+      </w:r>
+      <w:proofErr w:type="gramStart"/>
+      <w:r>
+        <w:rPr>
+          <w:rFonts w:ascii="Arial" w:hAnsi="Arial" w:cs="Arial"/>
+          <w:sz w:val="22"/>
+          <w:szCs w:val="22"/>
+          <w:shd w:val="clear" w:color="auto" w:fill="FAF9F8"/>
+        </w:rPr>
+        <w:t>Colombiano</w:t>
+      </w:r>
+      <w:proofErr w:type="gramEnd"/>
+      <w:r>
+        <w:rPr>
+          <w:rFonts w:ascii="Arial" w:hAnsi="Arial" w:cs="Arial"/>
+          <w:sz w:val="22"/>
+          <w:szCs w:val="22"/>
+          <w:shd w:val="clear" w:color="auto" w:fill="FAF9F8"/>
+        </w:rPr>
+        <w:t xml:space="preserve"> de 1938 y su Protocolo Modificatorio, aprobado por Resolución Legislativa </w:t>
+      </w:r>
+      <w:proofErr w:type="spellStart"/>
+      <w:r>
+        <w:rPr>
+          <w:rFonts w:ascii="Arial" w:hAnsi="Arial" w:cs="Arial"/>
+          <w:sz w:val="22"/>
+          <w:szCs w:val="22"/>
+          <w:shd w:val="clear" w:color="auto" w:fill="FAF9F8"/>
+        </w:rPr>
+        <w:t>N.°</w:t>
+      </w:r>
+      <w:proofErr w:type="spellEnd"/>
+      <w:r>
+        <w:rPr>
+          <w:rFonts w:ascii="Arial" w:hAnsi="Arial" w:cs="Arial"/>
+          <w:sz w:val="22"/>
+          <w:szCs w:val="22"/>
+          <w:shd w:val="clear" w:color="auto" w:fill="FAF9F8"/>
+        </w:rPr>
+        <w:t xml:space="preserve"> 23254, publicada el 22.05.1981</w:t>
+      </w:r>
+      <w:r>
+        <w:rPr>
+          <w:rFonts w:ascii="Arial" w:hAnsi="Arial" w:cs="Arial"/>
+          <w:sz w:val="22"/>
+          <w:szCs w:val="22"/>
+          <w:shd w:val="clear" w:color="auto" w:fill="FAF9F8"/>
+        </w:rPr>
+        <w:t>.</w:t>
+      </w:r>
+    </w:p>
+    <w:p>
+      <w:pPr>
+        <w:numPr>
+          <w:ilvl w:val="1"/>
+          <w:numId w:val="3"/>
+        </w:numPr>
+        <w:autoSpaceDE w:val="0"/>
+        <w:autoSpaceDN w:val="0"/>
+        <w:adjustRightInd w:val="0"/>
+        <w:spacing w:after="0" w:line="240" w:lineRule="auto"/>
+        <w:ind w:left="567" w:hanging="501"/>
+        <w:jc w:val="both"/>
+        <w:rPr>
+          <w:rFonts w:ascii="Arial" w:hAnsi="Arial" w:cs="Arial"/>
+          <w:sz w:val="22"/>
+          <w:szCs w:val="22"/>
+          <w:shd w:val="clear" w:color="auto" w:fill="FAF9F8"/>
+        </w:rPr>
+      </w:pPr>
+      <w:r>
+        <w:rPr>
+          <w:rFonts w:ascii="Arial" w:hAnsi="Arial" w:cs="Arial"/>
+          <w:sz w:val="22"/>
+          <w:szCs w:val="22"/>
+          <w:shd w:val="clear" w:color="auto" w:fill="FAF9F8"/>
+        </w:rPr>
+        <w:t>Medidas</w:t>
+      </w:r>
+      <w:r>
+        <w:rPr>
+          <w:rFonts w:ascii="Arial" w:hAnsi="Arial" w:cs="Arial"/>
+          <w:sz w:val="22"/>
+          <w:szCs w:val="22"/>
+          <w:shd w:val="clear" w:color="auto" w:fill="FAF9F8"/>
+        </w:rPr>
+        <w:t xml:space="preserve"> </w:t>
+      </w:r>
+      <w:r>
+        <w:rPr>
+          <w:rFonts w:ascii="Arial" w:hAnsi="Arial" w:cs="Arial"/>
+          <w:sz w:val="22"/>
+          <w:szCs w:val="22"/>
+          <w:shd w:val="clear" w:color="auto" w:fill="FAF9F8"/>
+        </w:rPr>
+        <w:t xml:space="preserve">a fin de garantizar el cumplimiento de las obligaciones asumidas por nuestro país en el Convenio de Cooperación Aduanera con Colombia, dictada por Decreto Supremo </w:t>
+      </w:r>
+      <w:proofErr w:type="spellStart"/>
+      <w:r>
+        <w:rPr>
+          <w:rFonts w:ascii="Arial" w:hAnsi="Arial" w:cs="Arial"/>
+          <w:sz w:val="22"/>
+          <w:szCs w:val="22"/>
+          <w:shd w:val="clear" w:color="auto" w:fill="FAF9F8"/>
+        </w:rPr>
+        <w:t>N.°</w:t>
+      </w:r>
+      <w:proofErr w:type="spellEnd"/>
+      <w:r>
+        <w:rPr>
+          <w:rFonts w:ascii="Arial" w:hAnsi="Arial" w:cs="Arial"/>
+          <w:sz w:val="22"/>
+          <w:szCs w:val="22"/>
+          <w:shd w:val="clear" w:color="auto" w:fill="FAF9F8"/>
+        </w:rPr>
+        <w:t xml:space="preserve"> 15-94-EF, publicado el 09.02.1994, y modificatorias.</w:t>
+      </w:r>
+    </w:p>
+    <w:p>
+      <w:pPr>
+        <w:numPr>
+          <w:ilvl w:val="1"/>
+          <w:numId w:val="3"/>
+        </w:numPr>
+        <w:autoSpaceDE w:val="0"/>
+        <w:autoSpaceDN w:val="0"/>
+        <w:adjustRightInd w:val="0"/>
+        <w:spacing w:after="0" w:line="240" w:lineRule="auto"/>
+        <w:ind w:left="567" w:hanging="501"/>
+        <w:jc w:val="both"/>
+        <w:rPr>
+          <w:rFonts w:ascii="Arial" w:hAnsi="Arial" w:cs="Arial"/>
+          <w:sz w:val="22"/>
+          <w:szCs w:val="22"/>
+          <w:shd w:val="clear" w:color="auto" w:fill="FAF9F8"/>
+        </w:rPr>
+      </w:pPr>
+      <w:r>
+        <w:rPr>
+          <w:rFonts w:ascii="Arial" w:hAnsi="Arial" w:cs="Arial"/>
+          <w:sz w:val="22"/>
+          <w:szCs w:val="22"/>
+          <w:shd w:val="clear" w:color="auto" w:fill="FAF9F8"/>
+        </w:rPr>
+        <w:t xml:space="preserve">Arancel </w:t>
+      </w:r>
+      <w:r>
+        <w:rPr>
+          <w:rFonts w:ascii="Arial" w:hAnsi="Arial" w:cs="Arial"/>
+          <w:sz w:val="22"/>
+          <w:szCs w:val="22"/>
+          <w:shd w:val="clear" w:color="auto" w:fill="FAF9F8"/>
+        </w:rPr>
+        <w:t>Común Anexo al Protocolo Modificatorio del Convenio de Cooperación Aduanera Peruano-</w:t>
+      </w:r>
+      <w:proofErr w:type="gramStart"/>
+      <w:r>
+        <w:rPr>
+          <w:rFonts w:ascii="Arial" w:hAnsi="Arial" w:cs="Arial"/>
+          <w:sz w:val="22"/>
+          <w:szCs w:val="22"/>
+          <w:shd w:val="clear" w:color="auto" w:fill="FAF9F8"/>
+        </w:rPr>
+        <w:t>Colombiano</w:t>
+      </w:r>
+      <w:proofErr w:type="gramEnd"/>
+      <w:r>
+        <w:rPr>
+          <w:rFonts w:ascii="Arial" w:hAnsi="Arial" w:cs="Arial"/>
+          <w:sz w:val="22"/>
+          <w:szCs w:val="22"/>
+          <w:shd w:val="clear" w:color="auto" w:fill="FAF9F8"/>
+        </w:rPr>
+        <w:t xml:space="preserve"> de 1938, puesto en vigencia por el Decreto Supremo </w:t>
+      </w:r>
+      <w:proofErr w:type="spellStart"/>
+      <w:r>
+        <w:rPr>
+          <w:rFonts w:ascii="Arial" w:hAnsi="Arial" w:cs="Arial"/>
+          <w:sz w:val="22"/>
+          <w:szCs w:val="22"/>
+          <w:shd w:val="clear" w:color="auto" w:fill="FAF9F8"/>
+        </w:rPr>
+        <w:t>N°</w:t>
+      </w:r>
+      <w:proofErr w:type="spellEnd"/>
+      <w:r>
+        <w:rPr>
+          <w:rFonts w:ascii="Arial" w:hAnsi="Arial" w:cs="Arial"/>
+          <w:sz w:val="22"/>
+          <w:szCs w:val="22"/>
+          <w:shd w:val="clear" w:color="auto" w:fill="FAF9F8"/>
+        </w:rPr>
+        <w:t xml:space="preserve"> 069-82-EFC, publicado el 04.03.1982, y modificatorias</w:t>
+      </w:r>
+    </w:p>
+    <w:p>
+      <w:pPr>
+        <w:numPr>
+          <w:ilvl w:val="1"/>
+          <w:numId w:val="3"/>
+        </w:numPr>
+        <w:autoSpaceDE w:val="0"/>
+        <w:autoSpaceDN w:val="0"/>
+        <w:adjustRightInd w:val="0"/>
+        <w:spacing w:after="0" w:line="240" w:lineRule="auto"/>
+        <w:ind w:left="567" w:hanging="501"/>
+        <w:jc w:val="both"/>
+        <w:rPr>
+          <w:rFonts w:ascii="Arial" w:hAnsi="Arial" w:cs="Arial"/>
+          <w:sz w:val="22"/>
+          <w:szCs w:val="22"/>
+          <w:shd w:val="clear" w:color="auto" w:fill="FAF9F8"/>
+        </w:rPr>
+      </w:pPr>
+      <w:r>
+        <w:rPr>
+          <w:rFonts w:ascii="Arial" w:hAnsi="Arial" w:cs="Arial"/>
+          <w:sz w:val="22"/>
+          <w:szCs w:val="22"/>
+          <w:shd w:val="clear" w:color="auto" w:fill="FAF9F8"/>
+        </w:rPr>
+        <w:t xml:space="preserve">Resolución Superintendencia </w:t>
+      </w:r>
+      <w:proofErr w:type="spellStart"/>
+      <w:r>
+        <w:rPr>
+          <w:rFonts w:ascii="Arial" w:hAnsi="Arial" w:cs="Arial"/>
+          <w:sz w:val="22"/>
+          <w:szCs w:val="22"/>
+          <w:shd w:val="clear" w:color="auto" w:fill="FAF9F8"/>
+        </w:rPr>
+        <w:t>N°</w:t>
+      </w:r>
+      <w:proofErr w:type="spellEnd"/>
+      <w:r>
+        <w:rPr>
+          <w:rFonts w:ascii="Arial" w:hAnsi="Arial" w:cs="Arial"/>
+          <w:sz w:val="22"/>
+          <w:szCs w:val="22"/>
+          <w:shd w:val="clear" w:color="auto" w:fill="FAF9F8"/>
+        </w:rPr>
+        <w:t xml:space="preserve"> 248-2025/SUNAT - Procedimiento Especifico DESPA-PE.01.13 (versión 3) Importación De Mercancías Sujetas Al Protocolo Modificatorio Del Convenio De Cooperación Aduanera Peruano-</w:t>
+      </w:r>
+      <w:proofErr w:type="gramStart"/>
+      <w:r>
+        <w:rPr>
+          <w:rFonts w:ascii="Arial" w:hAnsi="Arial" w:cs="Arial"/>
+          <w:sz w:val="22"/>
+          <w:szCs w:val="22"/>
+          <w:shd w:val="clear" w:color="auto" w:fill="FAF9F8"/>
+        </w:rPr>
+        <w:t>Colombiano</w:t>
+      </w:r>
+      <w:proofErr w:type="gramEnd"/>
+    </w:p>
+    <w:p>
+      <w:pPr>
+        <w:autoSpaceDE w:val="0"/>
+        <w:autoSpaceDN w:val="0"/>
+        <w:adjustRightInd w:val="0"/>
+        <w:spacing w:after="0" w:line="240" w:lineRule="auto"/>
+        <w:jc w:val="both"/>
+        <w:rPr>
+          <w:rFonts w:ascii="Arial" w:hAnsi="Arial" w:cs="Arial"/>
+          <w:sz w:val="22"/>
+          <w:szCs w:val="22"/>
+          <w:shd w:val="clear" w:color="auto" w:fill="FAF9F8"/>
+        </w:rPr>
+      </w:pPr>
+      <w:r>
+        <w:rPr>
+          <w:rFonts w:ascii="Arial" w:hAnsi="Arial" w:cs="Arial"/>
+          <w:sz w:val="22"/>
+          <w:szCs w:val="22"/>
+          <w:shd w:val="clear" w:color="auto" w:fill="FAF9F8"/>
+        </w:rPr>
+        <w:t>{/</w:t>
+      </w:r>
+      <w:proofErr w:type="spellStart"/>
+      <w:r>
+        <w:rPr>
+          <w:rFonts w:ascii="Arial" w:hAnsi="Arial" w:cs="Arial"/>
+          <w:sz w:val="22"/>
+          <w:szCs w:val="22"/>
+          <w:shd w:val="clear" w:color="auto" w:fill="FAF9F8"/>
+        </w:rPr>
+        <w:t>estadoOnlyPECO</w:t>
+      </w:r>
+      <w:proofErr w:type="spellEnd"/>
+      <w:r>
+        <w:rPr>
+          <w:rFonts w:ascii="Arial" w:hAnsi="Arial" w:cs="Arial"/>
+          <w:sz w:val="22"/>
+          <w:szCs w:val="22"/>
+          <w:shd w:val="clear" w:color="auto" w:fill="FAF9F8"/>
+        </w:rPr>
         <w:t>}</w:t>
       </w:r>
+    </w:p>
+    <w:bookmarkEnd w:id="0"/>
+    <w:p>
+      <w:pPr>
+        <w:autoSpaceDE w:val="0"/>
+        <w:autoSpaceDN w:val="0"/>
+        <w:adjustRightInd w:val="0"/>
+        <w:spacing w:after="0" w:line="240" w:lineRule="auto"/>
+        <w:jc w:val="both"/>
+        <w:rPr>
+          <w:rFonts w:ascii="Arial" w:hAnsi="Arial" w:cs="Arial"/>
+          <w:sz w:val="22"/>
+          <w:szCs w:val="22"/>
+          <w:shd w:val="clear" w:color="auto" w:fill="FAF9F8"/>
+        </w:rPr>
+      </w:pPr>
     </w:p>
     <w:p>
       <w:pPr>
@@ -2799,7 +3209,15 @@
           <w:sz w:val="22"/>
           <w:szCs w:val="22"/>
         </w:rPr>
-        <w:t>} y, a la “Sub-Cuenta Especial Tesoro Público Ley n.º27037” el importe de S/ {textoTotRegu27} en cumplimiento de la Resolución Ministerial n.º245-99-EF/15;</w:t>
+        <w:t>} y, a la “Sub-Cuenta Especial Tesoro Público Ley n.º27037” el importe de S/ {textoTotRegu27} en cumplimiento de la Resolución Ministerial n.º245-99-EF/15</w:t>
+      </w:r>
+      <w:r>
+        <w:rPr>
+          <w:rFonts w:ascii="Arial" w:hAnsi="Arial" w:cs="Arial"/>
+          <w:sz w:val="22"/>
+          <w:szCs w:val="22"/>
+        </w:rPr>
+        <w:t>.</w:t>
       </w:r>
     </w:p>
     <w:p>
@@ -2808,7 +3226,6 @@
         <w:autoSpaceDN w:val="0"/>
         <w:adjustRightInd w:val="0"/>
         <w:spacing w:after="0" w:line="240" w:lineRule="auto"/>
-        <w:ind w:left="426"/>
         <w:jc w:val="both"/>
         <w:rPr>
           <w:rFonts w:ascii="Arial" w:hAnsi="Arial" w:cs="Arial"/>
@@ -2857,6 +3274,29 @@
           <w:szCs w:val="22"/>
         </w:rPr>
         <w:t>}</w:t>
+      </w:r>
+    </w:p>
+    <w:p>
+      <w:pPr>
+        <w:tabs>
+          <w:tab w:val="left" w:pos="3544"/>
+        </w:tabs>
+        <w:spacing w:after="0" w:line="240" w:lineRule="auto"/>
+        <w:jc w:val="both"/>
+        <w:rPr>
+          <w:rFonts w:ascii="Arial" w:hAnsi="Arial" w:cs="Arial"/>
+          <w:sz w:val="22"/>
+          <w:szCs w:val="22"/>
+        </w:rPr>
+      </w:pPr>
+      <w:bookmarkStart w:id="1" w:name="_Hlk231417220"/>
+      <w:r>
+        <w:rPr>
+          <w:rFonts w:ascii="Arial" w:hAnsi="Arial" w:cs="Arial"/>
+          <w:sz w:val="22"/>
+          <w:szCs w:val="22"/>
+        </w:rPr>
+        <w:t>{#estadoOnlyPECO}</w:t>
       </w:r>
     </w:p>
     <w:p>
@@ -2883,11 +3323,171 @@
           <w:rFonts w:ascii="Arial" w:hAnsi="Arial" w:cs="Arial"/>
           <w:sz w:val="22"/>
           <w:szCs w:val="22"/>
+        </w:rPr>
+        <w:t>El {fromDam-</w:t>
+      </w:r>
+      <w:proofErr w:type="gramStart"/>
+      <w:r>
+        <w:rPr>
+          <w:rFonts w:ascii="Arial" w:hAnsi="Arial" w:cs="Arial"/>
+          <w:sz w:val="22"/>
+          <w:szCs w:val="22"/>
+        </w:rPr>
+        <w:t>fechaCancelacionTributos}</w:t>
+      </w:r>
+      <w:r>
+        <w:rPr>
+          <w:rFonts w:ascii="Arial" w:hAnsi="Arial" w:cs="Arial"/>
+          <w:b/>
+          <w:bCs/>
+          <w:color w:val="FF0000"/>
+          <w:sz w:val="22"/>
+          <w:szCs w:val="22"/>
+        </w:rPr>
+        <w:t>{</w:t>
+      </w:r>
+      <w:proofErr w:type="gramEnd"/>
+      <w:r>
+        <w:rPr>
+          <w:rFonts w:ascii="Arial" w:hAnsi="Arial" w:cs="Arial"/>
+          <w:b/>
+          <w:bCs/>
+          <w:color w:val="FF0000"/>
+          <w:sz w:val="22"/>
+          <w:szCs w:val="22"/>
+        </w:rPr>
+        <w:t>fromDam-fechaCancelacionTributosRRR}</w:t>
+      </w:r>
+      <w:r>
+        <w:rPr>
+          <w:rFonts w:ascii="Arial" w:hAnsi="Arial" w:cs="Arial"/>
+          <w:sz w:val="22"/>
+          <w:szCs w:val="22"/>
+        </w:rPr>
+        <w:t xml:space="preserve"> </w:t>
+      </w:r>
+      <w:r>
+        <w:rPr>
+          <w:rFonts w:ascii="Arial" w:hAnsi="Arial" w:cs="Arial"/>
+          <w:bCs/>
+          <w:color w:val="000000"/>
+          <w:sz w:val="22"/>
+          <w:szCs w:val="22"/>
+        </w:rPr>
+        <w:t>se</w:t>
+      </w:r>
+      <w:r>
+        <w:rPr>
+          <w:rFonts w:ascii="Arial" w:hAnsi="Arial" w:cs="Arial"/>
+          <w:sz w:val="22"/>
+          <w:szCs w:val="22"/>
+        </w:rPr>
+        <w:t xml:space="preserve"> cancelan los tributos sujetos a regulación, correspondientes a la importación señalada en el considerando anterior, siendo abonados a la “Sub-Cuenta Especial Tesoro Público – D.S. n.º 015-94-EF” el importe de S/ {</w:t>
+      </w:r>
+      <w:proofErr w:type="spellStart"/>
+      <w:r>
+        <w:rPr>
+          <w:rFonts w:ascii="Arial" w:hAnsi="Arial" w:cs="Arial"/>
+          <w:sz w:val="22"/>
+          <w:szCs w:val="22"/>
+        </w:rPr>
+        <w:t>textoTotReguPECO</w:t>
+      </w:r>
+      <w:proofErr w:type="spellEnd"/>
+      <w:r>
+        <w:rPr>
+          <w:rFonts w:ascii="Arial" w:hAnsi="Arial" w:cs="Arial"/>
+          <w:sz w:val="22"/>
+          <w:szCs w:val="22"/>
+        </w:rPr>
+        <w:t>} en cumplimiento de la Resolución Ministerial n.º107-94-EF/10.</w:t>
+      </w:r>
+    </w:p>
+    <w:p>
+      <w:pPr>
+        <w:autoSpaceDE w:val="0"/>
+        <w:autoSpaceDN w:val="0"/>
+        <w:adjustRightInd w:val="0"/>
+        <w:spacing w:after="0" w:line="240" w:lineRule="auto"/>
+        <w:jc w:val="both"/>
+        <w:rPr>
+          <w:rFonts w:ascii="Arial" w:hAnsi="Arial" w:cs="Arial"/>
+          <w:sz w:val="22"/>
+          <w:szCs w:val="22"/>
           <w:shd w:val="clear" w:color="auto" w:fill="FAF9F8"/>
         </w:rPr>
+      </w:pPr>
+    </w:p>
+    <w:p>
+      <w:pPr>
+        <w:tabs>
+          <w:tab w:val="left" w:pos="3544"/>
+        </w:tabs>
+        <w:spacing w:after="0" w:line="240" w:lineRule="auto"/>
+        <w:jc w:val="both"/>
+        <w:rPr>
+          <w:rFonts w:ascii="Arial" w:hAnsi="Arial" w:cs="Arial"/>
+          <w:sz w:val="22"/>
+          <w:szCs w:val="22"/>
+        </w:rPr>
+      </w:pPr>
+      <w:r>
+        <w:rPr>
+          <w:rFonts w:ascii="Arial" w:hAnsi="Arial" w:cs="Arial"/>
+          <w:sz w:val="22"/>
+          <w:szCs w:val="22"/>
+        </w:rPr>
+        <w:t>{/</w:t>
+      </w:r>
+      <w:proofErr w:type="spellStart"/>
+      <w:r>
+        <w:rPr>
+          <w:rFonts w:ascii="Arial" w:hAnsi="Arial" w:cs="Arial"/>
+          <w:sz w:val="22"/>
+          <w:szCs w:val="22"/>
+        </w:rPr>
+        <w:t>estadoOnlyPECO</w:t>
+      </w:r>
+      <w:proofErr w:type="spellEnd"/>
+      <w:r>
+        <w:rPr>
+          <w:rFonts w:ascii="Arial" w:hAnsi="Arial" w:cs="Arial"/>
+          <w:sz w:val="22"/>
+          <w:szCs w:val="22"/>
+        </w:rPr>
+        <w:t>}</w:t>
+      </w:r>
+    </w:p>
+    <w:bookmarkEnd w:id="1"/>
+    <w:p>
+      <w:pPr>
+        <w:numPr>
+          <w:ilvl w:val="1"/>
+          <w:numId w:val="3"/>
+        </w:numPr>
+        <w:autoSpaceDE w:val="0"/>
+        <w:autoSpaceDN w:val="0"/>
+        <w:adjustRightInd w:val="0"/>
+        <w:spacing w:after="0" w:line="240" w:lineRule="auto"/>
+        <w:ind w:left="426" w:hanging="426"/>
+        <w:jc w:val="both"/>
+        <w:rPr>
+          <w:rFonts w:ascii="Arial" w:hAnsi="Arial" w:cs="Arial"/>
+          <w:sz w:val="22"/>
+          <w:szCs w:val="22"/>
+          <w:shd w:val="clear" w:color="auto" w:fill="FAF9F8"/>
+        </w:rPr>
+      </w:pPr>
+      <w:r>
+        <w:rPr>
+          <w:rFonts w:ascii="Arial" w:hAnsi="Arial" w:cs="Arial"/>
+          <w:sz w:val="22"/>
+          <w:szCs w:val="22"/>
+          <w:shd w:val="clear" w:color="auto" w:fill="FAF9F8"/>
+        </w:rPr>
         <w:t xml:space="preserve">Con </w:t>
       </w:r>
-      <w:bookmarkStart w:id="0" w:name="_Hlk230161833"/>
+      <w:bookmarkStart w:id="2" w:name="_Hlk230161833"/>
       <w:r>
         <w:rPr>
           <w:rFonts w:ascii="Arial" w:hAnsi="Arial" w:cs="Arial"/>
@@ -2896,7 +3496,7 @@
         </w:rPr>
         <w:t xml:space="preserve">solicitud </w:t>
       </w:r>
-      <w:bookmarkEnd w:id="0"/>
+      <w:bookmarkEnd w:id="2"/>
       <w:r>
         <w:rPr>
           <w:rFonts w:ascii="Arial" w:hAnsi="Arial" w:cs="Arial"/>
@@ -2981,19 +3581,7 @@
           <w:sz w:val="22"/>
           <w:szCs w:val="22"/>
         </w:rPr>
-        <w:t>{cuadroPedoAmazonia-</w:t>
-      </w:r>
-      <w:r>
-        <w:rPr>
-          <w:rFonts w:ascii="Arial" w:hAnsi="Arial" w:cs="Arial"/>
-          <w:b/>
-          <w:bCs/>
-          <w:color w:val="FF0000"/>
-          <w:sz w:val="22"/>
-          <w:szCs w:val="22"/>
-        </w:rPr>
-        <w:lastRenderedPageBreak/>
-        <w:t>fechaRegularizacion</w:t>
+        <w:t>{cuadroPedoAmazonia-fechaRegularizacion</w:t>
       </w:r>
       <w:r>
         <w:rPr>
@@ -3350,8 +3938,8 @@
           <w:szCs w:val="22"/>
         </w:rPr>
       </w:pPr>
-      <w:bookmarkStart w:id="1" w:name="_Hlk58837157"/>
-      <w:bookmarkStart w:id="2" w:name="_Hlk58837145"/>
+      <w:bookmarkStart w:id="3" w:name="_Hlk58837157"/>
+      <w:bookmarkStart w:id="4" w:name="_Hlk58837145"/>
       <w:r>
         <w:rPr>
           <w:rFonts w:ascii="Arial" w:eastAsiaTheme="minorHAnsi" w:hAnsi="Arial" w:cs="Arial"/>
@@ -3577,17 +4165,17 @@
         <w:t>.</w:t>
       </w:r>
     </w:p>
-    <w:bookmarkEnd w:id="1"/>
-    <w:p>
-      <w:pPr>
-        <w:rPr>
-          <w:rFonts w:ascii="Arial" w:hAnsi="Arial" w:cs="Arial"/>
-          <w:sz w:val="22"/>
-          <w:szCs w:val="22"/>
-        </w:rPr>
-      </w:pPr>
-    </w:p>
-    <w:bookmarkEnd w:id="2"/>
+    <w:bookmarkEnd w:id="3"/>
+    <w:p>
+      <w:pPr>
+        <w:rPr>
+          <w:rFonts w:ascii="Arial" w:hAnsi="Arial" w:cs="Arial"/>
+          <w:sz w:val="22"/>
+          <w:szCs w:val="22"/>
+        </w:rPr>
+      </w:pPr>
+    </w:p>
+    <w:bookmarkEnd w:id="4"/>
     <w:p>
       <w:pPr>
         <w:pStyle w:val="Ttulo4"/>
@@ -3688,6 +4276,7 @@
         </w:rPr>
         <w:t>}</w:t>
       </w:r>
+      <w:bookmarkStart w:id="5" w:name="_Hlk231416797"/>
       <w:r>
         <w:rPr>
           <w:rFonts w:ascii="Arial" w:hAnsi="Arial" w:cs="Arial"/>
@@ -3722,7 +4311,29 @@
           <w:sz w:val="22"/>
           <w:szCs w:val="22"/>
         </w:rPr>
-        <w:t>}, en el {</w:t>
+        <w:t>}, en</w:t>
+      </w:r>
+      <w:r>
+        <w:rPr>
+          <w:rFonts w:ascii="Arial" w:hAnsi="Arial" w:cs="Arial"/>
+          <w:i w:val="0"/>
+          <w:iCs w:val="0"/>
+          <w:color w:val="000000" w:themeColor="text1"/>
+          <w:sz w:val="22"/>
+          <w:szCs w:val="22"/>
+        </w:rPr>
+        <w:t xml:space="preserve"> </w:t>
+      </w:r>
+      <w:r>
+        <w:rPr>
+          <w:rFonts w:ascii="Arial" w:hAnsi="Arial" w:cs="Arial"/>
+          <w:i w:val="0"/>
+          <w:iCs w:val="0"/>
+          <w:color w:val="000000" w:themeColor="text1"/>
+          <w:sz w:val="22"/>
+          <w:szCs w:val="22"/>
+        </w:rPr>
+        <w:t>el {</w:t>
       </w:r>
       <w:proofErr w:type="spellStart"/>
       <w:r>
@@ -3746,8 +4357,9 @@
           <w:sz w:val="22"/>
           <w:szCs w:val="22"/>
         </w:rPr>
-        <w:t>} Ley n.º 27037 - “Ley de Promoción de la Inversión en la Amazonía”, su Reglamento aprobado con Decreto Supremo n.º 103-99-EF, Ley n.º 30896, Resolución Ministerial n.º 245-99-EF/15 y normas legales conexas</w:t>
-      </w:r>
+        <w:t>} y normas legales conexas</w:t>
+      </w:r>
+      <w:bookmarkEnd w:id="5"/>
       <w:r>
         <w:rPr>
           <w:rFonts w:ascii="Arial" w:eastAsiaTheme="minorHAnsi" w:hAnsi="Arial" w:cs="Arial"/>
@@ -3787,14 +4399,16 @@
         </w:rPr>
         <w:t>{#</w:t>
       </w:r>
-      <w:r>
-        <w:rPr>
-          <w:rFonts w:ascii="Arial" w:hAnsi="Arial" w:cs="Arial"/>
-          <w:sz w:val="22"/>
-          <w:szCs w:val="22"/>
-        </w:rPr>
-        <w:t>estadoPECOyAMAZONIA</w:t>
-      </w:r>
+      <w:bookmarkStart w:id="6" w:name="_Hlk231416762"/>
+      <w:r>
+        <w:rPr>
+          <w:rFonts w:ascii="Arial" w:hAnsi="Arial" w:cs="Arial"/>
+          <w:sz w:val="22"/>
+          <w:szCs w:val="22"/>
+        </w:rPr>
+        <w:t>estadoIncluyePeco</w:t>
+      </w:r>
+      <w:bookmarkEnd w:id="6"/>
       <w:r>
         <w:rPr>
           <w:rFonts w:ascii="Arial" w:hAnsi="Arial" w:cs="Arial"/>
@@ -3836,6 +4450,7 @@
           <w:sz w:val="22"/>
           <w:szCs w:val="22"/>
         </w:rPr>
+        <w:lastRenderedPageBreak/>
         <w:t xml:space="preserve">El Decreto </w:t>
       </w:r>
       <w:r>
@@ -3880,6 +4495,7 @@
         </w:rPr>
         <w:t>{/</w:t>
       </w:r>
+      <w:bookmarkStart w:id="7" w:name="_Hlk231416767"/>
       <w:proofErr w:type="spellStart"/>
       <w:r>
         <w:rPr>
@@ -3887,8 +4503,9 @@
           <w:sz w:val="22"/>
           <w:szCs w:val="22"/>
         </w:rPr>
-        <w:t>estadoPECOyAMAZONIA</w:t>
-      </w:r>
+        <w:t>estadoIncluyePeco</w:t>
+      </w:r>
+      <w:bookmarkEnd w:id="7"/>
       <w:proofErr w:type="spellEnd"/>
       <w:r>
         <w:rPr>
@@ -4089,23 +4706,25 @@
           <w:szCs w:val="22"/>
         </w:rPr>
       </w:pPr>
-      <w:r>
-        <w:rPr>
-          <w:rFonts w:ascii="Arial" w:hAnsi="Arial" w:cs="Arial"/>
-          <w:sz w:val="22"/>
-          <w:szCs w:val="22"/>
-        </w:rPr>
-        <w:lastRenderedPageBreak/>
+      <w:bookmarkStart w:id="8" w:name="_Hlk231416673"/>
+      <w:r>
+        <w:rPr>
+          <w:rFonts w:ascii="Arial" w:hAnsi="Arial" w:cs="Arial"/>
+          <w:sz w:val="22"/>
+          <w:szCs w:val="22"/>
+        </w:rPr>
         <w:t>{#</w:t>
       </w:r>
-      <w:r>
-        <w:rPr>
-          <w:rFonts w:ascii="Arial" w:hAnsi="Arial" w:cs="Arial"/>
-          <w:sz w:val="22"/>
-          <w:szCs w:val="22"/>
-        </w:rPr>
-        <w:t>estadoJuridiccionLoreto</w:t>
-      </w:r>
+      <w:bookmarkStart w:id="9" w:name="_Hlk231360455"/>
+      <w:r>
+        <w:rPr>
+          <w:rFonts w:ascii="Arial" w:hAnsi="Arial" w:cs="Arial"/>
+          <w:sz w:val="22"/>
+          <w:szCs w:val="22"/>
+        </w:rPr>
+        <w:t>estadoIncluyeAmazonia</w:t>
+      </w:r>
+      <w:bookmarkEnd w:id="9"/>
       <w:r>
         <w:rPr>
           <w:rFonts w:ascii="Arial" w:hAnsi="Arial" w:cs="Arial"/>
@@ -4115,6 +4734,28 @@
         <w:t>}</w:t>
       </w:r>
     </w:p>
+    <w:p>
+      <w:pPr>
+        <w:spacing w:after="0"/>
+        <w:jc w:val="both"/>
+        <w:rPr>
+          <w:rFonts w:ascii="Arial" w:hAnsi="Arial" w:cs="Arial"/>
+          <w:sz w:val="22"/>
+          <w:szCs w:val="22"/>
+        </w:rPr>
+      </w:pPr>
+      <w:bookmarkStart w:id="10" w:name="_Hlk231365222"/>
+      <w:bookmarkEnd w:id="8"/>
+      <w:r>
+        <w:rPr>
+          <w:rFonts w:ascii="Arial" w:hAnsi="Arial" w:cs="Arial"/>
+          <w:sz w:val="22"/>
+          <w:szCs w:val="22"/>
+        </w:rPr>
+        <w:t>{#estadoJuridiccionLoreto}</w:t>
+      </w:r>
+    </w:p>
+    <w:bookmarkEnd w:id="10"/>
     <w:p>
       <w:pPr>
         <w:pStyle w:val="Ttulo4"/>
@@ -4158,10 +4799,33 @@
           <w:sz w:val="22"/>
           <w:szCs w:val="22"/>
         </w:rPr>
-        <w:t>Tercera Disposición Complementaria de la Ley n.º 27037 prorrogada por la Ley n.º 30897, prescribe que la importación de bienes que se destine al consumo en la Amazonía, se encontrará exonerada del Impuesto General a las Ventas hasta el 31.12.2019, con excepción de las partidas arancelarias de los capítulos 84, 85 y 87 del Arancel de Aduanas cuya exoneración se ampliará hasta el 31.12.2028, para cuyos efectos deberá cumplir con los requisitos señalados en los artículos 2º y 18º del Reglamento de dicha Ley aprobado con Decreto Supremo n.º 103-99-EF y artículo 5º de la Resolución Ministerial n.º 245-99-EF/15.</w:t>
-      </w:r>
-    </w:p>
-    <w:p/>
+        <w:t xml:space="preserve">Tercera </w:t>
+      </w:r>
+      <w:bookmarkStart w:id="11" w:name="_Hlk231365349"/>
+      <w:r>
+        <w:rPr>
+          <w:rFonts w:ascii="Arial" w:eastAsiaTheme="minorHAnsi" w:hAnsi="Arial" w:cs="Arial"/>
+          <w:i w:val="0"/>
+          <w:iCs w:val="0"/>
+          <w:color w:val="auto"/>
+          <w:sz w:val="22"/>
+          <w:szCs w:val="22"/>
+        </w:rPr>
+        <w:t>Disposición Complementaria de la Ley n.º 27037 prorrogada por la Ley n.º 30897, prescribe que la importación de bienes que se destine al consumo en la Amazonía, se encontrará exonerada del Impuesto General a las Ventas hasta el 31.12.2019, con excepción de las partidas arancelarias de los capítulos 84, 85 y 87 del Arancel de Aduanas cuya exoneración se ampliará hasta el 31.12.2028, para cuyos efectos deberá cumplir con los requisitos señalados en los artículos 2º y 18º del Reglamento de dicha Ley aprobado con Decreto Supremo n.º 103-99-EF y artículo 5º de la Resolución Ministerial n.º 245-99-EF/15</w:t>
+      </w:r>
+      <w:bookmarkEnd w:id="11"/>
+      <w:r>
+        <w:rPr>
+          <w:rFonts w:ascii="Arial" w:eastAsiaTheme="minorHAnsi" w:hAnsi="Arial" w:cs="Arial"/>
+          <w:i w:val="0"/>
+          <w:iCs w:val="0"/>
+          <w:color w:val="auto"/>
+          <w:sz w:val="22"/>
+          <w:szCs w:val="22"/>
+        </w:rPr>
+        <w:t>.</w:t>
+      </w:r>
+    </w:p>
     <w:p>
       <w:pPr>
         <w:spacing w:after="0"/>
@@ -4172,6 +4836,7 @@
           <w:szCs w:val="22"/>
         </w:rPr>
       </w:pPr>
+      <w:bookmarkStart w:id="12" w:name="_Hlk231365230"/>
       <w:r>
         <w:rPr>
           <w:rFonts w:ascii="Arial" w:hAnsi="Arial" w:cs="Arial"/>
@@ -4209,6 +4874,8 @@
           <w:szCs w:val="22"/>
         </w:rPr>
       </w:pPr>
+      <w:bookmarkStart w:id="13" w:name="_Hlk231365238"/>
+      <w:bookmarkEnd w:id="12"/>
       <w:r>
         <w:rPr>
           <w:rFonts w:ascii="Arial" w:hAnsi="Arial" w:cs="Arial"/>
@@ -4234,6 +4901,7 @@
         <w:t>}</w:t>
       </w:r>
     </w:p>
+    <w:bookmarkEnd w:id="13"/>
     <w:p>
       <w:pPr>
         <w:pStyle w:val="Ttulo4"/>
@@ -4277,10 +4945,33 @@
           <w:sz w:val="22"/>
           <w:szCs w:val="22"/>
         </w:rPr>
-        <w:t xml:space="preserve">Tercera Disposición Complementaria de la Ley n.º 27037 prorrogada por la Ley n.º 30896, prescribe que la importación de bienes que se destine al consumo en la Amazonía, se encontrará exonerada del Impuesto General a las Ventas hasta el 31.12.2019, con excepción de las partidas arancelarias de los capítulos 84, 85 y 87 del Arancel de Aduanas cuya exoneración se ampliara hasta el 31.12.2029, para cuyos efectos deberá cumplir con los requisitos señalados en los artículos 2º y 18º del Reglamento de dicha Ley aprobado con Decreto Supremo n.º 103-99-EF y artículo 5º de la Resolución Ministerial n.º 245-99-EF/15.  </w:t>
-      </w:r>
-    </w:p>
-    <w:p/>
+        <w:t xml:space="preserve">Tercera </w:t>
+      </w:r>
+      <w:bookmarkStart w:id="14" w:name="_Hlk231365333"/>
+      <w:r>
+        <w:rPr>
+          <w:rFonts w:ascii="Arial" w:eastAsiaTheme="minorHAnsi" w:hAnsi="Arial" w:cs="Arial"/>
+          <w:i w:val="0"/>
+          <w:iCs w:val="0"/>
+          <w:color w:val="auto"/>
+          <w:sz w:val="22"/>
+          <w:szCs w:val="22"/>
+        </w:rPr>
+        <w:t>Disposición Complementaria de la Ley n.º 27037 prorrogada por la Ley n.º 30896, prescribe que la importación de bienes que se destine al consumo en la Amazonía, se encontrará exonerada del Impuesto General a las Ventas hasta el 31.12.2019, con excepción de las partidas arancelarias de los capítulos 84, 85 y 87 del Arancel de Aduanas cuya exoneración se ampliara hasta el 31.12.2029, para cuyos efectos deberá cumplir con los requisitos señalados en los artículos 2º y 18º del Reglamento de dicha Ley aprobado con Decreto Supremo n.º 103-99-EF y artículo 5º de la Resolución Ministerial n.º 245-99-EF/15</w:t>
+      </w:r>
+      <w:bookmarkEnd w:id="14"/>
+      <w:r>
+        <w:rPr>
+          <w:rFonts w:ascii="Arial" w:eastAsiaTheme="minorHAnsi" w:hAnsi="Arial" w:cs="Arial"/>
+          <w:i w:val="0"/>
+          <w:iCs w:val="0"/>
+          <w:color w:val="auto"/>
+          <w:sz w:val="22"/>
+          <w:szCs w:val="22"/>
+        </w:rPr>
+        <w:t xml:space="preserve">.  </w:t>
+      </w:r>
+    </w:p>
     <w:p>
       <w:pPr>
         <w:spacing w:after="0"/>
@@ -4291,6 +4982,7 @@
           <w:szCs w:val="22"/>
         </w:rPr>
       </w:pPr>
+      <w:bookmarkStart w:id="15" w:name="_Hlk231365246"/>
       <w:r>
         <w:rPr>
           <w:rFonts w:ascii="Arial" w:hAnsi="Arial" w:cs="Arial"/>
@@ -4318,6 +5010,18 @@
         <w:t>}</w:t>
       </w:r>
     </w:p>
+    <w:p>
+      <w:pPr>
+        <w:spacing w:after="0"/>
+        <w:jc w:val="both"/>
+        <w:rPr>
+          <w:rFonts w:ascii="Arial" w:hAnsi="Arial" w:cs="Arial"/>
+          <w:sz w:val="22"/>
+          <w:szCs w:val="22"/>
+        </w:rPr>
+      </w:pPr>
+    </w:p>
+    <w:bookmarkEnd w:id="15"/>
     <w:p>
       <w:pPr>
         <w:pStyle w:val="Ttulo4"/>
@@ -4349,6 +5053,7 @@
           <w:sz w:val="22"/>
           <w:szCs w:val="22"/>
         </w:rPr>
+        <w:lastRenderedPageBreak/>
         <w:t>{</w:t>
       </w:r>
       <w:proofErr w:type="spellStart"/>
@@ -4521,7 +5226,116 @@
         <w:t>:</w:t>
       </w:r>
     </w:p>
-    <w:p/>
+    <w:p>
+      <w:bookmarkStart w:id="16" w:name="_Hlk231416633"/>
+      <w:r>
+        <w:t>{/</w:t>
+      </w:r>
+      <w:proofErr w:type="spellStart"/>
+      <w:r>
+        <w:rPr>
+          <w:rFonts w:ascii="Arial" w:hAnsi="Arial" w:cs="Arial"/>
+          <w:sz w:val="22"/>
+          <w:szCs w:val="22"/>
+        </w:rPr>
+        <w:t>estadoIncluyeAmazonia</w:t>
+      </w:r>
+      <w:proofErr w:type="spellEnd"/>
+      <w:r>
+        <w:t>}</w:t>
+      </w:r>
+    </w:p>
+    <w:p>
+      <w:pPr>
+        <w:rPr>
+          <w:sz w:val="22"/>
+          <w:szCs w:val="22"/>
+        </w:rPr>
+      </w:pPr>
+      <w:bookmarkStart w:id="17" w:name="_Hlk231416579"/>
+      <w:bookmarkEnd w:id="16"/>
+      <w:r>
+        <w:rPr>
+          <w:sz w:val="22"/>
+          <w:szCs w:val="22"/>
+        </w:rPr>
+        <w:t>{#estadoOnlyPECO}</w:t>
+      </w:r>
+    </w:p>
+    <w:p>
+      <w:pPr>
+        <w:pStyle w:val="Ttulo4"/>
+        <w:numPr>
+          <w:ilvl w:val="1"/>
+          <w:numId w:val="3"/>
+        </w:numPr>
+        <w:tabs>
+          <w:tab w:val="left" w:pos="284"/>
+        </w:tabs>
+        <w:spacing w:line="240" w:lineRule="auto"/>
+        <w:ind w:left="426" w:right="-8" w:hanging="426"/>
+        <w:jc w:val="both"/>
+        <w:rPr>
+          <w:rFonts w:ascii="Arial" w:eastAsiaTheme="minorHAnsi" w:hAnsi="Arial" w:cs="Arial"/>
+          <w:i w:val="0"/>
+          <w:iCs w:val="0"/>
+          <w:color w:val="auto"/>
+          <w:sz w:val="22"/>
+          <w:szCs w:val="22"/>
+        </w:rPr>
+      </w:pPr>
+      <w:r>
+        <w:rPr>
+          <w:rFonts w:ascii="Arial" w:eastAsiaTheme="minorHAnsi" w:hAnsi="Arial" w:cs="Arial"/>
+          <w:i w:val="0"/>
+          <w:iCs w:val="0"/>
+          <w:color w:val="auto"/>
+          <w:sz w:val="22"/>
+          <w:szCs w:val="22"/>
+        </w:rPr>
+        <w:t>De acuerdo a lo requerido por la empresa importadora, se determina lo siguiente:</w:t>
+      </w:r>
+    </w:p>
+    <w:p>
+      <w:pPr>
+        <w:rPr>
+          <w:sz w:val="22"/>
+          <w:szCs w:val="22"/>
+        </w:rPr>
+      </w:pPr>
+      <w:r>
+        <w:rPr>
+          <w:sz w:val="22"/>
+          <w:szCs w:val="22"/>
+        </w:rPr>
+        <w:t>{/</w:t>
+      </w:r>
+      <w:proofErr w:type="spellStart"/>
+      <w:r>
+        <w:rPr>
+          <w:sz w:val="22"/>
+          <w:szCs w:val="22"/>
+        </w:rPr>
+        <w:t>estadoOnlyPECO</w:t>
+      </w:r>
+      <w:proofErr w:type="spellEnd"/>
+      <w:r>
+        <w:rPr>
+          <w:sz w:val="22"/>
+          <w:szCs w:val="22"/>
+        </w:rPr>
+        <w:t>}</w:t>
+      </w:r>
+    </w:p>
+    <w:bookmarkEnd w:id="17"/>
+    <w:p>
+      <w:pPr>
+        <w:rPr>
+          <w:sz w:val="22"/>
+          <w:szCs w:val="22"/>
+        </w:rPr>
+      </w:pPr>
+    </w:p>
     <w:p>
       <w:pPr>
         <w:spacing w:after="0"/>
@@ -5319,7 +6133,6 @@
           <w:sz w:val="20"/>
           <w:szCs w:val="20"/>
         </w:rPr>
-        <w:lastRenderedPageBreak/>
         <w:t>{/</w:t>
       </w:r>
       <w:proofErr w:type="spellStart"/>
@@ -5896,7 +6709,54 @@
           <w:szCs w:val="20"/>
           <w:lang w:val="es-ES" w:eastAsia="es-ES"/>
         </w:rPr>
+        <w:lastRenderedPageBreak/>
         <w:t>Liquidación de Tributos a devolver:</w:t>
+      </w:r>
+    </w:p>
+    <w:p>
+      <w:pPr>
+        <w:spacing w:after="0" w:line="276" w:lineRule="auto"/>
+        <w:jc w:val="both"/>
+        <w:rPr>
+          <w:rFonts w:ascii="Arial" w:eastAsia="Times New Roman" w:hAnsi="Arial" w:cs="Arial"/>
+          <w:bCs/>
+          <w:sz w:val="20"/>
+          <w:szCs w:val="20"/>
+          <w:lang w:val="es-ES" w:eastAsia="es-ES"/>
+        </w:rPr>
+      </w:pPr>
+      <w:bookmarkStart w:id="18" w:name="_Hlk231416506"/>
+      <w:r>
+        <w:rPr>
+          <w:rFonts w:ascii="Arial" w:eastAsia="Times New Roman" w:hAnsi="Arial" w:cs="Arial"/>
+          <w:bCs/>
+          <w:sz w:val="20"/>
+          <w:szCs w:val="20"/>
+          <w:lang w:val="es-ES" w:eastAsia="es-ES"/>
+        </w:rPr>
+        <w:t>{#</w:t>
+      </w:r>
+      <w:proofErr w:type="spellStart"/>
+      <w:r>
+        <w:rPr>
+          <w:rFonts w:ascii="Arial" w:eastAsia="Times New Roman" w:hAnsi="Arial" w:cs="Arial"/>
+          <w:bCs/>
+          <w:sz w:val="20"/>
+          <w:szCs w:val="20"/>
+          <w:lang w:eastAsia="es-ES"/>
+        </w:rPr>
+        <w:t>estadoIncluyeAmazonia</w:t>
+      </w:r>
+      <w:proofErr w:type="spellEnd"/>
+      <w:r>
+        <w:rPr>
+          <w:rFonts w:ascii="Arial" w:eastAsia="Times New Roman" w:hAnsi="Arial" w:cs="Arial"/>
+          <w:bCs/>
+          <w:sz w:val="20"/>
+          <w:szCs w:val="20"/>
+          <w:lang w:val="es-ES" w:eastAsia="es-ES"/>
+        </w:rPr>
+        <w:t>}</w:t>
       </w:r>
     </w:p>
     <w:p>
@@ -5918,6 +6778,143 @@
         <w:t>Se verificó que la mercancía declarada en la DAM y presentada a regularización, se encuentra negociada en el Arancel Común Anexo al Protocolo Modificatorio del Convenio de Cooperación Aduanero Peruano Colombiano con una tasa Libre, por tanto, corresponde su acogimiento a las exoneraciones tributarias previstas en la Tercera Disposición Complementaria de la Ley n. º27037, conforme a lo siguiente:</w:t>
       </w:r>
     </w:p>
+    <w:p>
+      <w:pPr>
+        <w:spacing w:after="0" w:line="276" w:lineRule="auto"/>
+        <w:jc w:val="both"/>
+        <w:rPr>
+          <w:rFonts w:ascii="Arial" w:eastAsia="Times New Roman" w:hAnsi="Arial" w:cs="Arial"/>
+          <w:bCs/>
+          <w:sz w:val="20"/>
+          <w:szCs w:val="20"/>
+          <w:lang w:val="es-ES" w:eastAsia="es-ES"/>
+        </w:rPr>
+      </w:pPr>
+      <w:r>
+        <w:rPr>
+          <w:rFonts w:ascii="Arial" w:eastAsia="Times New Roman" w:hAnsi="Arial" w:cs="Arial"/>
+          <w:bCs/>
+          <w:sz w:val="20"/>
+          <w:szCs w:val="20"/>
+          <w:lang w:val="es-ES" w:eastAsia="es-ES"/>
+        </w:rPr>
+        <w:t>{/</w:t>
+      </w:r>
+      <w:proofErr w:type="spellStart"/>
+      <w:r>
+        <w:rPr>
+          <w:rFonts w:ascii="Arial" w:eastAsia="Times New Roman" w:hAnsi="Arial" w:cs="Arial"/>
+          <w:bCs/>
+          <w:sz w:val="20"/>
+          <w:szCs w:val="20"/>
+          <w:lang w:eastAsia="es-ES"/>
+        </w:rPr>
+        <w:t>estadoIncluyeAmazonia</w:t>
+      </w:r>
+      <w:proofErr w:type="spellEnd"/>
+      <w:r>
+        <w:rPr>
+          <w:rFonts w:ascii="Arial" w:eastAsia="Times New Roman" w:hAnsi="Arial" w:cs="Arial"/>
+          <w:bCs/>
+          <w:sz w:val="20"/>
+          <w:szCs w:val="20"/>
+          <w:lang w:val="es-ES" w:eastAsia="es-ES"/>
+        </w:rPr>
+        <w:t>}</w:t>
+      </w:r>
+    </w:p>
+    <w:p>
+      <w:pPr>
+        <w:spacing w:after="0" w:line="240" w:lineRule="auto"/>
+        <w:jc w:val="both"/>
+        <w:rPr>
+          <w:rFonts w:ascii="Arial" w:eastAsia="Times New Roman" w:hAnsi="Arial" w:cs="Arial"/>
+          <w:color w:val="000000"/>
+          <w:sz w:val="20"/>
+          <w:szCs w:val="20"/>
+          <w:lang w:val="es-ES" w:eastAsia="es-ES"/>
+        </w:rPr>
+      </w:pPr>
+      <w:r>
+        <w:rPr>
+          <w:rFonts w:ascii="Arial" w:eastAsia="Times New Roman" w:hAnsi="Arial" w:cs="Arial"/>
+          <w:color w:val="000000"/>
+          <w:sz w:val="20"/>
+          <w:szCs w:val="20"/>
+          <w:lang w:val="es-ES" w:eastAsia="es-ES"/>
+        </w:rPr>
+        <w:t>{#estadoOnlyPECO}</w:t>
+      </w:r>
+    </w:p>
+    <w:p>
+      <w:pPr>
+        <w:spacing w:after="0" w:line="240" w:lineRule="auto"/>
+        <w:jc w:val="both"/>
+        <w:rPr>
+          <w:rFonts w:ascii="Arial" w:eastAsia="Times New Roman" w:hAnsi="Arial" w:cs="Arial"/>
+          <w:color w:val="000000"/>
+          <w:sz w:val="20"/>
+          <w:szCs w:val="20"/>
+          <w:lang w:val="es-ES" w:eastAsia="es-ES"/>
+        </w:rPr>
+      </w:pPr>
+      <w:r>
+        <w:rPr>
+          <w:rFonts w:ascii="Arial" w:eastAsia="Times New Roman" w:hAnsi="Arial" w:cs="Arial"/>
+          <w:color w:val="000000"/>
+          <w:sz w:val="20"/>
+          <w:szCs w:val="20"/>
+          <w:lang w:val="es-ES" w:eastAsia="es-ES"/>
+        </w:rPr>
+        <w:t>Se verificó que lo solicitado a regularización se encuentra negociado en el Arancel Común Anexo al Protocolo Modificatorio del Convenio de Cooperación Aduanero Peruano Colombiano con una tasa Ad/Valorem – Libre:</w:t>
+      </w:r>
+    </w:p>
+    <w:p>
+      <w:pPr>
+        <w:spacing w:after="0" w:line="240" w:lineRule="auto"/>
+        <w:jc w:val="both"/>
+        <w:rPr>
+          <w:rFonts w:ascii="Arial" w:eastAsia="Times New Roman" w:hAnsi="Arial" w:cs="Arial"/>
+          <w:color w:val="000000"/>
+          <w:sz w:val="20"/>
+          <w:szCs w:val="20"/>
+          <w:lang w:val="es-ES" w:eastAsia="es-ES"/>
+        </w:rPr>
+      </w:pPr>
+      <w:r>
+        <w:rPr>
+          <w:rFonts w:ascii="Arial" w:eastAsia="Times New Roman" w:hAnsi="Arial" w:cs="Arial"/>
+          <w:color w:val="000000"/>
+          <w:sz w:val="20"/>
+          <w:szCs w:val="20"/>
+          <w:lang w:val="es-ES" w:eastAsia="es-ES"/>
+        </w:rPr>
+        <w:t>{/</w:t>
+      </w:r>
+      <w:proofErr w:type="spellStart"/>
+      <w:r>
+        <w:rPr>
+          <w:rFonts w:ascii="Arial" w:eastAsia="Times New Roman" w:hAnsi="Arial" w:cs="Arial"/>
+          <w:color w:val="000000"/>
+          <w:sz w:val="20"/>
+          <w:szCs w:val="20"/>
+          <w:lang w:val="es-ES" w:eastAsia="es-ES"/>
+        </w:rPr>
+        <w:t>estadoOnlyPECO</w:t>
+      </w:r>
+      <w:proofErr w:type="spellEnd"/>
+      <w:r>
+        <w:rPr>
+          <w:rFonts w:ascii="Arial" w:eastAsia="Times New Roman" w:hAnsi="Arial" w:cs="Arial"/>
+          <w:color w:val="000000"/>
+          <w:sz w:val="20"/>
+          <w:szCs w:val="20"/>
+          <w:lang w:val="es-ES" w:eastAsia="es-ES"/>
+        </w:rPr>
+        <w:t>}</w:t>
+      </w:r>
+    </w:p>
+    <w:bookmarkEnd w:id="18"/>
     <w:p/>
     <w:p>
       <w:pPr>
@@ -8015,13 +9012,940 @@
     </w:p>
     <w:p>
       <w:pPr>
+        <w:spacing w:line="240" w:lineRule="auto"/>
+        <w:rPr>
+          <w:rFonts w:ascii="Arial" w:hAnsi="Arial" w:cs="Arial"/>
+          <w:sz w:val="20"/>
+          <w:szCs w:val="20"/>
+        </w:rPr>
+      </w:pPr>
+      <w:bookmarkStart w:id="19" w:name="_Hlk231416448"/>
+      <w:r>
+        <w:rPr>
+          <w:rFonts w:ascii="Arial" w:hAnsi="Arial" w:cs="Arial"/>
+          <w:sz w:val="20"/>
+          <w:szCs w:val="20"/>
+        </w:rPr>
+        <w:t>{#</w:t>
+      </w:r>
+      <w:r>
+        <w:rPr>
+          <w:rFonts w:ascii="Arial" w:hAnsi="Arial" w:cs="Arial"/>
+          <w:sz w:val="20"/>
+          <w:szCs w:val="20"/>
+        </w:rPr>
+        <w:t>estadoOnlyPECO</w:t>
+      </w:r>
+      <w:r>
+        <w:rPr>
+          <w:rFonts w:ascii="Arial" w:hAnsi="Arial" w:cs="Arial"/>
+          <w:sz w:val="20"/>
+          <w:szCs w:val="20"/>
+        </w:rPr>
+        <w:t>}</w:t>
+      </w:r>
+    </w:p>
+    <w:tbl>
+      <w:tblPr>
+        <w:tblStyle w:val="Tablaconcuadrcula"/>
+        <w:tblW w:w="8210" w:type="dxa"/>
+        <w:tblLook w:val="04A0" w:firstRow="1" w:lastRow="0" w:firstColumn="1" w:lastColumn="0" w:noHBand="0" w:noVBand="1"/>
+      </w:tblPr>
+      <w:tblGrid>
+        <w:gridCol w:w="1748"/>
+        <w:gridCol w:w="2154"/>
+        <w:gridCol w:w="2154"/>
+        <w:gridCol w:w="2154"/>
+      </w:tblGrid>
+      <w:tr>
+        <w:trPr>
+          <w:trHeight w:val="601"/>
+        </w:trPr>
+        <w:tc>
+          <w:tcPr>
+            <w:tcW w:w="1748" w:type="dxa"/>
+            <w:shd w:val="clear" w:color="auto" w:fill="D1D1D1" w:themeFill="background2" w:themeFillShade="E6"/>
+            <w:vAlign w:val="center"/>
+          </w:tcPr>
+          <w:p>
+            <w:pPr>
+              <w:jc w:val="center"/>
+              <w:rPr>
+                <w:rFonts w:ascii="Arial" w:eastAsia="Times New Roman" w:hAnsi="Arial" w:cs="Arial"/>
+                <w:b/>
+                <w:bCs/>
+                <w:color w:val="000000"/>
+                <w:sz w:val="18"/>
+                <w:szCs w:val="18"/>
+                <w:lang w:val="es-ES" w:eastAsia="es-ES"/>
+              </w:rPr>
+            </w:pPr>
+            <w:r>
+              <w:rPr>
+                <w:rFonts w:ascii="Arial" w:hAnsi="Arial" w:cs="Arial"/>
+                <w:b/>
+                <w:bCs/>
+                <w:sz w:val="18"/>
+                <w:szCs w:val="18"/>
+              </w:rPr>
+              <w:t>Concepto</w:t>
+            </w:r>
+          </w:p>
+        </w:tc>
+        <w:tc>
+          <w:tcPr>
+            <w:tcW w:w="2154" w:type="dxa"/>
+            <w:shd w:val="clear" w:color="auto" w:fill="D1D1D1" w:themeFill="background2" w:themeFillShade="E6"/>
+            <w:vAlign w:val="center"/>
+          </w:tcPr>
+          <w:p>
+            <w:pPr>
+              <w:jc w:val="center"/>
+              <w:rPr>
+                <w:rFonts w:ascii="Arial" w:eastAsia="Times New Roman" w:hAnsi="Arial" w:cs="Arial"/>
+                <w:b/>
+                <w:bCs/>
+                <w:color w:val="000000"/>
+                <w:sz w:val="18"/>
+                <w:szCs w:val="18"/>
+                <w:lang w:val="es-ES" w:eastAsia="es-ES"/>
+              </w:rPr>
+            </w:pPr>
+            <w:r>
+              <w:rPr>
+                <w:rFonts w:ascii="Arial" w:hAnsi="Arial" w:cs="Arial"/>
+                <w:b/>
+                <w:bCs/>
+                <w:sz w:val="18"/>
+                <w:szCs w:val="18"/>
+              </w:rPr>
+              <w:t>Liquidación Arancel Nacional</w:t>
+            </w:r>
+          </w:p>
+        </w:tc>
+        <w:tc>
+          <w:tcPr>
+            <w:tcW w:w="2154" w:type="dxa"/>
+            <w:shd w:val="clear" w:color="auto" w:fill="D1D1D1" w:themeFill="background2" w:themeFillShade="E6"/>
+            <w:vAlign w:val="center"/>
+          </w:tcPr>
+          <w:p>
+            <w:pPr>
+              <w:jc w:val="center"/>
+              <w:rPr>
+                <w:rFonts w:ascii="Arial" w:eastAsia="Times New Roman" w:hAnsi="Arial" w:cs="Arial"/>
+                <w:b/>
+                <w:bCs/>
+                <w:color w:val="000000"/>
+                <w:sz w:val="18"/>
+                <w:szCs w:val="18"/>
+                <w:lang w:val="es-ES" w:eastAsia="es-ES"/>
+              </w:rPr>
+            </w:pPr>
+            <w:r>
+              <w:rPr>
+                <w:rFonts w:ascii="Arial" w:hAnsi="Arial" w:cs="Arial"/>
+                <w:b/>
+                <w:bCs/>
+                <w:sz w:val="18"/>
+                <w:szCs w:val="18"/>
+              </w:rPr>
+              <w:t>Tributos No Regularizados</w:t>
+            </w:r>
+          </w:p>
+        </w:tc>
+        <w:tc>
+          <w:tcPr>
+            <w:tcW w:w="2154" w:type="dxa"/>
+            <w:shd w:val="clear" w:color="auto" w:fill="D1D1D1" w:themeFill="background2" w:themeFillShade="E6"/>
+            <w:vAlign w:val="center"/>
+          </w:tcPr>
+          <w:p>
+            <w:pPr>
+              <w:tabs>
+                <w:tab w:val="left" w:pos="1440"/>
+                <w:tab w:val="left" w:pos="2880"/>
+                <w:tab w:val="left" w:pos="4320"/>
+                <w:tab w:val="left" w:pos="5760"/>
+                <w:tab w:val="left" w:pos="7200"/>
+                <w:tab w:val="left" w:pos="8640"/>
+              </w:tabs>
+              <w:jc w:val="center"/>
+              <w:rPr>
+                <w:rFonts w:ascii="Arial" w:hAnsi="Arial" w:cs="Arial"/>
+                <w:b/>
+                <w:bCs/>
+                <w:sz w:val="18"/>
+                <w:szCs w:val="18"/>
+              </w:rPr>
+            </w:pPr>
+            <w:r>
+              <w:rPr>
+                <w:rFonts w:ascii="Arial" w:hAnsi="Arial" w:cs="Arial"/>
+                <w:b/>
+                <w:bCs/>
+                <w:sz w:val="18"/>
+                <w:szCs w:val="18"/>
+              </w:rPr>
+              <w:t xml:space="preserve">Regularización D.S. </w:t>
+            </w:r>
+            <w:r>
+              <w:rPr>
+                <w:rFonts w:ascii="Arial" w:hAnsi="Arial" w:cs="Arial"/>
+                <w:b/>
+                <w:bCs/>
+                <w:sz w:val="18"/>
+                <w:szCs w:val="18"/>
+              </w:rPr>
+              <w:t>n</w:t>
+            </w:r>
+            <w:r>
+              <w:rPr>
+                <w:rFonts w:ascii="Arial" w:hAnsi="Arial" w:cs="Arial"/>
+                <w:b/>
+                <w:bCs/>
+                <w:sz w:val="18"/>
+                <w:szCs w:val="18"/>
+              </w:rPr>
+              <w:t>.º 015-94-EF</w:t>
+            </w:r>
+          </w:p>
+        </w:tc>
+      </w:tr>
+      <w:tr>
+        <w:trPr>
+          <w:trHeight w:val="244"/>
+        </w:trPr>
+        <w:tc>
+          <w:tcPr>
+            <w:tcW w:w="1748" w:type="dxa"/>
+            <w:vAlign w:val="center"/>
+          </w:tcPr>
+          <w:p>
+            <w:pPr>
+              <w:jc w:val="both"/>
+              <w:rPr>
+                <w:rFonts w:ascii="Arial" w:eastAsia="Times New Roman" w:hAnsi="Arial" w:cs="Arial"/>
+                <w:color w:val="000000"/>
+                <w:sz w:val="20"/>
+                <w:szCs w:val="20"/>
+                <w:lang w:val="es-ES" w:eastAsia="es-ES"/>
+              </w:rPr>
+            </w:pPr>
+            <w:r>
+              <w:rPr>
+                <w:rFonts w:ascii="Arial" w:hAnsi="Arial" w:cs="Arial"/>
+                <w:sz w:val="20"/>
+                <w:szCs w:val="20"/>
+              </w:rPr>
+              <w:t>Ad/Valorem</w:t>
+            </w:r>
+          </w:p>
+        </w:tc>
+        <w:tc>
+          <w:tcPr>
+            <w:tcW w:w="2154" w:type="dxa"/>
+            <w:vAlign w:val="center"/>
+          </w:tcPr>
+          <w:p>
+            <w:pPr>
+              <w:jc w:val="right"/>
+              <w:rPr>
+                <w:rFonts w:ascii="Arial" w:eastAsia="Times New Roman" w:hAnsi="Arial" w:cs="Arial"/>
+                <w:color w:val="000000"/>
+                <w:sz w:val="20"/>
+                <w:szCs w:val="20"/>
+                <w:lang w:val="es-ES" w:eastAsia="es-ES"/>
+              </w:rPr>
+            </w:pPr>
+            <w:r>
+              <w:rPr>
+                <w:rFonts w:ascii="Calibri" w:hAnsi="Calibri" w:cs="Calibri"/>
+                <w:color w:val="000000"/>
+                <w:sz w:val="20"/>
+                <w:szCs w:val="20"/>
+              </w:rPr>
+              <w:t>{</w:t>
+            </w:r>
+            <w:proofErr w:type="spellStart"/>
+            <w:r>
+              <w:rPr>
+                <w:rFonts w:ascii="Calibri" w:hAnsi="Calibri" w:cs="Calibri"/>
+                <w:color w:val="000000"/>
+                <w:sz w:val="20"/>
+                <w:szCs w:val="20"/>
+              </w:rPr>
+              <w:t>textoAVLiqu</w:t>
+            </w:r>
+            <w:proofErr w:type="spellEnd"/>
+            <w:r>
+              <w:rPr>
+                <w:rFonts w:ascii="Calibri" w:hAnsi="Calibri" w:cs="Calibri"/>
+                <w:color w:val="000000"/>
+                <w:sz w:val="20"/>
+                <w:szCs w:val="20"/>
+              </w:rPr>
+              <w:t>}</w:t>
+            </w:r>
+          </w:p>
+        </w:tc>
+        <w:tc>
+          <w:tcPr>
+            <w:tcW w:w="2154" w:type="dxa"/>
+            <w:vAlign w:val="center"/>
+          </w:tcPr>
+          <w:p>
+            <w:pPr>
+              <w:jc w:val="right"/>
+              <w:rPr>
+                <w:rFonts w:ascii="Calibri" w:hAnsi="Calibri" w:cs="Calibri"/>
+                <w:color w:val="000000"/>
+                <w:sz w:val="20"/>
+                <w:szCs w:val="20"/>
+              </w:rPr>
+            </w:pPr>
+            <w:r>
+              <w:rPr>
+                <w:rFonts w:ascii="Calibri" w:hAnsi="Calibri" w:cs="Calibri"/>
+                <w:color w:val="000000"/>
+                <w:sz w:val="20"/>
+                <w:szCs w:val="20"/>
+              </w:rPr>
+              <w:t>{</w:t>
+            </w:r>
+            <w:proofErr w:type="spellStart"/>
+            <w:r>
+              <w:rPr>
+                <w:rFonts w:ascii="Calibri" w:hAnsi="Calibri" w:cs="Calibri"/>
+                <w:color w:val="000000"/>
+                <w:sz w:val="20"/>
+                <w:szCs w:val="20"/>
+              </w:rPr>
+              <w:t>textoAVNoReg</w:t>
+            </w:r>
+            <w:proofErr w:type="spellEnd"/>
+            <w:r>
+              <w:rPr>
+                <w:rFonts w:ascii="Calibri" w:hAnsi="Calibri" w:cs="Calibri"/>
+                <w:color w:val="000000"/>
+                <w:sz w:val="20"/>
+                <w:szCs w:val="20"/>
+              </w:rPr>
+              <w:t>}</w:t>
+            </w:r>
+          </w:p>
+        </w:tc>
+        <w:tc>
+          <w:tcPr>
+            <w:tcW w:w="2154" w:type="dxa"/>
+            <w:vAlign w:val="center"/>
+          </w:tcPr>
+          <w:p>
+            <w:pPr>
+              <w:jc w:val="right"/>
+              <w:rPr>
+                <w:rFonts w:ascii="Calibri" w:hAnsi="Calibri" w:cs="Calibri"/>
+                <w:color w:val="000000"/>
+                <w:sz w:val="20"/>
+                <w:szCs w:val="20"/>
+              </w:rPr>
+            </w:pPr>
+            <w:r>
+              <w:rPr>
+                <w:rFonts w:ascii="Calibri" w:hAnsi="Calibri" w:cs="Calibri"/>
+                <w:color w:val="000000"/>
+                <w:sz w:val="20"/>
+                <w:szCs w:val="20"/>
+              </w:rPr>
+              <w:t>{</w:t>
+            </w:r>
+            <w:proofErr w:type="spellStart"/>
+            <w:r>
+              <w:rPr>
+                <w:rFonts w:ascii="Calibri" w:hAnsi="Calibri" w:cs="Calibri"/>
+                <w:color w:val="000000"/>
+                <w:sz w:val="20"/>
+                <w:szCs w:val="20"/>
+              </w:rPr>
+              <w:t>textoAVReguPECO</w:t>
+            </w:r>
+            <w:proofErr w:type="spellEnd"/>
+            <w:r>
+              <w:rPr>
+                <w:rFonts w:ascii="Calibri" w:hAnsi="Calibri" w:cs="Calibri"/>
+                <w:color w:val="000000"/>
+                <w:sz w:val="20"/>
+                <w:szCs w:val="20"/>
+              </w:rPr>
+              <w:t>}</w:t>
+            </w:r>
+          </w:p>
+        </w:tc>
+      </w:tr>
+      <w:tr>
+        <w:trPr>
+          <w:trHeight w:val="232"/>
+        </w:trPr>
+        <w:tc>
+          <w:tcPr>
+            <w:tcW w:w="1748" w:type="dxa"/>
+            <w:vAlign w:val="center"/>
+          </w:tcPr>
+          <w:p>
+            <w:pPr>
+              <w:jc w:val="both"/>
+              <w:rPr>
+                <w:rFonts w:ascii="Arial" w:eastAsia="Times New Roman" w:hAnsi="Arial" w:cs="Arial"/>
+                <w:color w:val="000000"/>
+                <w:sz w:val="20"/>
+                <w:szCs w:val="20"/>
+                <w:lang w:val="es-ES" w:eastAsia="es-ES"/>
+              </w:rPr>
+            </w:pPr>
+            <w:r>
+              <w:rPr>
+                <w:rFonts w:ascii="Arial" w:hAnsi="Arial" w:cs="Arial"/>
+                <w:sz w:val="20"/>
+                <w:szCs w:val="20"/>
+              </w:rPr>
+              <w:t>I.P.M.</w:t>
+            </w:r>
+          </w:p>
+        </w:tc>
+        <w:tc>
+          <w:tcPr>
+            <w:tcW w:w="2154" w:type="dxa"/>
+            <w:vAlign w:val="center"/>
+          </w:tcPr>
+          <w:p>
+            <w:pPr>
+              <w:jc w:val="right"/>
+              <w:rPr>
+                <w:rFonts w:ascii="Arial" w:eastAsia="Times New Roman" w:hAnsi="Arial" w:cs="Arial"/>
+                <w:color w:val="000000"/>
+                <w:sz w:val="20"/>
+                <w:szCs w:val="20"/>
+                <w:lang w:val="es-ES" w:eastAsia="es-ES"/>
+              </w:rPr>
+            </w:pPr>
+            <w:r>
+              <w:rPr>
+                <w:rFonts w:ascii="Calibri" w:hAnsi="Calibri" w:cs="Calibri"/>
+                <w:color w:val="000000"/>
+                <w:sz w:val="20"/>
+                <w:szCs w:val="20"/>
+              </w:rPr>
+              <w:t>{</w:t>
+            </w:r>
+            <w:proofErr w:type="spellStart"/>
+            <w:r>
+              <w:rPr>
+                <w:rFonts w:ascii="Calibri" w:hAnsi="Calibri" w:cs="Calibri"/>
+                <w:color w:val="000000"/>
+                <w:sz w:val="20"/>
+                <w:szCs w:val="20"/>
+              </w:rPr>
+              <w:t>textoIPMLiqu</w:t>
+            </w:r>
+            <w:proofErr w:type="spellEnd"/>
+            <w:r>
+              <w:rPr>
+                <w:rFonts w:ascii="Calibri" w:hAnsi="Calibri" w:cs="Calibri"/>
+                <w:color w:val="000000"/>
+                <w:sz w:val="20"/>
+                <w:szCs w:val="20"/>
+              </w:rPr>
+              <w:t>}</w:t>
+            </w:r>
+          </w:p>
+        </w:tc>
+        <w:tc>
+          <w:tcPr>
+            <w:tcW w:w="2154" w:type="dxa"/>
+            <w:vAlign w:val="center"/>
+          </w:tcPr>
+          <w:p>
+            <w:pPr>
+              <w:jc w:val="right"/>
+              <w:rPr>
+                <w:rFonts w:ascii="Calibri" w:hAnsi="Calibri" w:cs="Calibri"/>
+                <w:color w:val="000000"/>
+                <w:sz w:val="20"/>
+                <w:szCs w:val="20"/>
+              </w:rPr>
+            </w:pPr>
+            <w:r>
+              <w:rPr>
+                <w:rFonts w:ascii="Calibri" w:hAnsi="Calibri" w:cs="Calibri"/>
+                <w:color w:val="000000"/>
+                <w:sz w:val="20"/>
+                <w:szCs w:val="20"/>
+              </w:rPr>
+              <w:t>{</w:t>
+            </w:r>
+            <w:proofErr w:type="spellStart"/>
+            <w:r>
+              <w:rPr>
+                <w:rFonts w:ascii="Calibri" w:hAnsi="Calibri" w:cs="Calibri"/>
+                <w:color w:val="000000"/>
+                <w:sz w:val="20"/>
+                <w:szCs w:val="20"/>
+              </w:rPr>
+              <w:t>textoIPMNoReg</w:t>
+            </w:r>
+            <w:proofErr w:type="spellEnd"/>
+            <w:r>
+              <w:rPr>
+                <w:rFonts w:ascii="Calibri" w:hAnsi="Calibri" w:cs="Calibri"/>
+                <w:color w:val="000000"/>
+                <w:sz w:val="20"/>
+                <w:szCs w:val="20"/>
+              </w:rPr>
+              <w:t>}</w:t>
+            </w:r>
+          </w:p>
+        </w:tc>
+        <w:tc>
+          <w:tcPr>
+            <w:tcW w:w="2154" w:type="dxa"/>
+            <w:vAlign w:val="center"/>
+          </w:tcPr>
+          <w:p>
+            <w:pPr>
+              <w:jc w:val="right"/>
+              <w:rPr>
+                <w:rFonts w:ascii="Calibri" w:eastAsia="Times New Roman" w:hAnsi="Calibri" w:cs="Calibri"/>
+                <w:sz w:val="20"/>
+                <w:szCs w:val="20"/>
+                <w:lang w:val="en-US" w:eastAsia="es-ES"/>
+              </w:rPr>
+            </w:pPr>
+            <w:r>
+              <w:rPr>
+                <w:rFonts w:ascii="Calibri" w:eastAsia="Times New Roman" w:hAnsi="Calibri" w:cs="Calibri"/>
+                <w:sz w:val="20"/>
+                <w:szCs w:val="20"/>
+                <w:lang w:val="en-US" w:eastAsia="es-ES"/>
+              </w:rPr>
+              <w:t>{</w:t>
+            </w:r>
+            <w:proofErr w:type="spellStart"/>
+            <w:r>
+              <w:rPr>
+                <w:rFonts w:ascii="Calibri" w:eastAsia="Times New Roman" w:hAnsi="Calibri" w:cs="Calibri"/>
+                <w:sz w:val="20"/>
+                <w:szCs w:val="20"/>
+                <w:lang w:val="en-US" w:eastAsia="es-ES"/>
+              </w:rPr>
+              <w:t>textoIPMReguPECO</w:t>
+            </w:r>
+            <w:proofErr w:type="spellEnd"/>
+            <w:r>
+              <w:rPr>
+                <w:rFonts w:ascii="Calibri" w:eastAsia="Times New Roman" w:hAnsi="Calibri" w:cs="Calibri"/>
+                <w:sz w:val="20"/>
+                <w:szCs w:val="20"/>
+                <w:lang w:val="en-US" w:eastAsia="es-ES"/>
+              </w:rPr>
+              <w:t>}</w:t>
+            </w:r>
+          </w:p>
+        </w:tc>
+      </w:tr>
+      <w:tr>
+        <w:trPr>
+          <w:trHeight w:val="232"/>
+        </w:trPr>
+        <w:tc>
+          <w:tcPr>
+            <w:tcW w:w="1748" w:type="dxa"/>
+            <w:vAlign w:val="center"/>
+          </w:tcPr>
+          <w:p>
+            <w:pPr>
+              <w:jc w:val="both"/>
+              <w:rPr>
+                <w:rFonts w:ascii="Arial" w:eastAsia="Times New Roman" w:hAnsi="Arial" w:cs="Arial"/>
+                <w:color w:val="000000"/>
+                <w:sz w:val="20"/>
+                <w:szCs w:val="20"/>
+                <w:lang w:val="es-ES" w:eastAsia="es-ES"/>
+              </w:rPr>
+            </w:pPr>
+            <w:r>
+              <w:rPr>
+                <w:rFonts w:ascii="Arial" w:hAnsi="Arial" w:cs="Arial"/>
+                <w:sz w:val="20"/>
+                <w:szCs w:val="20"/>
+              </w:rPr>
+              <w:t>I.G.V.</w:t>
+            </w:r>
+          </w:p>
+        </w:tc>
+        <w:tc>
+          <w:tcPr>
+            <w:tcW w:w="2154" w:type="dxa"/>
+            <w:vAlign w:val="center"/>
+          </w:tcPr>
+          <w:p>
+            <w:pPr>
+              <w:jc w:val="right"/>
+              <w:rPr>
+                <w:rFonts w:ascii="Arial" w:eastAsia="Times New Roman" w:hAnsi="Arial" w:cs="Arial"/>
+                <w:color w:val="000000"/>
+                <w:sz w:val="20"/>
+                <w:szCs w:val="20"/>
+                <w:lang w:val="es-ES" w:eastAsia="es-ES"/>
+              </w:rPr>
+            </w:pPr>
+            <w:r>
+              <w:rPr>
+                <w:rFonts w:ascii="Calibri" w:hAnsi="Calibri" w:cs="Calibri"/>
+                <w:color w:val="000000"/>
+                <w:sz w:val="20"/>
+                <w:szCs w:val="20"/>
+              </w:rPr>
+              <w:t>{</w:t>
+            </w:r>
+            <w:proofErr w:type="spellStart"/>
+            <w:r>
+              <w:rPr>
+                <w:rFonts w:ascii="Calibri" w:hAnsi="Calibri" w:cs="Calibri"/>
+                <w:color w:val="000000"/>
+                <w:sz w:val="20"/>
+                <w:szCs w:val="20"/>
+              </w:rPr>
+              <w:t>textoIGVLiqu</w:t>
+            </w:r>
+            <w:proofErr w:type="spellEnd"/>
+            <w:r>
+              <w:rPr>
+                <w:rFonts w:ascii="Calibri" w:hAnsi="Calibri" w:cs="Calibri"/>
+                <w:color w:val="000000"/>
+                <w:sz w:val="20"/>
+                <w:szCs w:val="20"/>
+              </w:rPr>
+              <w:t>}</w:t>
+            </w:r>
+          </w:p>
+        </w:tc>
+        <w:tc>
+          <w:tcPr>
+            <w:tcW w:w="2154" w:type="dxa"/>
+            <w:vAlign w:val="center"/>
+          </w:tcPr>
+          <w:p>
+            <w:pPr>
+              <w:jc w:val="right"/>
+              <w:rPr>
+                <w:rFonts w:ascii="Calibri" w:hAnsi="Calibri" w:cs="Calibri"/>
+                <w:color w:val="000000"/>
+                <w:sz w:val="20"/>
+                <w:szCs w:val="20"/>
+              </w:rPr>
+            </w:pPr>
+            <w:r>
+              <w:rPr>
+                <w:rFonts w:ascii="Calibri" w:hAnsi="Calibri" w:cs="Calibri"/>
+                <w:color w:val="000000"/>
+                <w:sz w:val="20"/>
+                <w:szCs w:val="20"/>
+              </w:rPr>
+              <w:t>{</w:t>
+            </w:r>
+            <w:proofErr w:type="spellStart"/>
+            <w:r>
+              <w:rPr>
+                <w:rFonts w:ascii="Calibri" w:hAnsi="Calibri" w:cs="Calibri"/>
+                <w:color w:val="000000"/>
+                <w:sz w:val="20"/>
+                <w:szCs w:val="20"/>
+              </w:rPr>
+              <w:t>textoIGVNoReg</w:t>
+            </w:r>
+            <w:proofErr w:type="spellEnd"/>
+            <w:r>
+              <w:rPr>
+                <w:rFonts w:ascii="Calibri" w:hAnsi="Calibri" w:cs="Calibri"/>
+                <w:color w:val="000000"/>
+                <w:sz w:val="20"/>
+                <w:szCs w:val="20"/>
+              </w:rPr>
+              <w:t>}</w:t>
+            </w:r>
+          </w:p>
+        </w:tc>
+        <w:tc>
+          <w:tcPr>
+            <w:tcW w:w="2154" w:type="dxa"/>
+            <w:vAlign w:val="center"/>
+          </w:tcPr>
+          <w:p>
+            <w:pPr>
+              <w:jc w:val="right"/>
+              <w:rPr>
+                <w:rFonts w:ascii="Calibri" w:hAnsi="Calibri" w:cs="Calibri"/>
+                <w:color w:val="000000"/>
+                <w:sz w:val="20"/>
+                <w:szCs w:val="20"/>
+              </w:rPr>
+            </w:pPr>
+            <w:r>
+              <w:rPr>
+                <w:rFonts w:ascii="Calibri" w:hAnsi="Calibri" w:cs="Calibri"/>
+                <w:color w:val="000000"/>
+                <w:sz w:val="20"/>
+                <w:szCs w:val="20"/>
+              </w:rPr>
+              <w:t>{</w:t>
+            </w:r>
+            <w:proofErr w:type="spellStart"/>
+            <w:r>
+              <w:rPr>
+                <w:rFonts w:ascii="Calibri" w:hAnsi="Calibri" w:cs="Calibri"/>
+                <w:color w:val="000000"/>
+                <w:sz w:val="20"/>
+                <w:szCs w:val="20"/>
+              </w:rPr>
+              <w:t>textoIGVReguPECO</w:t>
+            </w:r>
+            <w:proofErr w:type="spellEnd"/>
+            <w:r>
+              <w:rPr>
+                <w:rFonts w:ascii="Calibri" w:hAnsi="Calibri" w:cs="Calibri"/>
+                <w:color w:val="000000"/>
+                <w:sz w:val="20"/>
+                <w:szCs w:val="20"/>
+              </w:rPr>
+              <w:t>}</w:t>
+            </w:r>
+          </w:p>
+        </w:tc>
+      </w:tr>
+      <w:tr>
+        <w:trPr>
+          <w:trHeight w:val="340"/>
+        </w:trPr>
+        <w:tc>
+          <w:tcPr>
+            <w:tcW w:w="1748" w:type="dxa"/>
+            <w:shd w:val="clear" w:color="auto" w:fill="D1D1D1" w:themeFill="background2" w:themeFillShade="E6"/>
+            <w:vAlign w:val="center"/>
+          </w:tcPr>
+          <w:p>
+            <w:pPr>
+              <w:rPr>
+                <w:rFonts w:ascii="Arial" w:eastAsia="Times New Roman" w:hAnsi="Arial" w:cs="Arial"/>
+                <w:color w:val="000000"/>
+                <w:sz w:val="20"/>
+                <w:szCs w:val="20"/>
+                <w:lang w:val="es-ES" w:eastAsia="es-ES"/>
+              </w:rPr>
+            </w:pPr>
+            <w:r>
+              <w:rPr>
+                <w:rFonts w:ascii="Arial" w:eastAsia="Times New Roman" w:hAnsi="Arial" w:cs="Arial"/>
+                <w:color w:val="000000"/>
+                <w:sz w:val="20"/>
+                <w:szCs w:val="20"/>
+                <w:lang w:val="es-ES" w:eastAsia="es-ES"/>
+              </w:rPr>
+              <w:t>TOTALES   S/</w:t>
+            </w:r>
+          </w:p>
+        </w:tc>
+        <w:tc>
+          <w:tcPr>
+            <w:tcW w:w="2154" w:type="dxa"/>
+            <w:shd w:val="clear" w:color="auto" w:fill="D1D1D1" w:themeFill="background2" w:themeFillShade="E6"/>
+            <w:vAlign w:val="center"/>
+          </w:tcPr>
+          <w:p>
+            <w:pPr>
+              <w:jc w:val="right"/>
+              <w:rPr>
+                <w:rFonts w:ascii="Arial" w:eastAsia="Times New Roman" w:hAnsi="Arial" w:cs="Arial"/>
+                <w:color w:val="000000"/>
+                <w:sz w:val="20"/>
+                <w:szCs w:val="20"/>
+                <w:lang w:val="es-ES" w:eastAsia="es-ES"/>
+              </w:rPr>
+            </w:pPr>
+            <w:r>
+              <w:rPr>
+                <w:rFonts w:ascii="Arial" w:eastAsia="Times New Roman" w:hAnsi="Arial" w:cs="Arial"/>
+                <w:color w:val="000000"/>
+                <w:sz w:val="20"/>
+                <w:szCs w:val="20"/>
+                <w:lang w:val="es-ES" w:eastAsia="es-ES"/>
+              </w:rPr>
+              <w:t>{</w:t>
+            </w:r>
+            <w:proofErr w:type="spellStart"/>
+            <w:r>
+              <w:rPr>
+                <w:rFonts w:ascii="Arial" w:eastAsia="Times New Roman" w:hAnsi="Arial" w:cs="Arial"/>
+                <w:color w:val="000000"/>
+                <w:sz w:val="20"/>
+                <w:szCs w:val="20"/>
+                <w:lang w:val="es-ES" w:eastAsia="es-ES"/>
+              </w:rPr>
+              <w:t>textoTotLiqu</w:t>
+            </w:r>
+            <w:proofErr w:type="spellEnd"/>
+            <w:r>
+              <w:rPr>
+                <w:rFonts w:ascii="Arial" w:eastAsia="Times New Roman" w:hAnsi="Arial" w:cs="Arial"/>
+                <w:color w:val="000000"/>
+                <w:sz w:val="20"/>
+                <w:szCs w:val="20"/>
+                <w:lang w:val="es-ES" w:eastAsia="es-ES"/>
+              </w:rPr>
+              <w:t>}</w:t>
+            </w:r>
+          </w:p>
+        </w:tc>
+        <w:tc>
+          <w:tcPr>
+            <w:tcW w:w="2154" w:type="dxa"/>
+            <w:shd w:val="clear" w:color="auto" w:fill="D1D1D1" w:themeFill="background2" w:themeFillShade="E6"/>
+            <w:vAlign w:val="center"/>
+          </w:tcPr>
+          <w:p>
+            <w:pPr>
+              <w:jc w:val="right"/>
+              <w:rPr>
+                <w:rFonts w:ascii="Arial" w:eastAsia="Times New Roman" w:hAnsi="Arial" w:cs="Arial"/>
+                <w:color w:val="000000"/>
+                <w:sz w:val="20"/>
+                <w:szCs w:val="20"/>
+                <w:lang w:val="es-ES" w:eastAsia="es-ES"/>
+              </w:rPr>
+            </w:pPr>
+            <w:r>
+              <w:rPr>
+                <w:rFonts w:ascii="Arial" w:eastAsia="Times New Roman" w:hAnsi="Arial" w:cs="Arial"/>
+                <w:color w:val="000000"/>
+                <w:sz w:val="20"/>
+                <w:szCs w:val="20"/>
+                <w:lang w:val="es-ES" w:eastAsia="es-ES"/>
+              </w:rPr>
+              <w:t>{</w:t>
+            </w:r>
+            <w:proofErr w:type="spellStart"/>
+            <w:r>
+              <w:rPr>
+                <w:rFonts w:ascii="Arial" w:eastAsia="Times New Roman" w:hAnsi="Arial" w:cs="Arial"/>
+                <w:color w:val="000000"/>
+                <w:sz w:val="20"/>
+                <w:szCs w:val="20"/>
+                <w:lang w:val="es-ES" w:eastAsia="es-ES"/>
+              </w:rPr>
+              <w:t>textoTotNoReg</w:t>
+            </w:r>
+            <w:proofErr w:type="spellEnd"/>
+            <w:r>
+              <w:rPr>
+                <w:rFonts w:ascii="Arial" w:eastAsia="Times New Roman" w:hAnsi="Arial" w:cs="Arial"/>
+                <w:color w:val="000000"/>
+                <w:sz w:val="20"/>
+                <w:szCs w:val="20"/>
+                <w:lang w:val="es-ES" w:eastAsia="es-ES"/>
+              </w:rPr>
+              <w:t>}</w:t>
+            </w:r>
+          </w:p>
+        </w:tc>
+        <w:tc>
+          <w:tcPr>
+            <w:tcW w:w="2154" w:type="dxa"/>
+            <w:shd w:val="clear" w:color="auto" w:fill="D1D1D1" w:themeFill="background2" w:themeFillShade="E6"/>
+            <w:vAlign w:val="center"/>
+          </w:tcPr>
+          <w:p>
+            <w:pPr>
+              <w:jc w:val="right"/>
+              <w:rPr>
+                <w:rFonts w:ascii="Arial" w:eastAsia="Times New Roman" w:hAnsi="Arial" w:cs="Arial"/>
+                <w:color w:val="000000"/>
+                <w:sz w:val="20"/>
+                <w:szCs w:val="20"/>
+                <w:lang w:val="es-ES" w:eastAsia="es-ES"/>
+              </w:rPr>
+            </w:pPr>
+            <w:r>
+              <w:rPr>
+                <w:rFonts w:ascii="Arial" w:eastAsia="Times New Roman" w:hAnsi="Arial" w:cs="Arial"/>
+                <w:color w:val="000000"/>
+                <w:sz w:val="20"/>
+                <w:szCs w:val="20"/>
+                <w:lang w:val="es-ES" w:eastAsia="es-ES"/>
+              </w:rPr>
+              <w:t>{</w:t>
+            </w:r>
+            <w:proofErr w:type="spellStart"/>
+            <w:r>
+              <w:rPr>
+                <w:rFonts w:ascii="Arial" w:eastAsia="Times New Roman" w:hAnsi="Arial" w:cs="Arial"/>
+                <w:color w:val="000000"/>
+                <w:sz w:val="20"/>
+                <w:szCs w:val="20"/>
+                <w:lang w:val="es-ES" w:eastAsia="es-ES"/>
+              </w:rPr>
+              <w:t>textoTotReguPECO</w:t>
+            </w:r>
+            <w:proofErr w:type="spellEnd"/>
+            <w:r>
+              <w:rPr>
+                <w:rFonts w:ascii="Arial" w:eastAsia="Times New Roman" w:hAnsi="Arial" w:cs="Arial"/>
+                <w:color w:val="000000"/>
+                <w:sz w:val="20"/>
+                <w:szCs w:val="20"/>
+                <w:lang w:val="es-ES" w:eastAsia="es-ES"/>
+              </w:rPr>
+              <w:t>}</w:t>
+            </w:r>
+          </w:p>
+        </w:tc>
+      </w:tr>
+    </w:tbl>
+    <w:p>
+      <w:pPr>
         <w:pStyle w:val="Textoindependiente"/>
         <w:spacing w:line="240" w:lineRule="auto"/>
         <w:jc w:val="both"/>
         <w:rPr>
           <w:rFonts w:ascii="Arial" w:hAnsi="Arial" w:cs="Arial"/>
-        </w:rPr>
-      </w:pPr>
+          <w:sz w:val="20"/>
+          <w:szCs w:val="20"/>
+        </w:rPr>
+      </w:pPr>
+      <w:r>
+        <w:rPr>
+          <w:rFonts w:ascii="Arial" w:hAnsi="Arial" w:cs="Arial"/>
+          <w:sz w:val="20"/>
+          <w:szCs w:val="20"/>
+        </w:rPr>
+        <w:t>{/</w:t>
+      </w:r>
+      <w:proofErr w:type="spellStart"/>
+      <w:r>
+        <w:rPr>
+          <w:rFonts w:ascii="Arial" w:hAnsi="Arial" w:cs="Arial"/>
+          <w:sz w:val="20"/>
+          <w:szCs w:val="20"/>
+        </w:rPr>
+        <w:t>estadoOnlyPECO</w:t>
+      </w:r>
+      <w:proofErr w:type="spellEnd"/>
+      <w:r>
+        <w:rPr>
+          <w:rFonts w:ascii="Arial" w:hAnsi="Arial" w:cs="Arial"/>
+          <w:sz w:val="20"/>
+          <w:szCs w:val="20"/>
+        </w:rPr>
+        <w:t>}</w:t>
+      </w:r>
     </w:p>
     <w:p>
       <w:pPr>
@@ -8030,13 +9954,25 @@
         <w:jc w:val="both"/>
         <w:rPr>
           <w:rFonts w:ascii="Arial" w:hAnsi="Arial" w:cs="Arial"/>
-        </w:rPr>
-      </w:pPr>
-      <w:r>
-        <w:rPr>
-          <w:rFonts w:ascii="Arial" w:hAnsi="Arial" w:cs="Arial"/>
-        </w:rPr>
-        <w:lastRenderedPageBreak/>
+          <w:sz w:val="20"/>
+          <w:szCs w:val="20"/>
+        </w:rPr>
+      </w:pPr>
+    </w:p>
+    <w:bookmarkEnd w:id="19"/>
+    <w:p>
+      <w:pPr>
+        <w:pStyle w:val="Textoindependiente"/>
+        <w:spacing w:line="240" w:lineRule="auto"/>
+        <w:jc w:val="both"/>
+        <w:rPr>
+          <w:rFonts w:ascii="Arial" w:hAnsi="Arial" w:cs="Arial"/>
+        </w:rPr>
+      </w:pPr>
+      <w:r>
+        <w:rPr>
+          <w:rFonts w:ascii="Arial" w:hAnsi="Arial" w:cs="Arial"/>
+        </w:rPr>
         <w:t>{#</w:t>
       </w:r>
       <w:r>
@@ -8083,6 +10019,7 @@
           <w:sz w:val="22"/>
           <w:szCs w:val="22"/>
         </w:rPr>
+        <w:lastRenderedPageBreak/>
         <w:t>D</w:t>
       </w:r>
       <w:r>
@@ -8815,69 +10752,320 @@
     </w:p>
     <w:p/>
     <w:p>
+      <w:r>
+        <w:t>{/</w:t>
+      </w:r>
+      <w:proofErr w:type="spellStart"/>
+      <w:r>
+        <w:rPr>
+          <w:rFonts w:ascii="Arial" w:hAnsi="Arial" w:cs="Arial"/>
+          <w:sz w:val="22"/>
+          <w:szCs w:val="22"/>
+        </w:rPr>
+        <w:t>estadoPECOyAMAZONIA</w:t>
+      </w:r>
+      <w:proofErr w:type="spellEnd"/>
+      <w:r>
+        <w:t>}</w:t>
+      </w:r>
+    </w:p>
+    <w:p>
+      <w:bookmarkStart w:id="20" w:name="_Hlk231416325"/>
+      <w:r>
+        <w:t>{#</w:t>
+      </w:r>
+      <w:r>
+        <w:t>estadoOnlyPECO</w:t>
+      </w:r>
+      <w:r>
+        <w:t>}</w:t>
+      </w:r>
+    </w:p>
+    <w:p>
       <w:pPr>
         <w:pStyle w:val="Ttulo4"/>
+        <w:numPr>
+          <w:ilvl w:val="1"/>
+          <w:numId w:val="3"/>
+        </w:numPr>
         <w:tabs>
           <w:tab w:val="left" w:pos="284"/>
         </w:tabs>
-        <w:ind w:right="-8"/>
+        <w:spacing w:line="240" w:lineRule="auto"/>
+        <w:ind w:left="426" w:right="-8" w:hanging="426"/>
         <w:jc w:val="both"/>
         <w:rPr>
-          <w:rFonts w:ascii="Arial" w:eastAsiaTheme="minorHAnsi" w:hAnsi="Arial" w:cs="Arial"/>
-          <w:i w:val="0"/>
-          <w:iCs w:val="0"/>
-          <w:color w:val="auto"/>
-          <w:sz w:val="22"/>
-          <w:szCs w:val="22"/>
-        </w:rPr>
-      </w:pPr>
-      <w:r>
-        <w:rPr>
-          <w:rFonts w:ascii="Arial" w:eastAsiaTheme="minorHAnsi" w:hAnsi="Arial" w:cs="Arial"/>
-          <w:i w:val="0"/>
-          <w:iCs w:val="0"/>
-          <w:color w:val="auto"/>
+          <w:rFonts w:ascii="Arial" w:hAnsi="Arial" w:cs="Arial"/>
+          <w:i w:val="0"/>
+          <w:iCs w:val="0"/>
+          <w:color w:val="000000" w:themeColor="text1"/>
+          <w:sz w:val="22"/>
+          <w:szCs w:val="22"/>
+        </w:rPr>
+      </w:pPr>
+      <w:r>
+        <w:rPr>
+          <w:rFonts w:ascii="Arial" w:hAnsi="Arial" w:cs="Arial"/>
+          <w:i w:val="0"/>
+          <w:iCs w:val="0"/>
+          <w:color w:val="000000" w:themeColor="text1"/>
+          <w:sz w:val="22"/>
+          <w:szCs w:val="22"/>
+        </w:rPr>
+        <w:lastRenderedPageBreak/>
+        <w:t xml:space="preserve">De </w:t>
+      </w:r>
+      <w:r>
+        <w:rPr>
+          <w:rFonts w:ascii="Arial" w:hAnsi="Arial" w:cs="Arial"/>
+          <w:i w:val="0"/>
+          <w:iCs w:val="0"/>
+          <w:color w:val="000000" w:themeColor="text1"/>
+          <w:sz w:val="22"/>
+          <w:szCs w:val="22"/>
+        </w:rPr>
+        <w:t>acuerdo a la solicitud de regularización/reconocimiento físico n.º {cuadroPedoAmazonia-numeroRegularizacion}</w:t>
+      </w:r>
+      <w:r>
+        <w:rPr>
+          <w:rFonts w:ascii="Arial" w:hAnsi="Arial" w:cs="Arial"/>
+          <w:b/>
+          <w:bCs/>
+          <w:i w:val="0"/>
+          <w:iCs w:val="0"/>
+          <w:color w:val="FF0000"/>
+          <w:sz w:val="22"/>
+          <w:szCs w:val="22"/>
+        </w:rPr>
+        <w:t>{cuadroPedoAmazonia-numeroRegularizacionRRR}</w:t>
+      </w:r>
+      <w:r>
+        <w:rPr>
+          <w:rFonts w:ascii="Arial" w:hAnsi="Arial" w:cs="Arial"/>
+          <w:i w:val="0"/>
+          <w:iCs w:val="0"/>
+          <w:color w:val="000000" w:themeColor="text1"/>
+          <w:sz w:val="22"/>
+          <w:szCs w:val="22"/>
+        </w:rPr>
+        <w:t xml:space="preserve"> del {cuadroPedoAmazonia-fechaRegularizacion}</w:t>
+      </w:r>
+      <w:r>
+        <w:rPr>
+          <w:rFonts w:ascii="Arial" w:hAnsi="Arial" w:cs="Arial"/>
+          <w:b/>
+          <w:bCs/>
+          <w:i w:val="0"/>
+          <w:iCs w:val="0"/>
+          <w:color w:val="FF0000"/>
+          <w:sz w:val="22"/>
+          <w:szCs w:val="22"/>
+        </w:rPr>
+        <w:t>{cuadroPedoAmazonia-fechaRegularizacionRRR}</w:t>
+      </w:r>
+      <w:r>
+        <w:rPr>
+          <w:rFonts w:ascii="Arial" w:hAnsi="Arial" w:cs="Arial"/>
+          <w:i w:val="0"/>
+          <w:iCs w:val="0"/>
+          <w:color w:val="000000" w:themeColor="text1"/>
+          <w:sz w:val="22"/>
+          <w:szCs w:val="22"/>
+        </w:rPr>
+        <w:t>, presentado por {</w:t>
+      </w:r>
+      <w:proofErr w:type="spellStart"/>
+      <w:r>
+        <w:rPr>
+          <w:rFonts w:ascii="Arial" w:hAnsi="Arial" w:cs="Arial"/>
+          <w:i w:val="0"/>
+          <w:iCs w:val="0"/>
+          <w:color w:val="000000" w:themeColor="text1"/>
+          <w:sz w:val="22"/>
+          <w:szCs w:val="22"/>
+        </w:rPr>
+        <w:t>fromDam-nombreEmpresa</w:t>
+      </w:r>
+      <w:proofErr w:type="spellEnd"/>
+      <w:r>
+        <w:rPr>
+          <w:rFonts w:ascii="Arial" w:hAnsi="Arial" w:cs="Arial"/>
+          <w:i w:val="0"/>
+          <w:iCs w:val="0"/>
+          <w:color w:val="000000" w:themeColor="text1"/>
+          <w:sz w:val="22"/>
+          <w:szCs w:val="22"/>
+        </w:rPr>
+        <w:t>}</w:t>
+      </w:r>
+      <w:r>
+        <w:rPr>
+          <w:rFonts w:ascii="Arial" w:hAnsi="Arial" w:cs="Arial"/>
+          <w:b/>
+          <w:bCs/>
+          <w:i w:val="0"/>
+          <w:iCs w:val="0"/>
+          <w:color w:val="FF0000"/>
           <w:sz w:val="22"/>
           <w:szCs w:val="22"/>
         </w:rPr>
         <w:t>{</w:t>
       </w:r>
-      <w:r>
-        <w:rPr>
-          <w:rFonts w:ascii="Arial" w:eastAsiaTheme="minorHAnsi" w:hAnsi="Arial" w:cs="Arial"/>
-          <w:i w:val="0"/>
-          <w:iCs w:val="0"/>
-          <w:color w:val="auto"/>
-          <w:sz w:val="22"/>
-          <w:szCs w:val="22"/>
-        </w:rPr>
-        <w:t>/</w:t>
-      </w:r>
       <w:proofErr w:type="spellStart"/>
       <w:r>
         <w:rPr>
-          <w:rFonts w:ascii="Arial" w:eastAsiaTheme="minorHAnsi" w:hAnsi="Arial" w:cs="Arial"/>
-          <w:i w:val="0"/>
-          <w:iCs w:val="0"/>
-          <w:color w:val="auto"/>
-          <w:sz w:val="22"/>
-          <w:szCs w:val="22"/>
-        </w:rPr>
-        <w:t>estadoPECOyAMAZONIA</w:t>
+          <w:rFonts w:ascii="Arial" w:hAnsi="Arial" w:cs="Arial"/>
+          <w:b/>
+          <w:bCs/>
+          <w:i w:val="0"/>
+          <w:iCs w:val="0"/>
+          <w:color w:val="FF0000"/>
+          <w:sz w:val="22"/>
+          <w:szCs w:val="22"/>
+        </w:rPr>
+        <w:t>fromDam-nombreEmpresaRRR</w:t>
       </w:r>
       <w:proofErr w:type="spellEnd"/>
       <w:r>
         <w:rPr>
-          <w:rFonts w:ascii="Arial" w:eastAsiaTheme="minorHAnsi" w:hAnsi="Arial" w:cs="Arial"/>
-          <w:i w:val="0"/>
-          <w:iCs w:val="0"/>
-          <w:color w:val="auto"/>
+          <w:rFonts w:ascii="Arial" w:hAnsi="Arial" w:cs="Arial"/>
+          <w:b/>
+          <w:bCs/>
+          <w:i w:val="0"/>
+          <w:iCs w:val="0"/>
+          <w:color w:val="FF0000"/>
           <w:sz w:val="22"/>
           <w:szCs w:val="22"/>
         </w:rPr>
         <w:t>}</w:t>
       </w:r>
-    </w:p>
+      <w:r>
+        <w:rPr>
+          <w:rFonts w:ascii="Arial" w:hAnsi="Arial" w:cs="Arial"/>
+          <w:i w:val="0"/>
+          <w:iCs w:val="0"/>
+          <w:color w:val="000000" w:themeColor="text1"/>
+          <w:sz w:val="22"/>
+          <w:szCs w:val="22"/>
+        </w:rPr>
+        <w:t>, identificado con RUC n.º {</w:t>
+      </w:r>
+      <w:proofErr w:type="spellStart"/>
+      <w:r>
+        <w:rPr>
+          <w:rFonts w:ascii="Arial" w:hAnsi="Arial" w:cs="Arial"/>
+          <w:i w:val="0"/>
+          <w:iCs w:val="0"/>
+          <w:color w:val="000000" w:themeColor="text1"/>
+          <w:sz w:val="22"/>
+          <w:szCs w:val="22"/>
+        </w:rPr>
+        <w:t>fromDam</w:t>
+      </w:r>
+      <w:proofErr w:type="spellEnd"/>
+      <w:r>
+        <w:rPr>
+          <w:rFonts w:ascii="Arial" w:hAnsi="Arial" w:cs="Arial"/>
+          <w:i w:val="0"/>
+          <w:iCs w:val="0"/>
+          <w:color w:val="000000" w:themeColor="text1"/>
+          <w:sz w:val="22"/>
+          <w:szCs w:val="22"/>
+        </w:rPr>
+        <w:t>-ruc}</w:t>
+      </w:r>
+      <w:r>
+        <w:rPr>
+          <w:rFonts w:ascii="Arial" w:hAnsi="Arial" w:cs="Arial"/>
+          <w:b/>
+          <w:bCs/>
+          <w:i w:val="0"/>
+          <w:iCs w:val="0"/>
+          <w:color w:val="FF0000"/>
+          <w:sz w:val="22"/>
+          <w:szCs w:val="22"/>
+        </w:rPr>
+        <w:t>{</w:t>
+      </w:r>
+      <w:proofErr w:type="spellStart"/>
+      <w:r>
+        <w:rPr>
+          <w:rFonts w:ascii="Arial" w:hAnsi="Arial" w:cs="Arial"/>
+          <w:b/>
+          <w:bCs/>
+          <w:i w:val="0"/>
+          <w:iCs w:val="0"/>
+          <w:color w:val="FF0000"/>
+          <w:sz w:val="22"/>
+          <w:szCs w:val="22"/>
+        </w:rPr>
+        <w:t>fromDam-rucRRR</w:t>
+      </w:r>
+      <w:proofErr w:type="spellEnd"/>
+      <w:r>
+        <w:rPr>
+          <w:rFonts w:ascii="Arial" w:hAnsi="Arial" w:cs="Arial"/>
+          <w:b/>
+          <w:bCs/>
+          <w:i w:val="0"/>
+          <w:iCs w:val="0"/>
+          <w:color w:val="FF0000"/>
+          <w:sz w:val="22"/>
+          <w:szCs w:val="22"/>
+        </w:rPr>
+        <w:t>}</w:t>
+      </w:r>
+      <w:r>
+        <w:rPr>
+          <w:rFonts w:ascii="Arial" w:hAnsi="Arial" w:cs="Arial"/>
+          <w:i w:val="0"/>
+          <w:iCs w:val="0"/>
+          <w:color w:val="000000" w:themeColor="text1"/>
+          <w:sz w:val="22"/>
+          <w:szCs w:val="22"/>
+        </w:rPr>
+        <w:t>, se establece que la mercancía materia de regularización ha sido objeto de reconocimiento físico dentro del plazo previsto en el artículo 2º de la Resolución Ministerial n.º107-94-EF/10; por lo tanto, corresponde atender las series de la referida DAM solicitadas a regularización toda vez que se encuentran negociadas en el Arancel Común del Convenio Peruano - Colombiano con una tasa Ad/Valorem – Libre; asimismo, se debe tener en cuenta lo opinado en el informe n.º 50-2008-SUNAT/2B4000, ratificado mediante Informe n.º 11-2017-SUNAT/340000, donde dice que: “la devolución de los tributos pagados a cuenta, como regularización del despacho de mercancía acogidas estrictamente a los beneficios arancelarios otorgados por el PECO, comprende únicamente los derechos Ad/Valorem cancelados de las mercancías liberadas total o parcialmente por acogimiento del PECO; determinándose que el monto a regularizar en el marco del Decreto Supremo n.º 015-94-EF es de S/ {</w:t>
+      </w:r>
+      <w:proofErr w:type="spellStart"/>
+      <w:r>
+        <w:rPr>
+          <w:rFonts w:ascii="Arial" w:hAnsi="Arial" w:cs="Arial"/>
+          <w:i w:val="0"/>
+          <w:iCs w:val="0"/>
+          <w:color w:val="000000" w:themeColor="text1"/>
+          <w:sz w:val="22"/>
+          <w:szCs w:val="22"/>
+        </w:rPr>
+        <w:t>textoTotReguPECO</w:t>
+      </w:r>
+      <w:proofErr w:type="spellEnd"/>
+      <w:r>
+        <w:rPr>
+          <w:rFonts w:ascii="Arial" w:hAnsi="Arial" w:cs="Arial"/>
+          <w:i w:val="0"/>
+          <w:iCs w:val="0"/>
+          <w:color w:val="000000" w:themeColor="text1"/>
+          <w:sz w:val="22"/>
+          <w:szCs w:val="22"/>
+        </w:rPr>
+        <w:t>}</w:t>
+      </w:r>
+    </w:p>
+    <w:p/>
+    <w:p>
+      <w:r>
+        <w:t>{/</w:t>
+      </w:r>
+      <w:proofErr w:type="spellStart"/>
+      <w:r>
+        <w:t>estadoOnlyPECO</w:t>
+      </w:r>
+      <w:proofErr w:type="spellEnd"/>
+      <w:r>
+        <w:t>}</w:t>
+      </w:r>
+    </w:p>
+    <w:bookmarkEnd w:id="20"/>
     <w:p>
       <w:pPr>
         <w:pStyle w:val="Textoindependiente"/>
@@ -9188,16 +11376,7 @@
           <w:sz w:val="22"/>
           <w:szCs w:val="22"/>
         </w:rPr>
-        <w:t xml:space="preserve">, se ha procedido a </w:t>
-      </w:r>
-      <w:r>
-        <w:rPr>
-          <w:rFonts w:ascii="Arial" w:hAnsi="Arial"/>
-          <w:sz w:val="22"/>
-          <w:szCs w:val="22"/>
-        </w:rPr>
-        <w:lastRenderedPageBreak/>
-        <w:t xml:space="preserve">revisar y verificar las condiciones de pago establecidas entre el importador y su proveedor, se observa que la fecha de pago de las mercancías es </w:t>
+        <w:t xml:space="preserve">, se ha procedido a revisar y verificar las condiciones de pago establecidas entre el importador y su proveedor, se observa que la fecha de pago de las mercancías es </w:t>
       </w:r>
       <w:r>
         <w:rPr>
@@ -9382,7 +11561,41 @@
           <w:sz w:val="22"/>
           <w:szCs w:val="22"/>
         </w:rPr>
-        <w:t>-ruc} al amparo de la Ley n.º 27037, al no configurar la exclusión establecida en el artículo 8° de la Mencionada Ley</w:t>
+        <w:t xml:space="preserve">-ruc} al </w:t>
+      </w:r>
+      <w:r>
+        <w:rPr>
+          <w:rFonts w:ascii="Arial" w:hAnsi="Arial"/>
+          <w:sz w:val="22"/>
+          <w:szCs w:val="22"/>
+        </w:rPr>
+        <w:t>{</w:t>
+      </w:r>
+      <w:proofErr w:type="spellStart"/>
+      <w:r>
+        <w:rPr>
+          <w:rFonts w:ascii="Arial" w:hAnsi="Arial"/>
+          <w:sz w:val="22"/>
+          <w:szCs w:val="22"/>
+        </w:rPr>
+        <w:t>textoPlazoFactura</w:t>
+      </w:r>
+      <w:proofErr w:type="spellEnd"/>
+      <w:r>
+        <w:rPr>
+          <w:rFonts w:ascii="Arial" w:hAnsi="Arial"/>
+          <w:sz w:val="22"/>
+          <w:szCs w:val="22"/>
+        </w:rPr>
+        <w:t>}</w:t>
+      </w:r>
+      <w:r>
+        <w:rPr>
+          <w:rFonts w:ascii="Arial" w:hAnsi="Arial"/>
+          <w:sz w:val="22"/>
+          <w:szCs w:val="22"/>
+        </w:rPr>
+        <w:t>, al no configurar la exclusión establecida en el artículo 8° de la Mencionada Ley</w:t>
       </w:r>
       <w:r>
         <w:rPr>
@@ -9494,6 +11707,7 @@
           <w:sz w:val="22"/>
           <w:szCs w:val="22"/>
         </w:rPr>
+        <w:lastRenderedPageBreak/>
         <w:t>La Ley n.º 28194 “Ley para la Lucha contra la Evasión y para la Formalización de la Economía” establece en su artículo 3-A la obligatoriedad del uso de medios de pago en la compraventa internacional de mercancías, en tal sentido, se procedió a evaluar la factura remitida por el administrado a través del requerimiento n.º {</w:t>
       </w:r>
       <w:proofErr w:type="spellStart"/>
@@ -9961,7 +12175,41 @@
           <w:sz w:val="22"/>
           <w:szCs w:val="22"/>
         </w:rPr>
-        <w:t>-ruc} al amparo de la Ley n.º 27037, al no configurar la exclusión establecida en el artículo 8° de la Mencionada Ley;</w:t>
+        <w:t xml:space="preserve">-ruc} al </w:t>
+      </w:r>
+      <w:r>
+        <w:rPr>
+          <w:rFonts w:ascii="Arial" w:hAnsi="Arial"/>
+          <w:sz w:val="22"/>
+          <w:szCs w:val="22"/>
+        </w:rPr>
+        <w:t>{</w:t>
+      </w:r>
+      <w:proofErr w:type="spellStart"/>
+      <w:r>
+        <w:rPr>
+          <w:rFonts w:ascii="Arial" w:hAnsi="Arial"/>
+          <w:sz w:val="22"/>
+          <w:szCs w:val="22"/>
+        </w:rPr>
+        <w:t>textoPlazoFactura</w:t>
+      </w:r>
+      <w:proofErr w:type="spellEnd"/>
+      <w:r>
+        <w:rPr>
+          <w:rFonts w:ascii="Arial" w:hAnsi="Arial"/>
+          <w:sz w:val="22"/>
+          <w:szCs w:val="22"/>
+        </w:rPr>
+        <w:t>}</w:t>
+      </w:r>
+      <w:r>
+        <w:rPr>
+          <w:rFonts w:ascii="Arial" w:hAnsi="Arial"/>
+          <w:sz w:val="22"/>
+          <w:szCs w:val="22"/>
+        </w:rPr>
+        <w:t>, al no configurar la exclusión establecida en el artículo 8° de la Mencionada Ley;</w:t>
       </w:r>
     </w:p>
     <w:p>
@@ -10164,7 +12412,7 @@
           <w:szCs w:val="22"/>
         </w:rPr>
       </w:pPr>
-      <w:bookmarkStart w:id="3" w:name="_Hlk58837397"/>
+      <w:bookmarkStart w:id="21" w:name="_Hlk58837397"/>
       <w:r>
         <w:rPr>
           <w:rFonts w:ascii="Arial" w:hAnsi="Arial" w:cs="Arial"/>
@@ -10439,7 +12687,7 @@
         </w:rPr>
         <w:t>de la Ley n.º 27037</w:t>
       </w:r>
-      <w:bookmarkEnd w:id="3"/>
+      <w:bookmarkEnd w:id="21"/>
       <w:r>
         <w:rPr>
           <w:rFonts w:ascii="Arial" w:hAnsi="Arial" w:cs="Arial"/>
@@ -10722,6 +12970,7 @@
           <w:sz w:val="22"/>
           <w:szCs w:val="22"/>
         </w:rPr>
+        <w:lastRenderedPageBreak/>
         <w:t xml:space="preserve">Declarar </w:t>
       </w:r>
       <w:r>
@@ -11221,6 +13470,202 @@
       <w:r>
         <w:rPr>
           <w:rFonts w:ascii="Arial" w:hAnsi="Arial" w:cs="Arial"/>
+        </w:rPr>
+        <w:t>}</w:t>
+      </w:r>
+    </w:p>
+    <w:p>
+      <w:pPr>
+        <w:pStyle w:val="Textoindependiente"/>
+        <w:spacing w:after="0" w:line="240" w:lineRule="auto"/>
+        <w:jc w:val="both"/>
+        <w:rPr>
+          <w:rFonts w:ascii="Arial" w:hAnsi="Arial" w:cs="Arial"/>
+        </w:rPr>
+      </w:pPr>
+      <w:r>
+        <w:rPr>
+          <w:rFonts w:ascii="Arial" w:hAnsi="Arial" w:cs="Arial"/>
+        </w:rPr>
+        <w:t>{#estadoOnlyPECO}</w:t>
+      </w:r>
+    </w:p>
+    <w:p>
+      <w:pPr>
+        <w:pStyle w:val="Prrafodelista"/>
+        <w:numPr>
+          <w:ilvl w:val="1"/>
+          <w:numId w:val="3"/>
+        </w:numPr>
+        <w:spacing w:after="0" w:line="240" w:lineRule="auto"/>
+        <w:ind w:left="567" w:hanging="643"/>
+        <w:jc w:val="both"/>
+        <w:rPr>
+          <w:rFonts w:ascii="Arial" w:hAnsi="Arial" w:cs="Arial"/>
+          <w:sz w:val="14"/>
+          <w:szCs w:val="14"/>
+        </w:rPr>
+      </w:pPr>
+      <w:r>
+        <w:rPr>
+          <w:rFonts w:ascii="Arial" w:hAnsi="Arial" w:cs="Arial"/>
+          <w:sz w:val="22"/>
+          <w:szCs w:val="22"/>
+        </w:rPr>
+        <w:t xml:space="preserve">Declarar procedente la regularización de la regularización de la DAM </w:t>
+      </w:r>
+      <w:proofErr w:type="spellStart"/>
+      <w:r>
+        <w:rPr>
+          <w:rFonts w:ascii="Arial" w:hAnsi="Arial" w:cs="Arial"/>
+          <w:sz w:val="22"/>
+          <w:szCs w:val="22"/>
+        </w:rPr>
+        <w:t>n.°</w:t>
+      </w:r>
+      <w:proofErr w:type="spellEnd"/>
+      <w:r>
+        <w:rPr>
+          <w:rFonts w:ascii="Arial" w:hAnsi="Arial" w:cs="Arial"/>
+          <w:sz w:val="22"/>
+          <w:szCs w:val="22"/>
+        </w:rPr>
+        <w:t xml:space="preserve"> {</w:t>
+      </w:r>
+      <w:proofErr w:type="spellStart"/>
+      <w:r>
+        <w:rPr>
+          <w:rFonts w:ascii="Arial" w:hAnsi="Arial" w:cs="Arial"/>
+          <w:sz w:val="22"/>
+          <w:szCs w:val="22"/>
+        </w:rPr>
+        <w:t>fromDam-numeroDam</w:t>
+      </w:r>
+      <w:proofErr w:type="spellEnd"/>
+      <w:r>
+        <w:rPr>
+          <w:rFonts w:ascii="Arial" w:hAnsi="Arial" w:cs="Arial"/>
+          <w:sz w:val="22"/>
+          <w:szCs w:val="22"/>
+        </w:rPr>
+        <w:t>} en el marco del Decreto Supremo n.º 015-94-EF y normas conexas</w:t>
+      </w:r>
+      <w:r>
+        <w:rPr>
+          <w:rFonts w:ascii="Arial" w:hAnsi="Arial" w:cs="Arial"/>
+          <w:iCs/>
+          <w:sz w:val="22"/>
+          <w:szCs w:val="22"/>
+        </w:rPr>
+        <w:t>.</w:t>
+      </w:r>
+    </w:p>
+    <w:p>
+      <w:pPr>
+        <w:spacing w:after="0" w:line="240" w:lineRule="auto"/>
+        <w:jc w:val="both"/>
+        <w:rPr>
+          <w:rFonts w:ascii="Arial" w:hAnsi="Arial" w:cs="Arial"/>
+          <w:sz w:val="14"/>
+          <w:szCs w:val="14"/>
+        </w:rPr>
+      </w:pPr>
+    </w:p>
+    <w:p>
+      <w:pPr>
+        <w:pStyle w:val="Prrafodelista"/>
+        <w:numPr>
+          <w:ilvl w:val="1"/>
+          <w:numId w:val="3"/>
+        </w:numPr>
+        <w:spacing w:after="0" w:line="240" w:lineRule="auto"/>
+        <w:ind w:left="567" w:hanging="643"/>
+        <w:jc w:val="both"/>
+        <w:rPr>
+          <w:rFonts w:ascii="Arial" w:hAnsi="Arial" w:cs="Arial"/>
+          <w:sz w:val="22"/>
+          <w:szCs w:val="22"/>
+        </w:rPr>
+      </w:pPr>
+      <w:r>
+        <w:rPr>
+          <w:rFonts w:ascii="Arial" w:hAnsi="Arial" w:cs="Arial"/>
+          <w:sz w:val="22"/>
+          <w:szCs w:val="22"/>
+        </w:rPr>
+        <w:t>Autorizar la devolución por el importe de S/ {textoTotRegu27} en el marco del Decreto Supremo n.º 015-94-EF y normas conexas, a favor de {</w:t>
+      </w:r>
+      <w:proofErr w:type="spellStart"/>
+      <w:r>
+        <w:rPr>
+          <w:rFonts w:ascii="Arial" w:hAnsi="Arial" w:cs="Arial"/>
+          <w:sz w:val="22"/>
+          <w:szCs w:val="22"/>
+        </w:rPr>
+        <w:t>fromDam-nombreEmpresa</w:t>
+      </w:r>
+      <w:proofErr w:type="spellEnd"/>
+      <w:r>
+        <w:rPr>
+          <w:rFonts w:ascii="Arial" w:hAnsi="Arial" w:cs="Arial"/>
+          <w:sz w:val="22"/>
+          <w:szCs w:val="22"/>
+        </w:rPr>
+        <w:t>}, sin perjuicio de la fiscalización posterior que pudiera realizar la Superintendencia Nacional de Aduanas y de Administración Tributaria – SUNAT</w:t>
+      </w:r>
+      <w:r>
+        <w:rPr>
+          <w:rFonts w:ascii="Arial" w:hAnsi="Arial" w:cs="Arial"/>
+          <w:iCs/>
+          <w:sz w:val="22"/>
+          <w:szCs w:val="22"/>
+        </w:rPr>
+        <w:t>.</w:t>
+      </w:r>
+    </w:p>
+    <w:p>
+      <w:pPr>
+        <w:pStyle w:val="Prrafodelista"/>
+        <w:rPr>
+          <w:rFonts w:ascii="Arial" w:hAnsi="Arial" w:cs="Arial"/>
+          <w:sz w:val="14"/>
+          <w:szCs w:val="14"/>
+        </w:rPr>
+      </w:pPr>
+    </w:p>
+    <w:p>
+      <w:pPr>
+        <w:spacing w:after="0" w:line="240" w:lineRule="auto"/>
+        <w:jc w:val="both"/>
+        <w:rPr>
+          <w:rFonts w:ascii="Arial" w:hAnsi="Arial" w:cs="Arial"/>
+          <w:sz w:val="22"/>
+          <w:szCs w:val="22"/>
+        </w:rPr>
+      </w:pPr>
+      <w:r>
+        <w:rPr>
+          <w:rFonts w:ascii="Arial" w:hAnsi="Arial" w:cs="Arial"/>
+          <w:sz w:val="22"/>
+          <w:szCs w:val="22"/>
+        </w:rPr>
+        <w:t>{/</w:t>
+      </w:r>
+      <w:proofErr w:type="spellStart"/>
+      <w:r>
+        <w:rPr>
+          <w:rFonts w:ascii="Arial" w:hAnsi="Arial" w:cs="Arial"/>
+          <w:sz w:val="22"/>
+          <w:szCs w:val="22"/>
+        </w:rPr>
+        <w:t>estadoOnlyPECO</w:t>
+      </w:r>
+      <w:proofErr w:type="spellEnd"/>
+      <w:r>
+        <w:rPr>
+          <w:rFonts w:ascii="Arial" w:hAnsi="Arial" w:cs="Arial"/>
+          <w:sz w:val="22"/>
+          <w:szCs w:val="22"/>
         </w:rPr>
         <w:t>}</w:t>
       </w:r>
@@ -12423,7 +14868,7 @@
   <w:style w:type="paragraph" w:default="1" w:styleId="Normal">
     <w:name w:val="Normal"/>
     <w:qFormat/>
-    <w:rsid w:val="00D37F6D"/>
+    <w:rsid w:val="00591AEB"/>
   </w:style>
   <w:style w:type="paragraph" w:styleId="Ttulo1">
     <w:name w:val="heading 1"/>

--- a/interfaz3/semiPlantillaFinalInformeV3NumeradoNUEVO.docx
+++ b/interfaz3/semiPlantillaFinalInformeV3NumeradoNUEVO.docx
@@ -330,21 +330,6 @@
           <w:tab w:val="left" w:pos="3544"/>
         </w:tabs>
         <w:spacing w:after="0" w:line="240" w:lineRule="auto"/>
-        <w:ind w:firstLine="3686"/>
-        <w:jc w:val="both"/>
-        <w:rPr>
-          <w:rFonts w:ascii="Arial" w:hAnsi="Arial" w:cs="Arial"/>
-          <w:b/>
-        </w:rPr>
-      </w:pPr>
-    </w:p>
-    <w:p>
-      <w:pPr>
-        <w:tabs>
-          <w:tab w:val="left" w:pos="3544"/>
-        </w:tabs>
-        <w:spacing w:after="0" w:line="240" w:lineRule="auto"/>
-        <w:ind w:firstLine="3686"/>
         <w:jc w:val="both"/>
         <w:rPr>
           <w:rFonts w:ascii="Arial" w:hAnsi="Arial" w:cs="Arial"/>
@@ -449,16 +434,7 @@
           <w:sz w:val="22"/>
           <w:szCs w:val="22"/>
         </w:rPr>
-        <w:t>{</w:t>
-      </w:r>
-      <w:proofErr w:type="spellStart"/>
-      <w:r>
-        <w:rPr>
-          <w:rFonts w:ascii="Arial" w:hAnsi="Arial" w:cs="Arial"/>
-          <w:sz w:val="22"/>
-          <w:szCs w:val="22"/>
-        </w:rPr>
-        <w:t>fromDam-</w:t>
+        <w:t>{fromDam-</w:t>
       </w:r>
       <w:proofErr w:type="gramStart"/>
       <w:r>
@@ -467,16 +443,7 @@
           <w:sz w:val="22"/>
           <w:szCs w:val="22"/>
         </w:rPr>
-        <w:t>numeroDam</w:t>
-      </w:r>
-      <w:proofErr w:type="spellEnd"/>
-      <w:r>
-        <w:rPr>
-          <w:rFonts w:ascii="Arial" w:hAnsi="Arial" w:cs="Arial"/>
-          <w:sz w:val="22"/>
-          <w:szCs w:val="22"/>
-        </w:rPr>
-        <w:t>}</w:t>
+        <w:t>numeroDam}</w:t>
       </w:r>
       <w:r>
         <w:rPr>
@@ -489,7 +456,6 @@
         </w:rPr>
         <w:t>{</w:t>
       </w:r>
-      <w:proofErr w:type="spellStart"/>
       <w:proofErr w:type="gramEnd"/>
       <w:r>
         <w:rPr>
@@ -500,19 +466,7 @@
           <w:sz w:val="22"/>
           <w:szCs w:val="22"/>
         </w:rPr>
-        <w:t>fromDam-numeroDamRRR</w:t>
-      </w:r>
-      <w:proofErr w:type="spellEnd"/>
-      <w:r>
-        <w:rPr>
-          <w:rFonts w:ascii="Arial" w:hAnsi="Arial" w:cs="Arial"/>
-          <w:b/>
-          <w:bCs/>
-          <w:color w:val="FF0000"/>
-          <w:sz w:val="22"/>
-          <w:szCs w:val="22"/>
-        </w:rPr>
-        <w:t>}</w:t>
+        <w:t>fromDam-numeroDamRRR}</w:t>
       </w:r>
       <w:r>
         <w:rPr>
@@ -529,27 +483,7 @@
           <w:szCs w:val="22"/>
           <w:shd w:val="clear" w:color="auto" w:fill="FAF9F8"/>
         </w:rPr>
-        <w:t>{</w:t>
-      </w:r>
-      <w:proofErr w:type="spellStart"/>
-      <w:r>
-        <w:rPr>
-          <w:rFonts w:ascii="Arial" w:hAnsi="Arial" w:cs="Arial"/>
-          <w:sz w:val="22"/>
-          <w:szCs w:val="22"/>
-          <w:shd w:val="clear" w:color="auto" w:fill="FAF9F8"/>
-        </w:rPr>
-        <w:t>textoVisto</w:t>
-      </w:r>
-      <w:proofErr w:type="spellEnd"/>
-      <w:r>
-        <w:rPr>
-          <w:rFonts w:ascii="Arial" w:hAnsi="Arial" w:cs="Arial"/>
-          <w:sz w:val="22"/>
-          <w:szCs w:val="22"/>
-          <w:shd w:val="clear" w:color="auto" w:fill="FAF9F8"/>
-        </w:rPr>
-        <w:t>}</w:t>
+        <w:t>{textoVisto}</w:t>
       </w:r>
       <w:r>
         <w:rPr>
@@ -674,27 +608,7 @@
           <w:szCs w:val="22"/>
           <w:shd w:val="clear" w:color="auto" w:fill="FAF9F8"/>
         </w:rPr>
-        <w:t xml:space="preserve">Ley General de Aduanas, Decreto Legislativo </w:t>
-      </w:r>
-      <w:proofErr w:type="spellStart"/>
-      <w:r>
-        <w:rPr>
-          <w:rFonts w:ascii="Arial" w:hAnsi="Arial" w:cs="Arial"/>
-          <w:sz w:val="22"/>
-          <w:szCs w:val="22"/>
-          <w:shd w:val="clear" w:color="auto" w:fill="FAF9F8"/>
-        </w:rPr>
-        <w:t>N°</w:t>
-      </w:r>
-      <w:proofErr w:type="spellEnd"/>
-      <w:r>
-        <w:rPr>
-          <w:rFonts w:ascii="Arial" w:hAnsi="Arial" w:cs="Arial"/>
-          <w:sz w:val="22"/>
-          <w:szCs w:val="22"/>
-          <w:shd w:val="clear" w:color="auto" w:fill="FAF9F8"/>
-        </w:rPr>
-        <w:t xml:space="preserve"> 1053, publicado el 27.6.2008, y modificatorias. </w:t>
+        <w:t xml:space="preserve">Ley General de Aduanas, Decreto Legislativo N° 1053, publicado el 27.6.2008, y modificatorias. </w:t>
       </w:r>
     </w:p>
     <w:p>
@@ -723,27 +637,7 @@
           <w:szCs w:val="22"/>
           <w:shd w:val="clear" w:color="auto" w:fill="FAF9F8"/>
         </w:rPr>
-        <w:t xml:space="preserve">Ley </w:t>
-      </w:r>
-      <w:proofErr w:type="spellStart"/>
-      <w:r>
-        <w:rPr>
-          <w:rFonts w:ascii="Arial" w:hAnsi="Arial" w:cs="Arial"/>
-          <w:sz w:val="22"/>
-          <w:szCs w:val="22"/>
-          <w:shd w:val="clear" w:color="auto" w:fill="FAF9F8"/>
-        </w:rPr>
-        <w:t>N°</w:t>
-      </w:r>
-      <w:proofErr w:type="spellEnd"/>
-      <w:r>
-        <w:rPr>
-          <w:rFonts w:ascii="Arial" w:hAnsi="Arial" w:cs="Arial"/>
-          <w:sz w:val="22"/>
-          <w:szCs w:val="22"/>
-          <w:shd w:val="clear" w:color="auto" w:fill="FAF9F8"/>
-        </w:rPr>
-        <w:t xml:space="preserve"> 27037, Ley de promoción de la inversión en la amazonia. </w:t>
+        <w:t xml:space="preserve">Ley N° 27037, Ley de promoción de la inversión en la amazonia. </w:t>
       </w:r>
     </w:p>
     <w:p>
@@ -772,27 +666,7 @@
           <w:szCs w:val="22"/>
           <w:shd w:val="clear" w:color="auto" w:fill="FAF9F8"/>
         </w:rPr>
-        <w:t xml:space="preserve">Decreto Supremo </w:t>
-      </w:r>
-      <w:proofErr w:type="spellStart"/>
-      <w:r>
-        <w:rPr>
-          <w:rFonts w:ascii="Arial" w:hAnsi="Arial" w:cs="Arial"/>
-          <w:sz w:val="22"/>
-          <w:szCs w:val="22"/>
-          <w:shd w:val="clear" w:color="auto" w:fill="FAF9F8"/>
-        </w:rPr>
-        <w:t>N°</w:t>
-      </w:r>
-      <w:proofErr w:type="spellEnd"/>
-      <w:r>
-        <w:rPr>
-          <w:rFonts w:ascii="Arial" w:hAnsi="Arial" w:cs="Arial"/>
-          <w:sz w:val="22"/>
-          <w:szCs w:val="22"/>
-          <w:shd w:val="clear" w:color="auto" w:fill="FAF9F8"/>
-        </w:rPr>
-        <w:t xml:space="preserve"> 103-99-EF, aprueban el Reglamento de las Disposiciones Tributarias contenidas en la Ley de Promoción de la Inversión en la Amazonia. </w:t>
+        <w:t xml:space="preserve">Decreto Supremo N° 103-99-EF, aprueban el Reglamento de las Disposiciones Tributarias contenidas en la Ley de Promoción de la Inversión en la Amazonia. </w:t>
       </w:r>
     </w:p>
     <w:p>
@@ -841,27 +715,7 @@
           <w:szCs w:val="22"/>
           <w:shd w:val="clear" w:color="auto" w:fill="FAF9F8"/>
         </w:rPr>
-        <w:t xml:space="preserve"> de 1938, puesto en vigencia por el Decreto Supremo </w:t>
-      </w:r>
-      <w:proofErr w:type="spellStart"/>
-      <w:r>
-        <w:rPr>
-          <w:rFonts w:ascii="Arial" w:hAnsi="Arial" w:cs="Arial"/>
-          <w:sz w:val="22"/>
-          <w:szCs w:val="22"/>
-          <w:shd w:val="clear" w:color="auto" w:fill="FAF9F8"/>
-        </w:rPr>
-        <w:t>N°</w:t>
-      </w:r>
-      <w:proofErr w:type="spellEnd"/>
-      <w:r>
-        <w:rPr>
-          <w:rFonts w:ascii="Arial" w:hAnsi="Arial" w:cs="Arial"/>
-          <w:sz w:val="22"/>
-          <w:szCs w:val="22"/>
-          <w:shd w:val="clear" w:color="auto" w:fill="FAF9F8"/>
-        </w:rPr>
-        <w:t xml:space="preserve"> 069-82-EFC, publicado el 04.03.1982, y modificatorias.  </w:t>
+        <w:t xml:space="preserve"> de 1938, puesto en vigencia por el Decreto Supremo N° 069-82-EFC, publicado el 04.03.1982, y modificatorias.  </w:t>
       </w:r>
     </w:p>
     <w:p>
@@ -890,47 +744,7 @@
           <w:szCs w:val="22"/>
           <w:shd w:val="clear" w:color="auto" w:fill="FAF9F8"/>
         </w:rPr>
-        <w:t xml:space="preserve">Resolución de Superintendencia </w:t>
-      </w:r>
-      <w:proofErr w:type="spellStart"/>
-      <w:r>
-        <w:rPr>
-          <w:rFonts w:ascii="Arial" w:hAnsi="Arial" w:cs="Arial"/>
-          <w:sz w:val="22"/>
-          <w:szCs w:val="22"/>
-          <w:shd w:val="clear" w:color="auto" w:fill="FAF9F8"/>
-        </w:rPr>
-        <w:t>N°</w:t>
-      </w:r>
-      <w:proofErr w:type="spellEnd"/>
-      <w:r>
-        <w:rPr>
-          <w:rFonts w:ascii="Arial" w:hAnsi="Arial" w:cs="Arial"/>
-          <w:sz w:val="22"/>
-          <w:szCs w:val="22"/>
-          <w:shd w:val="clear" w:color="auto" w:fill="FAF9F8"/>
-        </w:rPr>
-        <w:t xml:space="preserve"> 247-2025/SUNAT - Procedimiento Especifico DESPA-PE.01.15 (versión 3) Exoneración del IGV e IPM a la Importación de bienes para el consumo en la Amazonía - Ley </w:t>
-      </w:r>
-      <w:proofErr w:type="spellStart"/>
-      <w:r>
-        <w:rPr>
-          <w:rFonts w:ascii="Arial" w:hAnsi="Arial" w:cs="Arial"/>
-          <w:sz w:val="22"/>
-          <w:szCs w:val="22"/>
-          <w:shd w:val="clear" w:color="auto" w:fill="FAF9F8"/>
-        </w:rPr>
-        <w:t>N°</w:t>
-      </w:r>
-      <w:proofErr w:type="spellEnd"/>
-      <w:r>
-        <w:rPr>
-          <w:rFonts w:ascii="Arial" w:hAnsi="Arial" w:cs="Arial"/>
-          <w:sz w:val="22"/>
-          <w:szCs w:val="22"/>
-          <w:shd w:val="clear" w:color="auto" w:fill="FAF9F8"/>
-        </w:rPr>
-        <w:t xml:space="preserve"> 27037.  </w:t>
+        <w:t xml:space="preserve">Resolución de Superintendencia N° 247-2025/SUNAT - Procedimiento Especifico DESPA-PE.01.15 (versión 3) Exoneración del IGV e IPM a la Importación de bienes para el consumo en la Amazonía - Ley N° 27037.  </w:t>
       </w:r>
     </w:p>
     <w:p>
@@ -956,7 +770,6 @@
         </w:rPr>
         <w:t>{/</w:t>
       </w:r>
-      <w:proofErr w:type="spellStart"/>
       <w:r>
         <w:rPr>
           <w:rFonts w:ascii="Arial" w:hAnsi="Arial" w:cs="Arial"/>
@@ -964,7 +777,6 @@
         </w:rPr>
         <w:t>estadoOnlyAMAZONIA</w:t>
       </w:r>
-      <w:proofErr w:type="spellEnd"/>
       <w:r>
         <w:rPr>
           <w:rFonts w:ascii="Arial" w:hAnsi="Arial" w:cs="Arial"/>
@@ -1042,27 +854,7 @@
           <w:szCs w:val="22"/>
           <w:shd w:val="clear" w:color="auto" w:fill="FAF9F8"/>
         </w:rPr>
-        <w:t xml:space="preserve">Ley General de Aduanas, Decreto Legislativo </w:t>
-      </w:r>
-      <w:proofErr w:type="spellStart"/>
-      <w:r>
-        <w:rPr>
-          <w:rFonts w:ascii="Arial" w:hAnsi="Arial" w:cs="Arial"/>
-          <w:sz w:val="22"/>
-          <w:szCs w:val="22"/>
-          <w:shd w:val="clear" w:color="auto" w:fill="FAF9F8"/>
-        </w:rPr>
-        <w:t>N°</w:t>
-      </w:r>
-      <w:proofErr w:type="spellEnd"/>
-      <w:r>
-        <w:rPr>
-          <w:rFonts w:ascii="Arial" w:hAnsi="Arial" w:cs="Arial"/>
-          <w:sz w:val="22"/>
-          <w:szCs w:val="22"/>
-          <w:shd w:val="clear" w:color="auto" w:fill="FAF9F8"/>
-        </w:rPr>
-        <w:t xml:space="preserve"> 1053, publicado el 27.6.2008, y modificatorias. </w:t>
+        <w:t xml:space="preserve">Ley General de Aduanas, Decreto Legislativo N° 1053, publicado el 27.6.2008, y modificatorias. </w:t>
       </w:r>
     </w:p>
     <w:p>
@@ -1091,27 +883,7 @@
           <w:szCs w:val="22"/>
           <w:shd w:val="clear" w:color="auto" w:fill="FAF9F8"/>
         </w:rPr>
-        <w:t xml:space="preserve">Ley </w:t>
-      </w:r>
-      <w:proofErr w:type="spellStart"/>
-      <w:r>
-        <w:rPr>
-          <w:rFonts w:ascii="Arial" w:hAnsi="Arial" w:cs="Arial"/>
-          <w:sz w:val="22"/>
-          <w:szCs w:val="22"/>
-          <w:shd w:val="clear" w:color="auto" w:fill="FAF9F8"/>
-        </w:rPr>
-        <w:t>N°</w:t>
-      </w:r>
-      <w:proofErr w:type="spellEnd"/>
-      <w:r>
-        <w:rPr>
-          <w:rFonts w:ascii="Arial" w:hAnsi="Arial" w:cs="Arial"/>
-          <w:sz w:val="22"/>
-          <w:szCs w:val="22"/>
-          <w:shd w:val="clear" w:color="auto" w:fill="FAF9F8"/>
-        </w:rPr>
-        <w:t xml:space="preserve"> 27037, Ley de promoción de la inversión en la amazonia. </w:t>
+        <w:t xml:space="preserve">Ley N° 27037, Ley de promoción de la inversión en la amazonia. </w:t>
       </w:r>
     </w:p>
     <w:p>
@@ -1140,27 +912,7 @@
           <w:szCs w:val="22"/>
           <w:shd w:val="clear" w:color="auto" w:fill="FAF9F8"/>
         </w:rPr>
-        <w:t xml:space="preserve">Decreto Supremo </w:t>
-      </w:r>
-      <w:proofErr w:type="spellStart"/>
-      <w:r>
-        <w:rPr>
-          <w:rFonts w:ascii="Arial" w:hAnsi="Arial" w:cs="Arial"/>
-          <w:sz w:val="22"/>
-          <w:szCs w:val="22"/>
-          <w:shd w:val="clear" w:color="auto" w:fill="FAF9F8"/>
-        </w:rPr>
-        <w:t>N°</w:t>
-      </w:r>
-      <w:proofErr w:type="spellEnd"/>
-      <w:r>
-        <w:rPr>
-          <w:rFonts w:ascii="Arial" w:hAnsi="Arial" w:cs="Arial"/>
-          <w:sz w:val="22"/>
-          <w:szCs w:val="22"/>
-          <w:shd w:val="clear" w:color="auto" w:fill="FAF9F8"/>
-        </w:rPr>
-        <w:t xml:space="preserve"> 103-99-EF, aprueban el Reglamento de las Disposiciones Tributarias contenidas en la Ley de Promoción de la Inversión en la Amazonia. </w:t>
+        <w:t xml:space="preserve">Decreto Supremo N° 103-99-EF, aprueban el Reglamento de las Disposiciones Tributarias contenidas en la Ley de Promoción de la Inversión en la Amazonia. </w:t>
       </w:r>
     </w:p>
     <w:p>
@@ -1189,7 +941,6 @@
           <w:szCs w:val="22"/>
           <w:shd w:val="clear" w:color="auto" w:fill="FAF9F8"/>
         </w:rPr>
-        <w:lastRenderedPageBreak/>
         <w:t>Convenio de Cooperación Aduanera Peruano-</w:t>
       </w:r>
       <w:proofErr w:type="gramStart"/>
@@ -1210,27 +961,7 @@
           <w:szCs w:val="22"/>
           <w:shd w:val="clear" w:color="auto" w:fill="FAF9F8"/>
         </w:rPr>
-        <w:t xml:space="preserve"> de 1938 y su Protocolo Modificatorio, aprobado por Resolución Legislativa </w:t>
-      </w:r>
-      <w:proofErr w:type="spellStart"/>
-      <w:r>
-        <w:rPr>
-          <w:rFonts w:ascii="Arial" w:hAnsi="Arial" w:cs="Arial"/>
-          <w:sz w:val="22"/>
-          <w:szCs w:val="22"/>
-          <w:shd w:val="clear" w:color="auto" w:fill="FAF9F8"/>
-        </w:rPr>
-        <w:t>N.°</w:t>
-      </w:r>
-      <w:proofErr w:type="spellEnd"/>
-      <w:r>
-        <w:rPr>
-          <w:rFonts w:ascii="Arial" w:hAnsi="Arial" w:cs="Arial"/>
-          <w:sz w:val="22"/>
-          <w:szCs w:val="22"/>
-          <w:shd w:val="clear" w:color="auto" w:fill="FAF9F8"/>
-        </w:rPr>
-        <w:t xml:space="preserve"> 23254, publicada el 22.05.1981. </w:t>
+        <w:t xml:space="preserve"> de 1938 y su Protocolo Modificatorio, aprobado por Resolución Legislativa N.° 23254, publicada el 22.05.1981. </w:t>
       </w:r>
     </w:p>
     <w:p>
@@ -1259,27 +990,8 @@
           <w:szCs w:val="22"/>
           <w:shd w:val="clear" w:color="auto" w:fill="FAF9F8"/>
         </w:rPr>
-        <w:t xml:space="preserve">Medidas a fin de garantizar el cumplimiento de las obligaciones asumidas por nuestro país en el Convenio de Cooperación Aduanera con Colombia, dictada por Decreto Supremo </w:t>
-      </w:r>
-      <w:proofErr w:type="spellStart"/>
-      <w:r>
-        <w:rPr>
-          <w:rFonts w:ascii="Arial" w:hAnsi="Arial" w:cs="Arial"/>
-          <w:sz w:val="22"/>
-          <w:szCs w:val="22"/>
-          <w:shd w:val="clear" w:color="auto" w:fill="FAF9F8"/>
-        </w:rPr>
-        <w:t>N.°</w:t>
-      </w:r>
-      <w:proofErr w:type="spellEnd"/>
-      <w:r>
-        <w:rPr>
-          <w:rFonts w:ascii="Arial" w:hAnsi="Arial" w:cs="Arial"/>
-          <w:sz w:val="22"/>
-          <w:szCs w:val="22"/>
-          <w:shd w:val="clear" w:color="auto" w:fill="FAF9F8"/>
-        </w:rPr>
-        <w:t xml:space="preserve"> 15-94-EF, publicado el 09.02.1994, y modificatorias. </w:t>
+        <w:lastRenderedPageBreak/>
+        <w:t xml:space="preserve">Medidas a fin de garantizar el cumplimiento de las obligaciones asumidas por nuestro país en el Convenio de Cooperación Aduanera con Colombia, dictada por Decreto Supremo N.° 15-94-EF, publicado el 09.02.1994, y modificatorias. </w:t>
       </w:r>
     </w:p>
     <w:p>
@@ -1328,27 +1040,7 @@
           <w:szCs w:val="22"/>
           <w:shd w:val="clear" w:color="auto" w:fill="FAF9F8"/>
         </w:rPr>
-        <w:t xml:space="preserve"> de 1938, puesto en vigencia por el Decreto Supremo </w:t>
-      </w:r>
-      <w:proofErr w:type="spellStart"/>
-      <w:r>
-        <w:rPr>
-          <w:rFonts w:ascii="Arial" w:hAnsi="Arial" w:cs="Arial"/>
-          <w:sz w:val="22"/>
-          <w:szCs w:val="22"/>
-          <w:shd w:val="clear" w:color="auto" w:fill="FAF9F8"/>
-        </w:rPr>
-        <w:t>N°</w:t>
-      </w:r>
-      <w:proofErr w:type="spellEnd"/>
-      <w:r>
-        <w:rPr>
-          <w:rFonts w:ascii="Arial" w:hAnsi="Arial" w:cs="Arial"/>
-          <w:sz w:val="22"/>
-          <w:szCs w:val="22"/>
-          <w:shd w:val="clear" w:color="auto" w:fill="FAF9F8"/>
-        </w:rPr>
-        <w:t xml:space="preserve"> 069-82-EFC, publicado el 04.03.1982, y modificatorias.  </w:t>
+        <w:t xml:space="preserve"> de 1938, puesto en vigencia por el Decreto Supremo N° 069-82-EFC, publicado el 04.03.1982, y modificatorias.  </w:t>
       </w:r>
     </w:p>
     <w:p>
@@ -1377,47 +1069,7 @@
           <w:szCs w:val="22"/>
           <w:shd w:val="clear" w:color="auto" w:fill="FAF9F8"/>
         </w:rPr>
-        <w:t xml:space="preserve">Resolución de Superintendencia </w:t>
-      </w:r>
-      <w:proofErr w:type="spellStart"/>
-      <w:r>
-        <w:rPr>
-          <w:rFonts w:ascii="Arial" w:hAnsi="Arial" w:cs="Arial"/>
-          <w:sz w:val="22"/>
-          <w:szCs w:val="22"/>
-          <w:shd w:val="clear" w:color="auto" w:fill="FAF9F8"/>
-        </w:rPr>
-        <w:t>N°</w:t>
-      </w:r>
-      <w:proofErr w:type="spellEnd"/>
-      <w:r>
-        <w:rPr>
-          <w:rFonts w:ascii="Arial" w:hAnsi="Arial" w:cs="Arial"/>
-          <w:sz w:val="22"/>
-          <w:szCs w:val="22"/>
-          <w:shd w:val="clear" w:color="auto" w:fill="FAF9F8"/>
-        </w:rPr>
-        <w:t xml:space="preserve"> 247-2025/SUNAT - Procedimiento Especifico DESPA-PE.01.15 (versión 3) Exoneración del IGV e IPM a la Importación de bienes para el consumo en la Amazonía - Ley </w:t>
-      </w:r>
-      <w:proofErr w:type="spellStart"/>
-      <w:r>
-        <w:rPr>
-          <w:rFonts w:ascii="Arial" w:hAnsi="Arial" w:cs="Arial"/>
-          <w:sz w:val="22"/>
-          <w:szCs w:val="22"/>
-          <w:shd w:val="clear" w:color="auto" w:fill="FAF9F8"/>
-        </w:rPr>
-        <w:t>N°</w:t>
-      </w:r>
-      <w:proofErr w:type="spellEnd"/>
-      <w:r>
-        <w:rPr>
-          <w:rFonts w:ascii="Arial" w:hAnsi="Arial" w:cs="Arial"/>
-          <w:sz w:val="22"/>
-          <w:szCs w:val="22"/>
-          <w:shd w:val="clear" w:color="auto" w:fill="FAF9F8"/>
-        </w:rPr>
-        <w:t xml:space="preserve"> 27037.  </w:t>
+        <w:t xml:space="preserve">Resolución de Superintendencia N° 247-2025/SUNAT - Procedimiento Especifico DESPA-PE.01.15 (versión 3) Exoneración del IGV e IPM a la Importación de bienes para el consumo en la Amazonía - Ley N° 27037.  </w:t>
       </w:r>
     </w:p>
     <w:p>
@@ -1446,27 +1098,7 @@
           <w:szCs w:val="22"/>
           <w:shd w:val="clear" w:color="auto" w:fill="FAF9F8"/>
         </w:rPr>
-        <w:t xml:space="preserve">Resolución de Superintendencia </w:t>
-      </w:r>
-      <w:proofErr w:type="spellStart"/>
-      <w:r>
-        <w:rPr>
-          <w:rFonts w:ascii="Arial" w:hAnsi="Arial" w:cs="Arial"/>
-          <w:sz w:val="22"/>
-          <w:szCs w:val="22"/>
-          <w:shd w:val="clear" w:color="auto" w:fill="FAF9F8"/>
-        </w:rPr>
-        <w:t>N°</w:t>
-      </w:r>
-      <w:proofErr w:type="spellEnd"/>
-      <w:r>
-        <w:rPr>
-          <w:rFonts w:ascii="Arial" w:hAnsi="Arial" w:cs="Arial"/>
-          <w:sz w:val="22"/>
-          <w:szCs w:val="22"/>
-          <w:shd w:val="clear" w:color="auto" w:fill="FAF9F8"/>
-        </w:rPr>
-        <w:t xml:space="preserve"> 248-2025/SUNAT - Procedimiento Especifico DESPA-PE.01.13 (versión 3) Importación De Mercancías Sujetas Al Protocolo Modificatorio Del Convenio De Cooperación Aduanera Peruano-</w:t>
+        <w:t>Resolución de Superintendencia N° 248-2025/SUNAT - Procedimiento Especifico DESPA-PE.01.13 (versión 3) Importación De Mercancías Sujetas Al Protocolo Modificatorio Del Convenio De Cooperación Aduanera Peruano-</w:t>
       </w:r>
       <w:proofErr w:type="gramStart"/>
       <w:r>
@@ -1512,7 +1144,6 @@
         </w:rPr>
         <w:t>{/</w:t>
       </w:r>
-      <w:proofErr w:type="spellStart"/>
       <w:r>
         <w:rPr>
           <w:rFonts w:ascii="Arial" w:hAnsi="Arial" w:cs="Arial"/>
@@ -1521,7 +1152,6 @@
         </w:rPr>
         <w:t>estadoPECOyAMAZONIA</w:t>
       </w:r>
-      <w:proofErr w:type="spellEnd"/>
       <w:r>
         <w:rPr>
           <w:rFonts w:ascii="Arial" w:hAnsi="Arial" w:cs="Arial"/>
@@ -1601,27 +1231,7 @@
           <w:szCs w:val="22"/>
           <w:shd w:val="clear" w:color="auto" w:fill="FAF9F8"/>
         </w:rPr>
-        <w:t xml:space="preserve">Ley General de Aduanas, Decreto Legislativo </w:t>
-      </w:r>
-      <w:proofErr w:type="spellStart"/>
-      <w:r>
-        <w:rPr>
-          <w:rFonts w:ascii="Arial" w:hAnsi="Arial" w:cs="Arial"/>
-          <w:sz w:val="22"/>
-          <w:szCs w:val="22"/>
-          <w:shd w:val="clear" w:color="auto" w:fill="FAF9F8"/>
-        </w:rPr>
-        <w:t>N°</w:t>
-      </w:r>
-      <w:proofErr w:type="spellEnd"/>
-      <w:r>
-        <w:rPr>
-          <w:rFonts w:ascii="Arial" w:hAnsi="Arial" w:cs="Arial"/>
-          <w:sz w:val="22"/>
-          <w:szCs w:val="22"/>
-          <w:shd w:val="clear" w:color="auto" w:fill="FAF9F8"/>
-        </w:rPr>
-        <w:t xml:space="preserve"> 1053, publicado el 27.6.2008, y modificatorias.</w:t>
+        <w:t>Ley General de Aduanas, Decreto Legislativo N° 1053, publicado el 27.6.2008, y modificatorias.</w:t>
       </w:r>
     </w:p>
     <w:p>
@@ -1688,27 +1298,7 @@
           <w:szCs w:val="22"/>
           <w:shd w:val="clear" w:color="auto" w:fill="FAF9F8"/>
         </w:rPr>
-        <w:t xml:space="preserve"> de 1938 y su Protocolo Modificatorio, aprobado por Resolución Legislativa </w:t>
-      </w:r>
-      <w:proofErr w:type="spellStart"/>
-      <w:r>
-        <w:rPr>
-          <w:rFonts w:ascii="Arial" w:hAnsi="Arial" w:cs="Arial"/>
-          <w:sz w:val="22"/>
-          <w:szCs w:val="22"/>
-          <w:shd w:val="clear" w:color="auto" w:fill="FAF9F8"/>
-        </w:rPr>
-        <w:t>N.°</w:t>
-      </w:r>
-      <w:proofErr w:type="spellEnd"/>
-      <w:r>
-        <w:rPr>
-          <w:rFonts w:ascii="Arial" w:hAnsi="Arial" w:cs="Arial"/>
-          <w:sz w:val="22"/>
-          <w:szCs w:val="22"/>
-          <w:shd w:val="clear" w:color="auto" w:fill="FAF9F8"/>
-        </w:rPr>
-        <w:t xml:space="preserve"> 23254, publicada el 22.05.1981</w:t>
+        <w:t xml:space="preserve"> de 1938 y su Protocolo Modificatorio, aprobado por Resolución Legislativa N.° 23254, publicada el 22.05.1981</w:t>
       </w:r>
       <w:r>
         <w:rPr>
@@ -1764,27 +1354,7 @@
           <w:szCs w:val="22"/>
           <w:shd w:val="clear" w:color="auto" w:fill="FAF9F8"/>
         </w:rPr>
-        <w:t xml:space="preserve">a fin de garantizar el cumplimiento de las obligaciones asumidas por nuestro país en el Convenio de Cooperación Aduanera con Colombia, dictada por Decreto Supremo </w:t>
-      </w:r>
-      <w:proofErr w:type="spellStart"/>
-      <w:r>
-        <w:rPr>
-          <w:rFonts w:ascii="Arial" w:hAnsi="Arial" w:cs="Arial"/>
-          <w:sz w:val="22"/>
-          <w:szCs w:val="22"/>
-          <w:shd w:val="clear" w:color="auto" w:fill="FAF9F8"/>
-        </w:rPr>
-        <w:t>N.°</w:t>
-      </w:r>
-      <w:proofErr w:type="spellEnd"/>
-      <w:r>
-        <w:rPr>
-          <w:rFonts w:ascii="Arial" w:hAnsi="Arial" w:cs="Arial"/>
-          <w:sz w:val="22"/>
-          <w:szCs w:val="22"/>
-          <w:shd w:val="clear" w:color="auto" w:fill="FAF9F8"/>
-        </w:rPr>
-        <w:t xml:space="preserve"> 15-94-EF, publicado el 09.02.1994, y modificatorias.</w:t>
+        <w:t>a fin de garantizar el cumplimiento de las obligaciones asumidas por nuestro país en el Convenio de Cooperación Aduanera con Colombia, dictada por Decreto Supremo N.° 15-94-EF, publicado el 09.02.1994, y modificatorias.</w:t>
       </w:r>
     </w:p>
     <w:p>
@@ -1842,27 +1412,7 @@
           <w:szCs w:val="22"/>
           <w:shd w:val="clear" w:color="auto" w:fill="FAF9F8"/>
         </w:rPr>
-        <w:t xml:space="preserve"> de 1938, puesto en vigencia por el Decreto Supremo </w:t>
-      </w:r>
-      <w:proofErr w:type="spellStart"/>
-      <w:r>
-        <w:rPr>
-          <w:rFonts w:ascii="Arial" w:hAnsi="Arial" w:cs="Arial"/>
-          <w:sz w:val="22"/>
-          <w:szCs w:val="22"/>
-          <w:shd w:val="clear" w:color="auto" w:fill="FAF9F8"/>
-        </w:rPr>
-        <w:t>N°</w:t>
-      </w:r>
-      <w:proofErr w:type="spellEnd"/>
-      <w:r>
-        <w:rPr>
-          <w:rFonts w:ascii="Arial" w:hAnsi="Arial" w:cs="Arial"/>
-          <w:sz w:val="22"/>
-          <w:szCs w:val="22"/>
-          <w:shd w:val="clear" w:color="auto" w:fill="FAF9F8"/>
-        </w:rPr>
-        <w:t xml:space="preserve"> 069-82-EFC, publicado el 04.03.1982, y modificatorias</w:t>
+        <w:t xml:space="preserve"> de 1938, puesto en vigencia por el Decreto Supremo N° 069-82-EFC, publicado el 04.03.1982, y modificatorias</w:t>
       </w:r>
     </w:p>
     <w:p>
@@ -1891,27 +1441,7 @@
           <w:szCs w:val="22"/>
           <w:shd w:val="clear" w:color="auto" w:fill="FAF9F8"/>
         </w:rPr>
-        <w:t xml:space="preserve">Resolución Superintendencia </w:t>
-      </w:r>
-      <w:proofErr w:type="spellStart"/>
-      <w:r>
-        <w:rPr>
-          <w:rFonts w:ascii="Arial" w:hAnsi="Arial" w:cs="Arial"/>
-          <w:sz w:val="22"/>
-          <w:szCs w:val="22"/>
-          <w:shd w:val="clear" w:color="auto" w:fill="FAF9F8"/>
-        </w:rPr>
-        <w:t>N°</w:t>
-      </w:r>
-      <w:proofErr w:type="spellEnd"/>
-      <w:r>
-        <w:rPr>
-          <w:rFonts w:ascii="Arial" w:hAnsi="Arial" w:cs="Arial"/>
-          <w:sz w:val="22"/>
-          <w:szCs w:val="22"/>
-          <w:shd w:val="clear" w:color="auto" w:fill="FAF9F8"/>
-        </w:rPr>
-        <w:t xml:space="preserve"> 248-2025/SUNAT - Procedimiento Especifico DESPA-PE.01.13 (versión 3) Importación De Mercancías Sujetas Al Protocolo Modificatorio Del Convenio De Cooperación Aduanera Peruano-</w:t>
+        <w:t>Resolución Superintendencia N° 248-2025/SUNAT - Procedimiento Especifico DESPA-PE.01.13 (versión 3) Importación De Mercancías Sujetas Al Protocolo Modificatorio Del Convenio De Cooperación Aduanera Peruano-</w:t>
       </w:r>
       <w:proofErr w:type="gramStart"/>
       <w:r>
@@ -1948,7 +1478,6 @@
         </w:rPr>
         <w:t>{/</w:t>
       </w:r>
-      <w:proofErr w:type="spellStart"/>
       <w:r>
         <w:rPr>
           <w:rFonts w:ascii="Arial" w:hAnsi="Arial" w:cs="Arial"/>
@@ -1958,7 +1487,6 @@
         </w:rPr>
         <w:t>estadoOnlyPECO</w:t>
       </w:r>
-      <w:proofErr w:type="spellEnd"/>
       <w:r>
         <w:rPr>
           <w:rFonts w:ascii="Arial" w:hAnsi="Arial" w:cs="Arial"/>
@@ -2070,9 +1598,8 @@
           <w:sz w:val="22"/>
           <w:szCs w:val="22"/>
         </w:rPr>
-        <w:t>{</w:t>
-      </w:r>
-      <w:proofErr w:type="spellStart"/>
+        <w:t>{fromDam-fechaNumeracion</w:t>
+      </w:r>
       <w:r>
         <w:rPr>
           <w:rFonts w:ascii="Arial" w:hAnsi="Arial" w:cs="Arial"/>
@@ -2082,7 +1609,7 @@
           <w:sz w:val="22"/>
           <w:szCs w:val="22"/>
         </w:rPr>
-        <w:t>fromDam-fechaNumeracion</w:t>
+        <w:t>RRR</w:t>
       </w:r>
       <w:r>
         <w:rPr>
@@ -2093,9 +1620,64 @@
           <w:sz w:val="22"/>
           <w:szCs w:val="22"/>
         </w:rPr>
-        <w:t>RRR</w:t>
-      </w:r>
-      <w:proofErr w:type="spellEnd"/>
+        <w:t>}</w:t>
+      </w:r>
+      <w:r>
+        <w:rPr>
+          <w:rFonts w:ascii="Arial" w:hAnsi="Arial" w:cs="Arial"/>
+          <w:sz w:val="22"/>
+          <w:szCs w:val="22"/>
+        </w:rPr>
+        <w:t>{</w:t>
+      </w:r>
+      <w:r>
+        <w:rPr>
+          <w:rFonts w:ascii="Arial" w:hAnsi="Arial" w:cs="Arial"/>
+          <w:sz w:val="22"/>
+          <w:szCs w:val="22"/>
+        </w:rPr>
+        <w:t>fromDam-fechaNumeracion</w:t>
+      </w:r>
+      <w:r>
+        <w:rPr>
+          <w:rFonts w:ascii="Arial" w:hAnsi="Arial" w:cs="Arial"/>
+          <w:sz w:val="22"/>
+          <w:szCs w:val="22"/>
+        </w:rPr>
+        <w:t>}</w:t>
+      </w:r>
+      <w:r>
+        <w:rPr>
+          <w:rFonts w:ascii="Arial" w:hAnsi="Arial" w:cs="Arial"/>
+          <w:sz w:val="22"/>
+          <w:szCs w:val="22"/>
+        </w:rPr>
+        <w:t xml:space="preserve">, </w:t>
+      </w:r>
+      <w:r>
+        <w:rPr>
+          <w:rFonts w:ascii="Arial" w:hAnsi="Arial" w:cs="Arial"/>
+          <w:sz w:val="22"/>
+          <w:szCs w:val="22"/>
+        </w:rPr>
+        <w:t>{</w:t>
+      </w:r>
+      <w:r>
+        <w:rPr>
+          <w:rFonts w:ascii="Arial" w:hAnsi="Arial" w:cs="Arial"/>
+          <w:sz w:val="22"/>
+          <w:szCs w:val="22"/>
+        </w:rPr>
+        <w:t>fromDam-agenteAduana</w:t>
+      </w:r>
+      <w:r>
+        <w:rPr>
+          <w:rFonts w:ascii="Arial" w:hAnsi="Arial" w:cs="Arial"/>
+          <w:sz w:val="22"/>
+          <w:szCs w:val="22"/>
+        </w:rPr>
+        <w:t>}</w:t>
+      </w:r>
       <w:r>
         <w:rPr>
           <w:rFonts w:ascii="Arial" w:hAnsi="Arial" w:cs="Arial"/>
@@ -2105,67 +1687,23 @@
           <w:sz w:val="22"/>
           <w:szCs w:val="22"/>
         </w:rPr>
-        <w:t>}</w:t>
-      </w:r>
-      <w:r>
-        <w:rPr>
-          <w:rFonts w:ascii="Arial" w:hAnsi="Arial" w:cs="Arial"/>
-          <w:sz w:val="22"/>
-          <w:szCs w:val="22"/>
-        </w:rPr>
-        <w:t>{</w:t>
-      </w:r>
-      <w:proofErr w:type="spellStart"/>
-      <w:r>
-        <w:rPr>
-          <w:rFonts w:ascii="Arial" w:hAnsi="Arial" w:cs="Arial"/>
-          <w:sz w:val="22"/>
-          <w:szCs w:val="22"/>
-        </w:rPr>
-        <w:t>fromDam-fechaNumeracion</w:t>
-      </w:r>
-      <w:proofErr w:type="spellEnd"/>
-      <w:r>
-        <w:rPr>
-          <w:rFonts w:ascii="Arial" w:hAnsi="Arial" w:cs="Arial"/>
-          <w:sz w:val="22"/>
-          <w:szCs w:val="22"/>
-        </w:rPr>
-        <w:t>}</w:t>
-      </w:r>
-      <w:r>
-        <w:rPr>
-          <w:rFonts w:ascii="Arial" w:hAnsi="Arial" w:cs="Arial"/>
-          <w:sz w:val="22"/>
-          <w:szCs w:val="22"/>
-        </w:rPr>
-        <w:t xml:space="preserve">, </w:t>
-      </w:r>
-      <w:r>
-        <w:rPr>
-          <w:rFonts w:ascii="Arial" w:hAnsi="Arial" w:cs="Arial"/>
-          <w:sz w:val="22"/>
-          <w:szCs w:val="22"/>
-        </w:rPr>
-        <w:t>{</w:t>
-      </w:r>
-      <w:proofErr w:type="spellStart"/>
-      <w:r>
-        <w:rPr>
-          <w:rFonts w:ascii="Arial" w:hAnsi="Arial" w:cs="Arial"/>
-          <w:sz w:val="22"/>
-          <w:szCs w:val="22"/>
-        </w:rPr>
-        <w:t>fromDam-agenteAduana</w:t>
-      </w:r>
-      <w:proofErr w:type="spellEnd"/>
-      <w:r>
-        <w:rPr>
-          <w:rFonts w:ascii="Arial" w:hAnsi="Arial" w:cs="Arial"/>
-          <w:sz w:val="22"/>
-          <w:szCs w:val="22"/>
-        </w:rPr>
-        <w:t>}</w:t>
+        <w:t xml:space="preserve">{fromDam-agenteAduanaRRR} </w:t>
+      </w:r>
+      <w:r>
+        <w:rPr>
+          <w:rFonts w:ascii="Arial" w:hAnsi="Arial" w:cs="Arial"/>
+          <w:sz w:val="22"/>
+          <w:szCs w:val="22"/>
+        </w:rPr>
+        <w:t xml:space="preserve">en representación de su comitente </w:t>
+      </w:r>
+      <w:r>
+        <w:rPr>
+          <w:rFonts w:ascii="Arial" w:hAnsi="Arial" w:cs="Arial"/>
+          <w:sz w:val="22"/>
+          <w:szCs w:val="22"/>
+        </w:rPr>
+        <w:t>{fromDam-nombreEmpresa}</w:t>
       </w:r>
       <w:r>
         <w:rPr>
@@ -2176,9 +1714,50 @@
           <w:sz w:val="22"/>
           <w:szCs w:val="22"/>
         </w:rPr>
-        <w:t>{</w:t>
-      </w:r>
-      <w:proofErr w:type="spellStart"/>
+        <w:t>{fromDam-nombreEmpresaRRR}</w:t>
+      </w:r>
+      <w:r>
+        <w:rPr>
+          <w:rFonts w:ascii="Arial" w:hAnsi="Arial" w:cs="Arial"/>
+          <w:color w:val="000000" w:themeColor="text1"/>
+          <w:sz w:val="22"/>
+          <w:szCs w:val="22"/>
+        </w:rPr>
+        <w:t>,</w:t>
+      </w:r>
+      <w:r>
+        <w:rPr>
+          <w:rFonts w:ascii="Arial" w:hAnsi="Arial" w:cs="Arial"/>
+          <w:color w:val="FF0000"/>
+          <w:sz w:val="22"/>
+          <w:szCs w:val="22"/>
+        </w:rPr>
+        <w:t xml:space="preserve"> </w:t>
+      </w:r>
+      <w:r>
+        <w:rPr>
+          <w:rFonts w:ascii="Arial" w:hAnsi="Arial" w:cs="Arial"/>
+          <w:sz w:val="22"/>
+          <w:szCs w:val="22"/>
+        </w:rPr>
+        <w:t>numeró en la</w:t>
+      </w:r>
+      <w:r>
+        <w:rPr>
+          <w:rFonts w:ascii="Arial" w:hAnsi="Arial" w:cs="Arial"/>
+          <w:sz w:val="22"/>
+          <w:szCs w:val="22"/>
+        </w:rPr>
+        <w:t xml:space="preserve"> </w:t>
+      </w:r>
+      <w:r>
+        <w:rPr>
+          <w:rFonts w:ascii="Arial" w:hAnsi="Arial" w:cs="Arial"/>
+          <w:sz w:val="22"/>
+          <w:szCs w:val="22"/>
+        </w:rPr>
+        <w:t>{fromDam-aduanaNumeracion}</w:t>
+      </w:r>
       <w:r>
         <w:rPr>
           <w:rFonts w:ascii="Arial" w:hAnsi="Arial" w:cs="Arial"/>
@@ -2188,9 +1767,56 @@
           <w:sz w:val="22"/>
           <w:szCs w:val="22"/>
         </w:rPr>
-        <w:t>fromDam-agenteAduanaRRR</w:t>
-      </w:r>
-      <w:proofErr w:type="spellEnd"/>
+        <w:t>{fromDam-aduanaNumeracionRRR}</w:t>
+      </w:r>
+      <w:r>
+        <w:rPr>
+          <w:rFonts w:ascii="Arial" w:hAnsi="Arial" w:cs="Arial"/>
+          <w:color w:val="FF0000"/>
+          <w:sz w:val="22"/>
+          <w:szCs w:val="22"/>
+        </w:rPr>
+        <w:t xml:space="preserve"> </w:t>
+      </w:r>
+      <w:r>
+        <w:rPr>
+          <w:rFonts w:ascii="Arial" w:hAnsi="Arial" w:cs="Arial"/>
+          <w:sz w:val="22"/>
+          <w:szCs w:val="22"/>
+        </w:rPr>
+        <w:t xml:space="preserve">la DAM </w:t>
+      </w:r>
+      <w:r>
+        <w:rPr>
+          <w:rFonts w:ascii="Arial" w:hAnsi="Arial" w:cs="Arial"/>
+          <w:sz w:val="22"/>
+          <w:szCs w:val="22"/>
+        </w:rPr>
+        <w:t>n</w:t>
+      </w:r>
+      <w:r>
+        <w:rPr>
+          <w:rFonts w:ascii="Arial" w:hAnsi="Arial" w:cs="Arial"/>
+          <w:sz w:val="22"/>
+          <w:szCs w:val="22"/>
+        </w:rPr>
+        <w:t>.º</w:t>
+      </w:r>
+      <w:r>
+        <w:rPr>
+          <w:sz w:val="22"/>
+          <w:szCs w:val="22"/>
+        </w:rPr>
+        <w:t xml:space="preserve"> </w:t>
+      </w:r>
+      <w:r>
+        <w:rPr>
+          <w:rFonts w:ascii="Arial" w:hAnsi="Arial" w:cs="Arial"/>
+          <w:sz w:val="22"/>
+          <w:szCs w:val="22"/>
+        </w:rPr>
+        <w:t>{fromDam-numeroDam}</w:t>
+      </w:r>
       <w:r>
         <w:rPr>
           <w:rFonts w:ascii="Arial" w:hAnsi="Arial" w:cs="Arial"/>
@@ -2200,41 +1826,23 @@
           <w:sz w:val="22"/>
           <w:szCs w:val="22"/>
         </w:rPr>
-        <w:t xml:space="preserve">} </w:t>
-      </w:r>
-      <w:r>
-        <w:rPr>
-          <w:rFonts w:ascii="Arial" w:hAnsi="Arial" w:cs="Arial"/>
-          <w:sz w:val="22"/>
-          <w:szCs w:val="22"/>
-        </w:rPr>
-        <w:t xml:space="preserve">en representación de su comitente </w:t>
-      </w:r>
-      <w:r>
-        <w:rPr>
-          <w:rFonts w:ascii="Arial" w:hAnsi="Arial" w:cs="Arial"/>
-          <w:sz w:val="22"/>
-          <w:szCs w:val="22"/>
-        </w:rPr>
-        <w:t>{</w:t>
-      </w:r>
-      <w:proofErr w:type="spellStart"/>
-      <w:r>
-        <w:rPr>
-          <w:rFonts w:ascii="Arial" w:hAnsi="Arial" w:cs="Arial"/>
-          <w:sz w:val="22"/>
-          <w:szCs w:val="22"/>
-        </w:rPr>
-        <w:t>fromDam-nombreEmpresa</w:t>
-      </w:r>
-      <w:proofErr w:type="spellEnd"/>
-      <w:r>
-        <w:rPr>
-          <w:rFonts w:ascii="Arial" w:hAnsi="Arial" w:cs="Arial"/>
-          <w:sz w:val="22"/>
-          <w:szCs w:val="22"/>
-        </w:rPr>
-        <w:t>}</w:t>
+        <w:t>{fromDam-numeroDamRRR}</w:t>
+      </w:r>
+      <w:r>
+        <w:rPr>
+          <w:rFonts w:ascii="Arial" w:hAnsi="Arial" w:cs="Arial"/>
+          <w:sz w:val="22"/>
+          <w:szCs w:val="22"/>
+        </w:rPr>
+        <w:t xml:space="preserve"> nacionalizando </w:t>
+      </w:r>
+      <w:r>
+        <w:rPr>
+          <w:rFonts w:ascii="Arial" w:hAnsi="Arial" w:cs="Arial"/>
+          <w:sz w:val="22"/>
+          <w:szCs w:val="22"/>
+        </w:rPr>
+        <w:t>{fromDam-cantBultosTexto}</w:t>
       </w:r>
       <w:r>
         <w:rPr>
@@ -2245,9 +1853,40 @@
           <w:sz w:val="22"/>
           <w:szCs w:val="22"/>
         </w:rPr>
-        <w:t>{</w:t>
-      </w:r>
-      <w:proofErr w:type="spellStart"/>
+        <w:t xml:space="preserve">{fromDam-cantBultosTextoRRR} </w:t>
+      </w:r>
+      <w:r>
+        <w:rPr>
+          <w:rFonts w:ascii="Arial" w:hAnsi="Arial" w:cs="Arial"/>
+          <w:sz w:val="22"/>
+          <w:szCs w:val="22"/>
+        </w:rPr>
+        <w:t>(</w:t>
+      </w:r>
+      <w:r>
+        <w:rPr>
+          <w:rFonts w:ascii="Arial" w:hAnsi="Arial" w:cs="Arial"/>
+          <w:sz w:val="22"/>
+          <w:szCs w:val="22"/>
+        </w:rPr>
+        <w:t>{fromDam-cantBultosNumero}</w:t>
+      </w:r>
+      <w:r>
+        <w:rPr>
+          <w:rFonts w:ascii="Arial" w:hAnsi="Arial" w:cs="Arial"/>
+          <w:sz w:val="22"/>
+          <w:szCs w:val="22"/>
+        </w:rPr>
+        <w:t xml:space="preserve">) bultos conteniendo </w:t>
+      </w:r>
+      <w:r>
+        <w:rPr>
+          <w:rFonts w:ascii="Arial" w:hAnsi="Arial" w:cs="Arial"/>
+          <w:sz w:val="22"/>
+          <w:szCs w:val="22"/>
+        </w:rPr>
+        <w:t>{fromDam-descripcionMerca}</w:t>
+      </w:r>
       <w:r>
         <w:rPr>
           <w:rFonts w:ascii="Arial" w:hAnsi="Arial" w:cs="Arial"/>
@@ -2257,9 +1896,8 @@
           <w:sz w:val="22"/>
           <w:szCs w:val="22"/>
         </w:rPr>
-        <w:t>fromDam-nombreEmpresaRRR</w:t>
-      </w:r>
-      <w:proofErr w:type="spellEnd"/>
+        <w:t>{from</w:t>
+      </w:r>
       <w:r>
         <w:rPr>
           <w:rFonts w:ascii="Arial" w:hAnsi="Arial" w:cs="Arial"/>
@@ -2269,67 +1907,7 @@
           <w:sz w:val="22"/>
           <w:szCs w:val="22"/>
         </w:rPr>
-        <w:t>}</w:t>
-      </w:r>
-      <w:r>
-        <w:rPr>
-          <w:rFonts w:ascii="Arial" w:hAnsi="Arial" w:cs="Arial"/>
-          <w:color w:val="000000" w:themeColor="text1"/>
-          <w:sz w:val="22"/>
-          <w:szCs w:val="22"/>
-        </w:rPr>
-        <w:t>,</w:t>
-      </w:r>
-      <w:r>
-        <w:rPr>
-          <w:rFonts w:ascii="Arial" w:hAnsi="Arial" w:cs="Arial"/>
-          <w:color w:val="FF0000"/>
-          <w:sz w:val="22"/>
-          <w:szCs w:val="22"/>
-        </w:rPr>
-        <w:t xml:space="preserve"> </w:t>
-      </w:r>
-      <w:r>
-        <w:rPr>
-          <w:rFonts w:ascii="Arial" w:hAnsi="Arial" w:cs="Arial"/>
-          <w:sz w:val="22"/>
-          <w:szCs w:val="22"/>
-        </w:rPr>
-        <w:t>numeró en la</w:t>
-      </w:r>
-      <w:r>
-        <w:rPr>
-          <w:rFonts w:ascii="Arial" w:hAnsi="Arial" w:cs="Arial"/>
-          <w:sz w:val="22"/>
-          <w:szCs w:val="22"/>
-        </w:rPr>
-        <w:t xml:space="preserve"> </w:t>
-      </w:r>
-      <w:r>
-        <w:rPr>
-          <w:rFonts w:ascii="Arial" w:hAnsi="Arial" w:cs="Arial"/>
-          <w:sz w:val="22"/>
-          <w:szCs w:val="22"/>
-        </w:rPr>
-        <w:t>{</w:t>
-      </w:r>
-      <w:proofErr w:type="spellStart"/>
-      <w:r>
-        <w:rPr>
-          <w:rFonts w:ascii="Arial" w:hAnsi="Arial" w:cs="Arial"/>
-          <w:sz w:val="22"/>
-          <w:szCs w:val="22"/>
-        </w:rPr>
-        <w:t>fromDam-aduanaNumeracion</w:t>
-      </w:r>
-      <w:proofErr w:type="spellEnd"/>
-      <w:r>
-        <w:rPr>
-          <w:rFonts w:ascii="Arial" w:hAnsi="Arial" w:cs="Arial"/>
-          <w:sz w:val="22"/>
-          <w:szCs w:val="22"/>
-        </w:rPr>
-        <w:t>}</w:t>
+        <w:t>D</w:t>
       </w:r>
       <w:r>
         <w:rPr>
@@ -2340,9 +1918,8 @@
           <w:sz w:val="22"/>
           <w:szCs w:val="22"/>
         </w:rPr>
-        <w:t>{</w:t>
-      </w:r>
-      <w:proofErr w:type="spellStart"/>
+        <w:t>am-descripcion</w:t>
+      </w:r>
       <w:r>
         <w:rPr>
           <w:rFonts w:ascii="Arial" w:hAnsi="Arial" w:cs="Arial"/>
@@ -2352,9 +1929,8 @@
           <w:sz w:val="22"/>
           <w:szCs w:val="22"/>
         </w:rPr>
-        <w:t>fromDam-aduanaNumeracionRRR</w:t>
-      </w:r>
-      <w:proofErr w:type="spellEnd"/>
+        <w:t>M</w:t>
+      </w:r>
       <w:r>
         <w:rPr>
           <w:rFonts w:ascii="Arial" w:hAnsi="Arial" w:cs="Arial"/>
@@ -2364,73 +1940,7 @@
           <w:sz w:val="22"/>
           <w:szCs w:val="22"/>
         </w:rPr>
-        <w:t>}</w:t>
-      </w:r>
-      <w:r>
-        <w:rPr>
-          <w:rFonts w:ascii="Arial" w:hAnsi="Arial" w:cs="Arial"/>
-          <w:color w:val="FF0000"/>
-          <w:sz w:val="22"/>
-          <w:szCs w:val="22"/>
-        </w:rPr>
-        <w:t xml:space="preserve"> </w:t>
-      </w:r>
-      <w:r>
-        <w:rPr>
-          <w:rFonts w:ascii="Arial" w:hAnsi="Arial" w:cs="Arial"/>
-          <w:sz w:val="22"/>
-          <w:szCs w:val="22"/>
-        </w:rPr>
-        <w:t xml:space="preserve">la DAM </w:t>
-      </w:r>
-      <w:r>
-        <w:rPr>
-          <w:rFonts w:ascii="Arial" w:hAnsi="Arial" w:cs="Arial"/>
-          <w:sz w:val="22"/>
-          <w:szCs w:val="22"/>
-        </w:rPr>
-        <w:t>n</w:t>
-      </w:r>
-      <w:r>
-        <w:rPr>
-          <w:rFonts w:ascii="Arial" w:hAnsi="Arial" w:cs="Arial"/>
-          <w:sz w:val="22"/>
-          <w:szCs w:val="22"/>
-        </w:rPr>
-        <w:t>.º</w:t>
-      </w:r>
-      <w:r>
-        <w:rPr>
-          <w:sz w:val="22"/>
-          <w:szCs w:val="22"/>
-        </w:rPr>
-        <w:t xml:space="preserve"> </w:t>
-      </w:r>
-      <w:r>
-        <w:rPr>
-          <w:rFonts w:ascii="Arial" w:hAnsi="Arial" w:cs="Arial"/>
-          <w:sz w:val="22"/>
-          <w:szCs w:val="22"/>
-        </w:rPr>
-        <w:t>{</w:t>
-      </w:r>
-      <w:proofErr w:type="spellStart"/>
-      <w:r>
-        <w:rPr>
-          <w:rFonts w:ascii="Arial" w:hAnsi="Arial" w:cs="Arial"/>
-          <w:sz w:val="22"/>
-          <w:szCs w:val="22"/>
-        </w:rPr>
-        <w:t>fromDam-numeroDam</w:t>
-      </w:r>
-      <w:proofErr w:type="spellEnd"/>
-      <w:r>
-        <w:rPr>
-          <w:rFonts w:ascii="Arial" w:hAnsi="Arial" w:cs="Arial"/>
-          <w:sz w:val="22"/>
-          <w:szCs w:val="22"/>
-        </w:rPr>
-        <w:t>}</w:t>
+        <w:t>erca</w:t>
       </w:r>
       <w:r>
         <w:rPr>
@@ -2441,9 +1951,8 @@
           <w:sz w:val="22"/>
           <w:szCs w:val="22"/>
         </w:rPr>
-        <w:t>{</w:t>
-      </w:r>
-      <w:proofErr w:type="spellStart"/>
+        <w:t>RRR</w:t>
+      </w:r>
       <w:r>
         <w:rPr>
           <w:rFonts w:ascii="Arial" w:hAnsi="Arial" w:cs="Arial"/>
@@ -2453,9 +1962,24 @@
           <w:sz w:val="22"/>
           <w:szCs w:val="22"/>
         </w:rPr>
-        <w:t>fromDam-numeroDamRRR</w:t>
-      </w:r>
-      <w:proofErr w:type="spellEnd"/>
+        <w:t>}</w:t>
+      </w:r>
+      <w:r>
+        <w:rPr>
+          <w:rFonts w:ascii="Arial" w:hAnsi="Arial" w:cs="Arial"/>
+          <w:sz w:val="22"/>
+          <w:szCs w:val="22"/>
+        </w:rPr>
+        <w:t xml:space="preserve">; según lo declarado en DAM; con destino final la jurisdicción de la Intendencia de la Aduana de Pucallpa, para cuyos efectos consignó en las series </w:t>
+      </w:r>
+      <w:r>
+        <w:rPr>
+          <w:rFonts w:ascii="Arial" w:hAnsi="Arial" w:cs="Arial"/>
+          <w:sz w:val="22"/>
+          <w:szCs w:val="22"/>
+        </w:rPr>
+        <w:t>{fromDam-rangoSeriesAcogida}</w:t>
+      </w:r>
       <w:r>
         <w:rPr>
           <w:rFonts w:ascii="Arial" w:hAnsi="Arial" w:cs="Arial"/>
@@ -2465,303 +1989,7 @@
           <w:sz w:val="22"/>
           <w:szCs w:val="22"/>
         </w:rPr>
-        <w:t>}</w:t>
-      </w:r>
-      <w:r>
-        <w:rPr>
-          <w:rFonts w:ascii="Arial" w:hAnsi="Arial" w:cs="Arial"/>
-          <w:sz w:val="22"/>
-          <w:szCs w:val="22"/>
-        </w:rPr>
-        <w:t xml:space="preserve"> nacionalizando </w:t>
-      </w:r>
-      <w:r>
-        <w:rPr>
-          <w:rFonts w:ascii="Arial" w:hAnsi="Arial" w:cs="Arial"/>
-          <w:sz w:val="22"/>
-          <w:szCs w:val="22"/>
-        </w:rPr>
-        <w:t>{</w:t>
-      </w:r>
-      <w:proofErr w:type="spellStart"/>
-      <w:r>
-        <w:rPr>
-          <w:rFonts w:ascii="Arial" w:hAnsi="Arial" w:cs="Arial"/>
-          <w:sz w:val="22"/>
-          <w:szCs w:val="22"/>
-        </w:rPr>
-        <w:t>fromDam-cantBultosTexto</w:t>
-      </w:r>
-      <w:proofErr w:type="spellEnd"/>
-      <w:r>
-        <w:rPr>
-          <w:rFonts w:ascii="Arial" w:hAnsi="Arial" w:cs="Arial"/>
-          <w:sz w:val="22"/>
-          <w:szCs w:val="22"/>
-        </w:rPr>
-        <w:t>}</w:t>
-      </w:r>
-      <w:r>
-        <w:rPr>
-          <w:rFonts w:ascii="Arial" w:hAnsi="Arial" w:cs="Arial"/>
-          <w:b/>
-          <w:bCs/>
-          <w:color w:val="FF0000"/>
-          <w:sz w:val="22"/>
-          <w:szCs w:val="22"/>
-        </w:rPr>
-        <w:t>{</w:t>
-      </w:r>
-      <w:proofErr w:type="spellStart"/>
-      <w:r>
-        <w:rPr>
-          <w:rFonts w:ascii="Arial" w:hAnsi="Arial" w:cs="Arial"/>
-          <w:b/>
-          <w:bCs/>
-          <w:color w:val="FF0000"/>
-          <w:sz w:val="22"/>
-          <w:szCs w:val="22"/>
-        </w:rPr>
-        <w:t>fromDam-cantBultosTextoRRR</w:t>
-      </w:r>
-      <w:proofErr w:type="spellEnd"/>
-      <w:r>
-        <w:rPr>
-          <w:rFonts w:ascii="Arial" w:hAnsi="Arial" w:cs="Arial"/>
-          <w:b/>
-          <w:bCs/>
-          <w:color w:val="FF0000"/>
-          <w:sz w:val="22"/>
-          <w:szCs w:val="22"/>
-        </w:rPr>
-        <w:t xml:space="preserve">} </w:t>
-      </w:r>
-      <w:r>
-        <w:rPr>
-          <w:rFonts w:ascii="Arial" w:hAnsi="Arial" w:cs="Arial"/>
-          <w:sz w:val="22"/>
-          <w:szCs w:val="22"/>
-        </w:rPr>
-        <w:t>(</w:t>
-      </w:r>
-      <w:r>
-        <w:rPr>
-          <w:rFonts w:ascii="Arial" w:hAnsi="Arial" w:cs="Arial"/>
-          <w:sz w:val="22"/>
-          <w:szCs w:val="22"/>
-        </w:rPr>
-        <w:t>{</w:t>
-      </w:r>
-      <w:proofErr w:type="spellStart"/>
-      <w:r>
-        <w:rPr>
-          <w:rFonts w:ascii="Arial" w:hAnsi="Arial" w:cs="Arial"/>
-          <w:sz w:val="22"/>
-          <w:szCs w:val="22"/>
-        </w:rPr>
-        <w:t>fromDam-cantBultosNumero</w:t>
-      </w:r>
-      <w:proofErr w:type="spellEnd"/>
-      <w:r>
-        <w:rPr>
-          <w:rFonts w:ascii="Arial" w:hAnsi="Arial" w:cs="Arial"/>
-          <w:sz w:val="22"/>
-          <w:szCs w:val="22"/>
-        </w:rPr>
-        <w:t>}</w:t>
-      </w:r>
-      <w:r>
-        <w:rPr>
-          <w:rFonts w:ascii="Arial" w:hAnsi="Arial" w:cs="Arial"/>
-          <w:sz w:val="22"/>
-          <w:szCs w:val="22"/>
-        </w:rPr>
-        <w:t xml:space="preserve">) bultos conteniendo </w:t>
-      </w:r>
-      <w:r>
-        <w:rPr>
-          <w:rFonts w:ascii="Arial" w:hAnsi="Arial" w:cs="Arial"/>
-          <w:sz w:val="22"/>
-          <w:szCs w:val="22"/>
-        </w:rPr>
-        <w:t>{</w:t>
-      </w:r>
-      <w:proofErr w:type="spellStart"/>
-      <w:r>
-        <w:rPr>
-          <w:rFonts w:ascii="Arial" w:hAnsi="Arial" w:cs="Arial"/>
-          <w:sz w:val="22"/>
-          <w:szCs w:val="22"/>
-        </w:rPr>
-        <w:t>fromDam-descripcionMerca</w:t>
-      </w:r>
-      <w:proofErr w:type="spellEnd"/>
-      <w:r>
-        <w:rPr>
-          <w:rFonts w:ascii="Arial" w:hAnsi="Arial" w:cs="Arial"/>
-          <w:sz w:val="22"/>
-          <w:szCs w:val="22"/>
-        </w:rPr>
-        <w:t>}</w:t>
-      </w:r>
-      <w:r>
-        <w:rPr>
-          <w:rFonts w:ascii="Arial" w:hAnsi="Arial" w:cs="Arial"/>
-          <w:b/>
-          <w:bCs/>
-          <w:color w:val="FF0000"/>
-          <w:sz w:val="22"/>
-          <w:szCs w:val="22"/>
-        </w:rPr>
-        <w:t>{</w:t>
-      </w:r>
-      <w:proofErr w:type="spellStart"/>
-      <w:r>
-        <w:rPr>
-          <w:rFonts w:ascii="Arial" w:hAnsi="Arial" w:cs="Arial"/>
-          <w:b/>
-          <w:bCs/>
-          <w:color w:val="FF0000"/>
-          <w:sz w:val="22"/>
-          <w:szCs w:val="22"/>
-        </w:rPr>
-        <w:t>from</w:t>
-      </w:r>
-      <w:r>
-        <w:rPr>
-          <w:rFonts w:ascii="Arial" w:hAnsi="Arial" w:cs="Arial"/>
-          <w:b/>
-          <w:bCs/>
-          <w:color w:val="FF0000"/>
-          <w:sz w:val="22"/>
-          <w:szCs w:val="22"/>
-        </w:rPr>
-        <w:t>D</w:t>
-      </w:r>
-      <w:r>
-        <w:rPr>
-          <w:rFonts w:ascii="Arial" w:hAnsi="Arial" w:cs="Arial"/>
-          <w:b/>
-          <w:bCs/>
-          <w:color w:val="FF0000"/>
-          <w:sz w:val="22"/>
-          <w:szCs w:val="22"/>
-        </w:rPr>
-        <w:t>am-descripcion</w:t>
-      </w:r>
-      <w:r>
-        <w:rPr>
-          <w:rFonts w:ascii="Arial" w:hAnsi="Arial" w:cs="Arial"/>
-          <w:b/>
-          <w:bCs/>
-          <w:color w:val="FF0000"/>
-          <w:sz w:val="22"/>
-          <w:szCs w:val="22"/>
-        </w:rPr>
-        <w:t>M</w:t>
-      </w:r>
-      <w:r>
-        <w:rPr>
-          <w:rFonts w:ascii="Arial" w:hAnsi="Arial" w:cs="Arial"/>
-          <w:b/>
-          <w:bCs/>
-          <w:color w:val="FF0000"/>
-          <w:sz w:val="22"/>
-          <w:szCs w:val="22"/>
-        </w:rPr>
-        <w:t>erca</w:t>
-      </w:r>
-      <w:r>
-        <w:rPr>
-          <w:rFonts w:ascii="Arial" w:hAnsi="Arial" w:cs="Arial"/>
-          <w:b/>
-          <w:bCs/>
-          <w:color w:val="FF0000"/>
-          <w:sz w:val="22"/>
-          <w:szCs w:val="22"/>
-        </w:rPr>
-        <w:t>RRR</w:t>
-      </w:r>
-      <w:proofErr w:type="spellEnd"/>
-      <w:r>
-        <w:rPr>
-          <w:rFonts w:ascii="Arial" w:hAnsi="Arial" w:cs="Arial"/>
-          <w:b/>
-          <w:bCs/>
-          <w:color w:val="FF0000"/>
-          <w:sz w:val="22"/>
-          <w:szCs w:val="22"/>
-        </w:rPr>
-        <w:t>}</w:t>
-      </w:r>
-      <w:r>
-        <w:rPr>
-          <w:rFonts w:ascii="Arial" w:hAnsi="Arial" w:cs="Arial"/>
-          <w:sz w:val="22"/>
-          <w:szCs w:val="22"/>
-        </w:rPr>
-        <w:t xml:space="preserve">; según lo declarado en DAM; con destino final la jurisdicción de la Intendencia de la Aduana de Pucallpa, para cuyos efectos consignó en las series </w:t>
-      </w:r>
-      <w:r>
-        <w:rPr>
-          <w:rFonts w:ascii="Arial" w:hAnsi="Arial" w:cs="Arial"/>
-          <w:sz w:val="22"/>
-          <w:szCs w:val="22"/>
-        </w:rPr>
-        <w:t>{</w:t>
-      </w:r>
-      <w:proofErr w:type="spellStart"/>
-      <w:r>
-        <w:rPr>
-          <w:rFonts w:ascii="Arial" w:hAnsi="Arial" w:cs="Arial"/>
-          <w:sz w:val="22"/>
-          <w:szCs w:val="22"/>
-        </w:rPr>
-        <w:t>fromDam-rangoSeriesAcogida</w:t>
-      </w:r>
-      <w:proofErr w:type="spellEnd"/>
-      <w:r>
-        <w:rPr>
-          <w:rFonts w:ascii="Arial" w:hAnsi="Arial" w:cs="Arial"/>
-          <w:sz w:val="22"/>
-          <w:szCs w:val="22"/>
-        </w:rPr>
-        <w:t>}</w:t>
-      </w:r>
-      <w:r>
-        <w:rPr>
-          <w:rFonts w:ascii="Arial" w:hAnsi="Arial" w:cs="Arial"/>
-          <w:b/>
-          <w:bCs/>
-          <w:color w:val="FF0000"/>
-          <w:sz w:val="22"/>
-          <w:szCs w:val="22"/>
-        </w:rPr>
-        <w:t>{</w:t>
-      </w:r>
-      <w:proofErr w:type="spellStart"/>
-      <w:r>
-        <w:rPr>
-          <w:rFonts w:ascii="Arial" w:hAnsi="Arial" w:cs="Arial"/>
-          <w:b/>
-          <w:bCs/>
-          <w:color w:val="FF0000"/>
-          <w:sz w:val="22"/>
-          <w:szCs w:val="22"/>
-        </w:rPr>
-        <w:t>fromDam-rangoSeriesAcogidaRRR</w:t>
-      </w:r>
-      <w:proofErr w:type="spellEnd"/>
-      <w:r>
-        <w:rPr>
-          <w:rFonts w:ascii="Arial" w:hAnsi="Arial" w:cs="Arial"/>
-          <w:b/>
-          <w:bCs/>
-          <w:color w:val="FF0000"/>
-          <w:sz w:val="22"/>
-          <w:szCs w:val="22"/>
-        </w:rPr>
-        <w:t xml:space="preserve">} </w:t>
+        <w:t xml:space="preserve">{fromDam-rangoSeriesAcogidaRRR} </w:t>
       </w:r>
       <w:r>
         <w:rPr>
@@ -2877,7 +2105,6 @@
           <w:shd w:val="clear" w:color="auto" w:fill="FAF9F8"/>
         </w:rPr>
       </w:pPr>
-      <w:proofErr w:type="spellStart"/>
       <w:r>
         <w:rPr>
           <w:rFonts w:ascii="Arial" w:hAnsi="Arial" w:cs="Arial"/>
@@ -2887,7 +2114,6 @@
         </w:rPr>
         <w:t>El</w:t>
       </w:r>
-      <w:proofErr w:type="spellEnd"/>
       <w:r>
         <w:rPr>
           <w:rFonts w:ascii="Arial" w:hAnsi="Arial" w:cs="Arial"/>
@@ -3045,25 +2271,7 @@
           <w:sz w:val="22"/>
           <w:szCs w:val="22"/>
         </w:rPr>
-        <w:t>{/</w:t>
-      </w:r>
-      <w:proofErr w:type="spellStart"/>
-      <w:r>
-        <w:rPr>
-          <w:rFonts w:ascii="Arial" w:hAnsi="Arial" w:cs="Arial"/>
-          <w:sz w:val="22"/>
-          <w:szCs w:val="22"/>
-        </w:rPr>
-        <w:t>estadoOnlyAMAZONIA</w:t>
-      </w:r>
-      <w:proofErr w:type="spellEnd"/>
-      <w:r>
-        <w:rPr>
-          <w:rFonts w:ascii="Arial" w:hAnsi="Arial" w:cs="Arial"/>
-          <w:sz w:val="22"/>
-          <w:szCs w:val="22"/>
-        </w:rPr>
-        <w:t>}</w:t>
+        <w:t>{/estadoOnlyAMAZONIA}</w:t>
       </w:r>
     </w:p>
     <w:p>
@@ -3107,7 +2315,6 @@
           <w:shd w:val="clear" w:color="auto" w:fill="FAF9F8"/>
         </w:rPr>
       </w:pPr>
-      <w:proofErr w:type="spellStart"/>
       <w:r>
         <w:rPr>
           <w:rFonts w:ascii="Arial" w:hAnsi="Arial" w:cs="Arial"/>
@@ -3115,17 +2322,8 @@
           <w:szCs w:val="22"/>
           <w:shd w:val="clear" w:color="auto" w:fill="FAF9F8"/>
         </w:rPr>
-        <w:t>El</w:t>
-      </w:r>
-      <w:proofErr w:type="spellEnd"/>
-      <w:r>
-        <w:rPr>
-          <w:rFonts w:ascii="Arial" w:hAnsi="Arial" w:cs="Arial"/>
-          <w:sz w:val="22"/>
-          <w:szCs w:val="22"/>
-          <w:shd w:val="clear" w:color="auto" w:fill="FAF9F8"/>
-        </w:rPr>
-        <w:t xml:space="preserve"> </w:t>
+        <w:lastRenderedPageBreak/>
+        <w:t xml:space="preserve">El </w:t>
       </w:r>
       <w:r>
         <w:rPr>
@@ -3191,25 +2389,7 @@
           <w:sz w:val="22"/>
           <w:szCs w:val="22"/>
         </w:rPr>
-        <w:t xml:space="preserve"> cancelan los tributos sujetos a regulación, correspondientes a la importación señalada en el considerando anterior, siendo abonados a la “Sub-Cuenta Especial Tesoro Público – D.S. n.º 015-94-EF” el importe de S/ {</w:t>
-      </w:r>
-      <w:proofErr w:type="spellStart"/>
-      <w:r>
-        <w:rPr>
-          <w:rFonts w:ascii="Arial" w:hAnsi="Arial" w:cs="Arial"/>
-          <w:sz w:val="22"/>
-          <w:szCs w:val="22"/>
-        </w:rPr>
-        <w:t>textoTotReguPECO</w:t>
-      </w:r>
-      <w:proofErr w:type="spellEnd"/>
-      <w:r>
-        <w:rPr>
-          <w:rFonts w:ascii="Arial" w:hAnsi="Arial" w:cs="Arial"/>
-          <w:sz w:val="22"/>
-          <w:szCs w:val="22"/>
-        </w:rPr>
-        <w:t>} y, a la “Sub-Cuenta Especial Tesoro Público Ley n.º27037” el importe de S/ {textoTotRegu27} en cumplimiento de la Resolución Ministerial n.º245-99-EF/15</w:t>
+        <w:t xml:space="preserve"> cancelan los tributos sujetos a regulación, correspondientes a la importación señalada en el considerando anterior, siendo abonados a la “Sub-Cuenta Especial Tesoro Público – D.S. n.º 015-94-EF” el importe de S/ {textoTotReguPECO} y, a la “Sub-Cuenta Especial Tesoro Público Ley n.º27037” el importe de S/ {textoTotRegu27} en cumplimiento de la Resolución Ministerial n.º245-99-EF/15</w:t>
       </w:r>
       <w:r>
         <w:rPr>
@@ -3255,25 +2435,7 @@
           <w:sz w:val="22"/>
           <w:szCs w:val="22"/>
         </w:rPr>
-        <w:t>{/</w:t>
-      </w:r>
-      <w:proofErr w:type="spellStart"/>
-      <w:r>
-        <w:rPr>
-          <w:rFonts w:ascii="Arial" w:hAnsi="Arial" w:cs="Arial"/>
-          <w:sz w:val="22"/>
-          <w:szCs w:val="22"/>
-        </w:rPr>
-        <w:t>estadoPECOyAMAZONIA</w:t>
-      </w:r>
-      <w:proofErr w:type="spellEnd"/>
-      <w:r>
-        <w:rPr>
-          <w:rFonts w:ascii="Arial" w:hAnsi="Arial" w:cs="Arial"/>
-          <w:sz w:val="22"/>
-          <w:szCs w:val="22"/>
-        </w:rPr>
-        <w:t>}</w:t>
+        <w:t>{/estadoPECOyAMAZONIA}</w:t>
       </w:r>
     </w:p>
     <w:p>
@@ -3382,25 +2544,7 @@
           <w:sz w:val="22"/>
           <w:szCs w:val="22"/>
         </w:rPr>
-        <w:t xml:space="preserve"> cancelan los tributos sujetos a regulación, correspondientes a la importación señalada en el considerando anterior, siendo abonados a la “Sub-Cuenta Especial Tesoro Público – D.S. n.º 015-94-EF” el importe de S/ {</w:t>
-      </w:r>
-      <w:proofErr w:type="spellStart"/>
-      <w:r>
-        <w:rPr>
-          <w:rFonts w:ascii="Arial" w:hAnsi="Arial" w:cs="Arial"/>
-          <w:sz w:val="22"/>
-          <w:szCs w:val="22"/>
-        </w:rPr>
-        <w:t>textoTotReguPECO</w:t>
-      </w:r>
-      <w:proofErr w:type="spellEnd"/>
-      <w:r>
-        <w:rPr>
-          <w:rFonts w:ascii="Arial" w:hAnsi="Arial" w:cs="Arial"/>
-          <w:sz w:val="22"/>
-          <w:szCs w:val="22"/>
-        </w:rPr>
-        <w:t>} en cumplimiento de la Resolución Ministerial n.º107-94-EF/10.</w:t>
+        <w:t xml:space="preserve"> cancelan los tributos sujetos a regulación, correspondientes a la importación señalada en el considerando anterior, siendo abonados a la “Sub-Cuenta Especial Tesoro Público – D.S. n.º 015-94-EF” el importe de S/ {textoTotReguPECO} en cumplimiento de la Resolución Ministerial n.º107-94-EF/10.</w:t>
       </w:r>
     </w:p>
     <w:p>
@@ -3437,25 +2581,7 @@
           <w:sz w:val="22"/>
           <w:szCs w:val="22"/>
         </w:rPr>
-        <w:t>{/</w:t>
-      </w:r>
-      <w:proofErr w:type="spellStart"/>
-      <w:r>
-        <w:rPr>
-          <w:rFonts w:ascii="Arial" w:hAnsi="Arial" w:cs="Arial"/>
-          <w:sz w:val="22"/>
-          <w:szCs w:val="22"/>
-        </w:rPr>
-        <w:t>estadoOnlyPECO</w:t>
-      </w:r>
-      <w:proofErr w:type="spellEnd"/>
-      <w:r>
-        <w:rPr>
-          <w:rFonts w:ascii="Arial" w:hAnsi="Arial" w:cs="Arial"/>
-          <w:sz w:val="22"/>
-          <w:szCs w:val="22"/>
-        </w:rPr>
-        <w:t>}</w:t>
+        <w:t>{/estadoOnlyPECO}</w:t>
       </w:r>
     </w:p>
     <w:bookmarkEnd w:id="1"/>
@@ -3651,25 +2777,7 @@
           <w:sz w:val="22"/>
           <w:szCs w:val="22"/>
         </w:rPr>
-        <w:t>{</w:t>
-      </w:r>
-      <w:proofErr w:type="spellStart"/>
-      <w:r>
-        <w:rPr>
-          <w:rFonts w:ascii="Arial" w:hAnsi="Arial" w:cs="Arial"/>
-          <w:sz w:val="22"/>
-          <w:szCs w:val="22"/>
-        </w:rPr>
-        <w:t>fromDam-nombreEmpresa</w:t>
-      </w:r>
-      <w:proofErr w:type="spellEnd"/>
-      <w:r>
-        <w:rPr>
-          <w:rFonts w:ascii="Arial" w:hAnsi="Arial" w:cs="Arial"/>
-          <w:sz w:val="22"/>
-          <w:szCs w:val="22"/>
-        </w:rPr>
-        <w:t>}</w:t>
+        <w:t>{fromDam-nombreEmpresa}</w:t>
       </w:r>
       <w:r>
         <w:rPr>
@@ -3680,9 +2788,79 @@
           <w:sz w:val="22"/>
           <w:szCs w:val="22"/>
         </w:rPr>
+        <w:t>{fromDam-nombreEmpresaRRR}</w:t>
+      </w:r>
+      <w:r>
+        <w:rPr>
+          <w:rFonts w:ascii="Arial" w:hAnsi="Arial" w:cs="Arial"/>
+          <w:sz w:val="22"/>
+          <w:szCs w:val="22"/>
+        </w:rPr>
+        <w:t xml:space="preserve">, </w:t>
+      </w:r>
+      <w:r>
+        <w:rPr>
+          <w:rFonts w:ascii="Arial" w:hAnsi="Arial" w:cs="Arial"/>
+          <w:sz w:val="22"/>
+          <w:szCs w:val="22"/>
+        </w:rPr>
         <w:t>{</w:t>
       </w:r>
-      <w:proofErr w:type="spellStart"/>
+      <w:r>
+        <w:rPr>
+          <w:rFonts w:ascii="Arial" w:hAnsi="Arial" w:cs="Arial"/>
+          <w:sz w:val="22"/>
+          <w:szCs w:val="22"/>
+        </w:rPr>
+        <w:t>textoSolReg02</w:t>
+      </w:r>
+      <w:r>
+        <w:rPr>
+          <w:rFonts w:ascii="Arial" w:hAnsi="Arial" w:cs="Arial"/>
+          <w:sz w:val="22"/>
+          <w:szCs w:val="22"/>
+        </w:rPr>
+        <w:t>}</w:t>
+      </w:r>
+      <w:r>
+        <w:rPr>
+          <w:rFonts w:ascii="Arial" w:hAnsi="Arial" w:cs="Arial"/>
+          <w:sz w:val="22"/>
+          <w:szCs w:val="22"/>
+        </w:rPr>
+        <w:t xml:space="preserve">; y, con confirmación de llegada </w:t>
+      </w:r>
+      <w:r>
+        <w:rPr>
+          <w:rFonts w:ascii="Arial" w:hAnsi="Arial" w:cs="Arial"/>
+          <w:sz w:val="22"/>
+          <w:szCs w:val="22"/>
+        </w:rPr>
+        <w:t>n</w:t>
+      </w:r>
+      <w:r>
+        <w:rPr>
+          <w:rFonts w:ascii="Arial" w:hAnsi="Arial" w:cs="Arial"/>
+          <w:sz w:val="22"/>
+          <w:szCs w:val="22"/>
+        </w:rPr>
+        <w:t>.º</w:t>
+      </w:r>
+      <w:r>
+        <w:rPr>
+          <w:sz w:val="22"/>
+          <w:szCs w:val="22"/>
+        </w:rPr>
+        <w:t xml:space="preserve"> </w:t>
+      </w:r>
+      <w:r>
+        <w:rPr>
+          <w:rFonts w:ascii="Arial" w:hAnsi="Arial" w:cs="Arial"/>
+          <w:sz w:val="22"/>
+          <w:szCs w:val="22"/>
+        </w:rPr>
+        <w:t>{cuadroPedoAmazonia-numeroConfirmacion}</w:t>
+      </w:r>
       <w:r>
         <w:rPr>
           <w:rFonts w:ascii="Arial" w:hAnsi="Arial" w:cs="Arial"/>
@@ -3692,119 +2870,15 @@
           <w:sz w:val="22"/>
           <w:szCs w:val="22"/>
         </w:rPr>
-        <w:t>fromDam-nombreEmpresaRRR</w:t>
-      </w:r>
-      <w:proofErr w:type="spellEnd"/>
-      <w:r>
-        <w:rPr>
-          <w:rFonts w:ascii="Arial" w:hAnsi="Arial" w:cs="Arial"/>
-          <w:b/>
-          <w:bCs/>
-          <w:color w:val="FF0000"/>
-          <w:sz w:val="22"/>
-          <w:szCs w:val="22"/>
-        </w:rPr>
-        <w:t>}</w:t>
-      </w:r>
-      <w:r>
-        <w:rPr>
-          <w:rFonts w:ascii="Arial" w:hAnsi="Arial" w:cs="Arial"/>
-          <w:sz w:val="22"/>
-          <w:szCs w:val="22"/>
-        </w:rPr>
-        <w:t xml:space="preserve">, </w:t>
-      </w:r>
-      <w:r>
-        <w:rPr>
-          <w:rFonts w:ascii="Arial" w:hAnsi="Arial" w:cs="Arial"/>
-          <w:sz w:val="22"/>
-          <w:szCs w:val="22"/>
-        </w:rPr>
-        <w:t>{</w:t>
-      </w:r>
-      <w:r>
-        <w:rPr>
-          <w:rFonts w:ascii="Arial" w:hAnsi="Arial" w:cs="Arial"/>
-          <w:sz w:val="22"/>
-          <w:szCs w:val="22"/>
-        </w:rPr>
-        <w:t>textoSolReg02</w:t>
-      </w:r>
-      <w:r>
-        <w:rPr>
-          <w:rFonts w:ascii="Arial" w:hAnsi="Arial" w:cs="Arial"/>
-          <w:sz w:val="22"/>
-          <w:szCs w:val="22"/>
-        </w:rPr>
-        <w:t>}</w:t>
-      </w:r>
-      <w:r>
-        <w:rPr>
-          <w:rFonts w:ascii="Arial" w:hAnsi="Arial" w:cs="Arial"/>
-          <w:sz w:val="22"/>
-          <w:szCs w:val="22"/>
-        </w:rPr>
-        <w:t xml:space="preserve">; y, con confirmación de llegada </w:t>
-      </w:r>
-      <w:r>
-        <w:rPr>
-          <w:rFonts w:ascii="Arial" w:hAnsi="Arial" w:cs="Arial"/>
-          <w:sz w:val="22"/>
-          <w:szCs w:val="22"/>
-        </w:rPr>
-        <w:t>n</w:t>
-      </w:r>
-      <w:r>
-        <w:rPr>
-          <w:rFonts w:ascii="Arial" w:hAnsi="Arial" w:cs="Arial"/>
-          <w:sz w:val="22"/>
-          <w:szCs w:val="22"/>
-        </w:rPr>
-        <w:t>.º</w:t>
-      </w:r>
-      <w:r>
-        <w:rPr>
-          <w:sz w:val="22"/>
-          <w:szCs w:val="22"/>
-        </w:rPr>
-        <w:t xml:space="preserve"> </w:t>
-      </w:r>
-      <w:r>
-        <w:rPr>
-          <w:rFonts w:ascii="Arial" w:hAnsi="Arial" w:cs="Arial"/>
-          <w:sz w:val="22"/>
-          <w:szCs w:val="22"/>
-        </w:rPr>
-        <w:t>{cuadroPedoAmazonia-numeroConfirmacion}</w:t>
-      </w:r>
-      <w:r>
-        <w:rPr>
-          <w:rFonts w:ascii="Arial" w:hAnsi="Arial" w:cs="Arial"/>
-          <w:b/>
-          <w:bCs/>
-          <w:color w:val="FF0000"/>
-          <w:sz w:val="22"/>
-          <w:szCs w:val="22"/>
-        </w:rPr>
         <w:t xml:space="preserve">{cuadroPedoAmazonia-numeroConfirmacionRRR} </w:t>
       </w:r>
-      <w:proofErr w:type="spellStart"/>
-      <w:r>
-        <w:rPr>
-          <w:rFonts w:ascii="Arial" w:hAnsi="Arial" w:cs="Arial"/>
-          <w:sz w:val="22"/>
-          <w:szCs w:val="22"/>
-        </w:rPr>
-        <w:t>del</w:t>
-      </w:r>
-      <w:proofErr w:type="spellEnd"/>
-      <w:r>
-        <w:rPr>
-          <w:rFonts w:ascii="Arial" w:hAnsi="Arial" w:cs="Arial"/>
-          <w:sz w:val="22"/>
-          <w:szCs w:val="22"/>
-        </w:rPr>
-        <w:t xml:space="preserve"> </w:t>
+      <w:r>
+        <w:rPr>
+          <w:rFonts w:ascii="Arial" w:hAnsi="Arial" w:cs="Arial"/>
+          <w:sz w:val="22"/>
+          <w:szCs w:val="22"/>
+        </w:rPr>
+        <w:t xml:space="preserve">del </w:t>
       </w:r>
       <w:r>
         <w:rPr>
@@ -3973,9 +3047,9 @@
           <w:sz w:val="22"/>
           <w:szCs w:val="22"/>
         </w:rPr>
-        <w:t>{</w:t>
-      </w:r>
-      <w:proofErr w:type="spellStart"/>
+        <w:t>{fromInputs-</w:t>
+      </w:r>
+      <w:proofErr w:type="gramStart"/>
       <w:r>
         <w:rPr>
           <w:rFonts w:ascii="Arial" w:eastAsiaTheme="minorHAnsi" w:hAnsi="Arial" w:cs="Arial"/>
@@ -3987,9 +3061,31 @@
           <w:sz w:val="22"/>
           <w:szCs w:val="22"/>
         </w:rPr>
-        <w:t>fromInputs-</w:t>
-      </w:r>
-      <w:proofErr w:type="gramStart"/>
+        <w:t>fechaCorreoCecaRRR}</w:t>
+      </w:r>
+      <w:r>
+        <w:rPr>
+          <w:rFonts w:ascii="Arial" w:eastAsiaTheme="minorHAnsi" w:hAnsi="Arial" w:cs="Arial"/>
+          <w:i w:val="0"/>
+          <w:iCs w:val="0"/>
+          <w:color w:val="auto"/>
+          <w:sz w:val="22"/>
+          <w:szCs w:val="22"/>
+        </w:rPr>
+        <w:t>{</w:t>
+      </w:r>
+      <w:proofErr w:type="gramEnd"/>
+      <w:r>
+        <w:rPr>
+          <w:rFonts w:ascii="Arial" w:eastAsiaTheme="minorHAnsi" w:hAnsi="Arial" w:cs="Arial"/>
+          <w:i w:val="0"/>
+          <w:iCs w:val="0"/>
+          <w:color w:val="auto"/>
+          <w:sz w:val="22"/>
+          <w:szCs w:val="22"/>
+        </w:rPr>
+        <w:t xml:space="preserve">fromInputs-fechaCorreoCeca}, se comunicó al solicitante a la dirección de correo electrónico </w:t>
+      </w:r>
       <w:r>
         <w:rPr>
           <w:rFonts w:ascii="Arial" w:eastAsiaTheme="minorHAnsi" w:hAnsi="Arial" w:cs="Arial"/>
@@ -4001,21 +3097,7 @@
           <w:sz w:val="22"/>
           <w:szCs w:val="22"/>
         </w:rPr>
-        <w:t>fechaCorreoCecaRRR</w:t>
-      </w:r>
-      <w:proofErr w:type="spellEnd"/>
-      <w:r>
-        <w:rPr>
-          <w:rFonts w:ascii="Arial" w:eastAsiaTheme="minorHAnsi" w:hAnsi="Arial" w:cs="Arial"/>
-          <w:b/>
-          <w:bCs/>
-          <w:i w:val="0"/>
-          <w:iCs w:val="0"/>
-          <w:color w:val="FF0000"/>
-          <w:sz w:val="22"/>
-          <w:szCs w:val="22"/>
-        </w:rPr>
-        <w:t>}</w:t>
+        <w:t>{fromInputs-correoCecaRRR}</w:t>
       </w:r>
       <w:r>
         <w:rPr>
@@ -4026,132 +3108,7 @@
           <w:sz w:val="22"/>
           <w:szCs w:val="22"/>
         </w:rPr>
-        <w:t>{</w:t>
-      </w:r>
-      <w:proofErr w:type="spellStart"/>
-      <w:proofErr w:type="gramEnd"/>
-      <w:r>
-        <w:rPr>
-          <w:rFonts w:ascii="Arial" w:eastAsiaTheme="minorHAnsi" w:hAnsi="Arial" w:cs="Arial"/>
-          <w:i w:val="0"/>
-          <w:iCs w:val="0"/>
-          <w:color w:val="auto"/>
-          <w:sz w:val="22"/>
-          <w:szCs w:val="22"/>
-        </w:rPr>
-        <w:t>fromInputs-fechaCorreoCeca</w:t>
-      </w:r>
-      <w:proofErr w:type="spellEnd"/>
-      <w:r>
-        <w:rPr>
-          <w:rFonts w:ascii="Arial" w:eastAsiaTheme="minorHAnsi" w:hAnsi="Arial" w:cs="Arial"/>
-          <w:i w:val="0"/>
-          <w:iCs w:val="0"/>
-          <w:color w:val="auto"/>
-          <w:sz w:val="22"/>
-          <w:szCs w:val="22"/>
-        </w:rPr>
-        <w:t xml:space="preserve">}, se comunicó al solicitante a la dirección de correo electrónico </w:t>
-      </w:r>
-      <w:r>
-        <w:rPr>
-          <w:rFonts w:ascii="Arial" w:eastAsiaTheme="minorHAnsi" w:hAnsi="Arial" w:cs="Arial"/>
-          <w:b/>
-          <w:bCs/>
-          <w:i w:val="0"/>
-          <w:iCs w:val="0"/>
-          <w:color w:val="FF0000"/>
-          <w:sz w:val="22"/>
-          <w:szCs w:val="22"/>
-        </w:rPr>
-        <w:t>{</w:t>
-      </w:r>
-      <w:proofErr w:type="spellStart"/>
-      <w:r>
-        <w:rPr>
-          <w:rFonts w:ascii="Arial" w:eastAsiaTheme="minorHAnsi" w:hAnsi="Arial" w:cs="Arial"/>
-          <w:b/>
-          <w:bCs/>
-          <w:i w:val="0"/>
-          <w:iCs w:val="0"/>
-          <w:color w:val="FF0000"/>
-          <w:sz w:val="22"/>
-          <w:szCs w:val="22"/>
-        </w:rPr>
-        <w:t>fromInputs-correoCecaRRR</w:t>
-      </w:r>
-      <w:proofErr w:type="spellEnd"/>
-      <w:r>
-        <w:rPr>
-          <w:rFonts w:ascii="Arial" w:eastAsiaTheme="minorHAnsi" w:hAnsi="Arial" w:cs="Arial"/>
-          <w:b/>
-          <w:bCs/>
-          <w:i w:val="0"/>
-          <w:iCs w:val="0"/>
-          <w:color w:val="FF0000"/>
-          <w:sz w:val="22"/>
-          <w:szCs w:val="22"/>
-        </w:rPr>
-        <w:t>}</w:t>
-      </w:r>
-      <w:r>
-        <w:rPr>
-          <w:rFonts w:ascii="Arial" w:eastAsiaTheme="minorHAnsi" w:hAnsi="Arial" w:cs="Arial"/>
-          <w:i w:val="0"/>
-          <w:iCs w:val="0"/>
-          <w:color w:val="auto"/>
-          <w:sz w:val="22"/>
-          <w:szCs w:val="22"/>
-        </w:rPr>
-        <w:t>{</w:t>
-      </w:r>
-      <w:proofErr w:type="spellStart"/>
-      <w:r>
-        <w:rPr>
-          <w:rFonts w:ascii="Arial" w:eastAsiaTheme="minorHAnsi" w:hAnsi="Arial" w:cs="Arial"/>
-          <w:i w:val="0"/>
-          <w:iCs w:val="0"/>
-          <w:color w:val="auto"/>
-          <w:sz w:val="22"/>
-          <w:szCs w:val="22"/>
-        </w:rPr>
-        <w:t>fromInputs-correoCeca</w:t>
-      </w:r>
-      <w:proofErr w:type="spellEnd"/>
-      <w:r>
-        <w:rPr>
-          <w:rFonts w:ascii="Arial" w:eastAsiaTheme="minorHAnsi" w:hAnsi="Arial" w:cs="Arial"/>
-          <w:i w:val="0"/>
-          <w:iCs w:val="0"/>
-          <w:color w:val="auto"/>
-          <w:sz w:val="22"/>
-          <w:szCs w:val="22"/>
-        </w:rPr>
-        <w:t>}; la programación de reconocimiento físico conforme {</w:t>
-      </w:r>
-      <w:proofErr w:type="spellStart"/>
-      <w:r>
-        <w:rPr>
-          <w:rFonts w:ascii="Arial" w:eastAsiaTheme="minorHAnsi" w:hAnsi="Arial" w:cs="Arial"/>
-          <w:i w:val="0"/>
-          <w:iCs w:val="0"/>
-          <w:color w:val="auto"/>
-          <w:sz w:val="22"/>
-          <w:szCs w:val="22"/>
-        </w:rPr>
-        <w:t>textoProceReco</w:t>
-      </w:r>
-      <w:proofErr w:type="spellEnd"/>
-      <w:r>
-        <w:rPr>
-          <w:rFonts w:ascii="Arial" w:eastAsiaTheme="minorHAnsi" w:hAnsi="Arial" w:cs="Arial"/>
-          <w:i w:val="0"/>
-          <w:iCs w:val="0"/>
-          <w:color w:val="auto"/>
-          <w:sz w:val="22"/>
-          <w:szCs w:val="22"/>
-        </w:rPr>
-        <w:t>}</w:t>
+        <w:t>{fromInputs-correoCeca}; la programación de reconocimiento físico conforme {textoProceReco}</w:t>
       </w:r>
       <w:r>
         <w:rPr>
@@ -4232,9 +3189,9 @@
           <w:sz w:val="22"/>
           <w:szCs w:val="22"/>
         </w:rPr>
-        <w:t>{</w:t>
-      </w:r>
-      <w:proofErr w:type="spellStart"/>
+        <w:t>{fromInputs-</w:t>
+      </w:r>
+      <w:proofErr w:type="gramStart"/>
       <w:r>
         <w:rPr>
           <w:rFonts w:ascii="Arial" w:hAnsi="Arial" w:cs="Arial"/>
@@ -4246,35 +3203,7 @@
           <w:sz w:val="22"/>
           <w:szCs w:val="22"/>
         </w:rPr>
-        <w:t>fromInputs-</w:t>
-      </w:r>
-      <w:proofErr w:type="gramStart"/>
-      <w:r>
-        <w:rPr>
-          <w:rFonts w:ascii="Arial" w:hAnsi="Arial" w:cs="Arial"/>
-          <w:b/>
-          <w:bCs/>
-          <w:i w:val="0"/>
-          <w:iCs w:val="0"/>
-          <w:color w:val="FF0000"/>
-          <w:sz w:val="22"/>
-          <w:szCs w:val="22"/>
-        </w:rPr>
-        <w:t>fechaAforoRRR</w:t>
-      </w:r>
-      <w:proofErr w:type="spellEnd"/>
-      <w:r>
-        <w:rPr>
-          <w:rFonts w:ascii="Arial" w:hAnsi="Arial" w:cs="Arial"/>
-          <w:b/>
-          <w:bCs/>
-          <w:i w:val="0"/>
-          <w:iCs w:val="0"/>
-          <w:color w:val="FF0000"/>
-          <w:sz w:val="22"/>
-          <w:szCs w:val="22"/>
-        </w:rPr>
-        <w:t>}</w:t>
+        <w:t>fechaAforoRRR}</w:t>
       </w:r>
       <w:bookmarkStart w:id="5" w:name="_Hlk231416797"/>
       <w:r>
@@ -4288,7 +3217,6 @@
         </w:rPr>
         <w:t>{</w:t>
       </w:r>
-      <w:proofErr w:type="spellStart"/>
       <w:proofErr w:type="gramEnd"/>
       <w:r>
         <w:rPr>
@@ -4299,9 +3227,8 @@
           <w:sz w:val="22"/>
           <w:szCs w:val="22"/>
         </w:rPr>
-        <w:t>fromInputs-fechaAforo</w:t>
-      </w:r>
-      <w:proofErr w:type="spellEnd"/>
+        <w:t>fromInputs-fechaAforo}, en</w:t>
+      </w:r>
       <w:r>
         <w:rPr>
           <w:rFonts w:ascii="Arial" w:hAnsi="Arial" w:cs="Arial"/>
@@ -4311,7 +3238,7 @@
           <w:sz w:val="22"/>
           <w:szCs w:val="22"/>
         </w:rPr>
-        <w:t>}, en</w:t>
+        <w:t xml:space="preserve"> </w:t>
       </w:r>
       <w:r>
         <w:rPr>
@@ -4322,42 +3249,7 @@
           <w:sz w:val="22"/>
           <w:szCs w:val="22"/>
         </w:rPr>
-        <w:t xml:space="preserve"> </w:t>
-      </w:r>
-      <w:r>
-        <w:rPr>
-          <w:rFonts w:ascii="Arial" w:hAnsi="Arial" w:cs="Arial"/>
-          <w:i w:val="0"/>
-          <w:iCs w:val="0"/>
-          <w:color w:val="000000" w:themeColor="text1"/>
-          <w:sz w:val="22"/>
-          <w:szCs w:val="22"/>
-        </w:rPr>
-        <w:t>el {</w:t>
-      </w:r>
-      <w:proofErr w:type="spellStart"/>
-      <w:r>
-        <w:rPr>
-          <w:rFonts w:ascii="Arial" w:hAnsi="Arial" w:cs="Arial"/>
-          <w:i w:val="0"/>
-          <w:iCs w:val="0"/>
-          <w:color w:val="000000" w:themeColor="text1"/>
-          <w:sz w:val="22"/>
-          <w:szCs w:val="22"/>
-        </w:rPr>
-        <w:t>textoRecoFis</w:t>
-      </w:r>
-      <w:proofErr w:type="spellEnd"/>
-      <w:r>
-        <w:rPr>
-          <w:rFonts w:ascii="Arial" w:hAnsi="Arial" w:cs="Arial"/>
-          <w:i w:val="0"/>
-          <w:iCs w:val="0"/>
-          <w:color w:val="000000" w:themeColor="text1"/>
-          <w:sz w:val="22"/>
-          <w:szCs w:val="22"/>
-        </w:rPr>
-        <w:t>} y normas legales conexas</w:t>
+        <w:t>el {textoRecoFis} y normas legales conexas</w:t>
       </w:r>
       <w:bookmarkEnd w:id="5"/>
       <w:r>
@@ -4496,7 +3388,6 @@
         <w:t>{/</w:t>
       </w:r>
       <w:bookmarkStart w:id="7" w:name="_Hlk231416767"/>
-      <w:proofErr w:type="spellStart"/>
       <w:r>
         <w:rPr>
           <w:rFonts w:ascii="Arial" w:hAnsi="Arial" w:cs="Arial"/>
@@ -4506,7 +3397,6 @@
         <w:t>estadoIncluyePeco</w:t>
       </w:r>
       <w:bookmarkEnd w:id="7"/>
-      <w:proofErr w:type="spellEnd"/>
       <w:r>
         <w:rPr>
           <w:rFonts w:ascii="Arial" w:hAnsi="Arial" w:cs="Arial"/>
@@ -4583,79 +3473,7 @@
           <w:sz w:val="22"/>
           <w:szCs w:val="22"/>
         </w:rPr>
-        <w:t xml:space="preserve">Respecto a la Regularización/ Reconocimiento Físico al amparo de las exoneraciones establecidas mediante Decreto Supremo </w:t>
-      </w:r>
-      <w:proofErr w:type="spellStart"/>
-      <w:r>
-        <w:rPr>
-          <w:rFonts w:ascii="Arial" w:eastAsiaTheme="minorHAnsi" w:hAnsi="Arial" w:cs="Arial"/>
-          <w:i w:val="0"/>
-          <w:iCs w:val="0"/>
-          <w:color w:val="000000" w:themeColor="text1"/>
-          <w:sz w:val="22"/>
-          <w:szCs w:val="22"/>
-        </w:rPr>
-        <w:t>nº</w:t>
-      </w:r>
-      <w:proofErr w:type="spellEnd"/>
-      <w:r>
-        <w:rPr>
-          <w:rFonts w:ascii="Arial" w:eastAsiaTheme="minorHAnsi" w:hAnsi="Arial" w:cs="Arial"/>
-          <w:i w:val="0"/>
-          <w:iCs w:val="0"/>
-          <w:color w:val="000000" w:themeColor="text1"/>
-          <w:sz w:val="22"/>
-          <w:szCs w:val="22"/>
-        </w:rPr>
-        <w:t xml:space="preserve"> 015-94-EF se verifica que la mercancía de las series {</w:t>
-      </w:r>
-      <w:proofErr w:type="spellStart"/>
-      <w:r>
-        <w:rPr>
-          <w:rFonts w:ascii="Arial" w:eastAsiaTheme="minorHAnsi" w:hAnsi="Arial" w:cs="Arial"/>
-          <w:i w:val="0"/>
-          <w:iCs w:val="0"/>
-          <w:color w:val="000000" w:themeColor="text1"/>
-          <w:sz w:val="22"/>
-          <w:szCs w:val="22"/>
-        </w:rPr>
-        <w:t>fromDam-rangoSeriesAcogidaSoloPeco</w:t>
-      </w:r>
-      <w:proofErr w:type="spellEnd"/>
-      <w:r>
-        <w:rPr>
-          <w:rFonts w:ascii="Arial" w:eastAsiaTheme="minorHAnsi" w:hAnsi="Arial" w:cs="Arial"/>
-          <w:i w:val="0"/>
-          <w:iCs w:val="0"/>
-          <w:color w:val="000000" w:themeColor="text1"/>
-          <w:sz w:val="22"/>
-          <w:szCs w:val="22"/>
-        </w:rPr>
-        <w:t xml:space="preserve">} declaradas con TPI 35 en el casillero 7.23 de la DAM, tienen un Ad-valoren de 0%, por lo que no se reporta montó abonado a la Subcuenta Especial del Tesoro Público Decreto Supremo </w:t>
-      </w:r>
-      <w:proofErr w:type="spellStart"/>
-      <w:r>
-        <w:rPr>
-          <w:rFonts w:ascii="Arial" w:eastAsiaTheme="minorHAnsi" w:hAnsi="Arial" w:cs="Arial"/>
-          <w:i w:val="0"/>
-          <w:iCs w:val="0"/>
-          <w:color w:val="000000" w:themeColor="text1"/>
-          <w:sz w:val="22"/>
-          <w:szCs w:val="22"/>
-        </w:rPr>
-        <w:t>n°</w:t>
-      </w:r>
-      <w:proofErr w:type="spellEnd"/>
-      <w:r>
-        <w:rPr>
-          <w:rFonts w:ascii="Arial" w:eastAsiaTheme="minorHAnsi" w:hAnsi="Arial" w:cs="Arial"/>
-          <w:i w:val="0"/>
-          <w:iCs w:val="0"/>
-          <w:color w:val="000000" w:themeColor="text1"/>
-          <w:sz w:val="22"/>
-          <w:szCs w:val="22"/>
-        </w:rPr>
-        <w:t xml:space="preserve"> 015-94-EF, en consecuencia, corresponde declarar improcedente la regularización solicitada al amparo del mencionado decreto.</w:t>
+        <w:t>Respecto a la Regularización/ Reconocimiento Físico al amparo de las exoneraciones establecidas mediante Decreto Supremo nº 015-94-EF se verifica que la mercancía de las series {fromDam-rangoSeriesAcogidaSoloPeco} declaradas con TPI 35 en el casillero 7.23 de la DAM, tienen un Ad-valoren de 0%, por lo que no se reporta montó abonado a la Subcuenta Especial del Tesoro Público Decreto Supremo n° 015-94-EF, en consecuencia, corresponde declarar improcedente la regularización solicitada al amparo del mencionado decreto.</w:t>
       </w:r>
     </w:p>
     <w:p/>
@@ -4677,7 +3495,6 @@
         </w:rPr>
         <w:t>{/</w:t>
       </w:r>
-      <w:proofErr w:type="spellStart"/>
       <w:r>
         <w:rPr>
           <w:rFonts w:ascii="Arial" w:hAnsi="Arial" w:cs="Arial"/>
@@ -4686,7 +3503,6 @@
         </w:rPr>
         <w:t>estadoPECOyAMAZONIAnoProcPECO</w:t>
       </w:r>
-      <w:proofErr w:type="spellEnd"/>
       <w:r>
         <w:rPr>
           <w:rFonts w:ascii="Arial" w:hAnsi="Arial" w:cs="Arial"/>
@@ -4843,25 +3659,7 @@
           <w:sz w:val="22"/>
           <w:szCs w:val="22"/>
         </w:rPr>
-        <w:t>{/</w:t>
-      </w:r>
-      <w:proofErr w:type="spellStart"/>
-      <w:r>
-        <w:rPr>
-          <w:rFonts w:ascii="Arial" w:hAnsi="Arial" w:cs="Arial"/>
-          <w:sz w:val="22"/>
-          <w:szCs w:val="22"/>
-        </w:rPr>
-        <w:t>estadoJuridiccionLoreto</w:t>
-      </w:r>
-      <w:proofErr w:type="spellEnd"/>
-      <w:r>
-        <w:rPr>
-          <w:rFonts w:ascii="Arial" w:hAnsi="Arial" w:cs="Arial"/>
-          <w:sz w:val="22"/>
-          <w:szCs w:val="22"/>
-        </w:rPr>
-        <w:t>}</w:t>
+        <w:t>{/estadoJuridiccionLoreto}</w:t>
       </w:r>
     </w:p>
     <w:p>
@@ -4989,25 +3787,7 @@
           <w:sz w:val="22"/>
           <w:szCs w:val="22"/>
         </w:rPr>
-        <w:t>{/</w:t>
-      </w:r>
-      <w:proofErr w:type="spellStart"/>
-      <w:r>
-        <w:rPr>
-          <w:rFonts w:ascii="Arial" w:hAnsi="Arial" w:cs="Arial"/>
-          <w:sz w:val="22"/>
-          <w:szCs w:val="22"/>
-        </w:rPr>
-        <w:t>estadoJuridiccionOtros</w:t>
-      </w:r>
-      <w:proofErr w:type="spellEnd"/>
-      <w:r>
-        <w:rPr>
-          <w:rFonts w:ascii="Arial" w:hAnsi="Arial" w:cs="Arial"/>
-          <w:sz w:val="22"/>
-          <w:szCs w:val="22"/>
-        </w:rPr>
-        <w:t>}</w:t>
+        <w:t>{/estadoJuridiccionOtros}</w:t>
       </w:r>
     </w:p>
     <w:p>
@@ -5054,31 +3834,7 @@
           <w:szCs w:val="22"/>
         </w:rPr>
         <w:lastRenderedPageBreak/>
-        <w:t>{</w:t>
-      </w:r>
-      <w:proofErr w:type="spellStart"/>
-      <w:r>
-        <w:rPr>
-          <w:rFonts w:ascii="Arial" w:hAnsi="Arial" w:cs="Arial"/>
-          <w:i w:val="0"/>
-          <w:iCs w:val="0"/>
-          <w:color w:val="000000" w:themeColor="text1"/>
-          <w:sz w:val="22"/>
-          <w:szCs w:val="22"/>
-        </w:rPr>
-        <w:t>fromDam-nombreEmpresa</w:t>
-      </w:r>
-      <w:proofErr w:type="spellEnd"/>
-      <w:r>
-        <w:rPr>
-          <w:rFonts w:ascii="Arial" w:hAnsi="Arial" w:cs="Arial"/>
-          <w:i w:val="0"/>
-          <w:iCs w:val="0"/>
-          <w:color w:val="000000" w:themeColor="text1"/>
-          <w:sz w:val="22"/>
-          <w:szCs w:val="22"/>
-        </w:rPr>
-        <w:t>}</w:t>
+        <w:t>{fromDam-nombreEmpresa}</w:t>
       </w:r>
       <w:r>
         <w:rPr>
@@ -5091,9 +3847,53 @@
           <w:sz w:val="22"/>
           <w:szCs w:val="22"/>
         </w:rPr>
-        <w:t>{</w:t>
-      </w:r>
-      <w:proofErr w:type="spellStart"/>
+        <w:t>{fromDam-nombreEmpresaRRR}</w:t>
+      </w:r>
+      <w:r>
+        <w:rPr>
+          <w:rFonts w:ascii="Arial" w:hAnsi="Arial" w:cs="Arial"/>
+          <w:i w:val="0"/>
+          <w:iCs w:val="0"/>
+          <w:color w:val="000000" w:themeColor="text1"/>
+          <w:sz w:val="22"/>
+          <w:szCs w:val="22"/>
+        </w:rPr>
+        <w:t>,</w:t>
+      </w:r>
+      <w:r>
+        <w:rPr>
+          <w:rFonts w:ascii="Arial" w:hAnsi="Arial" w:cs="Arial"/>
+          <w:b/>
+          <w:bCs/>
+          <w:i w:val="0"/>
+          <w:iCs w:val="0"/>
+          <w:color w:val="000000" w:themeColor="text1"/>
+          <w:sz w:val="22"/>
+          <w:szCs w:val="22"/>
+        </w:rPr>
+        <w:t xml:space="preserve"> </w:t>
+      </w:r>
+      <w:r>
+        <w:rPr>
+          <w:rFonts w:ascii="Arial" w:hAnsi="Arial" w:cs="Arial"/>
+          <w:i w:val="0"/>
+          <w:iCs w:val="0"/>
+          <w:color w:val="000000" w:themeColor="text1"/>
+          <w:sz w:val="22"/>
+          <w:szCs w:val="22"/>
+        </w:rPr>
+        <w:t>en virtud de las solicitudes de regularización y confirmación de llegada de mercancías anteriormente indicadas, declara que cumple con los requisitos dispuestos en el artículo 2° del Decreto Supremo n.º103-99-EF – “Reglamento de las Disposiciones Tributarias contenidas en la Ley de Promoción de la Inversión en la Amazonía", tal como se puede evidenciar de la información contenida en el Informe n.º</w:t>
+      </w:r>
+      <w:r>
+        <w:rPr>
+          <w:i w:val="0"/>
+          <w:iCs w:val="0"/>
+          <w:color w:val="000000" w:themeColor="text1"/>
+          <w:sz w:val="22"/>
+          <w:szCs w:val="22"/>
+        </w:rPr>
+        <w:t xml:space="preserve"> </w:t>
+      </w:r>
       <w:r>
         <w:rPr>
           <w:rFonts w:ascii="Arial" w:hAnsi="Arial" w:cs="Arial"/>
@@ -5105,9 +3905,19 @@
           <w:sz w:val="22"/>
           <w:szCs w:val="22"/>
         </w:rPr>
-        <w:t>fromDam-nombreEmpresaRRR</w:t>
-      </w:r>
-      <w:proofErr w:type="spellEnd"/>
+        <w:t>{fromInputs-numeroInformeArt2RRR}</w:t>
+      </w:r>
+      <w:r>
+        <w:rPr>
+          <w:rFonts w:ascii="Arial" w:hAnsi="Arial" w:cs="Arial"/>
+          <w:i w:val="0"/>
+          <w:iCs w:val="0"/>
+          <w:color w:val="000000" w:themeColor="text1"/>
+          <w:sz w:val="22"/>
+          <w:szCs w:val="22"/>
+        </w:rPr>
+        <w:t xml:space="preserve">{fromInputs-numeroInformeArt2} del </w:t>
+      </w:r>
       <w:r>
         <w:rPr>
           <w:rFonts w:ascii="Arial" w:hAnsi="Arial" w:cs="Arial"/>
@@ -5119,88 +3929,6 @@
           <w:sz w:val="22"/>
           <w:szCs w:val="22"/>
         </w:rPr>
-        <w:t>}</w:t>
-      </w:r>
-      <w:r>
-        <w:rPr>
-          <w:rFonts w:ascii="Arial" w:hAnsi="Arial" w:cs="Arial"/>
-          <w:i w:val="0"/>
-          <w:iCs w:val="0"/>
-          <w:color w:val="000000" w:themeColor="text1"/>
-          <w:sz w:val="22"/>
-          <w:szCs w:val="22"/>
-        </w:rPr>
-        <w:t>,</w:t>
-      </w:r>
-      <w:r>
-        <w:rPr>
-          <w:rFonts w:ascii="Arial" w:hAnsi="Arial" w:cs="Arial"/>
-          <w:b/>
-          <w:bCs/>
-          <w:i w:val="0"/>
-          <w:iCs w:val="0"/>
-          <w:color w:val="000000" w:themeColor="text1"/>
-          <w:sz w:val="22"/>
-          <w:szCs w:val="22"/>
-        </w:rPr>
-        <w:t xml:space="preserve"> </w:t>
-      </w:r>
-      <w:r>
-        <w:rPr>
-          <w:rFonts w:ascii="Arial" w:hAnsi="Arial" w:cs="Arial"/>
-          <w:i w:val="0"/>
-          <w:iCs w:val="0"/>
-          <w:color w:val="000000" w:themeColor="text1"/>
-          <w:sz w:val="22"/>
-          <w:szCs w:val="22"/>
-        </w:rPr>
-        <w:t>en virtud de las solicitudes de regularización y confirmación de llegada de mercancías anteriormente indicadas, declara que cumple con los requisitos dispuestos en el artículo 2° del Decreto Supremo n.º103-99-EF – “Reglamento de las Disposiciones Tributarias contenidas en la Ley de Promoción de la Inversión en la Amazonía", tal como se puede evidenciar de la información contenida en el Informe n.º</w:t>
-      </w:r>
-      <w:r>
-        <w:rPr>
-          <w:i w:val="0"/>
-          <w:iCs w:val="0"/>
-          <w:color w:val="000000" w:themeColor="text1"/>
-          <w:sz w:val="22"/>
-          <w:szCs w:val="22"/>
-        </w:rPr>
-        <w:t xml:space="preserve"> </w:t>
-      </w:r>
-      <w:r>
-        <w:rPr>
-          <w:rFonts w:ascii="Arial" w:hAnsi="Arial" w:cs="Arial"/>
-          <w:b/>
-          <w:bCs/>
-          <w:i w:val="0"/>
-          <w:iCs w:val="0"/>
-          <w:color w:val="FF0000"/>
-          <w:sz w:val="22"/>
-          <w:szCs w:val="22"/>
-        </w:rPr>
-        <w:t>{fromInputs-numeroInformeArt2RRR}</w:t>
-      </w:r>
-      <w:r>
-        <w:rPr>
-          <w:rFonts w:ascii="Arial" w:hAnsi="Arial" w:cs="Arial"/>
-          <w:i w:val="0"/>
-          <w:iCs w:val="0"/>
-          <w:color w:val="000000" w:themeColor="text1"/>
-          <w:sz w:val="22"/>
-          <w:szCs w:val="22"/>
-        </w:rPr>
-        <w:t xml:space="preserve">{fromInputs-numeroInformeArt2} del </w:t>
-      </w:r>
-      <w:r>
-        <w:rPr>
-          <w:rFonts w:ascii="Arial" w:hAnsi="Arial" w:cs="Arial"/>
-          <w:b/>
-          <w:bCs/>
-          <w:i w:val="0"/>
-          <w:iCs w:val="0"/>
-          <w:color w:val="FF0000"/>
-          <w:sz w:val="22"/>
-          <w:szCs w:val="22"/>
-        </w:rPr>
         <w:t>{fromInputs-fechaInformeArt2RRR}</w:t>
       </w:r>
       <w:r>
@@ -5231,7 +3959,6 @@
       <w:r>
         <w:t>{/</w:t>
       </w:r>
-      <w:proofErr w:type="spellStart"/>
       <w:r>
         <w:rPr>
           <w:rFonts w:ascii="Arial" w:hAnsi="Arial" w:cs="Arial"/>
@@ -5240,7 +3967,6 @@
         </w:rPr>
         <w:t>estadoIncluyeAmazonia</w:t>
       </w:r>
-      <w:proofErr w:type="spellEnd"/>
       <w:r>
         <w:t>}</w:t>
       </w:r>
@@ -5308,23 +4034,7 @@
           <w:sz w:val="22"/>
           <w:szCs w:val="22"/>
         </w:rPr>
-        <w:t>{/</w:t>
-      </w:r>
-      <w:proofErr w:type="spellStart"/>
-      <w:r>
-        <w:rPr>
-          <w:sz w:val="22"/>
-          <w:szCs w:val="22"/>
-        </w:rPr>
-        <w:t>estadoOnlyPECO</w:t>
-      </w:r>
-      <w:proofErr w:type="spellEnd"/>
-      <w:r>
-        <w:rPr>
-          <w:sz w:val="22"/>
-          <w:szCs w:val="22"/>
-        </w:rPr>
-        <w:t>}</w:t>
+        <w:t>{/estadoOnlyPECO}</w:t>
       </w:r>
     </w:p>
     <w:bookmarkEnd w:id="17"/>
@@ -5455,14 +4165,7 @@
         <w:rPr>
           <w:rFonts w:ascii="Arial" w:hAnsi="Arial" w:cs="Arial"/>
         </w:rPr>
-        <w:t>{/</w:t>
-      </w:r>
-      <w:proofErr w:type="spellStart"/>
-      <w:r>
-        <w:rPr>
-          <w:rFonts w:ascii="Arial" w:hAnsi="Arial" w:cs="Arial"/>
-        </w:rPr>
-        <w:t>veriFaltan</w:t>
+        <w:t>{/veriFaltan</w:t>
       </w:r>
       <w:r>
         <w:rPr>
@@ -5470,7 +4173,6 @@
         </w:rPr>
         <w:t>DatosMercaReconocido</w:t>
       </w:r>
-      <w:proofErr w:type="spellEnd"/>
       <w:r>
         <w:rPr>
           <w:rFonts w:ascii="Arial" w:hAnsi="Arial" w:cs="Arial"/>
@@ -5693,34 +4395,16 @@
                 <w:sz w:val="20"/>
                 <w:szCs w:val="20"/>
               </w:rPr>
-              <w:t>{</w:t>
+              <w:t>{fromDam-</w:t>
             </w:r>
-            <w:proofErr w:type="spellStart"/>
+            <w:proofErr w:type="gramStart"/>
             <w:r>
               <w:rPr>
                 <w:rFonts w:ascii="Arial" w:hAnsi="Arial" w:cs="Arial"/>
                 <w:sz w:val="20"/>
                 <w:szCs w:val="20"/>
               </w:rPr>
-              <w:t>fromDam-</w:t>
-            </w:r>
-            <w:proofErr w:type="gramStart"/>
-            <w:r>
-              <w:rPr>
-                <w:rFonts w:ascii="Arial" w:hAnsi="Arial" w:cs="Arial"/>
-                <w:sz w:val="20"/>
-                <w:szCs w:val="20"/>
-              </w:rPr>
-              <w:t>descripcionMerca</w:t>
-            </w:r>
-            <w:proofErr w:type="spellEnd"/>
-            <w:r>
-              <w:rPr>
-                <w:rFonts w:ascii="Arial" w:hAnsi="Arial" w:cs="Arial"/>
-                <w:sz w:val="20"/>
-                <w:szCs w:val="20"/>
-              </w:rPr>
-              <w:t>}</w:t>
+              <w:t>descripcionMerca}</w:t>
             </w:r>
             <w:r>
               <w:rPr>
@@ -5733,7 +4417,6 @@
               </w:rPr>
               <w:t>{</w:t>
             </w:r>
-            <w:proofErr w:type="spellStart"/>
             <w:proofErr w:type="gramEnd"/>
             <w:r>
               <w:rPr>
@@ -5744,19 +4427,7 @@
                 <w:sz w:val="20"/>
                 <w:szCs w:val="20"/>
               </w:rPr>
-              <w:t>fromDam-descripcionMercaRRR</w:t>
-            </w:r>
-            <w:proofErr w:type="spellEnd"/>
-            <w:r>
-              <w:rPr>
-                <w:rFonts w:ascii="Arial" w:hAnsi="Arial" w:cs="Arial"/>
-                <w:b/>
-                <w:bCs/>
-                <w:color w:val="FF0000"/>
-                <w:sz w:val="20"/>
-                <w:szCs w:val="20"/>
-              </w:rPr>
-              <w:t>}</w:t>
+              <w:t>fromDam-descripcionMercaRRR}</w:t>
             </w:r>
             <w:r>
               <w:rPr>
@@ -5790,25 +4461,7 @@
                 <w:sz w:val="20"/>
                 <w:szCs w:val="20"/>
               </w:rPr>
-              <w:t>{</w:t>
-            </w:r>
-            <w:proofErr w:type="spellStart"/>
-            <w:r>
-              <w:rPr>
-                <w:rFonts w:ascii="Arial" w:hAnsi="Arial" w:cs="Arial"/>
-                <w:sz w:val="20"/>
-                <w:szCs w:val="20"/>
-              </w:rPr>
-              <w:t>fromDam-cantMODI</w:t>
-            </w:r>
-            <w:proofErr w:type="spellEnd"/>
-            <w:r>
-              <w:rPr>
-                <w:rFonts w:ascii="Arial" w:hAnsi="Arial" w:cs="Arial"/>
-                <w:sz w:val="20"/>
-                <w:szCs w:val="20"/>
-              </w:rPr>
-              <w:t>}</w:t>
+              <w:t>{fromDam-cantMODI}</w:t>
             </w:r>
           </w:p>
         </w:tc>
@@ -5878,25 +4531,7 @@
                 <w:sz w:val="20"/>
                 <w:szCs w:val="20"/>
               </w:rPr>
-              <w:t>{</w:t>
-            </w:r>
-            <w:proofErr w:type="spellStart"/>
-            <w:r>
-              <w:rPr>
-                <w:rFonts w:ascii="Arial" w:hAnsi="Arial" w:cs="Arial"/>
-                <w:sz w:val="20"/>
-                <w:szCs w:val="20"/>
-              </w:rPr>
-              <w:t>fromDam-partidaNandina</w:t>
-            </w:r>
-            <w:proofErr w:type="spellEnd"/>
-            <w:r>
-              <w:rPr>
-                <w:rFonts w:ascii="Arial" w:hAnsi="Arial" w:cs="Arial"/>
-                <w:sz w:val="20"/>
-                <w:szCs w:val="20"/>
-              </w:rPr>
-              <w:t>}</w:t>
+              <w:t>{fromDam-partidaNandina}</w:t>
             </w:r>
           </w:p>
         </w:tc>
@@ -5933,25 +4568,7 @@
                 <w:szCs w:val="20"/>
               </w:rPr>
               <w:br/>
-              <w:t>{</w:t>
-            </w:r>
-            <w:proofErr w:type="spellStart"/>
-            <w:r>
-              <w:rPr>
-                <w:rFonts w:ascii="Arial" w:hAnsi="Arial" w:cs="Arial"/>
-                <w:sz w:val="20"/>
-                <w:szCs w:val="20"/>
-              </w:rPr>
-              <w:t>fromDam-partidaNabandina</w:t>
-            </w:r>
-            <w:proofErr w:type="spellEnd"/>
-            <w:r>
-              <w:rPr>
-                <w:rFonts w:ascii="Arial" w:hAnsi="Arial" w:cs="Arial"/>
-                <w:sz w:val="20"/>
-                <w:szCs w:val="20"/>
-              </w:rPr>
-              <w:t>}</w:t>
+              <w:t>{fromDam-partidaNabandina}</w:t>
             </w:r>
           </w:p>
           <w:p>
@@ -6022,34 +4639,16 @@
           <w:sz w:val="20"/>
           <w:szCs w:val="20"/>
         </w:rPr>
-        <w:t>(*) Se revisó {</w:t>
-      </w:r>
-      <w:proofErr w:type="spellStart"/>
+        <w:t>(*) Se revisó {fromDam-</w:t>
+      </w:r>
+      <w:proofErr w:type="gramStart"/>
       <w:r>
         <w:rPr>
           <w:rFonts w:ascii="Arial" w:hAnsi="Arial" w:cs="Arial"/>
           <w:sz w:val="20"/>
           <w:szCs w:val="20"/>
         </w:rPr>
-        <w:t>fromDam-</w:t>
-      </w:r>
-      <w:proofErr w:type="gramStart"/>
-      <w:r>
-        <w:rPr>
-          <w:rFonts w:ascii="Arial" w:hAnsi="Arial" w:cs="Arial"/>
-          <w:sz w:val="20"/>
-          <w:szCs w:val="20"/>
-        </w:rPr>
-        <w:t>bultosReconocidos</w:t>
-      </w:r>
-      <w:proofErr w:type="spellEnd"/>
-      <w:r>
-        <w:rPr>
-          <w:rFonts w:ascii="Arial" w:hAnsi="Arial" w:cs="Arial"/>
-          <w:sz w:val="20"/>
-          <w:szCs w:val="20"/>
-        </w:rPr>
-        <w:t>}</w:t>
+        <w:t>bultosReconocidos}</w:t>
       </w:r>
       <w:r>
         <w:rPr>
@@ -6062,7 +4661,6 @@
         </w:rPr>
         <w:t>{</w:t>
       </w:r>
-      <w:proofErr w:type="spellStart"/>
       <w:proofErr w:type="gramEnd"/>
       <w:r>
         <w:rPr>
@@ -6073,45 +4671,15 @@
           <w:sz w:val="20"/>
           <w:szCs w:val="20"/>
         </w:rPr>
-        <w:t>fromDam-bultosReconocidosRRR</w:t>
-      </w:r>
-      <w:proofErr w:type="spellEnd"/>
-      <w:r>
-        <w:rPr>
-          <w:rFonts w:ascii="Arial" w:hAnsi="Arial" w:cs="Arial"/>
-          <w:b/>
-          <w:bCs/>
-          <w:color w:val="FF0000"/>
+        <w:t>fromDam-bultosReconocidosRRR}</w:t>
+      </w:r>
+      <w:r>
+        <w:rPr>
+          <w:rFonts w:ascii="Arial" w:hAnsi="Arial" w:cs="Arial"/>
           <w:sz w:val="20"/>
           <w:szCs w:val="20"/>
         </w:rPr>
-        <w:t>}</w:t>
-      </w:r>
-      <w:r>
-        <w:rPr>
-          <w:rFonts w:ascii="Arial" w:hAnsi="Arial" w:cs="Arial"/>
-          <w:sz w:val="20"/>
-          <w:szCs w:val="20"/>
-        </w:rPr>
-        <w:t xml:space="preserve"> de {</w:t>
-      </w:r>
-      <w:proofErr w:type="spellStart"/>
-      <w:r>
-        <w:rPr>
-          <w:rFonts w:ascii="Arial" w:hAnsi="Arial" w:cs="Arial"/>
-          <w:sz w:val="20"/>
-          <w:szCs w:val="20"/>
-        </w:rPr>
-        <w:t>fromDam-cantBultosNumero</w:t>
-      </w:r>
-      <w:proofErr w:type="spellEnd"/>
-      <w:r>
-        <w:rPr>
-          <w:rFonts w:ascii="Arial" w:hAnsi="Arial" w:cs="Arial"/>
-          <w:sz w:val="20"/>
-          <w:szCs w:val="20"/>
-        </w:rPr>
-        <w:t xml:space="preserve">} bultos. </w:t>
+        <w:t xml:space="preserve"> de {fromDam-cantBultosNumero} bultos. </w:t>
       </w:r>
     </w:p>
     <w:p>
@@ -6133,25 +4701,7 @@
           <w:sz w:val="20"/>
           <w:szCs w:val="20"/>
         </w:rPr>
-        <w:t>{/</w:t>
-      </w:r>
-      <w:proofErr w:type="spellStart"/>
-      <w:r>
-        <w:rPr>
-          <w:rFonts w:ascii="Arial" w:hAnsi="Arial" w:cs="Arial"/>
-          <w:sz w:val="20"/>
-          <w:szCs w:val="20"/>
-        </w:rPr>
-        <w:t>veriBultosRevisados</w:t>
-      </w:r>
-      <w:proofErr w:type="spellEnd"/>
-      <w:r>
-        <w:rPr>
-          <w:rFonts w:ascii="Arial" w:hAnsi="Arial" w:cs="Arial"/>
-          <w:sz w:val="20"/>
-          <w:szCs w:val="20"/>
-        </w:rPr>
-        <w:t>}</w:t>
+        <w:t>{/veriBultosRevisados}</w:t>
       </w:r>
     </w:p>
     <w:p/>
@@ -6209,9 +4759,9 @@
           <w:sz w:val="20"/>
           <w:szCs w:val="20"/>
         </w:rPr>
-        <w:t>{</w:t>
-      </w:r>
-      <w:proofErr w:type="spellStart"/>
+        <w:t>{fromInputs-</w:t>
+      </w:r>
+      <w:proofErr w:type="gramStart"/>
       <w:r>
         <w:rPr>
           <w:rFonts w:ascii="Arial" w:hAnsi="Arial" w:cs="Arial"/>
@@ -6221,58 +4771,24 @@
           <w:sz w:val="20"/>
           <w:szCs w:val="20"/>
         </w:rPr>
-        <w:t>fromInputs-</w:t>
-      </w:r>
-      <w:proofErr w:type="gramStart"/>
-      <w:r>
-        <w:rPr>
-          <w:rFonts w:ascii="Arial" w:hAnsi="Arial" w:cs="Arial"/>
-          <w:b/>
-          <w:bCs/>
-          <w:color w:val="FF0000"/>
+        <w:t>lugarAforoRRR}</w:t>
+      </w:r>
+      <w:r>
+        <w:rPr>
+          <w:rFonts w:ascii="Arial" w:hAnsi="Arial" w:cs="Arial"/>
           <w:sz w:val="20"/>
           <w:szCs w:val="20"/>
         </w:rPr>
-        <w:t>lugarAforoRRR</w:t>
-      </w:r>
-      <w:proofErr w:type="spellEnd"/>
-      <w:r>
-        <w:rPr>
-          <w:rFonts w:ascii="Arial" w:hAnsi="Arial" w:cs="Arial"/>
-          <w:b/>
-          <w:bCs/>
-          <w:color w:val="FF0000"/>
+        <w:t>{</w:t>
+      </w:r>
+      <w:proofErr w:type="gramEnd"/>
+      <w:r>
+        <w:rPr>
+          <w:rFonts w:ascii="Arial" w:hAnsi="Arial" w:cs="Arial"/>
           <w:sz w:val="20"/>
           <w:szCs w:val="20"/>
         </w:rPr>
-        <w:t>}</w:t>
-      </w:r>
-      <w:r>
-        <w:rPr>
-          <w:rFonts w:ascii="Arial" w:hAnsi="Arial" w:cs="Arial"/>
-          <w:sz w:val="20"/>
-          <w:szCs w:val="20"/>
-        </w:rPr>
-        <w:t>{</w:t>
-      </w:r>
-      <w:proofErr w:type="spellStart"/>
-      <w:proofErr w:type="gramEnd"/>
-      <w:r>
-        <w:rPr>
-          <w:rFonts w:ascii="Arial" w:hAnsi="Arial" w:cs="Arial"/>
-          <w:sz w:val="20"/>
-          <w:szCs w:val="20"/>
-        </w:rPr>
-        <w:t>fromInputs-lugarAforo</w:t>
-      </w:r>
-      <w:proofErr w:type="spellEnd"/>
-      <w:r>
-        <w:rPr>
-          <w:rFonts w:ascii="Arial" w:hAnsi="Arial" w:cs="Arial"/>
-          <w:sz w:val="20"/>
-          <w:szCs w:val="20"/>
-        </w:rPr>
-        <w:t>}</w:t>
+        <w:t>fromInputs-lugarAforo}</w:t>
       </w:r>
     </w:p>
     <w:p>
@@ -6385,21 +4901,7 @@
         <w:rPr>
           <w:rFonts w:ascii="Arial" w:hAnsi="Arial" w:cs="Arial"/>
         </w:rPr>
-        <w:t>{/</w:t>
-      </w:r>
-      <w:proofErr w:type="spellStart"/>
-      <w:r>
-        <w:rPr>
-          <w:rFonts w:ascii="Arial" w:hAnsi="Arial" w:cs="Arial"/>
-        </w:rPr>
-        <w:t>veriFaltanGuias</w:t>
-      </w:r>
-      <w:proofErr w:type="spellEnd"/>
-      <w:r>
-        <w:rPr>
-          <w:rFonts w:ascii="Arial" w:hAnsi="Arial" w:cs="Arial"/>
-        </w:rPr>
-        <w:t>}</w:t>
+        <w:t>{/veriFaltanGuias}</w:t>
       </w:r>
     </w:p>
     <w:tbl>
@@ -6612,23 +5114,7 @@
                 <w:rFonts w:ascii="Arial" w:eastAsiaTheme="minorHAnsi" w:hAnsi="Arial" w:cs="Arial"/>
                 <w:lang w:eastAsia="en-US"/>
               </w:rPr>
-              <w:t>{</w:t>
-            </w:r>
-            <w:proofErr w:type="spellStart"/>
-            <w:r>
-              <w:rPr>
-                <w:rFonts w:ascii="Arial" w:eastAsiaTheme="minorHAnsi" w:hAnsi="Arial" w:cs="Arial"/>
-                <w:lang w:eastAsia="en-US"/>
-              </w:rPr>
-              <w:t>razonSocial</w:t>
-            </w:r>
-            <w:proofErr w:type="spellEnd"/>
-            <w:r>
-              <w:rPr>
-                <w:rFonts w:ascii="Arial" w:eastAsiaTheme="minorHAnsi" w:hAnsi="Arial" w:cs="Arial"/>
-                <w:lang w:eastAsia="en-US"/>
-              </w:rPr>
-              <w:t>}</w:t>
+              <w:t>{razonSocial}</w:t>
             </w:r>
           </w:p>
         </w:tc>
@@ -6736,7 +5222,6 @@
         </w:rPr>
         <w:t>{#</w:t>
       </w:r>
-      <w:proofErr w:type="spellStart"/>
       <w:r>
         <w:rPr>
           <w:rFonts w:ascii="Arial" w:eastAsia="Times New Roman" w:hAnsi="Arial" w:cs="Arial"/>
@@ -6747,7 +5232,6 @@
         </w:rPr>
         <w:t>estadoIncluyeAmazonia</w:t>
       </w:r>
-      <w:proofErr w:type="spellEnd"/>
       <w:r>
         <w:rPr>
           <w:rFonts w:ascii="Arial" w:eastAsia="Times New Roman" w:hAnsi="Arial" w:cs="Arial"/>
@@ -6800,7 +5284,6 @@
         </w:rPr>
         <w:t>{/</w:t>
       </w:r>
-      <w:proofErr w:type="spellStart"/>
       <w:r>
         <w:rPr>
           <w:rFonts w:ascii="Arial" w:eastAsia="Times New Roman" w:hAnsi="Arial" w:cs="Arial"/>
@@ -6811,7 +5294,6 @@
         </w:rPr>
         <w:t>estadoIncluyeAmazonia</w:t>
       </w:r>
-      <w:proofErr w:type="spellEnd"/>
       <w:r>
         <w:rPr>
           <w:rFonts w:ascii="Arial" w:eastAsia="Times New Roman" w:hAnsi="Arial" w:cs="Arial"/>
@@ -6889,10 +5371,15 @@
           <w:szCs w:val="20"/>
           <w:lang w:val="es-ES" w:eastAsia="es-ES"/>
         </w:rPr>
-        <w:t>{/</w:t>
-      </w:r>
-      <w:proofErr w:type="spellStart"/>
-      <w:r>
+        <w:t>{/estadoOnlyPECO}</w:t>
+      </w:r>
+    </w:p>
+    <w:bookmarkEnd w:id="18"/>
+    <w:p/>
+    <w:p>
+      <w:pPr>
+        <w:spacing w:after="0" w:line="240" w:lineRule="auto"/>
+        <w:jc w:val="both"/>
         <w:rPr>
           <w:rFonts w:ascii="Arial" w:eastAsia="Times New Roman" w:hAnsi="Arial" w:cs="Arial"/>
           <w:color w:val="000000"/>
@@ -6900,9 +5387,7 @@
           <w:szCs w:val="20"/>
           <w:lang w:val="es-ES" w:eastAsia="es-ES"/>
         </w:rPr>
-        <w:t>estadoOnlyPECO</w:t>
-      </w:r>
-      <w:proofErr w:type="spellEnd"/>
+      </w:pPr>
       <w:r>
         <w:rPr>
           <w:rFonts w:ascii="Arial" w:eastAsia="Times New Roman" w:hAnsi="Arial" w:cs="Arial"/>
@@ -6911,54 +5396,7 @@
           <w:szCs w:val="20"/>
           <w:lang w:val="es-ES" w:eastAsia="es-ES"/>
         </w:rPr>
-        <w:t>}</w:t>
-      </w:r>
-    </w:p>
-    <w:bookmarkEnd w:id="18"/>
-    <w:p/>
-    <w:p>
-      <w:pPr>
-        <w:spacing w:after="0" w:line="240" w:lineRule="auto"/>
-        <w:jc w:val="both"/>
-        <w:rPr>
-          <w:rFonts w:ascii="Arial" w:eastAsia="Times New Roman" w:hAnsi="Arial" w:cs="Arial"/>
-          <w:color w:val="000000"/>
-          <w:sz w:val="20"/>
-          <w:szCs w:val="20"/>
-          <w:lang w:val="es-ES" w:eastAsia="es-ES"/>
-        </w:rPr>
-      </w:pPr>
-      <w:r>
-        <w:rPr>
-          <w:rFonts w:ascii="Arial" w:eastAsia="Times New Roman" w:hAnsi="Arial" w:cs="Arial"/>
-          <w:color w:val="000000"/>
-          <w:sz w:val="20"/>
-          <w:szCs w:val="20"/>
-          <w:lang w:val="es-ES" w:eastAsia="es-ES"/>
-        </w:rPr>
-        <w:t>T.C S/ {</w:t>
-      </w:r>
-      <w:proofErr w:type="spellStart"/>
-      <w:r>
-        <w:rPr>
-          <w:rFonts w:ascii="Arial" w:eastAsia="Times New Roman" w:hAnsi="Arial" w:cs="Arial"/>
-          <w:color w:val="000000"/>
-          <w:sz w:val="20"/>
-          <w:szCs w:val="20"/>
-          <w:lang w:val="es-ES" w:eastAsia="es-ES"/>
-        </w:rPr>
-        <w:t>cuadroDeudaTributaria-miniCuadro-tipoCambio</w:t>
-      </w:r>
-      <w:proofErr w:type="spellEnd"/>
-      <w:r>
-        <w:rPr>
-          <w:rFonts w:ascii="Arial" w:eastAsia="Times New Roman" w:hAnsi="Arial" w:cs="Arial"/>
-          <w:color w:val="000000"/>
-          <w:sz w:val="20"/>
-          <w:szCs w:val="20"/>
-          <w:lang w:val="es-ES" w:eastAsia="es-ES"/>
-        </w:rPr>
-        <w:t>}</w:t>
+        <w:t>T.C S/ {cuadroDeudaTributaria-miniCuadro-tipoCambio}</w:t>
       </w:r>
     </w:p>
     <w:p>
@@ -7058,14 +5496,7 @@
         <w:rPr>
           <w:rFonts w:ascii="Arial" w:hAnsi="Arial" w:cs="Arial"/>
         </w:rPr>
-        <w:t>{/</w:t>
-      </w:r>
-      <w:proofErr w:type="spellStart"/>
-      <w:r>
-        <w:rPr>
-          <w:rFonts w:ascii="Arial" w:hAnsi="Arial" w:cs="Arial"/>
-        </w:rPr>
-        <w:t>veri</w:t>
+        <w:t>{/veri</w:t>
       </w:r>
       <w:r>
         <w:rPr>
@@ -7073,7 +5504,6 @@
         </w:rPr>
         <w:t>FaltaDeudaTributaria</w:t>
       </w:r>
-      <w:proofErr w:type="spellEnd"/>
       <w:r>
         <w:rPr>
           <w:rFonts w:ascii="Arial" w:hAnsi="Arial" w:cs="Arial"/>
@@ -7347,27 +5777,7 @@
                 <w:sz w:val="22"/>
                 <w:szCs w:val="22"/>
               </w:rPr>
-              <w:t>{</w:t>
-            </w:r>
-            <w:proofErr w:type="spellStart"/>
-            <w:r>
-              <w:rPr>
-                <w:rFonts w:ascii="Calibri" w:hAnsi="Calibri" w:cs="Calibri"/>
-                <w:color w:val="000000"/>
-                <w:sz w:val="22"/>
-                <w:szCs w:val="22"/>
-              </w:rPr>
-              <w:t>textoAVLiqu</w:t>
-            </w:r>
-            <w:proofErr w:type="spellEnd"/>
-            <w:r>
-              <w:rPr>
-                <w:rFonts w:ascii="Calibri" w:hAnsi="Calibri" w:cs="Calibri"/>
-                <w:color w:val="000000"/>
-                <w:sz w:val="22"/>
-                <w:szCs w:val="22"/>
-              </w:rPr>
-              <w:t>}</w:t>
+              <w:t>{textoAVLiqu}</w:t>
             </w:r>
           </w:p>
         </w:tc>
@@ -7393,27 +5803,7 @@
                 <w:sz w:val="22"/>
                 <w:szCs w:val="22"/>
               </w:rPr>
-              <w:t>{</w:t>
-            </w:r>
-            <w:proofErr w:type="spellStart"/>
-            <w:r>
-              <w:rPr>
-                <w:rFonts w:ascii="Calibri" w:hAnsi="Calibri" w:cs="Calibri"/>
-                <w:color w:val="000000"/>
-                <w:sz w:val="22"/>
-                <w:szCs w:val="22"/>
-              </w:rPr>
-              <w:t>textoAVNoReg</w:t>
-            </w:r>
-            <w:proofErr w:type="spellEnd"/>
-            <w:r>
-              <w:rPr>
-                <w:rFonts w:ascii="Calibri" w:hAnsi="Calibri" w:cs="Calibri"/>
-                <w:color w:val="000000"/>
-                <w:sz w:val="22"/>
-                <w:szCs w:val="22"/>
-              </w:rPr>
-              <w:t>}</w:t>
+              <w:t>{textoAVNoReg}</w:t>
             </w:r>
           </w:p>
         </w:tc>
@@ -7495,27 +5885,7 @@
                 <w:sz w:val="22"/>
                 <w:szCs w:val="22"/>
               </w:rPr>
-              <w:t>{</w:t>
-            </w:r>
-            <w:proofErr w:type="spellStart"/>
-            <w:r>
-              <w:rPr>
-                <w:rFonts w:ascii="Calibri" w:hAnsi="Calibri" w:cs="Calibri"/>
-                <w:color w:val="000000"/>
-                <w:sz w:val="22"/>
-                <w:szCs w:val="22"/>
-              </w:rPr>
-              <w:t>textoIPMLiqu</w:t>
-            </w:r>
-            <w:proofErr w:type="spellEnd"/>
-            <w:r>
-              <w:rPr>
-                <w:rFonts w:ascii="Calibri" w:hAnsi="Calibri" w:cs="Calibri"/>
-                <w:color w:val="000000"/>
-                <w:sz w:val="22"/>
-                <w:szCs w:val="22"/>
-              </w:rPr>
-              <w:t>}</w:t>
+              <w:t>{textoIPMLiqu}</w:t>
             </w:r>
           </w:p>
         </w:tc>
@@ -7541,27 +5911,7 @@
                 <w:sz w:val="22"/>
                 <w:szCs w:val="22"/>
               </w:rPr>
-              <w:t>{</w:t>
-            </w:r>
-            <w:proofErr w:type="spellStart"/>
-            <w:r>
-              <w:rPr>
-                <w:rFonts w:ascii="Calibri" w:hAnsi="Calibri" w:cs="Calibri"/>
-                <w:color w:val="000000"/>
-                <w:sz w:val="22"/>
-                <w:szCs w:val="22"/>
-              </w:rPr>
-              <w:t>textoIPMNoReg</w:t>
-            </w:r>
-            <w:proofErr w:type="spellEnd"/>
-            <w:r>
-              <w:rPr>
-                <w:rFonts w:ascii="Calibri" w:hAnsi="Calibri" w:cs="Calibri"/>
-                <w:color w:val="000000"/>
-                <w:sz w:val="22"/>
-                <w:szCs w:val="22"/>
-              </w:rPr>
-              <w:t>}</w:t>
+              <w:t>{textoIPMNoReg}</w:t>
             </w:r>
           </w:p>
         </w:tc>
@@ -7643,27 +5993,7 @@
                 <w:sz w:val="22"/>
                 <w:szCs w:val="22"/>
               </w:rPr>
-              <w:t>{</w:t>
-            </w:r>
-            <w:proofErr w:type="spellStart"/>
-            <w:r>
-              <w:rPr>
-                <w:rFonts w:ascii="Calibri" w:hAnsi="Calibri" w:cs="Calibri"/>
-                <w:color w:val="000000"/>
-                <w:sz w:val="22"/>
-                <w:szCs w:val="22"/>
-              </w:rPr>
-              <w:t>textoIGVLiqu</w:t>
-            </w:r>
-            <w:proofErr w:type="spellEnd"/>
-            <w:r>
-              <w:rPr>
-                <w:rFonts w:ascii="Calibri" w:hAnsi="Calibri" w:cs="Calibri"/>
-                <w:color w:val="000000"/>
-                <w:sz w:val="22"/>
-                <w:szCs w:val="22"/>
-              </w:rPr>
-              <w:t>}</w:t>
+              <w:t>{textoIGVLiqu}</w:t>
             </w:r>
           </w:p>
         </w:tc>
@@ -7689,27 +6019,7 @@
                 <w:sz w:val="22"/>
                 <w:szCs w:val="22"/>
               </w:rPr>
-              <w:t>{</w:t>
-            </w:r>
-            <w:proofErr w:type="spellStart"/>
-            <w:r>
-              <w:rPr>
-                <w:rFonts w:ascii="Calibri" w:hAnsi="Calibri" w:cs="Calibri"/>
-                <w:color w:val="000000"/>
-                <w:sz w:val="22"/>
-                <w:szCs w:val="22"/>
-              </w:rPr>
-              <w:t>textoIGVNoReg</w:t>
-            </w:r>
-            <w:proofErr w:type="spellEnd"/>
-            <w:r>
-              <w:rPr>
-                <w:rFonts w:ascii="Calibri" w:hAnsi="Calibri" w:cs="Calibri"/>
-                <w:color w:val="000000"/>
-                <w:sz w:val="22"/>
-                <w:szCs w:val="22"/>
-              </w:rPr>
-              <w:t>}</w:t>
+              <w:t>{textoIGVNoReg}</w:t>
             </w:r>
           </w:p>
         </w:tc>
@@ -7795,29 +6105,7 @@
                 <w:szCs w:val="22"/>
                 <w:lang w:val="es-ES" w:eastAsia="es-ES"/>
               </w:rPr>
-              <w:t>{</w:t>
-            </w:r>
-            <w:proofErr w:type="spellStart"/>
-            <w:r>
-              <w:rPr>
-                <w:rFonts w:ascii="Arial" w:eastAsia="Times New Roman" w:hAnsi="Arial" w:cs="Arial"/>
-                <w:color w:val="000000"/>
-                <w:sz w:val="22"/>
-                <w:szCs w:val="22"/>
-                <w:lang w:val="es-ES" w:eastAsia="es-ES"/>
-              </w:rPr>
-              <w:t>textoTotLiqu</w:t>
-            </w:r>
-            <w:proofErr w:type="spellEnd"/>
-            <w:r>
-              <w:rPr>
-                <w:rFonts w:ascii="Arial" w:eastAsia="Times New Roman" w:hAnsi="Arial" w:cs="Arial"/>
-                <w:color w:val="000000"/>
-                <w:sz w:val="22"/>
-                <w:szCs w:val="22"/>
-                <w:lang w:val="es-ES" w:eastAsia="es-ES"/>
-              </w:rPr>
-              <w:t>}</w:t>
+              <w:t>{textoTotLiqu}</w:t>
             </w:r>
           </w:p>
         </w:tc>
@@ -7846,29 +6134,7 @@
                 <w:szCs w:val="22"/>
                 <w:lang w:val="es-ES" w:eastAsia="es-ES"/>
               </w:rPr>
-              <w:t>{</w:t>
-            </w:r>
-            <w:proofErr w:type="spellStart"/>
-            <w:r>
-              <w:rPr>
-                <w:rFonts w:ascii="Arial" w:eastAsia="Times New Roman" w:hAnsi="Arial" w:cs="Arial"/>
-                <w:color w:val="000000"/>
-                <w:sz w:val="22"/>
-                <w:szCs w:val="22"/>
-                <w:lang w:val="es-ES" w:eastAsia="es-ES"/>
-              </w:rPr>
-              <w:t>textoTotNoReg</w:t>
-            </w:r>
-            <w:proofErr w:type="spellEnd"/>
-            <w:r>
-              <w:rPr>
-                <w:rFonts w:ascii="Arial" w:eastAsia="Times New Roman" w:hAnsi="Arial" w:cs="Arial"/>
-                <w:color w:val="000000"/>
-                <w:sz w:val="22"/>
-                <w:szCs w:val="22"/>
-                <w:lang w:val="es-ES" w:eastAsia="es-ES"/>
-              </w:rPr>
-              <w:t>}</w:t>
+              <w:t>{textoTotNoReg}</w:t>
             </w:r>
           </w:p>
         </w:tc>
@@ -7916,14 +6182,12 @@
         </w:rPr>
         <w:t>{/</w:t>
       </w:r>
-      <w:proofErr w:type="spellStart"/>
       <w:r>
         <w:rPr>
           <w:rFonts w:ascii="Arial" w:hAnsi="Arial" w:cs="Arial"/>
         </w:rPr>
         <w:t>estadoOnlyAMAZONIA</w:t>
       </w:r>
-      <w:proofErr w:type="spellEnd"/>
       <w:r>
         <w:rPr>
           <w:rFonts w:ascii="Arial" w:hAnsi="Arial" w:cs="Arial"/>
@@ -8227,27 +6491,7 @@
                 <w:sz w:val="20"/>
                 <w:szCs w:val="20"/>
               </w:rPr>
-              <w:t>{</w:t>
-            </w:r>
-            <w:proofErr w:type="spellStart"/>
-            <w:r>
-              <w:rPr>
-                <w:rFonts w:ascii="Calibri" w:hAnsi="Calibri" w:cs="Calibri"/>
-                <w:color w:val="000000"/>
-                <w:sz w:val="20"/>
-                <w:szCs w:val="20"/>
-              </w:rPr>
-              <w:t>textoAVLiqu</w:t>
-            </w:r>
-            <w:proofErr w:type="spellEnd"/>
-            <w:r>
-              <w:rPr>
-                <w:rFonts w:ascii="Calibri" w:hAnsi="Calibri" w:cs="Calibri"/>
-                <w:color w:val="000000"/>
-                <w:sz w:val="20"/>
-                <w:szCs w:val="20"/>
-              </w:rPr>
-              <w:t>}</w:t>
+              <w:t>{textoAVLiqu}</w:t>
             </w:r>
           </w:p>
         </w:tc>
@@ -8273,27 +6517,7 @@
                 <w:sz w:val="20"/>
                 <w:szCs w:val="20"/>
               </w:rPr>
-              <w:t>{</w:t>
-            </w:r>
-            <w:proofErr w:type="spellStart"/>
-            <w:r>
-              <w:rPr>
-                <w:rFonts w:ascii="Calibri" w:hAnsi="Calibri" w:cs="Calibri"/>
-                <w:color w:val="000000"/>
-                <w:sz w:val="20"/>
-                <w:szCs w:val="20"/>
-              </w:rPr>
-              <w:t>textoAVNoReg</w:t>
-            </w:r>
-            <w:proofErr w:type="spellEnd"/>
-            <w:r>
-              <w:rPr>
-                <w:rFonts w:ascii="Calibri" w:hAnsi="Calibri" w:cs="Calibri"/>
-                <w:color w:val="000000"/>
-                <w:sz w:val="20"/>
-                <w:szCs w:val="20"/>
-              </w:rPr>
-              <w:t>}</w:t>
+              <w:t>{textoAVNoReg}</w:t>
             </w:r>
           </w:p>
         </w:tc>
@@ -8321,7 +6545,6 @@
               </w:rPr>
               <w:t>{</w:t>
             </w:r>
-            <w:proofErr w:type="spellStart"/>
             <w:r>
               <w:rPr>
                 <w:rFonts w:ascii="Calibri" w:hAnsi="Calibri" w:cs="Calibri"/>
@@ -8331,7 +6554,6 @@
               </w:rPr>
               <w:t>textoAVReguPECO</w:t>
             </w:r>
-            <w:proofErr w:type="spellEnd"/>
             <w:r>
               <w:rPr>
                 <w:rFonts w:ascii="Calibri" w:hAnsi="Calibri" w:cs="Calibri"/>
@@ -8421,27 +6643,7 @@
                 <w:sz w:val="20"/>
                 <w:szCs w:val="20"/>
               </w:rPr>
-              <w:t>{</w:t>
-            </w:r>
-            <w:proofErr w:type="spellStart"/>
-            <w:r>
-              <w:rPr>
-                <w:rFonts w:ascii="Calibri" w:hAnsi="Calibri" w:cs="Calibri"/>
-                <w:color w:val="000000"/>
-                <w:sz w:val="20"/>
-                <w:szCs w:val="20"/>
-              </w:rPr>
-              <w:t>textoIPMLiqu</w:t>
-            </w:r>
-            <w:proofErr w:type="spellEnd"/>
-            <w:r>
-              <w:rPr>
-                <w:rFonts w:ascii="Calibri" w:hAnsi="Calibri" w:cs="Calibri"/>
-                <w:color w:val="000000"/>
-                <w:sz w:val="20"/>
-                <w:szCs w:val="20"/>
-              </w:rPr>
-              <w:t>}</w:t>
+              <w:t>{textoIPMLiqu}</w:t>
             </w:r>
           </w:p>
         </w:tc>
@@ -8467,27 +6669,7 @@
                 <w:sz w:val="20"/>
                 <w:szCs w:val="20"/>
               </w:rPr>
-              <w:t>{</w:t>
-            </w:r>
-            <w:proofErr w:type="spellStart"/>
-            <w:r>
-              <w:rPr>
-                <w:rFonts w:ascii="Calibri" w:hAnsi="Calibri" w:cs="Calibri"/>
-                <w:color w:val="000000"/>
-                <w:sz w:val="20"/>
-                <w:szCs w:val="20"/>
-              </w:rPr>
-              <w:t>textoIPMNoReg</w:t>
-            </w:r>
-            <w:proofErr w:type="spellEnd"/>
-            <w:r>
-              <w:rPr>
-                <w:rFonts w:ascii="Calibri" w:hAnsi="Calibri" w:cs="Calibri"/>
-                <w:color w:val="000000"/>
-                <w:sz w:val="20"/>
-                <w:szCs w:val="20"/>
-              </w:rPr>
-              <w:t>}</w:t>
+              <w:t>{textoIPMNoReg}</w:t>
             </w:r>
           </w:p>
         </w:tc>
@@ -8515,7 +6697,6 @@
               </w:rPr>
               <w:t>{</w:t>
             </w:r>
-            <w:proofErr w:type="spellStart"/>
             <w:r>
               <w:rPr>
                 <w:rFonts w:ascii="Calibri" w:eastAsia="Times New Roman" w:hAnsi="Calibri" w:cs="Calibri"/>
@@ -8525,7 +6706,6 @@
               </w:rPr>
               <w:t>textoIPMReguPECO</w:t>
             </w:r>
-            <w:proofErr w:type="spellEnd"/>
             <w:r>
               <w:rPr>
                 <w:rFonts w:ascii="Calibri" w:eastAsia="Times New Roman" w:hAnsi="Calibri" w:cs="Calibri"/>
@@ -8615,27 +6795,7 @@
                 <w:sz w:val="20"/>
                 <w:szCs w:val="20"/>
               </w:rPr>
-              <w:t>{</w:t>
-            </w:r>
-            <w:proofErr w:type="spellStart"/>
-            <w:r>
-              <w:rPr>
-                <w:rFonts w:ascii="Calibri" w:hAnsi="Calibri" w:cs="Calibri"/>
-                <w:color w:val="000000"/>
-                <w:sz w:val="20"/>
-                <w:szCs w:val="20"/>
-              </w:rPr>
-              <w:t>textoIGVLiqu</w:t>
-            </w:r>
-            <w:proofErr w:type="spellEnd"/>
-            <w:r>
-              <w:rPr>
-                <w:rFonts w:ascii="Calibri" w:hAnsi="Calibri" w:cs="Calibri"/>
-                <w:color w:val="000000"/>
-                <w:sz w:val="20"/>
-                <w:szCs w:val="20"/>
-              </w:rPr>
-              <w:t>}</w:t>
+              <w:t>{textoIGVLiqu}</w:t>
             </w:r>
           </w:p>
         </w:tc>
@@ -8661,27 +6821,7 @@
                 <w:sz w:val="20"/>
                 <w:szCs w:val="20"/>
               </w:rPr>
-              <w:t>{</w:t>
-            </w:r>
-            <w:proofErr w:type="spellStart"/>
-            <w:r>
-              <w:rPr>
-                <w:rFonts w:ascii="Calibri" w:hAnsi="Calibri" w:cs="Calibri"/>
-                <w:color w:val="000000"/>
-                <w:sz w:val="20"/>
-                <w:szCs w:val="20"/>
-              </w:rPr>
-              <w:t>textoIGVNoReg</w:t>
-            </w:r>
-            <w:proofErr w:type="spellEnd"/>
-            <w:r>
-              <w:rPr>
-                <w:rFonts w:ascii="Calibri" w:hAnsi="Calibri" w:cs="Calibri"/>
-                <w:color w:val="000000"/>
-                <w:sz w:val="20"/>
-                <w:szCs w:val="20"/>
-              </w:rPr>
-              <w:t>}</w:t>
+              <w:t>{textoIGVNoReg}</w:t>
             </w:r>
           </w:p>
         </w:tc>
@@ -8709,7 +6849,6 @@
               </w:rPr>
               <w:t>{</w:t>
             </w:r>
-            <w:proofErr w:type="spellStart"/>
             <w:r>
               <w:rPr>
                 <w:rFonts w:ascii="Calibri" w:hAnsi="Calibri" w:cs="Calibri"/>
@@ -8719,7 +6858,6 @@
               </w:rPr>
               <w:t>textoIGVReguPECO</w:t>
             </w:r>
-            <w:proofErr w:type="spellEnd"/>
             <w:r>
               <w:rPr>
                 <w:rFonts w:ascii="Calibri" w:hAnsi="Calibri" w:cs="Calibri"/>
@@ -8813,29 +6951,7 @@
                 <w:szCs w:val="20"/>
                 <w:lang w:val="es-ES" w:eastAsia="es-ES"/>
               </w:rPr>
-              <w:t>{</w:t>
-            </w:r>
-            <w:proofErr w:type="spellStart"/>
-            <w:r>
-              <w:rPr>
-                <w:rFonts w:ascii="Arial" w:eastAsia="Times New Roman" w:hAnsi="Arial" w:cs="Arial"/>
-                <w:color w:val="000000"/>
-                <w:sz w:val="20"/>
-                <w:szCs w:val="20"/>
-                <w:lang w:val="es-ES" w:eastAsia="es-ES"/>
-              </w:rPr>
-              <w:t>textoTotLiqu</w:t>
-            </w:r>
-            <w:proofErr w:type="spellEnd"/>
-            <w:r>
-              <w:rPr>
-                <w:rFonts w:ascii="Arial" w:eastAsia="Times New Roman" w:hAnsi="Arial" w:cs="Arial"/>
-                <w:color w:val="000000"/>
-                <w:sz w:val="20"/>
-                <w:szCs w:val="20"/>
-                <w:lang w:val="es-ES" w:eastAsia="es-ES"/>
-              </w:rPr>
-              <w:t>}</w:t>
+              <w:t>{textoTotLiqu}</w:t>
             </w:r>
           </w:p>
         </w:tc>
@@ -8864,29 +6980,7 @@
                 <w:szCs w:val="20"/>
                 <w:lang w:val="es-ES" w:eastAsia="es-ES"/>
               </w:rPr>
-              <w:t>{</w:t>
-            </w:r>
-            <w:proofErr w:type="spellStart"/>
-            <w:r>
-              <w:rPr>
-                <w:rFonts w:ascii="Arial" w:eastAsia="Times New Roman" w:hAnsi="Arial" w:cs="Arial"/>
-                <w:color w:val="000000"/>
-                <w:sz w:val="20"/>
-                <w:szCs w:val="20"/>
-                <w:lang w:val="es-ES" w:eastAsia="es-ES"/>
-              </w:rPr>
-              <w:t>textoTotNoReg</w:t>
-            </w:r>
-            <w:proofErr w:type="spellEnd"/>
-            <w:r>
-              <w:rPr>
-                <w:rFonts w:ascii="Arial" w:eastAsia="Times New Roman" w:hAnsi="Arial" w:cs="Arial"/>
-                <w:color w:val="000000"/>
-                <w:sz w:val="20"/>
-                <w:szCs w:val="20"/>
-                <w:lang w:val="es-ES" w:eastAsia="es-ES"/>
-              </w:rPr>
-              <w:t>}</w:t>
+              <w:t>{textoTotNoReg}</w:t>
             </w:r>
           </w:p>
         </w:tc>
@@ -8917,7 +7011,6 @@
               </w:rPr>
               <w:t>{</w:t>
             </w:r>
-            <w:proofErr w:type="spellStart"/>
             <w:r>
               <w:rPr>
                 <w:rFonts w:ascii="Arial" w:eastAsia="Times New Roman" w:hAnsi="Arial" w:cs="Arial"/>
@@ -8928,7 +7021,6 @@
               </w:rPr>
               <w:t>textoTotReguPECO</w:t>
             </w:r>
-            <w:proofErr w:type="spellEnd"/>
             <w:r>
               <w:rPr>
                 <w:rFonts w:ascii="Arial" w:eastAsia="Times New Roman" w:hAnsi="Arial" w:cs="Arial"/>
@@ -8989,25 +7081,7 @@
           <w:sz w:val="20"/>
           <w:szCs w:val="20"/>
         </w:rPr>
-        <w:t>{/</w:t>
-      </w:r>
-      <w:proofErr w:type="spellStart"/>
-      <w:r>
-        <w:rPr>
-          <w:rFonts w:ascii="Arial" w:hAnsi="Arial" w:cs="Arial"/>
-          <w:sz w:val="20"/>
-          <w:szCs w:val="20"/>
-        </w:rPr>
-        <w:t>estadoPECOyAMAZONIA</w:t>
-      </w:r>
-      <w:proofErr w:type="spellEnd"/>
-      <w:r>
-        <w:rPr>
-          <w:rFonts w:ascii="Arial" w:hAnsi="Arial" w:cs="Arial"/>
-          <w:sz w:val="20"/>
-          <w:szCs w:val="20"/>
-        </w:rPr>
-        <w:t>}</w:t>
+        <w:t>{/estadoPECOyAMAZONIA}</w:t>
       </w:r>
     </w:p>
     <w:p>
@@ -9265,27 +7339,7 @@
                 <w:sz w:val="20"/>
                 <w:szCs w:val="20"/>
               </w:rPr>
-              <w:t>{</w:t>
-            </w:r>
-            <w:proofErr w:type="spellStart"/>
-            <w:r>
-              <w:rPr>
-                <w:rFonts w:ascii="Calibri" w:hAnsi="Calibri" w:cs="Calibri"/>
-                <w:color w:val="000000"/>
-                <w:sz w:val="20"/>
-                <w:szCs w:val="20"/>
-              </w:rPr>
-              <w:t>textoAVLiqu</w:t>
-            </w:r>
-            <w:proofErr w:type="spellEnd"/>
-            <w:r>
-              <w:rPr>
-                <w:rFonts w:ascii="Calibri" w:hAnsi="Calibri" w:cs="Calibri"/>
-                <w:color w:val="000000"/>
-                <w:sz w:val="20"/>
-                <w:szCs w:val="20"/>
-              </w:rPr>
-              <w:t>}</w:t>
+              <w:t>{textoAVLiqu}</w:t>
             </w:r>
           </w:p>
         </w:tc>
@@ -9311,27 +7365,7 @@
                 <w:sz w:val="20"/>
                 <w:szCs w:val="20"/>
               </w:rPr>
-              <w:t>{</w:t>
-            </w:r>
-            <w:proofErr w:type="spellStart"/>
-            <w:r>
-              <w:rPr>
-                <w:rFonts w:ascii="Calibri" w:hAnsi="Calibri" w:cs="Calibri"/>
-                <w:color w:val="000000"/>
-                <w:sz w:val="20"/>
-                <w:szCs w:val="20"/>
-              </w:rPr>
-              <w:t>textoAVNoReg</w:t>
-            </w:r>
-            <w:proofErr w:type="spellEnd"/>
-            <w:r>
-              <w:rPr>
-                <w:rFonts w:ascii="Calibri" w:hAnsi="Calibri" w:cs="Calibri"/>
-                <w:color w:val="000000"/>
-                <w:sz w:val="20"/>
-                <w:szCs w:val="20"/>
-              </w:rPr>
-              <w:t>}</w:t>
+              <w:t>{textoAVNoReg}</w:t>
             </w:r>
           </w:p>
         </w:tc>
@@ -9359,7 +7393,6 @@
               </w:rPr>
               <w:t>{</w:t>
             </w:r>
-            <w:proofErr w:type="spellStart"/>
             <w:r>
               <w:rPr>
                 <w:rFonts w:ascii="Calibri" w:hAnsi="Calibri" w:cs="Calibri"/>
@@ -9369,7 +7402,6 @@
               </w:rPr>
               <w:t>textoAVReguPECO</w:t>
             </w:r>
-            <w:proofErr w:type="spellEnd"/>
             <w:r>
               <w:rPr>
                 <w:rFonts w:ascii="Calibri" w:hAnsi="Calibri" w:cs="Calibri"/>
@@ -9435,27 +7467,7 @@
                 <w:sz w:val="20"/>
                 <w:szCs w:val="20"/>
               </w:rPr>
-              <w:t>{</w:t>
-            </w:r>
-            <w:proofErr w:type="spellStart"/>
-            <w:r>
-              <w:rPr>
-                <w:rFonts w:ascii="Calibri" w:hAnsi="Calibri" w:cs="Calibri"/>
-                <w:color w:val="000000"/>
-                <w:sz w:val="20"/>
-                <w:szCs w:val="20"/>
-              </w:rPr>
-              <w:t>textoIPMLiqu</w:t>
-            </w:r>
-            <w:proofErr w:type="spellEnd"/>
-            <w:r>
-              <w:rPr>
-                <w:rFonts w:ascii="Calibri" w:hAnsi="Calibri" w:cs="Calibri"/>
-                <w:color w:val="000000"/>
-                <w:sz w:val="20"/>
-                <w:szCs w:val="20"/>
-              </w:rPr>
-              <w:t>}</w:t>
+              <w:t>{textoIPMLiqu}</w:t>
             </w:r>
           </w:p>
         </w:tc>
@@ -9481,27 +7493,7 @@
                 <w:sz w:val="20"/>
                 <w:szCs w:val="20"/>
               </w:rPr>
-              <w:t>{</w:t>
-            </w:r>
-            <w:proofErr w:type="spellStart"/>
-            <w:r>
-              <w:rPr>
-                <w:rFonts w:ascii="Calibri" w:hAnsi="Calibri" w:cs="Calibri"/>
-                <w:color w:val="000000"/>
-                <w:sz w:val="20"/>
-                <w:szCs w:val="20"/>
-              </w:rPr>
-              <w:t>textoIPMNoReg</w:t>
-            </w:r>
-            <w:proofErr w:type="spellEnd"/>
-            <w:r>
-              <w:rPr>
-                <w:rFonts w:ascii="Calibri" w:hAnsi="Calibri" w:cs="Calibri"/>
-                <w:color w:val="000000"/>
-                <w:sz w:val="20"/>
-                <w:szCs w:val="20"/>
-              </w:rPr>
-              <w:t>}</w:t>
+              <w:t>{textoIPMNoReg}</w:t>
             </w:r>
           </w:p>
         </w:tc>
@@ -9529,7 +7521,6 @@
               </w:rPr>
               <w:t>{</w:t>
             </w:r>
-            <w:proofErr w:type="spellStart"/>
             <w:r>
               <w:rPr>
                 <w:rFonts w:ascii="Calibri" w:eastAsia="Times New Roman" w:hAnsi="Calibri" w:cs="Calibri"/>
@@ -9539,7 +7530,6 @@
               </w:rPr>
               <w:t>textoIPMReguPECO</w:t>
             </w:r>
-            <w:proofErr w:type="spellEnd"/>
             <w:r>
               <w:rPr>
                 <w:rFonts w:ascii="Calibri" w:eastAsia="Times New Roman" w:hAnsi="Calibri" w:cs="Calibri"/>
@@ -9605,27 +7595,7 @@
                 <w:sz w:val="20"/>
                 <w:szCs w:val="20"/>
               </w:rPr>
-              <w:t>{</w:t>
-            </w:r>
-            <w:proofErr w:type="spellStart"/>
-            <w:r>
-              <w:rPr>
-                <w:rFonts w:ascii="Calibri" w:hAnsi="Calibri" w:cs="Calibri"/>
-                <w:color w:val="000000"/>
-                <w:sz w:val="20"/>
-                <w:szCs w:val="20"/>
-              </w:rPr>
-              <w:t>textoIGVLiqu</w:t>
-            </w:r>
-            <w:proofErr w:type="spellEnd"/>
-            <w:r>
-              <w:rPr>
-                <w:rFonts w:ascii="Calibri" w:hAnsi="Calibri" w:cs="Calibri"/>
-                <w:color w:val="000000"/>
-                <w:sz w:val="20"/>
-                <w:szCs w:val="20"/>
-              </w:rPr>
-              <w:t>}</w:t>
+              <w:t>{textoIGVLiqu}</w:t>
             </w:r>
           </w:p>
         </w:tc>
@@ -9651,27 +7621,7 @@
                 <w:sz w:val="20"/>
                 <w:szCs w:val="20"/>
               </w:rPr>
-              <w:t>{</w:t>
-            </w:r>
-            <w:proofErr w:type="spellStart"/>
-            <w:r>
-              <w:rPr>
-                <w:rFonts w:ascii="Calibri" w:hAnsi="Calibri" w:cs="Calibri"/>
-                <w:color w:val="000000"/>
-                <w:sz w:val="20"/>
-                <w:szCs w:val="20"/>
-              </w:rPr>
-              <w:t>textoIGVNoReg</w:t>
-            </w:r>
-            <w:proofErr w:type="spellEnd"/>
-            <w:r>
-              <w:rPr>
-                <w:rFonts w:ascii="Calibri" w:hAnsi="Calibri" w:cs="Calibri"/>
-                <w:color w:val="000000"/>
-                <w:sz w:val="20"/>
-                <w:szCs w:val="20"/>
-              </w:rPr>
-              <w:t>}</w:t>
+              <w:t>{textoIGVNoReg}</w:t>
             </w:r>
           </w:p>
         </w:tc>
@@ -9699,7 +7649,6 @@
               </w:rPr>
               <w:t>{</w:t>
             </w:r>
-            <w:proofErr w:type="spellStart"/>
             <w:r>
               <w:rPr>
                 <w:rFonts w:ascii="Calibri" w:hAnsi="Calibri" w:cs="Calibri"/>
@@ -9709,7 +7658,6 @@
               </w:rPr>
               <w:t>textoIGVReguPECO</w:t>
             </w:r>
-            <w:proofErr w:type="spellEnd"/>
             <w:r>
               <w:rPr>
                 <w:rFonts w:ascii="Calibri" w:hAnsi="Calibri" w:cs="Calibri"/>
@@ -9779,29 +7727,7 @@
                 <w:szCs w:val="20"/>
                 <w:lang w:val="es-ES" w:eastAsia="es-ES"/>
               </w:rPr>
-              <w:t>{</w:t>
-            </w:r>
-            <w:proofErr w:type="spellStart"/>
-            <w:r>
-              <w:rPr>
-                <w:rFonts w:ascii="Arial" w:eastAsia="Times New Roman" w:hAnsi="Arial" w:cs="Arial"/>
-                <w:color w:val="000000"/>
-                <w:sz w:val="20"/>
-                <w:szCs w:val="20"/>
-                <w:lang w:val="es-ES" w:eastAsia="es-ES"/>
-              </w:rPr>
-              <w:t>textoTotLiqu</w:t>
-            </w:r>
-            <w:proofErr w:type="spellEnd"/>
-            <w:r>
-              <w:rPr>
-                <w:rFonts w:ascii="Arial" w:eastAsia="Times New Roman" w:hAnsi="Arial" w:cs="Arial"/>
-                <w:color w:val="000000"/>
-                <w:sz w:val="20"/>
-                <w:szCs w:val="20"/>
-                <w:lang w:val="es-ES" w:eastAsia="es-ES"/>
-              </w:rPr>
-              <w:t>}</w:t>
+              <w:t>{textoTotLiqu}</w:t>
             </w:r>
           </w:p>
         </w:tc>
@@ -9830,29 +7756,7 @@
                 <w:szCs w:val="20"/>
                 <w:lang w:val="es-ES" w:eastAsia="es-ES"/>
               </w:rPr>
-              <w:t>{</w:t>
-            </w:r>
-            <w:proofErr w:type="spellStart"/>
-            <w:r>
-              <w:rPr>
-                <w:rFonts w:ascii="Arial" w:eastAsia="Times New Roman" w:hAnsi="Arial" w:cs="Arial"/>
-                <w:color w:val="000000"/>
-                <w:sz w:val="20"/>
-                <w:szCs w:val="20"/>
-                <w:lang w:val="es-ES" w:eastAsia="es-ES"/>
-              </w:rPr>
-              <w:t>textoTotNoReg</w:t>
-            </w:r>
-            <w:proofErr w:type="spellEnd"/>
-            <w:r>
-              <w:rPr>
-                <w:rFonts w:ascii="Arial" w:eastAsia="Times New Roman" w:hAnsi="Arial" w:cs="Arial"/>
-                <w:color w:val="000000"/>
-                <w:sz w:val="20"/>
-                <w:szCs w:val="20"/>
-                <w:lang w:val="es-ES" w:eastAsia="es-ES"/>
-              </w:rPr>
-              <w:t>}</w:t>
+              <w:t>{textoTotNoReg}</w:t>
             </w:r>
           </w:p>
         </w:tc>
@@ -9883,7 +7787,6 @@
               </w:rPr>
               <w:t>{</w:t>
             </w:r>
-            <w:proofErr w:type="spellStart"/>
             <w:r>
               <w:rPr>
                 <w:rFonts w:ascii="Arial" w:eastAsia="Times New Roman" w:hAnsi="Arial" w:cs="Arial"/>
@@ -9894,7 +7797,6 @@
               </w:rPr>
               <w:t>textoTotReguPECO</w:t>
             </w:r>
-            <w:proofErr w:type="spellEnd"/>
             <w:r>
               <w:rPr>
                 <w:rFonts w:ascii="Arial" w:eastAsia="Times New Roman" w:hAnsi="Arial" w:cs="Arial"/>
@@ -9928,7 +7830,6 @@
         </w:rPr>
         <w:t>{/</w:t>
       </w:r>
-      <w:proofErr w:type="spellStart"/>
       <w:r>
         <w:rPr>
           <w:rFonts w:ascii="Arial" w:hAnsi="Arial" w:cs="Arial"/>
@@ -9937,7 +7838,6 @@
         </w:rPr>
         <w:t>estadoOnlyPECO</w:t>
       </w:r>
-      <w:proofErr w:type="spellEnd"/>
       <w:r>
         <w:rPr>
           <w:rFonts w:ascii="Arial" w:hAnsi="Arial" w:cs="Arial"/>
@@ -10124,31 +8024,7 @@
           <w:sz w:val="22"/>
           <w:szCs w:val="22"/>
         </w:rPr>
-        <w:t>, presentado por {</w:t>
-      </w:r>
-      <w:proofErr w:type="spellStart"/>
-      <w:r>
-        <w:rPr>
-          <w:rFonts w:ascii="Arial" w:hAnsi="Arial" w:cs="Arial"/>
-          <w:i w:val="0"/>
-          <w:iCs w:val="0"/>
-          <w:color w:val="000000" w:themeColor="text1"/>
-          <w:sz w:val="22"/>
-          <w:szCs w:val="22"/>
-        </w:rPr>
-        <w:t>fromDam-nombreEmpresa</w:t>
-      </w:r>
-      <w:proofErr w:type="spellEnd"/>
-      <w:r>
-        <w:rPr>
-          <w:rFonts w:ascii="Arial" w:hAnsi="Arial" w:cs="Arial"/>
-          <w:i w:val="0"/>
-          <w:iCs w:val="0"/>
-          <w:color w:val="000000" w:themeColor="text1"/>
-          <w:sz w:val="22"/>
-          <w:szCs w:val="22"/>
-        </w:rPr>
-        <w:t>}</w:t>
+        <w:t>, presentado por {fromDam-nombreEmpresa}</w:t>
       </w:r>
       <w:r>
         <w:rPr>
@@ -10161,9 +8037,64 @@
           <w:sz w:val="22"/>
           <w:szCs w:val="22"/>
         </w:rPr>
-        <w:t>{</w:t>
-      </w:r>
-      <w:proofErr w:type="spellStart"/>
+        <w:t>{fromDam-nombreEmpresaRRR}</w:t>
+      </w:r>
+      <w:r>
+        <w:rPr>
+          <w:rFonts w:ascii="Arial" w:hAnsi="Arial" w:cs="Arial"/>
+          <w:i w:val="0"/>
+          <w:iCs w:val="0"/>
+          <w:color w:val="000000" w:themeColor="text1"/>
+          <w:sz w:val="22"/>
+          <w:szCs w:val="22"/>
+        </w:rPr>
+        <w:t>,</w:t>
+      </w:r>
+      <w:r>
+        <w:rPr>
+          <w:rFonts w:ascii="Arial" w:hAnsi="Arial" w:cs="Arial"/>
+          <w:b/>
+          <w:bCs/>
+          <w:i w:val="0"/>
+          <w:iCs w:val="0"/>
+          <w:color w:val="000000" w:themeColor="text1"/>
+          <w:sz w:val="22"/>
+          <w:szCs w:val="22"/>
+        </w:rPr>
+        <w:t xml:space="preserve"> </w:t>
+      </w:r>
+      <w:r>
+        <w:rPr>
+          <w:rFonts w:ascii="Arial" w:hAnsi="Arial" w:cs="Arial"/>
+          <w:i w:val="0"/>
+          <w:iCs w:val="0"/>
+          <w:color w:val="000000" w:themeColor="text1"/>
+          <w:sz w:val="22"/>
+          <w:szCs w:val="22"/>
+        </w:rPr>
+        <w:t>identificado con RUC n.º</w:t>
+      </w:r>
+      <w:r>
+        <w:rPr>
+          <w:i w:val="0"/>
+          <w:iCs w:val="0"/>
+          <w:color w:val="000000" w:themeColor="text1"/>
+          <w:sz w:val="22"/>
+          <w:szCs w:val="22"/>
+        </w:rPr>
+        <w:t xml:space="preserve"> </w:t>
+      </w:r>
+      <w:r>
+        <w:rPr>
+          <w:rFonts w:ascii="Arial" w:hAnsi="Arial" w:cs="Arial"/>
+          <w:i w:val="0"/>
+          <w:iCs w:val="0"/>
+          <w:color w:val="000000" w:themeColor="text1"/>
+          <w:sz w:val="22"/>
+          <w:szCs w:val="22"/>
+        </w:rPr>
+        <w:t>{fromDam-ruc}</w:t>
+      </w:r>
       <w:r>
         <w:rPr>
           <w:rFonts w:ascii="Arial" w:hAnsi="Arial" w:cs="Arial"/>
@@ -10175,21 +8106,7 @@
           <w:sz w:val="22"/>
           <w:szCs w:val="22"/>
         </w:rPr>
-        <w:t>fromDam-nombreEmpresaRRR</w:t>
-      </w:r>
-      <w:proofErr w:type="spellEnd"/>
-      <w:r>
-        <w:rPr>
-          <w:rFonts w:ascii="Arial" w:hAnsi="Arial" w:cs="Arial"/>
-          <w:b/>
-          <w:bCs/>
-          <w:i w:val="0"/>
-          <w:iCs w:val="0"/>
-          <w:color w:val="FF0000"/>
-          <w:sz w:val="22"/>
-          <w:szCs w:val="22"/>
-        </w:rPr>
-        <w:t>}</w:t>
+        <w:t>{fromDam-rucRRR}</w:t>
       </w:r>
       <w:r>
         <w:rPr>
@@ -10200,127 +8117,6 @@
           <w:sz w:val="22"/>
           <w:szCs w:val="22"/>
         </w:rPr>
-        <w:t>,</w:t>
-      </w:r>
-      <w:r>
-        <w:rPr>
-          <w:rFonts w:ascii="Arial" w:hAnsi="Arial" w:cs="Arial"/>
-          <w:b/>
-          <w:bCs/>
-          <w:i w:val="0"/>
-          <w:iCs w:val="0"/>
-          <w:color w:val="000000" w:themeColor="text1"/>
-          <w:sz w:val="22"/>
-          <w:szCs w:val="22"/>
-        </w:rPr>
-        <w:t xml:space="preserve"> </w:t>
-      </w:r>
-      <w:r>
-        <w:rPr>
-          <w:rFonts w:ascii="Arial" w:hAnsi="Arial" w:cs="Arial"/>
-          <w:i w:val="0"/>
-          <w:iCs w:val="0"/>
-          <w:color w:val="000000" w:themeColor="text1"/>
-          <w:sz w:val="22"/>
-          <w:szCs w:val="22"/>
-        </w:rPr>
-        <w:t>identificado con RUC n.º</w:t>
-      </w:r>
-      <w:r>
-        <w:rPr>
-          <w:i w:val="0"/>
-          <w:iCs w:val="0"/>
-          <w:color w:val="000000" w:themeColor="text1"/>
-          <w:sz w:val="22"/>
-          <w:szCs w:val="22"/>
-        </w:rPr>
-        <w:t xml:space="preserve"> </w:t>
-      </w:r>
-      <w:r>
-        <w:rPr>
-          <w:rFonts w:ascii="Arial" w:hAnsi="Arial" w:cs="Arial"/>
-          <w:i w:val="0"/>
-          <w:iCs w:val="0"/>
-          <w:color w:val="000000" w:themeColor="text1"/>
-          <w:sz w:val="22"/>
-          <w:szCs w:val="22"/>
-        </w:rPr>
-        <w:t>{</w:t>
-      </w:r>
-      <w:proofErr w:type="spellStart"/>
-      <w:r>
-        <w:rPr>
-          <w:rFonts w:ascii="Arial" w:hAnsi="Arial" w:cs="Arial"/>
-          <w:i w:val="0"/>
-          <w:iCs w:val="0"/>
-          <w:color w:val="000000" w:themeColor="text1"/>
-          <w:sz w:val="22"/>
-          <w:szCs w:val="22"/>
-        </w:rPr>
-        <w:t>fromDam</w:t>
-      </w:r>
-      <w:proofErr w:type="spellEnd"/>
-      <w:r>
-        <w:rPr>
-          <w:rFonts w:ascii="Arial" w:hAnsi="Arial" w:cs="Arial"/>
-          <w:i w:val="0"/>
-          <w:iCs w:val="0"/>
-          <w:color w:val="000000" w:themeColor="text1"/>
-          <w:sz w:val="22"/>
-          <w:szCs w:val="22"/>
-        </w:rPr>
-        <w:t>-ruc}</w:t>
-      </w:r>
-      <w:r>
-        <w:rPr>
-          <w:rFonts w:ascii="Arial" w:hAnsi="Arial" w:cs="Arial"/>
-          <w:b/>
-          <w:bCs/>
-          <w:i w:val="0"/>
-          <w:iCs w:val="0"/>
-          <w:color w:val="FF0000"/>
-          <w:sz w:val="22"/>
-          <w:szCs w:val="22"/>
-        </w:rPr>
-        <w:t>{</w:t>
-      </w:r>
-      <w:proofErr w:type="spellStart"/>
-      <w:r>
-        <w:rPr>
-          <w:rFonts w:ascii="Arial" w:hAnsi="Arial" w:cs="Arial"/>
-          <w:b/>
-          <w:bCs/>
-          <w:i w:val="0"/>
-          <w:iCs w:val="0"/>
-          <w:color w:val="FF0000"/>
-          <w:sz w:val="22"/>
-          <w:szCs w:val="22"/>
-        </w:rPr>
-        <w:t>fromDam-rucRRR</w:t>
-      </w:r>
-      <w:proofErr w:type="spellEnd"/>
-      <w:r>
-        <w:rPr>
-          <w:rFonts w:ascii="Arial" w:hAnsi="Arial" w:cs="Arial"/>
-          <w:b/>
-          <w:bCs/>
-          <w:i w:val="0"/>
-          <w:iCs w:val="0"/>
-          <w:color w:val="FF0000"/>
-          <w:sz w:val="22"/>
-          <w:szCs w:val="22"/>
-        </w:rPr>
-        <w:t>}</w:t>
-      </w:r>
-      <w:r>
-        <w:rPr>
-          <w:rFonts w:ascii="Arial" w:hAnsi="Arial" w:cs="Arial"/>
-          <w:i w:val="0"/>
-          <w:iCs w:val="0"/>
-          <w:color w:val="000000" w:themeColor="text1"/>
-          <w:sz w:val="22"/>
-          <w:szCs w:val="22"/>
-        </w:rPr>
         <w:t>, se establece que la mercancía materia de regularización ha sido objeto de reconocimiento físico dentro del plazo previsto en el artículo 2º de la Resolución Ministerial n.º107-94-EF/10; por lo tanto, corresponde atender las series de la referida DAM solicitadas a regularización toda vez que se  encuentran  negociadas  en  el  Arancel  Común  del Convenio Peruano - Colombiano con una tasa Ad/Valorem – Libre; determinándose que el monto a regularizar en el marco de la Ley N.º27037 es de S/ {textoTotRegu27}.</w:t>
       </w:r>
     </w:p>
@@ -10340,14 +8136,12 @@
         </w:rPr>
         <w:t>{/</w:t>
       </w:r>
-      <w:proofErr w:type="spellStart"/>
       <w:r>
         <w:rPr>
           <w:rFonts w:ascii="Arial" w:hAnsi="Arial" w:cs="Arial"/>
         </w:rPr>
         <w:t>estadoOnlyAMAZONIA</w:t>
       </w:r>
-      <w:proofErr w:type="spellEnd"/>
       <w:r>
         <w:rPr>
           <w:rFonts w:ascii="Arial" w:hAnsi="Arial" w:cs="Arial"/>
@@ -10515,31 +8309,7 @@
           <w:sz w:val="22"/>
           <w:szCs w:val="22"/>
         </w:rPr>
-        <w:t>, presentado por {</w:t>
-      </w:r>
-      <w:proofErr w:type="spellStart"/>
-      <w:r>
-        <w:rPr>
-          <w:rFonts w:ascii="Arial" w:hAnsi="Arial" w:cs="Arial"/>
-          <w:i w:val="0"/>
-          <w:iCs w:val="0"/>
-          <w:color w:val="000000" w:themeColor="text1"/>
-          <w:sz w:val="22"/>
-          <w:szCs w:val="22"/>
-        </w:rPr>
-        <w:t>fromDam-nombreEmpresa</w:t>
-      </w:r>
-      <w:proofErr w:type="spellEnd"/>
-      <w:r>
-        <w:rPr>
-          <w:rFonts w:ascii="Arial" w:hAnsi="Arial" w:cs="Arial"/>
-          <w:i w:val="0"/>
-          <w:iCs w:val="0"/>
-          <w:color w:val="000000" w:themeColor="text1"/>
-          <w:sz w:val="22"/>
-          <w:szCs w:val="22"/>
-        </w:rPr>
-        <w:t>}</w:t>
+        <w:t>, presentado por {fromDam-nombreEmpresa}</w:t>
       </w:r>
       <w:r>
         <w:rPr>
@@ -10552,9 +8322,64 @@
           <w:sz w:val="22"/>
           <w:szCs w:val="22"/>
         </w:rPr>
-        <w:t>{</w:t>
-      </w:r>
-      <w:proofErr w:type="spellStart"/>
+        <w:t>{fromDam-nombreEmpresaRRR}</w:t>
+      </w:r>
+      <w:r>
+        <w:rPr>
+          <w:rFonts w:ascii="Arial" w:hAnsi="Arial" w:cs="Arial"/>
+          <w:i w:val="0"/>
+          <w:iCs w:val="0"/>
+          <w:color w:val="000000" w:themeColor="text1"/>
+          <w:sz w:val="22"/>
+          <w:szCs w:val="22"/>
+        </w:rPr>
+        <w:t>,</w:t>
+      </w:r>
+      <w:r>
+        <w:rPr>
+          <w:rFonts w:ascii="Arial" w:hAnsi="Arial" w:cs="Arial"/>
+          <w:b/>
+          <w:bCs/>
+          <w:i w:val="0"/>
+          <w:iCs w:val="0"/>
+          <w:color w:val="000000" w:themeColor="text1"/>
+          <w:sz w:val="22"/>
+          <w:szCs w:val="22"/>
+        </w:rPr>
+        <w:t xml:space="preserve"> </w:t>
+      </w:r>
+      <w:r>
+        <w:rPr>
+          <w:rFonts w:ascii="Arial" w:hAnsi="Arial" w:cs="Arial"/>
+          <w:i w:val="0"/>
+          <w:iCs w:val="0"/>
+          <w:color w:val="000000" w:themeColor="text1"/>
+          <w:sz w:val="22"/>
+          <w:szCs w:val="22"/>
+        </w:rPr>
+        <w:t>identificado con RUC n.º</w:t>
+      </w:r>
+      <w:r>
+        <w:rPr>
+          <w:i w:val="0"/>
+          <w:iCs w:val="0"/>
+          <w:color w:val="000000" w:themeColor="text1"/>
+          <w:sz w:val="22"/>
+          <w:szCs w:val="22"/>
+        </w:rPr>
+        <w:t xml:space="preserve"> </w:t>
+      </w:r>
+      <w:r>
+        <w:rPr>
+          <w:rFonts w:ascii="Arial" w:hAnsi="Arial" w:cs="Arial"/>
+          <w:i w:val="0"/>
+          <w:iCs w:val="0"/>
+          <w:color w:val="000000" w:themeColor="text1"/>
+          <w:sz w:val="22"/>
+          <w:szCs w:val="22"/>
+        </w:rPr>
+        <w:t>{fromDam-ruc}</w:t>
+      </w:r>
       <w:r>
         <w:rPr>
           <w:rFonts w:ascii="Arial" w:hAnsi="Arial" w:cs="Arial"/>
@@ -10566,21 +8391,7 @@
           <w:sz w:val="22"/>
           <w:szCs w:val="22"/>
         </w:rPr>
-        <w:t>fromDam-nombreEmpresaRRR</w:t>
-      </w:r>
-      <w:proofErr w:type="spellEnd"/>
-      <w:r>
-        <w:rPr>
-          <w:rFonts w:ascii="Arial" w:hAnsi="Arial" w:cs="Arial"/>
-          <w:b/>
-          <w:bCs/>
-          <w:i w:val="0"/>
-          <w:iCs w:val="0"/>
-          <w:color w:val="FF0000"/>
-          <w:sz w:val="22"/>
-          <w:szCs w:val="22"/>
-        </w:rPr>
-        <w:t>}</w:t>
+        <w:t>{fromDam-rucRRR}</w:t>
       </w:r>
       <w:r>
         <w:rPr>
@@ -10591,162 +8402,17 @@
           <w:sz w:val="22"/>
           <w:szCs w:val="22"/>
         </w:rPr>
-        <w:t>,</w:t>
-      </w:r>
-      <w:r>
-        <w:rPr>
-          <w:rFonts w:ascii="Arial" w:hAnsi="Arial" w:cs="Arial"/>
-          <w:b/>
-          <w:bCs/>
+        <w:t>, se establece que la mercancía materia de regularización ha sido objeto de reconocimiento físico dentro del plazo previsto en el artículo 2º de la Resolución Ministerial n.º107-94-EF/10; por lo tanto, corresponde atender las series de la referida DAM solicitadas a regularización toda vez que se encuentran negociadas en el Arancel Común del Convenio Peruano - Colombiano con una tasa Ad/Valorem – Libre; asimismo, se debe tener en cuenta lo opinado en el informe n.º 50-2008-SUNAT/2B4000, ratificado mediante Informe n.º 11-2017-SUNAT/340000, donde dice que: “la devolución de los tributos pagados a cuenta, como regularización del despacho de mercancía acogidas estrictamente a los beneficios arancelarios otorgados por el PECO, comprende únicamente los derechos Ad/Valorem cancelados de las mercancías liberadas total o parcialmente por acogimiento del PECO; determinándose que el monto a regularizar en el marco del Decreto Supremo n.º 015 -94 - EF es de S/ {textoTotReguPECO} y en el marco de la Ley n.º 2703</w:t>
+      </w:r>
+      <w:r>
+        <w:rPr>
+          <w:rFonts w:ascii="Arial" w:hAnsi="Arial" w:cs="Arial"/>
           <w:i w:val="0"/>
           <w:iCs w:val="0"/>
           <w:color w:val="000000" w:themeColor="text1"/>
           <w:sz w:val="22"/>
           <w:szCs w:val="22"/>
         </w:rPr>
-        <w:t xml:space="preserve"> </w:t>
-      </w:r>
-      <w:r>
-        <w:rPr>
-          <w:rFonts w:ascii="Arial" w:hAnsi="Arial" w:cs="Arial"/>
-          <w:i w:val="0"/>
-          <w:iCs w:val="0"/>
-          <w:color w:val="000000" w:themeColor="text1"/>
-          <w:sz w:val="22"/>
-          <w:szCs w:val="22"/>
-        </w:rPr>
-        <w:t>identificado con RUC n.º</w:t>
-      </w:r>
-      <w:r>
-        <w:rPr>
-          <w:i w:val="0"/>
-          <w:iCs w:val="0"/>
-          <w:color w:val="000000" w:themeColor="text1"/>
-          <w:sz w:val="22"/>
-          <w:szCs w:val="22"/>
-        </w:rPr>
-        <w:t xml:space="preserve"> </w:t>
-      </w:r>
-      <w:r>
-        <w:rPr>
-          <w:rFonts w:ascii="Arial" w:hAnsi="Arial" w:cs="Arial"/>
-          <w:i w:val="0"/>
-          <w:iCs w:val="0"/>
-          <w:color w:val="000000" w:themeColor="text1"/>
-          <w:sz w:val="22"/>
-          <w:szCs w:val="22"/>
-        </w:rPr>
-        <w:t>{</w:t>
-      </w:r>
-      <w:proofErr w:type="spellStart"/>
-      <w:r>
-        <w:rPr>
-          <w:rFonts w:ascii="Arial" w:hAnsi="Arial" w:cs="Arial"/>
-          <w:i w:val="0"/>
-          <w:iCs w:val="0"/>
-          <w:color w:val="000000" w:themeColor="text1"/>
-          <w:sz w:val="22"/>
-          <w:szCs w:val="22"/>
-        </w:rPr>
-        <w:t>fromDam</w:t>
-      </w:r>
-      <w:proofErr w:type="spellEnd"/>
-      <w:r>
-        <w:rPr>
-          <w:rFonts w:ascii="Arial" w:hAnsi="Arial" w:cs="Arial"/>
-          <w:i w:val="0"/>
-          <w:iCs w:val="0"/>
-          <w:color w:val="000000" w:themeColor="text1"/>
-          <w:sz w:val="22"/>
-          <w:szCs w:val="22"/>
-        </w:rPr>
-        <w:t>-ruc}</w:t>
-      </w:r>
-      <w:r>
-        <w:rPr>
-          <w:rFonts w:ascii="Arial" w:hAnsi="Arial" w:cs="Arial"/>
-          <w:b/>
-          <w:bCs/>
-          <w:i w:val="0"/>
-          <w:iCs w:val="0"/>
-          <w:color w:val="FF0000"/>
-          <w:sz w:val="22"/>
-          <w:szCs w:val="22"/>
-        </w:rPr>
-        <w:t>{</w:t>
-      </w:r>
-      <w:proofErr w:type="spellStart"/>
-      <w:r>
-        <w:rPr>
-          <w:rFonts w:ascii="Arial" w:hAnsi="Arial" w:cs="Arial"/>
-          <w:b/>
-          <w:bCs/>
-          <w:i w:val="0"/>
-          <w:iCs w:val="0"/>
-          <w:color w:val="FF0000"/>
-          <w:sz w:val="22"/>
-          <w:szCs w:val="22"/>
-        </w:rPr>
-        <w:t>fromDam-rucRRR</w:t>
-      </w:r>
-      <w:proofErr w:type="spellEnd"/>
-      <w:r>
-        <w:rPr>
-          <w:rFonts w:ascii="Arial" w:hAnsi="Arial" w:cs="Arial"/>
-          <w:b/>
-          <w:bCs/>
-          <w:i w:val="0"/>
-          <w:iCs w:val="0"/>
-          <w:color w:val="FF0000"/>
-          <w:sz w:val="22"/>
-          <w:szCs w:val="22"/>
-        </w:rPr>
-        <w:t>}</w:t>
-      </w:r>
-      <w:r>
-        <w:rPr>
-          <w:rFonts w:ascii="Arial" w:hAnsi="Arial" w:cs="Arial"/>
-          <w:i w:val="0"/>
-          <w:iCs w:val="0"/>
-          <w:color w:val="000000" w:themeColor="text1"/>
-          <w:sz w:val="22"/>
-          <w:szCs w:val="22"/>
-        </w:rPr>
-        <w:t>, se establece que la mercancía materia de regularización ha sido objeto de reconocimiento físico dentro del plazo previsto en el artículo 2º de la Resolución Ministerial n.º107-94-EF/10; por lo tanto, corresponde atender las series de la referida DAM solicitadas a regularización toda vez que se encuentran negociadas en el Arancel Común del Convenio Peruano - Colombiano con una tasa Ad/Valorem – Libre; asimismo, se debe tener en cuenta lo opinado en el informe n.º 50-2008-SUNAT/2B4000, ratificado mediante Informe n.º 11-2017-SUNAT/340000, donde dice que: “la devolución de los tributos pagados a cuenta, como regularización del despacho de mercancía acogidas estrictamente a los beneficios arancelarios otorgados por el PECO, comprende únicamente los derechos Ad/Valorem cancelados de las mercancías liberadas total o parcialmente por acogimiento del PECO; determinándose que el monto a regularizar en el marco del Decreto Supremo n.º 015 -94 - EF es de S/ {</w:t>
-      </w:r>
-      <w:proofErr w:type="spellStart"/>
-      <w:r>
-        <w:rPr>
-          <w:rFonts w:ascii="Arial" w:hAnsi="Arial" w:cs="Arial"/>
-          <w:i w:val="0"/>
-          <w:iCs w:val="0"/>
-          <w:color w:val="000000" w:themeColor="text1"/>
-          <w:sz w:val="22"/>
-          <w:szCs w:val="22"/>
-        </w:rPr>
-        <w:t>textoTotReguPECO</w:t>
-      </w:r>
-      <w:proofErr w:type="spellEnd"/>
-      <w:r>
-        <w:rPr>
-          <w:rFonts w:ascii="Arial" w:hAnsi="Arial" w:cs="Arial"/>
-          <w:i w:val="0"/>
-          <w:iCs w:val="0"/>
-          <w:color w:val="000000" w:themeColor="text1"/>
-          <w:sz w:val="22"/>
-          <w:szCs w:val="22"/>
-        </w:rPr>
-        <w:t>} y en el marco de la Ley n.º 2703</w:t>
-      </w:r>
-      <w:r>
-        <w:rPr>
-          <w:rFonts w:ascii="Arial" w:hAnsi="Arial" w:cs="Arial"/>
-          <w:i w:val="0"/>
-          <w:iCs w:val="0"/>
-          <w:color w:val="000000" w:themeColor="text1"/>
-          <w:sz w:val="22"/>
-          <w:szCs w:val="22"/>
-        </w:rPr>
         <w:t>7 es de S/ {textoTotRegu27}.</w:t>
       </w:r>
     </w:p>
@@ -10755,7 +8421,6 @@
       <w:r>
         <w:t>{/</w:t>
       </w:r>
-      <w:proofErr w:type="spellStart"/>
       <w:r>
         <w:rPr>
           <w:rFonts w:ascii="Arial" w:hAnsi="Arial" w:cs="Arial"/>
@@ -10764,7 +8429,6 @@
         </w:rPr>
         <w:t>estadoPECOyAMAZONIA</w:t>
       </w:r>
-      <w:proofErr w:type="spellEnd"/>
       <w:r>
         <w:t>}</w:t>
       </w:r>
@@ -10872,31 +8536,7 @@
           <w:sz w:val="22"/>
           <w:szCs w:val="22"/>
         </w:rPr>
-        <w:t>, presentado por {</w:t>
-      </w:r>
-      <w:proofErr w:type="spellStart"/>
-      <w:r>
-        <w:rPr>
-          <w:rFonts w:ascii="Arial" w:hAnsi="Arial" w:cs="Arial"/>
-          <w:i w:val="0"/>
-          <w:iCs w:val="0"/>
-          <w:color w:val="000000" w:themeColor="text1"/>
-          <w:sz w:val="22"/>
-          <w:szCs w:val="22"/>
-        </w:rPr>
-        <w:t>fromDam-nombreEmpresa</w:t>
-      </w:r>
-      <w:proofErr w:type="spellEnd"/>
-      <w:r>
-        <w:rPr>
-          <w:rFonts w:ascii="Arial" w:hAnsi="Arial" w:cs="Arial"/>
-          <w:i w:val="0"/>
-          <w:iCs w:val="0"/>
-          <w:color w:val="000000" w:themeColor="text1"/>
-          <w:sz w:val="22"/>
-          <w:szCs w:val="22"/>
-        </w:rPr>
-        <w:t>}</w:t>
+        <w:t>, presentado por {fromDam-nombreEmpresa}</w:t>
       </w:r>
       <w:r>
         <w:rPr>
@@ -10909,9 +8549,19 @@
           <w:sz w:val="22"/>
           <w:szCs w:val="22"/>
         </w:rPr>
-        <w:t>{</w:t>
-      </w:r>
-      <w:proofErr w:type="spellStart"/>
+        <w:t>{fromDam-nombreEmpresaRRR}</w:t>
+      </w:r>
+      <w:r>
+        <w:rPr>
+          <w:rFonts w:ascii="Arial" w:hAnsi="Arial" w:cs="Arial"/>
+          <w:i w:val="0"/>
+          <w:iCs w:val="0"/>
+          <w:color w:val="000000" w:themeColor="text1"/>
+          <w:sz w:val="22"/>
+          <w:szCs w:val="22"/>
+        </w:rPr>
+        <w:t>, identificado con RUC n.º {fromDam-ruc}</w:t>
+      </w:r>
       <w:r>
         <w:rPr>
           <w:rFonts w:ascii="Arial" w:hAnsi="Arial" w:cs="Arial"/>
@@ -10923,21 +8573,7 @@
           <w:sz w:val="22"/>
           <w:szCs w:val="22"/>
         </w:rPr>
-        <w:t>fromDam-nombreEmpresaRRR</w:t>
-      </w:r>
-      <w:proofErr w:type="spellEnd"/>
-      <w:r>
-        <w:rPr>
-          <w:rFonts w:ascii="Arial" w:hAnsi="Arial" w:cs="Arial"/>
-          <w:b/>
-          <w:bCs/>
-          <w:i w:val="0"/>
-          <w:iCs w:val="0"/>
-          <w:color w:val="FF0000"/>
-          <w:sz w:val="22"/>
-          <w:szCs w:val="22"/>
-        </w:rPr>
-        <w:t>}</w:t>
+        <w:t>{fromDam-rucRRR}</w:t>
       </w:r>
       <w:r>
         <w:rPr>
@@ -10948,107 +8584,7 @@
           <w:sz w:val="22"/>
           <w:szCs w:val="22"/>
         </w:rPr>
-        <w:t>, identificado con RUC n.º {</w:t>
-      </w:r>
-      <w:proofErr w:type="spellStart"/>
-      <w:r>
-        <w:rPr>
-          <w:rFonts w:ascii="Arial" w:hAnsi="Arial" w:cs="Arial"/>
-          <w:i w:val="0"/>
-          <w:iCs w:val="0"/>
-          <w:color w:val="000000" w:themeColor="text1"/>
-          <w:sz w:val="22"/>
-          <w:szCs w:val="22"/>
-        </w:rPr>
-        <w:t>fromDam</w:t>
-      </w:r>
-      <w:proofErr w:type="spellEnd"/>
-      <w:r>
-        <w:rPr>
-          <w:rFonts w:ascii="Arial" w:hAnsi="Arial" w:cs="Arial"/>
-          <w:i w:val="0"/>
-          <w:iCs w:val="0"/>
-          <w:color w:val="000000" w:themeColor="text1"/>
-          <w:sz w:val="22"/>
-          <w:szCs w:val="22"/>
-        </w:rPr>
-        <w:t>-ruc}</w:t>
-      </w:r>
-      <w:r>
-        <w:rPr>
-          <w:rFonts w:ascii="Arial" w:hAnsi="Arial" w:cs="Arial"/>
-          <w:b/>
-          <w:bCs/>
-          <w:i w:val="0"/>
-          <w:iCs w:val="0"/>
-          <w:color w:val="FF0000"/>
-          <w:sz w:val="22"/>
-          <w:szCs w:val="22"/>
-        </w:rPr>
-        <w:t>{</w:t>
-      </w:r>
-      <w:proofErr w:type="spellStart"/>
-      <w:r>
-        <w:rPr>
-          <w:rFonts w:ascii="Arial" w:hAnsi="Arial" w:cs="Arial"/>
-          <w:b/>
-          <w:bCs/>
-          <w:i w:val="0"/>
-          <w:iCs w:val="0"/>
-          <w:color w:val="FF0000"/>
-          <w:sz w:val="22"/>
-          <w:szCs w:val="22"/>
-        </w:rPr>
-        <w:t>fromDam-rucRRR</w:t>
-      </w:r>
-      <w:proofErr w:type="spellEnd"/>
-      <w:r>
-        <w:rPr>
-          <w:rFonts w:ascii="Arial" w:hAnsi="Arial" w:cs="Arial"/>
-          <w:b/>
-          <w:bCs/>
-          <w:i w:val="0"/>
-          <w:iCs w:val="0"/>
-          <w:color w:val="FF0000"/>
-          <w:sz w:val="22"/>
-          <w:szCs w:val="22"/>
-        </w:rPr>
-        <w:t>}</w:t>
-      </w:r>
-      <w:r>
-        <w:rPr>
-          <w:rFonts w:ascii="Arial" w:hAnsi="Arial" w:cs="Arial"/>
-          <w:i w:val="0"/>
-          <w:iCs w:val="0"/>
-          <w:color w:val="000000" w:themeColor="text1"/>
-          <w:sz w:val="22"/>
-          <w:szCs w:val="22"/>
-        </w:rPr>
-        <w:t>, se establece que la mercancía materia de regularización ha sido objeto de reconocimiento físico dentro del plazo previsto en el artículo 2º de la Resolución Ministerial n.º107-94-EF/10; por lo tanto, corresponde atender las series de la referida DAM solicitadas a regularización toda vez que se encuentran negociadas en el Arancel Común del Convenio Peruano - Colombiano con una tasa Ad/Valorem – Libre; asimismo, se debe tener en cuenta lo opinado en el informe n.º 50-2008-SUNAT/2B4000, ratificado mediante Informe n.º 11-2017-SUNAT/340000, donde dice que: “la devolución de los tributos pagados a cuenta, como regularización del despacho de mercancía acogidas estrictamente a los beneficios arancelarios otorgados por el PECO, comprende únicamente los derechos Ad/Valorem cancelados de las mercancías liberadas total o parcialmente por acogimiento del PECO; determinándose que el monto a regularizar en el marco del Decreto Supremo n.º 015-94-EF es de S/ {</w:t>
-      </w:r>
-      <w:proofErr w:type="spellStart"/>
-      <w:r>
-        <w:rPr>
-          <w:rFonts w:ascii="Arial" w:hAnsi="Arial" w:cs="Arial"/>
-          <w:i w:val="0"/>
-          <w:iCs w:val="0"/>
-          <w:color w:val="000000" w:themeColor="text1"/>
-          <w:sz w:val="22"/>
-          <w:szCs w:val="22"/>
-        </w:rPr>
-        <w:t>textoTotReguPECO</w:t>
-      </w:r>
-      <w:proofErr w:type="spellEnd"/>
-      <w:r>
-        <w:rPr>
-          <w:rFonts w:ascii="Arial" w:hAnsi="Arial" w:cs="Arial"/>
-          <w:i w:val="0"/>
-          <w:iCs w:val="0"/>
-          <w:color w:val="000000" w:themeColor="text1"/>
-          <w:sz w:val="22"/>
-          <w:szCs w:val="22"/>
-        </w:rPr>
-        <w:t>}</w:t>
+        <w:t>, se establece que la mercancía materia de regularización ha sido objeto de reconocimiento físico dentro del plazo previsto en el artículo 2º de la Resolución Ministerial n.º107-94-EF/10; por lo tanto, corresponde atender las series de la referida DAM solicitadas a regularización toda vez que se encuentran negociadas en el Arancel Común del Convenio Peruano - Colombiano con una tasa Ad/Valorem – Libre; asimismo, se debe tener en cuenta lo opinado en el informe n.º 50-2008-SUNAT/2B4000, ratificado mediante Informe n.º 11-2017-SUNAT/340000, donde dice que: “la devolución de los tributos pagados a cuenta, como regularización del despacho de mercancía acogidas estrictamente a los beneficios arancelarios otorgados por el PECO, comprende únicamente los derechos Ad/Valorem cancelados de las mercancías liberadas total o parcialmente por acogimiento del PECO; determinándose que el monto a regularizar en el marco del Decreto Supremo n.º 015-94-EF es de S/ {textoTotReguPECO}</w:t>
       </w:r>
     </w:p>
     <w:p/>
@@ -11056,11 +8592,9 @@
       <w:r>
         <w:t>{/</w:t>
       </w:r>
-      <w:proofErr w:type="spellStart"/>
       <w:r>
         <w:t>estadoOnlyPECO</w:t>
       </w:r>
-      <w:proofErr w:type="spellEnd"/>
       <w:r>
         <w:t>}</w:t>
       </w:r>
@@ -11127,9 +8661,9 @@
           <w:sz w:val="22"/>
           <w:szCs w:val="22"/>
         </w:rPr>
-        <w:t>La Ley n.º 28194 “Ley para la Lucha contra la Evasión y para la Formalización de la Economía” establece en su artículo 3-A la obligatoriedad del uso de medios de pago en la compraventa internacional de mercancías, en tal sentido, se procedió a evaluar la factura remitida por el administrado a través del requerimiento n.º {</w:t>
-      </w:r>
-      <w:proofErr w:type="spellStart"/>
+        <w:t>La Ley n.º 28194 “Ley para la Lucha contra la Evasión y para la Formalización de la Economía” establece en su artículo 3-A la obligatoriedad del uso de medios de pago en la compraventa internacional de mercancías, en tal sentido, se procedió a evaluar la factura remitida por el administrado a través del requerimiento n.º {datosFactura-</w:t>
+      </w:r>
+      <w:proofErr w:type="gramStart"/>
       <w:r>
         <w:rPr>
           <w:rFonts w:ascii="Arial" w:hAnsi="Arial"/>
@@ -11139,31 +8673,7 @@
           <w:sz w:val="22"/>
           <w:szCs w:val="22"/>
         </w:rPr>
-        <w:t>datosFactura-</w:t>
-      </w:r>
-      <w:proofErr w:type="gramStart"/>
-      <w:r>
-        <w:rPr>
-          <w:rFonts w:ascii="Arial" w:hAnsi="Arial"/>
-          <w:i w:val="0"/>
-          <w:iCs w:val="0"/>
-          <w:color w:val="000000" w:themeColor="text1"/>
-          <w:sz w:val="22"/>
-          <w:szCs w:val="22"/>
-        </w:rPr>
-        <w:t>numeroReqFac</w:t>
-      </w:r>
-      <w:proofErr w:type="spellEnd"/>
-      <w:r>
-        <w:rPr>
-          <w:rFonts w:ascii="Arial" w:hAnsi="Arial"/>
-          <w:i w:val="0"/>
-          <w:iCs w:val="0"/>
-          <w:color w:val="000000" w:themeColor="text1"/>
-          <w:sz w:val="22"/>
-          <w:szCs w:val="22"/>
-        </w:rPr>
-        <w:t>}</w:t>
+        <w:t>numeroReqFac}</w:t>
       </w:r>
       <w:r>
         <w:rPr>
@@ -11178,7 +8688,6 @@
         </w:rPr>
         <w:t>{</w:t>
       </w:r>
-      <w:proofErr w:type="spellStart"/>
       <w:proofErr w:type="gramEnd"/>
       <w:r>
         <w:rPr>
@@ -11191,21 +8700,7 @@
           <w:sz w:val="22"/>
           <w:szCs w:val="22"/>
         </w:rPr>
-        <w:t>datosFactura-numeroReqFacRRR</w:t>
-      </w:r>
-      <w:proofErr w:type="spellEnd"/>
-      <w:r>
-        <w:rPr>
-          <w:rFonts w:ascii="Arial" w:hAnsi="Arial"/>
-          <w:b/>
-          <w:bCs/>
-          <w:i w:val="0"/>
-          <w:iCs w:val="0"/>
-          <w:color w:val="FF0000"/>
-          <w:sz w:val="22"/>
-          <w:szCs w:val="22"/>
-        </w:rPr>
-        <w:t>}.</w:t>
+        <w:t>datosFactura-numeroReqFacRRR}.</w:t>
       </w:r>
     </w:p>
     <w:p>
@@ -11237,25 +8732,7 @@
           <w:sz w:val="22"/>
           <w:szCs w:val="22"/>
         </w:rPr>
-        <w:t>del requerimiento n.º {</w:t>
-      </w:r>
-      <w:proofErr w:type="spellStart"/>
-      <w:r>
-        <w:rPr>
-          <w:rFonts w:ascii="Arial" w:hAnsi="Arial"/>
-          <w:sz w:val="22"/>
-          <w:szCs w:val="22"/>
-        </w:rPr>
-        <w:t>datosFactura-numeroReqFac</w:t>
-      </w:r>
-      <w:proofErr w:type="spellEnd"/>
-      <w:r>
-        <w:rPr>
-          <w:rFonts w:ascii="Arial" w:hAnsi="Arial"/>
-          <w:sz w:val="22"/>
-          <w:szCs w:val="22"/>
-        </w:rPr>
-        <w:t>}</w:t>
+        <w:t>del requerimiento n.º {datosFactura-numeroReqFac}</w:t>
       </w:r>
       <w:r>
         <w:rPr>
@@ -11266,9 +8743,16 @@
           <w:sz w:val="22"/>
           <w:szCs w:val="22"/>
         </w:rPr>
-        <w:t>{</w:t>
-      </w:r>
-      <w:proofErr w:type="spellStart"/>
+        <w:t>{datosFactura-numeroReqFacRRR}</w:t>
+      </w:r>
+      <w:r>
+        <w:rPr>
+          <w:rFonts w:ascii="Arial" w:hAnsi="Arial"/>
+          <w:sz w:val="22"/>
+          <w:szCs w:val="22"/>
+        </w:rPr>
+        <w:t xml:space="preserve"> de fecha </w:t>
+      </w:r>
       <w:r>
         <w:rPr>
           <w:rFonts w:ascii="Arial" w:hAnsi="Arial"/>
@@ -11278,9 +8762,65 @@
           <w:sz w:val="22"/>
           <w:szCs w:val="22"/>
         </w:rPr>
-        <w:t>datosFactura-numeroReqFacRRR</w:t>
-      </w:r>
-      <w:proofErr w:type="spellEnd"/>
+        <w:t>{datosFactura-fechaReqFacRRR}</w:t>
+      </w:r>
+      <w:r>
+        <w:rPr>
+          <w:rFonts w:ascii="Arial" w:hAnsi="Arial"/>
+          <w:sz w:val="22"/>
+          <w:szCs w:val="22"/>
+        </w:rPr>
+        <w:t xml:space="preserve">{datosFactura-fechaReqFac} presentó a esta administración la factura digitalizada, la misma que se encuentra detallada en  </w:t>
+      </w:r>
+      <w:r>
+        <w:rPr>
+          <w:rStyle w:val="normaltextrun"/>
+          <w:rFonts w:ascii="Arial" w:hAnsi="Arial"/>
+          <w:sz w:val="22"/>
+          <w:szCs w:val="22"/>
+        </w:rPr>
+        <w:t>la casilla 4.1 del Formato B</w:t>
+      </w:r>
+      <w:r>
+        <w:rPr>
+          <w:rFonts w:ascii="Arial" w:hAnsi="Arial"/>
+          <w:sz w:val="22"/>
+          <w:szCs w:val="22"/>
+        </w:rPr>
+        <w:t xml:space="preserve">, se ha procedido a revisar y verificar las condiciones de pago establecidas entre el importador y su proveedor, se observa que la fecha de pago de las mercancías es </w:t>
+      </w:r>
+      <w:r>
+        <w:rPr>
+          <w:rFonts w:ascii="Arial" w:hAnsi="Arial"/>
+          <w:sz w:val="22"/>
+          <w:szCs w:val="22"/>
+        </w:rPr>
+        <w:t>el {</w:t>
+      </w:r>
+      <w:r>
+        <w:rPr>
+          <w:rFonts w:ascii="Arial" w:hAnsi="Arial"/>
+          <w:sz w:val="22"/>
+          <w:szCs w:val="22"/>
+        </w:rPr>
+        <w:t>datosFactura</w:t>
+      </w:r>
+      <w:r>
+        <w:rPr>
+          <w:rFonts w:ascii="Arial" w:hAnsi="Arial"/>
+          <w:sz w:val="22"/>
+          <w:szCs w:val="22"/>
+        </w:rPr>
+        <w:t>-</w:t>
+      </w:r>
+      <w:r>
+        <w:rPr>
+          <w:rFonts w:ascii="Arial" w:hAnsi="Arial"/>
+          <w:sz w:val="22"/>
+          <w:szCs w:val="22"/>
+        </w:rPr>
+        <w:t>fechaVencimiento}</w:t>
+      </w:r>
       <w:r>
         <w:rPr>
           <w:rFonts w:ascii="Arial" w:hAnsi="Arial"/>
@@ -11290,15 +8830,7 @@
           <w:sz w:val="22"/>
           <w:szCs w:val="22"/>
         </w:rPr>
-        <w:t>}</w:t>
-      </w:r>
-      <w:r>
-        <w:rPr>
-          <w:rFonts w:ascii="Arial" w:hAnsi="Arial"/>
-          <w:sz w:val="22"/>
-          <w:szCs w:val="22"/>
-        </w:rPr>
-        <w:t xml:space="preserve"> de fecha </w:t>
+        <w:t>{datosFactura</w:t>
       </w:r>
       <w:r>
         <w:rPr>
@@ -11309,9 +8841,8 @@
           <w:sz w:val="22"/>
           <w:szCs w:val="22"/>
         </w:rPr>
-        <w:t>{</w:t>
-      </w:r>
-      <w:proofErr w:type="spellStart"/>
+        <w:t>-</w:t>
+      </w:r>
       <w:r>
         <w:rPr>
           <w:rFonts w:ascii="Arial" w:hAnsi="Arial"/>
@@ -11321,9 +8852,49 @@
           <w:sz w:val="22"/>
           <w:szCs w:val="22"/>
         </w:rPr>
-        <w:t>datosFactura-fechaReqFacRRR</w:t>
-      </w:r>
-      <w:proofErr w:type="spellEnd"/>
+        <w:t>fechaVencimientoRRR}</w:t>
+      </w:r>
+      <w:r>
+        <w:rPr>
+          <w:rFonts w:ascii="Arial" w:hAnsi="Arial"/>
+          <w:color w:val="FF0000"/>
+          <w:sz w:val="22"/>
+          <w:szCs w:val="22"/>
+        </w:rPr>
+        <w:t xml:space="preserve"> </w:t>
+      </w:r>
+      <w:r>
+        <w:rPr>
+          <w:rFonts w:ascii="Arial" w:hAnsi="Arial"/>
+          <w:sz w:val="22"/>
+          <w:szCs w:val="22"/>
+        </w:rPr>
+        <w:t xml:space="preserve">tal como se </w:t>
+      </w:r>
+      <w:r>
+        <w:rPr>
+          <w:rFonts w:ascii="Arial" w:hAnsi="Arial"/>
+          <w:sz w:val="22"/>
+          <w:szCs w:val="22"/>
+        </w:rPr>
+        <w:t>observa en la factura digitalizada por el importador y remitida a esta administración</w:t>
+      </w:r>
+      <w:r>
+        <w:rPr>
+          <w:rFonts w:ascii="Arial" w:hAnsi="Arial"/>
+          <w:sz w:val="22"/>
+          <w:szCs w:val="22"/>
+        </w:rPr>
+        <w:t xml:space="preserve">, por tanto </w:t>
+      </w:r>
+      <w:r>
+        <w:rPr>
+          <w:rFonts w:ascii="Arial" w:hAnsi="Arial"/>
+          <w:sz w:val="22"/>
+          <w:szCs w:val="22"/>
+        </w:rPr>
+        <w:t>se evidencia que el importador todavía se encuentra dentro del plazo para realizar la transferencia por el pago de las mercancías; en tal sentido, corresponde la devolución solicitada por {fromDam-nombreEmpresa}</w:t>
+      </w:r>
       <w:r>
         <w:rPr>
           <w:rFonts w:ascii="Arial" w:hAnsi="Arial"/>
@@ -11333,7 +8904,7 @@
           <w:sz w:val="22"/>
           <w:szCs w:val="22"/>
         </w:rPr>
-        <w:t>}</w:t>
+        <w:t>{fromDam-nombreEmpresaRRR}</w:t>
       </w:r>
       <w:r>
         <w:rPr>
@@ -11341,246 +8912,24 @@
           <w:sz w:val="22"/>
           <w:szCs w:val="22"/>
         </w:rPr>
+        <w:t xml:space="preserve">. identificada con RUC n.º {fromDam-ruc} al </w:t>
+      </w:r>
+      <w:r>
+        <w:rPr>
+          <w:rFonts w:ascii="Arial" w:hAnsi="Arial"/>
+          <w:sz w:val="22"/>
+          <w:szCs w:val="22"/>
+        </w:rPr>
         <w:t>{</w:t>
       </w:r>
-      <w:proofErr w:type="spellStart"/>
       <w:r>
         <w:rPr>
           <w:rFonts w:ascii="Arial" w:hAnsi="Arial"/>
           <w:sz w:val="22"/>
           <w:szCs w:val="22"/>
         </w:rPr>
-        <w:t>datosFactura-fechaReqFac</w:t>
-      </w:r>
-      <w:proofErr w:type="spellEnd"/>
-      <w:r>
-        <w:rPr>
-          <w:rFonts w:ascii="Arial" w:hAnsi="Arial"/>
-          <w:sz w:val="22"/>
-          <w:szCs w:val="22"/>
-        </w:rPr>
-        <w:t xml:space="preserve">} presentó a esta administración la factura digitalizada, la misma que se encuentra detallada en  </w:t>
-      </w:r>
-      <w:r>
-        <w:rPr>
-          <w:rStyle w:val="normaltextrun"/>
-          <w:rFonts w:ascii="Arial" w:hAnsi="Arial"/>
-          <w:sz w:val="22"/>
-          <w:szCs w:val="22"/>
-        </w:rPr>
-        <w:t>la casilla 4.1 del Formato B</w:t>
-      </w:r>
-      <w:r>
-        <w:rPr>
-          <w:rFonts w:ascii="Arial" w:hAnsi="Arial"/>
-          <w:sz w:val="22"/>
-          <w:szCs w:val="22"/>
-        </w:rPr>
-        <w:t xml:space="preserve">, se ha procedido a revisar y verificar las condiciones de pago establecidas entre el importador y su proveedor, se observa que la fecha de pago de las mercancías es </w:t>
-      </w:r>
-      <w:r>
-        <w:rPr>
-          <w:rFonts w:ascii="Arial" w:hAnsi="Arial"/>
-          <w:sz w:val="22"/>
-          <w:szCs w:val="22"/>
-        </w:rPr>
-        <w:t>el {</w:t>
-      </w:r>
-      <w:r>
-        <w:rPr>
-          <w:rFonts w:ascii="Arial" w:hAnsi="Arial"/>
-          <w:sz w:val="22"/>
-          <w:szCs w:val="22"/>
-        </w:rPr>
-        <w:t>datosFactura</w:t>
-      </w:r>
-      <w:r>
-        <w:rPr>
-          <w:rFonts w:ascii="Arial" w:hAnsi="Arial"/>
-          <w:sz w:val="22"/>
-          <w:szCs w:val="22"/>
-        </w:rPr>
-        <w:t>-</w:t>
-      </w:r>
-      <w:r>
-        <w:rPr>
-          <w:rFonts w:ascii="Arial" w:hAnsi="Arial"/>
-          <w:sz w:val="22"/>
-          <w:szCs w:val="22"/>
-        </w:rPr>
-        <w:t>fechaVencimiento}</w:t>
-      </w:r>
-      <w:r>
-        <w:rPr>
-          <w:rFonts w:ascii="Arial" w:hAnsi="Arial"/>
-          <w:b/>
-          <w:bCs/>
-          <w:color w:val="FF0000"/>
-          <w:sz w:val="22"/>
-          <w:szCs w:val="22"/>
-        </w:rPr>
-        <w:t>{datosFactura</w:t>
-      </w:r>
-      <w:r>
-        <w:rPr>
-          <w:rFonts w:ascii="Arial" w:hAnsi="Arial"/>
-          <w:b/>
-          <w:bCs/>
-          <w:color w:val="FF0000"/>
-          <w:sz w:val="22"/>
-          <w:szCs w:val="22"/>
-        </w:rPr>
-        <w:t>-</w:t>
-      </w:r>
-      <w:r>
-        <w:rPr>
-          <w:rFonts w:ascii="Arial" w:hAnsi="Arial"/>
-          <w:b/>
-          <w:bCs/>
-          <w:color w:val="FF0000"/>
-          <w:sz w:val="22"/>
-          <w:szCs w:val="22"/>
-        </w:rPr>
-        <w:t>fechaVencimientoRRR}</w:t>
-      </w:r>
-      <w:r>
-        <w:rPr>
-          <w:rFonts w:ascii="Arial" w:hAnsi="Arial"/>
-          <w:color w:val="FF0000"/>
-          <w:sz w:val="22"/>
-          <w:szCs w:val="22"/>
-        </w:rPr>
-        <w:t xml:space="preserve"> </w:t>
-      </w:r>
-      <w:r>
-        <w:rPr>
-          <w:rFonts w:ascii="Arial" w:hAnsi="Arial"/>
-          <w:sz w:val="22"/>
-          <w:szCs w:val="22"/>
-        </w:rPr>
-        <w:t xml:space="preserve">tal como se </w:t>
-      </w:r>
-      <w:r>
-        <w:rPr>
-          <w:rFonts w:ascii="Arial" w:hAnsi="Arial"/>
-          <w:sz w:val="22"/>
-          <w:szCs w:val="22"/>
-        </w:rPr>
-        <w:t>observa en la factura digitalizada por el importador y remitida a esta administración</w:t>
-      </w:r>
-      <w:r>
-        <w:rPr>
-          <w:rFonts w:ascii="Arial" w:hAnsi="Arial"/>
-          <w:sz w:val="22"/>
-          <w:szCs w:val="22"/>
-        </w:rPr>
-        <w:t xml:space="preserve">, por tanto </w:t>
-      </w:r>
-      <w:r>
-        <w:rPr>
-          <w:rFonts w:ascii="Arial" w:hAnsi="Arial"/>
-          <w:sz w:val="22"/>
-          <w:szCs w:val="22"/>
-        </w:rPr>
-        <w:t>se evidencia que el importador todavía se encuentra dentro del plazo para realizar la transferencia por el pago de las mercancías; en tal sentido, corresponde la devolución solicitada por {</w:t>
-      </w:r>
-      <w:proofErr w:type="spellStart"/>
-      <w:r>
-        <w:rPr>
-          <w:rFonts w:ascii="Arial" w:hAnsi="Arial"/>
-          <w:sz w:val="22"/>
-          <w:szCs w:val="22"/>
-        </w:rPr>
-        <w:t>fromDam-nombreEmpresa</w:t>
-      </w:r>
-      <w:proofErr w:type="spellEnd"/>
-      <w:r>
-        <w:rPr>
-          <w:rFonts w:ascii="Arial" w:hAnsi="Arial"/>
-          <w:sz w:val="22"/>
-          <w:szCs w:val="22"/>
-        </w:rPr>
-        <w:t>}</w:t>
-      </w:r>
-      <w:r>
-        <w:rPr>
-          <w:rFonts w:ascii="Arial" w:hAnsi="Arial"/>
-          <w:b/>
-          <w:bCs/>
-          <w:color w:val="FF0000"/>
-          <w:sz w:val="22"/>
-          <w:szCs w:val="22"/>
-        </w:rPr>
-        <w:t>{</w:t>
-      </w:r>
-      <w:proofErr w:type="spellStart"/>
-      <w:r>
-        <w:rPr>
-          <w:rFonts w:ascii="Arial" w:hAnsi="Arial"/>
-          <w:b/>
-          <w:bCs/>
-          <w:color w:val="FF0000"/>
-          <w:sz w:val="22"/>
-          <w:szCs w:val="22"/>
-        </w:rPr>
-        <w:t>fromDam-nombreEmpresaRRR</w:t>
-      </w:r>
-      <w:proofErr w:type="spellEnd"/>
-      <w:r>
-        <w:rPr>
-          <w:rFonts w:ascii="Arial" w:hAnsi="Arial"/>
-          <w:b/>
-          <w:bCs/>
-          <w:color w:val="FF0000"/>
-          <w:sz w:val="22"/>
-          <w:szCs w:val="22"/>
-        </w:rPr>
-        <w:t>}</w:t>
-      </w:r>
-      <w:r>
-        <w:rPr>
-          <w:rFonts w:ascii="Arial" w:hAnsi="Arial"/>
-          <w:sz w:val="22"/>
-          <w:szCs w:val="22"/>
-        </w:rPr>
-        <w:t>. identificada con RUC n.º {</w:t>
-      </w:r>
-      <w:proofErr w:type="spellStart"/>
-      <w:r>
-        <w:rPr>
-          <w:rFonts w:ascii="Arial" w:hAnsi="Arial"/>
-          <w:sz w:val="22"/>
-          <w:szCs w:val="22"/>
-        </w:rPr>
-        <w:t>fromDam</w:t>
-      </w:r>
-      <w:proofErr w:type="spellEnd"/>
-      <w:r>
-        <w:rPr>
-          <w:rFonts w:ascii="Arial" w:hAnsi="Arial"/>
-          <w:sz w:val="22"/>
-          <w:szCs w:val="22"/>
-        </w:rPr>
-        <w:t xml:space="preserve">-ruc} al </w:t>
-      </w:r>
-      <w:r>
-        <w:rPr>
-          <w:rFonts w:ascii="Arial" w:hAnsi="Arial"/>
-          <w:sz w:val="22"/>
-          <w:szCs w:val="22"/>
-        </w:rPr>
-        <w:t>{</w:t>
-      </w:r>
-      <w:proofErr w:type="spellStart"/>
-      <w:r>
-        <w:rPr>
-          <w:rFonts w:ascii="Arial" w:hAnsi="Arial"/>
-          <w:sz w:val="22"/>
-          <w:szCs w:val="22"/>
-        </w:rPr>
         <w:t>textoPlazoFactura</w:t>
       </w:r>
-      <w:proofErr w:type="spellEnd"/>
       <w:r>
         <w:rPr>
           <w:rFonts w:ascii="Arial" w:hAnsi="Arial"/>
@@ -11631,14 +8980,12 @@
         </w:rPr>
         <w:t>{/</w:t>
       </w:r>
-      <w:proofErr w:type="spellStart"/>
       <w:r>
         <w:rPr>
           <w:rFonts w:ascii="Arial" w:hAnsi="Arial" w:cs="Arial"/>
         </w:rPr>
         <w:t>estadopagoFacturaTipoVencimiento</w:t>
       </w:r>
-      <w:proofErr w:type="spellEnd"/>
       <w:r>
         <w:rPr>
           <w:rFonts w:ascii="Arial" w:hAnsi="Arial" w:cs="Arial"/>
@@ -11708,9 +9055,9 @@
           <w:szCs w:val="22"/>
         </w:rPr>
         <w:lastRenderedPageBreak/>
-        <w:t>La Ley n.º 28194 “Ley para la Lucha contra la Evasión y para la Formalización de la Economía” establece en su artículo 3-A la obligatoriedad del uso de medios de pago en la compraventa internacional de mercancías, en tal sentido, se procedió a evaluar la factura remitida por el administrado a través del requerimiento n.º {</w:t>
-      </w:r>
-      <w:proofErr w:type="spellStart"/>
+        <w:t>La Ley n.º 28194 “Ley para la Lucha contra la Evasión y para la Formalización de la Economía” establece en su artículo 3-A la obligatoriedad del uso de medios de pago en la compraventa internacional de mercancías, en tal sentido, se procedió a evaluar la factura remitida por el administrado a través del requerimiento n.º {datosFactura-</w:t>
+      </w:r>
+      <w:proofErr w:type="gramStart"/>
       <w:r>
         <w:rPr>
           <w:rFonts w:ascii="Arial" w:hAnsi="Arial"/>
@@ -11720,31 +9067,7 @@
           <w:sz w:val="22"/>
           <w:szCs w:val="22"/>
         </w:rPr>
-        <w:t>datosFactura-</w:t>
-      </w:r>
-      <w:proofErr w:type="gramStart"/>
-      <w:r>
-        <w:rPr>
-          <w:rFonts w:ascii="Arial" w:hAnsi="Arial"/>
-          <w:i w:val="0"/>
-          <w:iCs w:val="0"/>
-          <w:color w:val="000000" w:themeColor="text1"/>
-          <w:sz w:val="22"/>
-          <w:szCs w:val="22"/>
-        </w:rPr>
-        <w:t>numeroReqFac</w:t>
-      </w:r>
-      <w:proofErr w:type="spellEnd"/>
-      <w:r>
-        <w:rPr>
-          <w:rFonts w:ascii="Arial" w:hAnsi="Arial"/>
-          <w:i w:val="0"/>
-          <w:iCs w:val="0"/>
-          <w:color w:val="000000" w:themeColor="text1"/>
-          <w:sz w:val="22"/>
-          <w:szCs w:val="22"/>
-        </w:rPr>
-        <w:t>}</w:t>
+        <w:t>numeroReqFac}</w:t>
       </w:r>
       <w:r>
         <w:rPr>
@@ -11759,7 +9082,6 @@
         </w:rPr>
         <w:t>{</w:t>
       </w:r>
-      <w:proofErr w:type="spellStart"/>
       <w:proofErr w:type="gramEnd"/>
       <w:r>
         <w:rPr>
@@ -11772,21 +9094,7 @@
           <w:sz w:val="22"/>
           <w:szCs w:val="22"/>
         </w:rPr>
-        <w:t>datosFactura-numeroReqFacRRR</w:t>
-      </w:r>
-      <w:proofErr w:type="spellEnd"/>
-      <w:r>
-        <w:rPr>
-          <w:rFonts w:ascii="Arial" w:hAnsi="Arial"/>
-          <w:b/>
-          <w:bCs/>
-          <w:i w:val="0"/>
-          <w:iCs w:val="0"/>
-          <w:color w:val="FF0000"/>
-          <w:sz w:val="22"/>
-          <w:szCs w:val="22"/>
-        </w:rPr>
-        <w:t>}.</w:t>
+        <w:t>datosFactura-numeroReqFacRRR}.</w:t>
       </w:r>
     </w:p>
     <w:p>
@@ -11810,25 +9118,7 @@
           <w:sz w:val="22"/>
           <w:szCs w:val="22"/>
         </w:rPr>
-        <w:t>El importador a través del requerimiento n.º {</w:t>
-      </w:r>
-      <w:proofErr w:type="spellStart"/>
-      <w:r>
-        <w:rPr>
-          <w:rFonts w:ascii="Arial" w:hAnsi="Arial"/>
-          <w:sz w:val="22"/>
-          <w:szCs w:val="22"/>
-        </w:rPr>
-        <w:t>datosFactura-numeroReqFac</w:t>
-      </w:r>
-      <w:proofErr w:type="spellEnd"/>
-      <w:r>
-        <w:rPr>
-          <w:rFonts w:ascii="Arial" w:hAnsi="Arial"/>
-          <w:sz w:val="22"/>
-          <w:szCs w:val="22"/>
-        </w:rPr>
-        <w:t>}</w:t>
+        <w:t>El importador a través del requerimiento n.º {datosFactura-numeroReqFac}</w:t>
       </w:r>
       <w:r>
         <w:rPr>
@@ -11839,9 +9129,16 @@
           <w:sz w:val="22"/>
           <w:szCs w:val="22"/>
         </w:rPr>
-        <w:t>{</w:t>
-      </w:r>
-      <w:proofErr w:type="spellStart"/>
+        <w:t>{datosFactura-numeroReqFacRRR}</w:t>
+      </w:r>
+      <w:r>
+        <w:rPr>
+          <w:rFonts w:ascii="Arial" w:hAnsi="Arial"/>
+          <w:sz w:val="22"/>
+          <w:szCs w:val="22"/>
+        </w:rPr>
+        <w:t xml:space="preserve"> de fecha </w:t>
+      </w:r>
       <w:r>
         <w:rPr>
           <w:rFonts w:ascii="Arial" w:hAnsi="Arial"/>
@@ -11851,9 +9148,33 @@
           <w:sz w:val="22"/>
           <w:szCs w:val="22"/>
         </w:rPr>
-        <w:t>datosFactura-numeroReqFacRRR</w:t>
-      </w:r>
-      <w:proofErr w:type="spellEnd"/>
+        <w:t>{datosFactura-fechaReqFacRRR}</w:t>
+      </w:r>
+      <w:r>
+        <w:rPr>
+          <w:rFonts w:ascii="Arial" w:hAnsi="Arial"/>
+          <w:sz w:val="22"/>
+          <w:szCs w:val="22"/>
+        </w:rPr>
+        <w:t xml:space="preserve">{datosFactura-fechaReqFac} presentó a esta administración la factura digitalizada, la misma que se encuentra detallada en  </w:t>
+      </w:r>
+      <w:r>
+        <w:rPr>
+          <w:rStyle w:val="normaltextrun"/>
+          <w:rFonts w:ascii="Arial" w:hAnsi="Arial"/>
+          <w:sz w:val="22"/>
+          <w:szCs w:val="22"/>
+        </w:rPr>
+        <w:t>la casilla 4.1 del Formato B</w:t>
+      </w:r>
+      <w:r>
+        <w:rPr>
+          <w:rFonts w:ascii="Arial" w:hAnsi="Arial"/>
+          <w:sz w:val="22"/>
+          <w:szCs w:val="22"/>
+        </w:rPr>
+        <w:t>, se ha procedido a revisar y verificar las condiciones de pago establecidas entre el importador y su proveedor, se observa que la fecha de pago de las mercancías es {datosFactura-plazoFac}</w:t>
+      </w:r>
       <w:r>
         <w:rPr>
           <w:rFonts w:ascii="Arial" w:hAnsi="Arial"/>
@@ -11863,15 +9184,48 @@
           <w:sz w:val="22"/>
           <w:szCs w:val="22"/>
         </w:rPr>
+        <w:t>{datosFactura-plazoFacRRR}</w:t>
+      </w:r>
+      <w:r>
+        <w:rPr>
+          <w:rFonts w:ascii="Arial" w:hAnsi="Arial"/>
+          <w:color w:val="FF0000"/>
+          <w:sz w:val="22"/>
+          <w:szCs w:val="22"/>
+        </w:rPr>
+        <w:t xml:space="preserve"> </w:t>
+      </w:r>
+      <w:r>
+        <w:rPr>
+          <w:rFonts w:ascii="Arial" w:hAnsi="Arial"/>
+          <w:sz w:val="22"/>
+          <w:szCs w:val="22"/>
+        </w:rPr>
+        <w:t xml:space="preserve">días de la </w:t>
+      </w:r>
+      <w:r>
+        <w:rPr>
+          <w:rFonts w:ascii="Arial" w:hAnsi="Arial"/>
+          <w:sz w:val="22"/>
+          <w:szCs w:val="22"/>
+        </w:rPr>
+        <w:t>{</w:t>
+      </w:r>
+      <w:r>
+        <w:rPr>
+          <w:rFonts w:ascii="Arial" w:hAnsi="Arial"/>
+          <w:sz w:val="22"/>
+          <w:szCs w:val="22"/>
+        </w:rPr>
+        <w:t>textoFechaTipado</w:t>
+      </w:r>
+      <w:r>
+        <w:rPr>
+          <w:rFonts w:ascii="Arial" w:hAnsi="Arial"/>
+          <w:sz w:val="22"/>
+          <w:szCs w:val="22"/>
+        </w:rPr>
         <w:t>}</w:t>
-      </w:r>
-      <w:r>
-        <w:rPr>
-          <w:rFonts w:ascii="Arial" w:hAnsi="Arial"/>
-          <w:sz w:val="22"/>
-          <w:szCs w:val="22"/>
-        </w:rPr>
-        <w:t xml:space="preserve"> de fecha </w:t>
       </w:r>
       <w:r>
         <w:rPr>
@@ -11882,9 +9236,24 @@
           <w:sz w:val="22"/>
           <w:szCs w:val="22"/>
         </w:rPr>
-        <w:t>{</w:t>
-      </w:r>
-      <w:proofErr w:type="spellStart"/>
+        <w:t>{textoFechaTipadoRRR}</w:t>
+      </w:r>
+      <w:r>
+        <w:rPr>
+          <w:rFonts w:ascii="Arial" w:hAnsi="Arial"/>
+          <w:sz w:val="22"/>
+          <w:szCs w:val="22"/>
+        </w:rPr>
+        <w:t xml:space="preserve"> </w:t>
+      </w:r>
+      <w:r>
+        <w:rPr>
+          <w:rFonts w:ascii="Arial" w:hAnsi="Arial"/>
+          <w:sz w:val="22"/>
+          <w:szCs w:val="22"/>
+        </w:rPr>
+        <w:t>se evidencia que el importador todavía se encuentra dentro del plazo para realizar la transferencia por el pago de las mercancías; en tal sentido, corresponde la devolución solicitada por {fromDam-nombreEmpresa}</w:t>
+      </w:r>
       <w:r>
         <w:rPr>
           <w:rFonts w:ascii="Arial" w:hAnsi="Arial"/>
@@ -11894,19 +9263,15 @@
           <w:sz w:val="22"/>
           <w:szCs w:val="22"/>
         </w:rPr>
-        <w:t>datosFactura-fechaReqFacRRR</w:t>
-      </w:r>
-      <w:proofErr w:type="spellEnd"/>
+        <w:t>{fromDam-nombreEmpresaRRR}</w:t>
+      </w:r>
       <w:r>
         <w:rPr>
           <w:rFonts w:ascii="Arial" w:hAnsi="Arial"/>
-          <w:b/>
-          <w:bCs/>
-          <w:color w:val="FF0000"/>
-          <w:sz w:val="22"/>
-          <w:szCs w:val="22"/>
-        </w:rPr>
-        <w:t>}</w:t>
+          <w:sz w:val="22"/>
+          <w:szCs w:val="22"/>
+        </w:rPr>
+        <w:t xml:space="preserve">. identificada con RUC n.º {fromDam-ruc} al </w:t>
       </w:r>
       <w:r>
         <w:rPr>
@@ -11916,285 +9281,14 @@
         </w:rPr>
         <w:t>{</w:t>
       </w:r>
-      <w:proofErr w:type="spellStart"/>
       <w:r>
         <w:rPr>
           <w:rFonts w:ascii="Arial" w:hAnsi="Arial"/>
           <w:sz w:val="22"/>
           <w:szCs w:val="22"/>
         </w:rPr>
-        <w:t>datosFactura-fechaReqFac</w:t>
-      </w:r>
-      <w:proofErr w:type="spellEnd"/>
-      <w:r>
-        <w:rPr>
-          <w:rFonts w:ascii="Arial" w:hAnsi="Arial"/>
-          <w:sz w:val="22"/>
-          <w:szCs w:val="22"/>
-        </w:rPr>
-        <w:t xml:space="preserve">} presentó a esta administración la factura digitalizada, la misma que se encuentra detallada en  </w:t>
-      </w:r>
-      <w:r>
-        <w:rPr>
-          <w:rStyle w:val="normaltextrun"/>
-          <w:rFonts w:ascii="Arial" w:hAnsi="Arial"/>
-          <w:sz w:val="22"/>
-          <w:szCs w:val="22"/>
-        </w:rPr>
-        <w:t>la casilla 4.1 del Formato B</w:t>
-      </w:r>
-      <w:r>
-        <w:rPr>
-          <w:rFonts w:ascii="Arial" w:hAnsi="Arial"/>
-          <w:sz w:val="22"/>
-          <w:szCs w:val="22"/>
-        </w:rPr>
-        <w:t>, se ha procedido a revisar y verificar las condiciones de pago establecidas entre el importador y su proveedor, se observa que la fecha de pago de las mercancías es {</w:t>
-      </w:r>
-      <w:proofErr w:type="spellStart"/>
-      <w:r>
-        <w:rPr>
-          <w:rFonts w:ascii="Arial" w:hAnsi="Arial"/>
-          <w:sz w:val="22"/>
-          <w:szCs w:val="22"/>
-        </w:rPr>
-        <w:t>datosFactura-plazoFac</w:t>
-      </w:r>
-      <w:proofErr w:type="spellEnd"/>
-      <w:r>
-        <w:rPr>
-          <w:rFonts w:ascii="Arial" w:hAnsi="Arial"/>
-          <w:sz w:val="22"/>
-          <w:szCs w:val="22"/>
-        </w:rPr>
-        <w:t>}</w:t>
-      </w:r>
-      <w:r>
-        <w:rPr>
-          <w:rFonts w:ascii="Arial" w:hAnsi="Arial"/>
-          <w:b/>
-          <w:bCs/>
-          <w:color w:val="FF0000"/>
-          <w:sz w:val="22"/>
-          <w:szCs w:val="22"/>
-        </w:rPr>
-        <w:t>{</w:t>
-      </w:r>
-      <w:proofErr w:type="spellStart"/>
-      <w:r>
-        <w:rPr>
-          <w:rFonts w:ascii="Arial" w:hAnsi="Arial"/>
-          <w:b/>
-          <w:bCs/>
-          <w:color w:val="FF0000"/>
-          <w:sz w:val="22"/>
-          <w:szCs w:val="22"/>
-        </w:rPr>
-        <w:t>datosFactura-plazoFacRRR</w:t>
-      </w:r>
-      <w:proofErr w:type="spellEnd"/>
-      <w:r>
-        <w:rPr>
-          <w:rFonts w:ascii="Arial" w:hAnsi="Arial"/>
-          <w:b/>
-          <w:bCs/>
-          <w:color w:val="FF0000"/>
-          <w:sz w:val="22"/>
-          <w:szCs w:val="22"/>
-        </w:rPr>
-        <w:t>}</w:t>
-      </w:r>
-      <w:r>
-        <w:rPr>
-          <w:rFonts w:ascii="Arial" w:hAnsi="Arial"/>
-          <w:color w:val="FF0000"/>
-          <w:sz w:val="22"/>
-          <w:szCs w:val="22"/>
-        </w:rPr>
-        <w:t xml:space="preserve"> </w:t>
-      </w:r>
-      <w:r>
-        <w:rPr>
-          <w:rFonts w:ascii="Arial" w:hAnsi="Arial"/>
-          <w:sz w:val="22"/>
-          <w:szCs w:val="22"/>
-        </w:rPr>
-        <w:t xml:space="preserve">días de la </w:t>
-      </w:r>
-      <w:r>
-        <w:rPr>
-          <w:rFonts w:ascii="Arial" w:hAnsi="Arial"/>
-          <w:sz w:val="22"/>
-          <w:szCs w:val="22"/>
-        </w:rPr>
-        <w:t>{</w:t>
-      </w:r>
-      <w:proofErr w:type="spellStart"/>
-      <w:r>
-        <w:rPr>
-          <w:rFonts w:ascii="Arial" w:hAnsi="Arial"/>
-          <w:sz w:val="22"/>
-          <w:szCs w:val="22"/>
-        </w:rPr>
-        <w:t>textoFechaTipado</w:t>
-      </w:r>
-      <w:proofErr w:type="spellEnd"/>
-      <w:r>
-        <w:rPr>
-          <w:rFonts w:ascii="Arial" w:hAnsi="Arial"/>
-          <w:sz w:val="22"/>
-          <w:szCs w:val="22"/>
-        </w:rPr>
-        <w:t>}</w:t>
-      </w:r>
-      <w:r>
-        <w:rPr>
-          <w:rFonts w:ascii="Arial" w:hAnsi="Arial"/>
-          <w:b/>
-          <w:bCs/>
-          <w:color w:val="FF0000"/>
-          <w:sz w:val="22"/>
-          <w:szCs w:val="22"/>
-        </w:rPr>
-        <w:t>{</w:t>
-      </w:r>
-      <w:proofErr w:type="spellStart"/>
-      <w:r>
-        <w:rPr>
-          <w:rFonts w:ascii="Arial" w:hAnsi="Arial"/>
-          <w:b/>
-          <w:bCs/>
-          <w:color w:val="FF0000"/>
-          <w:sz w:val="22"/>
-          <w:szCs w:val="22"/>
-        </w:rPr>
-        <w:t>textoFechaTipadoRRR</w:t>
-      </w:r>
-      <w:proofErr w:type="spellEnd"/>
-      <w:r>
-        <w:rPr>
-          <w:rFonts w:ascii="Arial" w:hAnsi="Arial"/>
-          <w:b/>
-          <w:bCs/>
-          <w:color w:val="FF0000"/>
-          <w:sz w:val="22"/>
-          <w:szCs w:val="22"/>
-        </w:rPr>
-        <w:t>}</w:t>
-      </w:r>
-      <w:r>
-        <w:rPr>
-          <w:rFonts w:ascii="Arial" w:hAnsi="Arial"/>
-          <w:sz w:val="22"/>
-          <w:szCs w:val="22"/>
-        </w:rPr>
-        <w:t xml:space="preserve"> </w:t>
-      </w:r>
-      <w:r>
-        <w:rPr>
-          <w:rFonts w:ascii="Arial" w:hAnsi="Arial"/>
-          <w:sz w:val="22"/>
-          <w:szCs w:val="22"/>
-        </w:rPr>
-        <w:t>se evidencia que el importador todavía se encuentra dentro del plazo para realizar la transferencia por el pago de las mercancías; en tal sentido, corresponde la devolución solicitada por {</w:t>
-      </w:r>
-      <w:proofErr w:type="spellStart"/>
-      <w:r>
-        <w:rPr>
-          <w:rFonts w:ascii="Arial" w:hAnsi="Arial"/>
-          <w:sz w:val="22"/>
-          <w:szCs w:val="22"/>
-        </w:rPr>
-        <w:t>fromDam-nombreEmpresa</w:t>
-      </w:r>
-      <w:proofErr w:type="spellEnd"/>
-      <w:r>
-        <w:rPr>
-          <w:rFonts w:ascii="Arial" w:hAnsi="Arial"/>
-          <w:sz w:val="22"/>
-          <w:szCs w:val="22"/>
-        </w:rPr>
-        <w:t>}</w:t>
-      </w:r>
-      <w:r>
-        <w:rPr>
-          <w:rFonts w:ascii="Arial" w:hAnsi="Arial"/>
-          <w:b/>
-          <w:bCs/>
-          <w:color w:val="FF0000"/>
-          <w:sz w:val="22"/>
-          <w:szCs w:val="22"/>
-        </w:rPr>
-        <w:t>{</w:t>
-      </w:r>
-      <w:proofErr w:type="spellStart"/>
-      <w:r>
-        <w:rPr>
-          <w:rFonts w:ascii="Arial" w:hAnsi="Arial"/>
-          <w:b/>
-          <w:bCs/>
-          <w:color w:val="FF0000"/>
-          <w:sz w:val="22"/>
-          <w:szCs w:val="22"/>
-        </w:rPr>
-        <w:t>fromDam-nombreEmpresaRRR</w:t>
-      </w:r>
-      <w:proofErr w:type="spellEnd"/>
-      <w:r>
-        <w:rPr>
-          <w:rFonts w:ascii="Arial" w:hAnsi="Arial"/>
-          <w:b/>
-          <w:bCs/>
-          <w:color w:val="FF0000"/>
-          <w:sz w:val="22"/>
-          <w:szCs w:val="22"/>
-        </w:rPr>
-        <w:t>}</w:t>
-      </w:r>
-      <w:r>
-        <w:rPr>
-          <w:rFonts w:ascii="Arial" w:hAnsi="Arial"/>
-          <w:sz w:val="22"/>
-          <w:szCs w:val="22"/>
-        </w:rPr>
-        <w:t>. identificada con RUC n.º {</w:t>
-      </w:r>
-      <w:proofErr w:type="spellStart"/>
-      <w:r>
-        <w:rPr>
-          <w:rFonts w:ascii="Arial" w:hAnsi="Arial"/>
-          <w:sz w:val="22"/>
-          <w:szCs w:val="22"/>
-        </w:rPr>
-        <w:t>fromDam</w:t>
-      </w:r>
-      <w:proofErr w:type="spellEnd"/>
-      <w:r>
-        <w:rPr>
-          <w:rFonts w:ascii="Arial" w:hAnsi="Arial"/>
-          <w:sz w:val="22"/>
-          <w:szCs w:val="22"/>
-        </w:rPr>
-        <w:t xml:space="preserve">-ruc} al </w:t>
-      </w:r>
-      <w:r>
-        <w:rPr>
-          <w:rFonts w:ascii="Arial" w:hAnsi="Arial"/>
-          <w:sz w:val="22"/>
-          <w:szCs w:val="22"/>
-        </w:rPr>
-        <w:t>{</w:t>
-      </w:r>
-      <w:proofErr w:type="spellStart"/>
-      <w:r>
-        <w:rPr>
-          <w:rFonts w:ascii="Arial" w:hAnsi="Arial"/>
-          <w:sz w:val="22"/>
-          <w:szCs w:val="22"/>
-        </w:rPr>
         <w:t>textoPlazoFactura</w:t>
       </w:r>
-      <w:proofErr w:type="spellEnd"/>
       <w:r>
         <w:rPr>
           <w:rFonts w:ascii="Arial" w:hAnsi="Arial"/>
@@ -12237,14 +9331,12 @@
         </w:rPr>
         <w:t>{/</w:t>
       </w:r>
-      <w:proofErr w:type="spellStart"/>
       <w:r>
         <w:rPr>
           <w:rFonts w:ascii="Arial" w:hAnsi="Arial" w:cs="Arial"/>
         </w:rPr>
         <w:t>estadoPagoFacturaTipoPlazo</w:t>
       </w:r>
-      <w:proofErr w:type="spellEnd"/>
       <w:r>
         <w:rPr>
           <w:rFonts w:ascii="Arial" w:hAnsi="Arial" w:cs="Arial"/>
@@ -12374,7 +9466,6 @@
         </w:rPr>
         <w:t>{/</w:t>
       </w:r>
-      <w:proofErr w:type="spellStart"/>
       <w:r>
         <w:rPr>
           <w:rFonts w:ascii="Arial" w:hAnsi="Arial" w:cs="Arial"/>
@@ -12383,7 +9474,6 @@
         </w:rPr>
         <w:t>estadoPago</w:t>
       </w:r>
-      <w:proofErr w:type="spellEnd"/>
       <w:r>
         <w:rPr>
           <w:rFonts w:ascii="Arial" w:hAnsi="Arial" w:cs="Arial"/>
@@ -12564,25 +9654,7 @@
           <w:sz w:val="22"/>
           <w:szCs w:val="22"/>
         </w:rPr>
-        <w:t>{</w:t>
-      </w:r>
-      <w:proofErr w:type="spellStart"/>
-      <w:r>
-        <w:rPr>
-          <w:rFonts w:ascii="Arial" w:hAnsi="Arial" w:cs="Arial"/>
-          <w:sz w:val="22"/>
-          <w:szCs w:val="22"/>
-        </w:rPr>
-        <w:t>fromDam-numeroDam</w:t>
-      </w:r>
-      <w:proofErr w:type="spellEnd"/>
-      <w:r>
-        <w:rPr>
-          <w:rFonts w:ascii="Arial" w:hAnsi="Arial" w:cs="Arial"/>
-          <w:sz w:val="22"/>
-          <w:szCs w:val="22"/>
-        </w:rPr>
-        <w:t>}</w:t>
+        <w:t>{fromDam-numeroDam}</w:t>
       </w:r>
       <w:r>
         <w:rPr>
@@ -12625,43 +9697,7 @@
           <w:sz w:val="22"/>
           <w:szCs w:val="22"/>
         </w:rPr>
-        <w:t xml:space="preserve">Declarar procedente la regularización de la regularización de la DAM </w:t>
-      </w:r>
-      <w:proofErr w:type="spellStart"/>
-      <w:r>
-        <w:rPr>
-          <w:rFonts w:ascii="Arial" w:hAnsi="Arial" w:cs="Arial"/>
-          <w:sz w:val="22"/>
-          <w:szCs w:val="22"/>
-        </w:rPr>
-        <w:t>n.°</w:t>
-      </w:r>
-      <w:proofErr w:type="spellEnd"/>
-      <w:r>
-        <w:rPr>
-          <w:rFonts w:ascii="Arial" w:hAnsi="Arial" w:cs="Arial"/>
-          <w:sz w:val="22"/>
-          <w:szCs w:val="22"/>
-        </w:rPr>
-        <w:t xml:space="preserve"> {</w:t>
-      </w:r>
-      <w:proofErr w:type="spellStart"/>
-      <w:r>
-        <w:rPr>
-          <w:rFonts w:ascii="Arial" w:hAnsi="Arial" w:cs="Arial"/>
-          <w:sz w:val="22"/>
-          <w:szCs w:val="22"/>
-        </w:rPr>
-        <w:t>fromDam-numeroDam</w:t>
-      </w:r>
-      <w:proofErr w:type="spellEnd"/>
-      <w:r>
-        <w:rPr>
-          <w:rFonts w:ascii="Arial" w:hAnsi="Arial" w:cs="Arial"/>
-          <w:sz w:val="22"/>
-          <w:szCs w:val="22"/>
-        </w:rPr>
-        <w:t>}</w:t>
+        <w:t>Declarar procedente la regularización de la regularización de la DAM n.° {fromDam-numeroDam}</w:t>
       </w:r>
       <w:r>
         <w:rPr>
@@ -12824,25 +9860,7 @@
           <w:sz w:val="22"/>
           <w:szCs w:val="22"/>
         </w:rPr>
-        <w:t>{</w:t>
-      </w:r>
-      <w:proofErr w:type="spellStart"/>
-      <w:r>
-        <w:rPr>
-          <w:rFonts w:ascii="Arial" w:hAnsi="Arial" w:cs="Arial"/>
-          <w:sz w:val="22"/>
-          <w:szCs w:val="22"/>
-        </w:rPr>
-        <w:t>fromDam-nombreEmpresa</w:t>
-      </w:r>
-      <w:proofErr w:type="spellEnd"/>
-      <w:r>
-        <w:rPr>
-          <w:rFonts w:ascii="Arial" w:hAnsi="Arial" w:cs="Arial"/>
-          <w:sz w:val="22"/>
-          <w:szCs w:val="22"/>
-        </w:rPr>
-        <w:t>}</w:t>
+        <w:t>{fromDam-nombreEmpresa}</w:t>
       </w:r>
       <w:r>
         <w:rPr>
@@ -12898,7 +9916,6 @@
         </w:rPr>
         <w:t>{/</w:t>
       </w:r>
-      <w:proofErr w:type="spellStart"/>
       <w:r>
         <w:rPr>
           <w:rFonts w:ascii="Arial" w:hAnsi="Arial" w:cs="Arial"/>
@@ -12909,14 +9926,7 @@
         <w:rPr>
           <w:rFonts w:ascii="Arial" w:hAnsi="Arial" w:cs="Arial"/>
         </w:rPr>
-        <w:t>noProcPECO</w:t>
-      </w:r>
-      <w:proofErr w:type="spellEnd"/>
-      <w:r>
-        <w:rPr>
-          <w:rFonts w:ascii="Arial" w:hAnsi="Arial" w:cs="Arial"/>
-        </w:rPr>
-        <w:t>}</w:t>
+        <w:t>noProcPECO}</w:t>
       </w:r>
     </w:p>
     <w:p>
@@ -12979,43 +9989,7 @@
           <w:sz w:val="22"/>
           <w:szCs w:val="22"/>
         </w:rPr>
-        <w:t xml:space="preserve">procedente la regularización de la regularización de la DAM </w:t>
-      </w:r>
-      <w:proofErr w:type="spellStart"/>
-      <w:r>
-        <w:rPr>
-          <w:rFonts w:ascii="Arial" w:hAnsi="Arial" w:cs="Arial"/>
-          <w:sz w:val="22"/>
-          <w:szCs w:val="22"/>
-        </w:rPr>
-        <w:t>n.°</w:t>
-      </w:r>
-      <w:proofErr w:type="spellEnd"/>
-      <w:r>
-        <w:rPr>
-          <w:rFonts w:ascii="Arial" w:hAnsi="Arial" w:cs="Arial"/>
-          <w:sz w:val="22"/>
-          <w:szCs w:val="22"/>
-        </w:rPr>
-        <w:t xml:space="preserve"> {</w:t>
-      </w:r>
-      <w:proofErr w:type="spellStart"/>
-      <w:r>
-        <w:rPr>
-          <w:rFonts w:ascii="Arial" w:hAnsi="Arial" w:cs="Arial"/>
-          <w:sz w:val="22"/>
-          <w:szCs w:val="22"/>
-        </w:rPr>
-        <w:t>fromDam-numeroDam</w:t>
-      </w:r>
-      <w:proofErr w:type="spellEnd"/>
-      <w:r>
-        <w:rPr>
-          <w:rFonts w:ascii="Arial" w:hAnsi="Arial" w:cs="Arial"/>
-          <w:sz w:val="22"/>
-          <w:szCs w:val="22"/>
-        </w:rPr>
-        <w:t>} en el marco de la de la Ley n.º 27037 Ley de Promoción de la Inversión en la Amazonía y normas conexas</w:t>
+        <w:t>procedente la regularización de la regularización de la DAM n.° {fromDam-numeroDam} en el marco de la de la Ley n.º 27037 Ley de Promoción de la Inversión en la Amazonía y normas conexas</w:t>
       </w:r>
       <w:r>
         <w:rPr>
@@ -13070,25 +10044,7 @@
           <w:sz w:val="22"/>
           <w:szCs w:val="22"/>
         </w:rPr>
-        <w:t>la devolución por el importe de S/ {textoTotRegu27} en el marco de la Ley n.º 27037 Ley de Promoción de la Inversión en la Amazonía y normas conexas, a favor de {</w:t>
-      </w:r>
-      <w:proofErr w:type="spellStart"/>
-      <w:r>
-        <w:rPr>
-          <w:rFonts w:ascii="Arial" w:hAnsi="Arial" w:cs="Arial"/>
-          <w:sz w:val="22"/>
-          <w:szCs w:val="22"/>
-        </w:rPr>
-        <w:t>fromDam-nombreEmpresa</w:t>
-      </w:r>
-      <w:proofErr w:type="spellEnd"/>
-      <w:r>
-        <w:rPr>
-          <w:rFonts w:ascii="Arial" w:hAnsi="Arial" w:cs="Arial"/>
-          <w:sz w:val="22"/>
-          <w:szCs w:val="22"/>
-        </w:rPr>
-        <w:t>}, sin perjuicio de la fiscalización posterior que pudiera realizar la Superintendencia Nacional de Aduanas y de Administración Tributaria – SUNAT</w:t>
+        <w:t>la devolución por el importe de S/ {textoTotRegu27} en el marco de la Ley n.º 27037 Ley de Promoción de la Inversión en la Amazonía y normas conexas, a favor de {fromDam-nombreEmpresa}, sin perjuicio de la fiscalización posterior que pudiera realizar la Superintendencia Nacional de Aduanas y de Administración Tributaria – SUNAT</w:t>
       </w:r>
       <w:r>
         <w:rPr>
@@ -13128,7 +10084,6 @@
         </w:rPr>
         <w:t>{/</w:t>
       </w:r>
-      <w:proofErr w:type="spellStart"/>
       <w:r>
         <w:rPr>
           <w:rFonts w:ascii="Arial" w:hAnsi="Arial" w:cs="Arial"/>
@@ -13136,7 +10091,6 @@
         </w:rPr>
         <w:t>estadoOnlyAMAZONIA</w:t>
       </w:r>
-      <w:proofErr w:type="spellEnd"/>
       <w:r>
         <w:rPr>
           <w:rFonts w:ascii="Arial" w:hAnsi="Arial" w:cs="Arial"/>
@@ -13211,43 +10165,7 @@
           <w:sz w:val="22"/>
           <w:szCs w:val="22"/>
         </w:rPr>
-        <w:t xml:space="preserve">procedente la regularización de la regularización de la DAM </w:t>
-      </w:r>
-      <w:proofErr w:type="spellStart"/>
-      <w:r>
-        <w:rPr>
-          <w:rFonts w:ascii="Arial" w:hAnsi="Arial" w:cs="Arial"/>
-          <w:sz w:val="22"/>
-          <w:szCs w:val="22"/>
-        </w:rPr>
-        <w:t>n.°</w:t>
-      </w:r>
-      <w:proofErr w:type="spellEnd"/>
-      <w:r>
-        <w:rPr>
-          <w:rFonts w:ascii="Arial" w:hAnsi="Arial" w:cs="Arial"/>
-          <w:sz w:val="22"/>
-          <w:szCs w:val="22"/>
-        </w:rPr>
-        <w:t xml:space="preserve"> {</w:t>
-      </w:r>
-      <w:proofErr w:type="spellStart"/>
-      <w:r>
-        <w:rPr>
-          <w:rFonts w:ascii="Arial" w:hAnsi="Arial" w:cs="Arial"/>
-          <w:sz w:val="22"/>
-          <w:szCs w:val="22"/>
-        </w:rPr>
-        <w:t>fromDam-numeroDam</w:t>
-      </w:r>
-      <w:proofErr w:type="spellEnd"/>
-      <w:r>
-        <w:rPr>
-          <w:rFonts w:ascii="Arial" w:hAnsi="Arial" w:cs="Arial"/>
-          <w:sz w:val="22"/>
-          <w:szCs w:val="22"/>
-        </w:rPr>
-        <w:t>} en el marco del Decreto Supremo n.º 015-94-EF y la Ley n.º 27037 Ley de Promoción de la Inversión en la Amazonía y normas conexas</w:t>
+        <w:t>procedente la regularización de la regularización de la DAM n.° {fromDam-numeroDam} en el marco del Decreto Supremo n.º 015-94-EF y la Ley n.º 27037 Ley de Promoción de la Inversión en la Amazonía y normas conexas</w:t>
       </w:r>
       <w:r>
         <w:rPr>
@@ -13344,7 +10262,6 @@
         </w:rPr>
         <w:t xml:space="preserve"> {</w:t>
       </w:r>
-      <w:proofErr w:type="spellStart"/>
       <w:r>
         <w:rPr>
           <w:rFonts w:ascii="Arial" w:hAnsi="Arial" w:cs="Arial"/>
@@ -13353,7 +10270,6 @@
         </w:rPr>
         <w:t>textoTotReguPECO</w:t>
       </w:r>
-      <w:proofErr w:type="spellEnd"/>
       <w:r>
         <w:rPr>
           <w:rFonts w:ascii="Arial" w:hAnsi="Arial" w:cs="Arial"/>
@@ -13384,25 +10300,7 @@
           <w:sz w:val="22"/>
           <w:szCs w:val="22"/>
         </w:rPr>
-        <w:t xml:space="preserve"> por el importe de S/ {textoTotRegu27} en el marco de la Ley n.º 27037 Ley de Promoción de la Inversión en la Amazonía y normas conexas, a favor de {</w:t>
-      </w:r>
-      <w:proofErr w:type="spellStart"/>
-      <w:r>
-        <w:rPr>
-          <w:rFonts w:ascii="Arial" w:hAnsi="Arial" w:cs="Arial"/>
-          <w:sz w:val="22"/>
-          <w:szCs w:val="22"/>
-        </w:rPr>
-        <w:t>fromDam-nombreEmpresa</w:t>
-      </w:r>
-      <w:proofErr w:type="spellEnd"/>
-      <w:r>
-        <w:rPr>
-          <w:rFonts w:ascii="Arial" w:hAnsi="Arial" w:cs="Arial"/>
-          <w:sz w:val="22"/>
-          <w:szCs w:val="22"/>
-        </w:rPr>
-        <w:t>}, sin perjuicio de la fiscalización posterior que pudiera realizar la Superintendencia Nacional de Aduanas y de Administración Tributaria – SUNAT</w:t>
+        <w:t xml:space="preserve"> por el importe de S/ {textoTotRegu27} en el marco de la Ley n.º 27037 Ley de Promoción de la Inversión en la Amazonía y normas conexas, a favor de {fromDam-nombreEmpresa}, sin perjuicio de la fiscalización posterior que pudiera realizar la Superintendencia Nacional de Aduanas y de Administración Tributaria – SUNAT</w:t>
       </w:r>
       <w:r>
         <w:rPr>
@@ -13453,7 +10351,6 @@
         </w:rPr>
         <w:t>{/</w:t>
       </w:r>
-      <w:proofErr w:type="spellStart"/>
       <w:r>
         <w:rPr>
           <w:rFonts w:ascii="Arial" w:hAnsi="Arial" w:cs="Arial"/>
@@ -13464,14 +10361,7 @@
         <w:rPr>
           <w:rFonts w:ascii="Arial" w:hAnsi="Arial" w:cs="Arial"/>
         </w:rPr>
-        <w:t>Proc</w:t>
-      </w:r>
-      <w:proofErr w:type="spellEnd"/>
-      <w:r>
-        <w:rPr>
-          <w:rFonts w:ascii="Arial" w:hAnsi="Arial" w:cs="Arial"/>
-        </w:rPr>
-        <w:t>}</w:t>
+        <w:t>Proc}</w:t>
       </w:r>
     </w:p>
     <w:p>
@@ -13512,43 +10402,7 @@
           <w:sz w:val="22"/>
           <w:szCs w:val="22"/>
         </w:rPr>
-        <w:t xml:space="preserve">Declarar procedente la regularización de la regularización de la DAM </w:t>
-      </w:r>
-      <w:proofErr w:type="spellStart"/>
-      <w:r>
-        <w:rPr>
-          <w:rFonts w:ascii="Arial" w:hAnsi="Arial" w:cs="Arial"/>
-          <w:sz w:val="22"/>
-          <w:szCs w:val="22"/>
-        </w:rPr>
-        <w:t>n.°</w:t>
-      </w:r>
-      <w:proofErr w:type="spellEnd"/>
-      <w:r>
-        <w:rPr>
-          <w:rFonts w:ascii="Arial" w:hAnsi="Arial" w:cs="Arial"/>
-          <w:sz w:val="22"/>
-          <w:szCs w:val="22"/>
-        </w:rPr>
-        <w:t xml:space="preserve"> {</w:t>
-      </w:r>
-      <w:proofErr w:type="spellStart"/>
-      <w:r>
-        <w:rPr>
-          <w:rFonts w:ascii="Arial" w:hAnsi="Arial" w:cs="Arial"/>
-          <w:sz w:val="22"/>
-          <w:szCs w:val="22"/>
-        </w:rPr>
-        <w:t>fromDam-numeroDam</w:t>
-      </w:r>
-      <w:proofErr w:type="spellEnd"/>
-      <w:r>
-        <w:rPr>
-          <w:rFonts w:ascii="Arial" w:hAnsi="Arial" w:cs="Arial"/>
-          <w:sz w:val="22"/>
-          <w:szCs w:val="22"/>
-        </w:rPr>
-        <w:t>} en el marco del Decreto Supremo n.º 015-94-EF y normas conexas</w:t>
+        <w:t>Declarar procedente la regularización de la regularización de la DAM n.° {fromDam-numeroDam} en el marco del Decreto Supremo n.º 015-94-EF y normas conexas</w:t>
       </w:r>
       <w:r>
         <w:rPr>
@@ -13593,25 +10447,7 @@
           <w:sz w:val="22"/>
           <w:szCs w:val="22"/>
         </w:rPr>
-        <w:t>Autorizar la devolución por el importe de S/ {textoTotRegu27} en el marco del Decreto Supremo n.º 015-94-EF y normas conexas, a favor de {</w:t>
-      </w:r>
-      <w:proofErr w:type="spellStart"/>
-      <w:r>
-        <w:rPr>
-          <w:rFonts w:ascii="Arial" w:hAnsi="Arial" w:cs="Arial"/>
-          <w:sz w:val="22"/>
-          <w:szCs w:val="22"/>
-        </w:rPr>
-        <w:t>fromDam-nombreEmpresa</w:t>
-      </w:r>
-      <w:proofErr w:type="spellEnd"/>
-      <w:r>
-        <w:rPr>
-          <w:rFonts w:ascii="Arial" w:hAnsi="Arial" w:cs="Arial"/>
-          <w:sz w:val="22"/>
-          <w:szCs w:val="22"/>
-        </w:rPr>
-        <w:t>}, sin perjuicio de la fiscalización posterior que pudiera realizar la Superintendencia Nacional de Aduanas y de Administración Tributaria – SUNAT</w:t>
+        <w:t>Autorizar la devolución por el importe de S/ {textoTotRegu27} en el marco del Decreto Supremo n.º 015-94-EF y normas conexas, a favor de {fromDam-nombreEmpresa}, sin perjuicio de la fiscalización posterior que pudiera realizar la Superintendencia Nacional de Aduanas y de Administración Tributaria – SUNAT</w:t>
       </w:r>
       <w:r>
         <w:rPr>
@@ -13649,25 +10485,7 @@
           <w:sz w:val="22"/>
           <w:szCs w:val="22"/>
         </w:rPr>
-        <w:t>{/</w:t>
-      </w:r>
-      <w:proofErr w:type="spellStart"/>
-      <w:r>
-        <w:rPr>
-          <w:rFonts w:ascii="Arial" w:hAnsi="Arial" w:cs="Arial"/>
-          <w:sz w:val="22"/>
-          <w:szCs w:val="22"/>
-        </w:rPr>
-        <w:t>estadoOnlyPECO</w:t>
-      </w:r>
-      <w:proofErr w:type="spellEnd"/>
-      <w:r>
-        <w:rPr>
-          <w:rFonts w:ascii="Arial" w:hAnsi="Arial" w:cs="Arial"/>
-          <w:sz w:val="22"/>
-          <w:szCs w:val="22"/>
-        </w:rPr>
-        <w:t>}</w:t>
+        <w:t>{/estadoOnlyPECO}</w:t>
       </w:r>
     </w:p>
     <w:p>
@@ -13682,14 +10500,19 @@
     </w:p>
     <w:p>
       <w:pPr>
-        <w:tabs>
-          <w:tab w:val="left" w:pos="3686"/>
-        </w:tabs>
+        <w:pStyle w:val="Textoindependiente"/>
         <w:spacing w:after="0" w:line="240" w:lineRule="auto"/>
-        <w:rPr>
-          <w:rFonts w:ascii="Arial" w:hAnsi="Arial" w:cs="Arial"/>
-        </w:rPr>
-      </w:pPr>
+        <w:jc w:val="both"/>
+        <w:rPr>
+          <w:rFonts w:ascii="Arial" w:hAnsi="Arial" w:cs="Arial"/>
+        </w:rPr>
+      </w:pPr>
+      <w:r>
+        <w:rPr>
+          <w:rFonts w:ascii="Arial" w:hAnsi="Arial" w:cs="Arial"/>
+        </w:rPr>
+        <w:t>Es cuanto informo a usted, para los fines correspondientes.</w:t>
+      </w:r>
     </w:p>
     <w:p>
       <w:pPr>

--- a/interfaz3/semiPlantillaFinalInformeV3NumeradoNUEVO.docx
+++ b/interfaz3/semiPlantillaFinalInformeV3NumeradoNUEVO.docx
@@ -434,7 +434,16 @@
           <w:sz w:val="22"/>
           <w:szCs w:val="22"/>
         </w:rPr>
-        <w:t>{fromDam-</w:t>
+        <w:t>{</w:t>
+      </w:r>
+      <w:proofErr w:type="spellStart"/>
+      <w:r>
+        <w:rPr>
+          <w:rFonts w:ascii="Arial" w:hAnsi="Arial" w:cs="Arial"/>
+          <w:sz w:val="22"/>
+          <w:szCs w:val="22"/>
+        </w:rPr>
+        <w:t>fromDam-</w:t>
       </w:r>
       <w:proofErr w:type="gramStart"/>
       <w:r>
@@ -443,7 +452,16 @@
           <w:sz w:val="22"/>
           <w:szCs w:val="22"/>
         </w:rPr>
-        <w:t>numeroDam}</w:t>
+        <w:t>numeroDam</w:t>
+      </w:r>
+      <w:proofErr w:type="spellEnd"/>
+      <w:r>
+        <w:rPr>
+          <w:rFonts w:ascii="Arial" w:hAnsi="Arial" w:cs="Arial"/>
+          <w:sz w:val="22"/>
+          <w:szCs w:val="22"/>
+        </w:rPr>
+        <w:t>}</w:t>
       </w:r>
       <w:r>
         <w:rPr>
@@ -456,6 +474,7 @@
         </w:rPr>
         <w:t>{</w:t>
       </w:r>
+      <w:proofErr w:type="spellStart"/>
       <w:proofErr w:type="gramEnd"/>
       <w:r>
         <w:rPr>
@@ -466,7 +485,19 @@
           <w:sz w:val="22"/>
           <w:szCs w:val="22"/>
         </w:rPr>
-        <w:t>fromDam-numeroDamRRR}</w:t>
+        <w:t>fromDam-numeroDamRRR</w:t>
+      </w:r>
+      <w:proofErr w:type="spellEnd"/>
+      <w:r>
+        <w:rPr>
+          <w:rFonts w:ascii="Arial" w:hAnsi="Arial" w:cs="Arial"/>
+          <w:b/>
+          <w:bCs/>
+          <w:color w:val="FF0000"/>
+          <w:sz w:val="22"/>
+          <w:szCs w:val="22"/>
+        </w:rPr>
+        <w:t>}</w:t>
       </w:r>
       <w:r>
         <w:rPr>
@@ -483,7 +514,27 @@
           <w:szCs w:val="22"/>
           <w:shd w:val="clear" w:color="auto" w:fill="FAF9F8"/>
         </w:rPr>
-        <w:t>{textoVisto}</w:t>
+        <w:t>{</w:t>
+      </w:r>
+      <w:proofErr w:type="spellStart"/>
+      <w:r>
+        <w:rPr>
+          <w:rFonts w:ascii="Arial" w:hAnsi="Arial" w:cs="Arial"/>
+          <w:sz w:val="22"/>
+          <w:szCs w:val="22"/>
+          <w:shd w:val="clear" w:color="auto" w:fill="FAF9F8"/>
+        </w:rPr>
+        <w:t>textoVisto</w:t>
+      </w:r>
+      <w:proofErr w:type="spellEnd"/>
+      <w:r>
+        <w:rPr>
+          <w:rFonts w:ascii="Arial" w:hAnsi="Arial" w:cs="Arial"/>
+          <w:sz w:val="22"/>
+          <w:szCs w:val="22"/>
+          <w:shd w:val="clear" w:color="auto" w:fill="FAF9F8"/>
+        </w:rPr>
+        <w:t>}</w:t>
       </w:r>
       <w:r>
         <w:rPr>
@@ -608,7 +659,27 @@
           <w:szCs w:val="22"/>
           <w:shd w:val="clear" w:color="auto" w:fill="FAF9F8"/>
         </w:rPr>
-        <w:t xml:space="preserve">Ley General de Aduanas, Decreto Legislativo N° 1053, publicado el 27.6.2008, y modificatorias. </w:t>
+        <w:t xml:space="preserve">Ley General de Aduanas, Decreto Legislativo </w:t>
+      </w:r>
+      <w:proofErr w:type="spellStart"/>
+      <w:r>
+        <w:rPr>
+          <w:rFonts w:ascii="Arial" w:hAnsi="Arial" w:cs="Arial"/>
+          <w:sz w:val="22"/>
+          <w:szCs w:val="22"/>
+          <w:shd w:val="clear" w:color="auto" w:fill="FAF9F8"/>
+        </w:rPr>
+        <w:t>N°</w:t>
+      </w:r>
+      <w:proofErr w:type="spellEnd"/>
+      <w:r>
+        <w:rPr>
+          <w:rFonts w:ascii="Arial" w:hAnsi="Arial" w:cs="Arial"/>
+          <w:sz w:val="22"/>
+          <w:szCs w:val="22"/>
+          <w:shd w:val="clear" w:color="auto" w:fill="FAF9F8"/>
+        </w:rPr>
+        <w:t xml:space="preserve"> 1053, publicado el 27.6.2008, y modificatorias. </w:t>
       </w:r>
     </w:p>
     <w:p>
@@ -637,7 +708,27 @@
           <w:szCs w:val="22"/>
           <w:shd w:val="clear" w:color="auto" w:fill="FAF9F8"/>
         </w:rPr>
-        <w:t xml:space="preserve">Ley N° 27037, Ley de promoción de la inversión en la amazonia. </w:t>
+        <w:t xml:space="preserve">Ley </w:t>
+      </w:r>
+      <w:proofErr w:type="spellStart"/>
+      <w:r>
+        <w:rPr>
+          <w:rFonts w:ascii="Arial" w:hAnsi="Arial" w:cs="Arial"/>
+          <w:sz w:val="22"/>
+          <w:szCs w:val="22"/>
+          <w:shd w:val="clear" w:color="auto" w:fill="FAF9F8"/>
+        </w:rPr>
+        <w:t>N°</w:t>
+      </w:r>
+      <w:proofErr w:type="spellEnd"/>
+      <w:r>
+        <w:rPr>
+          <w:rFonts w:ascii="Arial" w:hAnsi="Arial" w:cs="Arial"/>
+          <w:sz w:val="22"/>
+          <w:szCs w:val="22"/>
+          <w:shd w:val="clear" w:color="auto" w:fill="FAF9F8"/>
+        </w:rPr>
+        <w:t xml:space="preserve"> 27037, Ley de promoción de la inversión en la amazonia. </w:t>
       </w:r>
     </w:p>
     <w:p>
@@ -666,7 +757,27 @@
           <w:szCs w:val="22"/>
           <w:shd w:val="clear" w:color="auto" w:fill="FAF9F8"/>
         </w:rPr>
-        <w:t xml:space="preserve">Decreto Supremo N° 103-99-EF, aprueban el Reglamento de las Disposiciones Tributarias contenidas en la Ley de Promoción de la Inversión en la Amazonia. </w:t>
+        <w:t xml:space="preserve">Decreto Supremo </w:t>
+      </w:r>
+      <w:proofErr w:type="spellStart"/>
+      <w:r>
+        <w:rPr>
+          <w:rFonts w:ascii="Arial" w:hAnsi="Arial" w:cs="Arial"/>
+          <w:sz w:val="22"/>
+          <w:szCs w:val="22"/>
+          <w:shd w:val="clear" w:color="auto" w:fill="FAF9F8"/>
+        </w:rPr>
+        <w:t>N°</w:t>
+      </w:r>
+      <w:proofErr w:type="spellEnd"/>
+      <w:r>
+        <w:rPr>
+          <w:rFonts w:ascii="Arial" w:hAnsi="Arial" w:cs="Arial"/>
+          <w:sz w:val="22"/>
+          <w:szCs w:val="22"/>
+          <w:shd w:val="clear" w:color="auto" w:fill="FAF9F8"/>
+        </w:rPr>
+        <w:t xml:space="preserve"> 103-99-EF, aprueban el Reglamento de las Disposiciones Tributarias contenidas en la Ley de Promoción de la Inversión en la Amazonia. </w:t>
       </w:r>
     </w:p>
     <w:p>
@@ -715,7 +826,27 @@
           <w:szCs w:val="22"/>
           <w:shd w:val="clear" w:color="auto" w:fill="FAF9F8"/>
         </w:rPr>
-        <w:t xml:space="preserve"> de 1938, puesto en vigencia por el Decreto Supremo N° 069-82-EFC, publicado el 04.03.1982, y modificatorias.  </w:t>
+        <w:t xml:space="preserve"> de 1938, puesto en vigencia por el Decreto Supremo </w:t>
+      </w:r>
+      <w:proofErr w:type="spellStart"/>
+      <w:r>
+        <w:rPr>
+          <w:rFonts w:ascii="Arial" w:hAnsi="Arial" w:cs="Arial"/>
+          <w:sz w:val="22"/>
+          <w:szCs w:val="22"/>
+          <w:shd w:val="clear" w:color="auto" w:fill="FAF9F8"/>
+        </w:rPr>
+        <w:t>N°</w:t>
+      </w:r>
+      <w:proofErr w:type="spellEnd"/>
+      <w:r>
+        <w:rPr>
+          <w:rFonts w:ascii="Arial" w:hAnsi="Arial" w:cs="Arial"/>
+          <w:sz w:val="22"/>
+          <w:szCs w:val="22"/>
+          <w:shd w:val="clear" w:color="auto" w:fill="FAF9F8"/>
+        </w:rPr>
+        <w:t xml:space="preserve"> 069-82-EFC, publicado el 04.03.1982, y modificatorias.  </w:t>
       </w:r>
     </w:p>
     <w:p>
@@ -744,7 +875,47 @@
           <w:szCs w:val="22"/>
           <w:shd w:val="clear" w:color="auto" w:fill="FAF9F8"/>
         </w:rPr>
-        <w:t xml:space="preserve">Resolución de Superintendencia N° 247-2025/SUNAT - Procedimiento Especifico DESPA-PE.01.15 (versión 3) Exoneración del IGV e IPM a la Importación de bienes para el consumo en la Amazonía - Ley N° 27037.  </w:t>
+        <w:t xml:space="preserve">Resolución de Superintendencia </w:t>
+      </w:r>
+      <w:proofErr w:type="spellStart"/>
+      <w:r>
+        <w:rPr>
+          <w:rFonts w:ascii="Arial" w:hAnsi="Arial" w:cs="Arial"/>
+          <w:sz w:val="22"/>
+          <w:szCs w:val="22"/>
+          <w:shd w:val="clear" w:color="auto" w:fill="FAF9F8"/>
+        </w:rPr>
+        <w:t>N°</w:t>
+      </w:r>
+      <w:proofErr w:type="spellEnd"/>
+      <w:r>
+        <w:rPr>
+          <w:rFonts w:ascii="Arial" w:hAnsi="Arial" w:cs="Arial"/>
+          <w:sz w:val="22"/>
+          <w:szCs w:val="22"/>
+          <w:shd w:val="clear" w:color="auto" w:fill="FAF9F8"/>
+        </w:rPr>
+        <w:t xml:space="preserve"> 247-2025/SUNAT - Procedimiento Especifico DESPA-PE.01.15 (versión 3) Exoneración del IGV e IPM a la Importación de bienes para el consumo en la Amazonía - Ley </w:t>
+      </w:r>
+      <w:proofErr w:type="spellStart"/>
+      <w:r>
+        <w:rPr>
+          <w:rFonts w:ascii="Arial" w:hAnsi="Arial" w:cs="Arial"/>
+          <w:sz w:val="22"/>
+          <w:szCs w:val="22"/>
+          <w:shd w:val="clear" w:color="auto" w:fill="FAF9F8"/>
+        </w:rPr>
+        <w:t>N°</w:t>
+      </w:r>
+      <w:proofErr w:type="spellEnd"/>
+      <w:r>
+        <w:rPr>
+          <w:rFonts w:ascii="Arial" w:hAnsi="Arial" w:cs="Arial"/>
+          <w:sz w:val="22"/>
+          <w:szCs w:val="22"/>
+          <w:shd w:val="clear" w:color="auto" w:fill="FAF9F8"/>
+        </w:rPr>
+        <w:t xml:space="preserve"> 27037.  </w:t>
       </w:r>
     </w:p>
     <w:p>
@@ -770,6 +941,7 @@
         </w:rPr>
         <w:t>{/</w:t>
       </w:r>
+      <w:proofErr w:type="spellStart"/>
       <w:r>
         <w:rPr>
           <w:rFonts w:ascii="Arial" w:hAnsi="Arial" w:cs="Arial"/>
@@ -777,6 +949,7 @@
         </w:rPr>
         <w:t>estadoOnlyAMAZONIA</w:t>
       </w:r>
+      <w:proofErr w:type="spellEnd"/>
       <w:r>
         <w:rPr>
           <w:rFonts w:ascii="Arial" w:hAnsi="Arial" w:cs="Arial"/>
@@ -854,7 +1027,27 @@
           <w:szCs w:val="22"/>
           <w:shd w:val="clear" w:color="auto" w:fill="FAF9F8"/>
         </w:rPr>
-        <w:t xml:space="preserve">Ley General de Aduanas, Decreto Legislativo N° 1053, publicado el 27.6.2008, y modificatorias. </w:t>
+        <w:t xml:space="preserve">Ley General de Aduanas, Decreto Legislativo </w:t>
+      </w:r>
+      <w:proofErr w:type="spellStart"/>
+      <w:r>
+        <w:rPr>
+          <w:rFonts w:ascii="Arial" w:hAnsi="Arial" w:cs="Arial"/>
+          <w:sz w:val="22"/>
+          <w:szCs w:val="22"/>
+          <w:shd w:val="clear" w:color="auto" w:fill="FAF9F8"/>
+        </w:rPr>
+        <w:t>N°</w:t>
+      </w:r>
+      <w:proofErr w:type="spellEnd"/>
+      <w:r>
+        <w:rPr>
+          <w:rFonts w:ascii="Arial" w:hAnsi="Arial" w:cs="Arial"/>
+          <w:sz w:val="22"/>
+          <w:szCs w:val="22"/>
+          <w:shd w:val="clear" w:color="auto" w:fill="FAF9F8"/>
+        </w:rPr>
+        <w:t xml:space="preserve"> 1053, publicado el 27.6.2008, y modificatorias. </w:t>
       </w:r>
     </w:p>
     <w:p>
@@ -883,7 +1076,27 @@
           <w:szCs w:val="22"/>
           <w:shd w:val="clear" w:color="auto" w:fill="FAF9F8"/>
         </w:rPr>
-        <w:t xml:space="preserve">Ley N° 27037, Ley de promoción de la inversión en la amazonia. </w:t>
+        <w:t xml:space="preserve">Ley </w:t>
+      </w:r>
+      <w:proofErr w:type="spellStart"/>
+      <w:r>
+        <w:rPr>
+          <w:rFonts w:ascii="Arial" w:hAnsi="Arial" w:cs="Arial"/>
+          <w:sz w:val="22"/>
+          <w:szCs w:val="22"/>
+          <w:shd w:val="clear" w:color="auto" w:fill="FAF9F8"/>
+        </w:rPr>
+        <w:t>N°</w:t>
+      </w:r>
+      <w:proofErr w:type="spellEnd"/>
+      <w:r>
+        <w:rPr>
+          <w:rFonts w:ascii="Arial" w:hAnsi="Arial" w:cs="Arial"/>
+          <w:sz w:val="22"/>
+          <w:szCs w:val="22"/>
+          <w:shd w:val="clear" w:color="auto" w:fill="FAF9F8"/>
+        </w:rPr>
+        <w:t xml:space="preserve"> 27037, Ley de promoción de la inversión en la amazonia. </w:t>
       </w:r>
     </w:p>
     <w:p>
@@ -912,7 +1125,27 @@
           <w:szCs w:val="22"/>
           <w:shd w:val="clear" w:color="auto" w:fill="FAF9F8"/>
         </w:rPr>
-        <w:t xml:space="preserve">Decreto Supremo N° 103-99-EF, aprueban el Reglamento de las Disposiciones Tributarias contenidas en la Ley de Promoción de la Inversión en la Amazonia. </w:t>
+        <w:t xml:space="preserve">Decreto Supremo </w:t>
+      </w:r>
+      <w:proofErr w:type="spellStart"/>
+      <w:r>
+        <w:rPr>
+          <w:rFonts w:ascii="Arial" w:hAnsi="Arial" w:cs="Arial"/>
+          <w:sz w:val="22"/>
+          <w:szCs w:val="22"/>
+          <w:shd w:val="clear" w:color="auto" w:fill="FAF9F8"/>
+        </w:rPr>
+        <w:t>N°</w:t>
+      </w:r>
+      <w:proofErr w:type="spellEnd"/>
+      <w:r>
+        <w:rPr>
+          <w:rFonts w:ascii="Arial" w:hAnsi="Arial" w:cs="Arial"/>
+          <w:sz w:val="22"/>
+          <w:szCs w:val="22"/>
+          <w:shd w:val="clear" w:color="auto" w:fill="FAF9F8"/>
+        </w:rPr>
+        <w:t xml:space="preserve"> 103-99-EF, aprueban el Reglamento de las Disposiciones Tributarias contenidas en la Ley de Promoción de la Inversión en la Amazonia. </w:t>
       </w:r>
     </w:p>
     <w:p>
@@ -961,7 +1194,27 @@
           <w:szCs w:val="22"/>
           <w:shd w:val="clear" w:color="auto" w:fill="FAF9F8"/>
         </w:rPr>
-        <w:t xml:space="preserve"> de 1938 y su Protocolo Modificatorio, aprobado por Resolución Legislativa N.° 23254, publicada el 22.05.1981. </w:t>
+        <w:t xml:space="preserve"> de 1938 y su Protocolo Modificatorio, aprobado por Resolución Legislativa </w:t>
+      </w:r>
+      <w:proofErr w:type="spellStart"/>
+      <w:r>
+        <w:rPr>
+          <w:rFonts w:ascii="Arial" w:hAnsi="Arial" w:cs="Arial"/>
+          <w:sz w:val="22"/>
+          <w:szCs w:val="22"/>
+          <w:shd w:val="clear" w:color="auto" w:fill="FAF9F8"/>
+        </w:rPr>
+        <w:t>N.°</w:t>
+      </w:r>
+      <w:proofErr w:type="spellEnd"/>
+      <w:r>
+        <w:rPr>
+          <w:rFonts w:ascii="Arial" w:hAnsi="Arial" w:cs="Arial"/>
+          <w:sz w:val="22"/>
+          <w:szCs w:val="22"/>
+          <w:shd w:val="clear" w:color="auto" w:fill="FAF9F8"/>
+        </w:rPr>
+        <w:t xml:space="preserve"> 23254, publicada el 22.05.1981. </w:t>
       </w:r>
     </w:p>
     <w:p>
@@ -991,7 +1244,27 @@
           <w:shd w:val="clear" w:color="auto" w:fill="FAF9F8"/>
         </w:rPr>
         <w:lastRenderedPageBreak/>
-        <w:t xml:space="preserve">Medidas a fin de garantizar el cumplimiento de las obligaciones asumidas por nuestro país en el Convenio de Cooperación Aduanera con Colombia, dictada por Decreto Supremo N.° 15-94-EF, publicado el 09.02.1994, y modificatorias. </w:t>
+        <w:t xml:space="preserve">Medidas a fin de garantizar el cumplimiento de las obligaciones asumidas por nuestro país en el Convenio de Cooperación Aduanera con Colombia, dictada por Decreto Supremo </w:t>
+      </w:r>
+      <w:proofErr w:type="spellStart"/>
+      <w:r>
+        <w:rPr>
+          <w:rFonts w:ascii="Arial" w:hAnsi="Arial" w:cs="Arial"/>
+          <w:sz w:val="22"/>
+          <w:szCs w:val="22"/>
+          <w:shd w:val="clear" w:color="auto" w:fill="FAF9F8"/>
+        </w:rPr>
+        <w:t>N.°</w:t>
+      </w:r>
+      <w:proofErr w:type="spellEnd"/>
+      <w:r>
+        <w:rPr>
+          <w:rFonts w:ascii="Arial" w:hAnsi="Arial" w:cs="Arial"/>
+          <w:sz w:val="22"/>
+          <w:szCs w:val="22"/>
+          <w:shd w:val="clear" w:color="auto" w:fill="FAF9F8"/>
+        </w:rPr>
+        <w:t xml:space="preserve"> 15-94-EF, publicado el 09.02.1994, y modificatorias. </w:t>
       </w:r>
     </w:p>
     <w:p>
@@ -1040,7 +1313,27 @@
           <w:szCs w:val="22"/>
           <w:shd w:val="clear" w:color="auto" w:fill="FAF9F8"/>
         </w:rPr>
-        <w:t xml:space="preserve"> de 1938, puesto en vigencia por el Decreto Supremo N° 069-82-EFC, publicado el 04.03.1982, y modificatorias.  </w:t>
+        <w:t xml:space="preserve"> de 1938, puesto en vigencia por el Decreto Supremo </w:t>
+      </w:r>
+      <w:proofErr w:type="spellStart"/>
+      <w:r>
+        <w:rPr>
+          <w:rFonts w:ascii="Arial" w:hAnsi="Arial" w:cs="Arial"/>
+          <w:sz w:val="22"/>
+          <w:szCs w:val="22"/>
+          <w:shd w:val="clear" w:color="auto" w:fill="FAF9F8"/>
+        </w:rPr>
+        <w:t>N°</w:t>
+      </w:r>
+      <w:proofErr w:type="spellEnd"/>
+      <w:r>
+        <w:rPr>
+          <w:rFonts w:ascii="Arial" w:hAnsi="Arial" w:cs="Arial"/>
+          <w:sz w:val="22"/>
+          <w:szCs w:val="22"/>
+          <w:shd w:val="clear" w:color="auto" w:fill="FAF9F8"/>
+        </w:rPr>
+        <w:t xml:space="preserve"> 069-82-EFC, publicado el 04.03.1982, y modificatorias.  </w:t>
       </w:r>
     </w:p>
     <w:p>
@@ -1069,7 +1362,47 @@
           <w:szCs w:val="22"/>
           <w:shd w:val="clear" w:color="auto" w:fill="FAF9F8"/>
         </w:rPr>
-        <w:t xml:space="preserve">Resolución de Superintendencia N° 247-2025/SUNAT - Procedimiento Especifico DESPA-PE.01.15 (versión 3) Exoneración del IGV e IPM a la Importación de bienes para el consumo en la Amazonía - Ley N° 27037.  </w:t>
+        <w:t xml:space="preserve">Resolución de Superintendencia </w:t>
+      </w:r>
+      <w:proofErr w:type="spellStart"/>
+      <w:r>
+        <w:rPr>
+          <w:rFonts w:ascii="Arial" w:hAnsi="Arial" w:cs="Arial"/>
+          <w:sz w:val="22"/>
+          <w:szCs w:val="22"/>
+          <w:shd w:val="clear" w:color="auto" w:fill="FAF9F8"/>
+        </w:rPr>
+        <w:t>N°</w:t>
+      </w:r>
+      <w:proofErr w:type="spellEnd"/>
+      <w:r>
+        <w:rPr>
+          <w:rFonts w:ascii="Arial" w:hAnsi="Arial" w:cs="Arial"/>
+          <w:sz w:val="22"/>
+          <w:szCs w:val="22"/>
+          <w:shd w:val="clear" w:color="auto" w:fill="FAF9F8"/>
+        </w:rPr>
+        <w:t xml:space="preserve"> 247-2025/SUNAT - Procedimiento Especifico DESPA-PE.01.15 (versión 3) Exoneración del IGV e IPM a la Importación de bienes para el consumo en la Amazonía - Ley </w:t>
+      </w:r>
+      <w:proofErr w:type="spellStart"/>
+      <w:r>
+        <w:rPr>
+          <w:rFonts w:ascii="Arial" w:hAnsi="Arial" w:cs="Arial"/>
+          <w:sz w:val="22"/>
+          <w:szCs w:val="22"/>
+          <w:shd w:val="clear" w:color="auto" w:fill="FAF9F8"/>
+        </w:rPr>
+        <w:t>N°</w:t>
+      </w:r>
+      <w:proofErr w:type="spellEnd"/>
+      <w:r>
+        <w:rPr>
+          <w:rFonts w:ascii="Arial" w:hAnsi="Arial" w:cs="Arial"/>
+          <w:sz w:val="22"/>
+          <w:szCs w:val="22"/>
+          <w:shd w:val="clear" w:color="auto" w:fill="FAF9F8"/>
+        </w:rPr>
+        <w:t xml:space="preserve"> 27037.  </w:t>
       </w:r>
     </w:p>
     <w:p>
@@ -1098,7 +1431,27 @@
           <w:szCs w:val="22"/>
           <w:shd w:val="clear" w:color="auto" w:fill="FAF9F8"/>
         </w:rPr>
-        <w:t>Resolución de Superintendencia N° 248-2025/SUNAT - Procedimiento Especifico DESPA-PE.01.13 (versión 3) Importación De Mercancías Sujetas Al Protocolo Modificatorio Del Convenio De Cooperación Aduanera Peruano-</w:t>
+        <w:t xml:space="preserve">Resolución de Superintendencia </w:t>
+      </w:r>
+      <w:proofErr w:type="spellStart"/>
+      <w:r>
+        <w:rPr>
+          <w:rFonts w:ascii="Arial" w:hAnsi="Arial" w:cs="Arial"/>
+          <w:sz w:val="22"/>
+          <w:szCs w:val="22"/>
+          <w:shd w:val="clear" w:color="auto" w:fill="FAF9F8"/>
+        </w:rPr>
+        <w:t>N°</w:t>
+      </w:r>
+      <w:proofErr w:type="spellEnd"/>
+      <w:r>
+        <w:rPr>
+          <w:rFonts w:ascii="Arial" w:hAnsi="Arial" w:cs="Arial"/>
+          <w:sz w:val="22"/>
+          <w:szCs w:val="22"/>
+          <w:shd w:val="clear" w:color="auto" w:fill="FAF9F8"/>
+        </w:rPr>
+        <w:t xml:space="preserve"> 248-2025/SUNAT - Procedimiento Especifico DESPA-PE.01.13 (versión 3) Importación De Mercancías Sujetas Al Protocolo Modificatorio Del Convenio De Cooperación Aduanera Peruano-</w:t>
       </w:r>
       <w:proofErr w:type="gramStart"/>
       <w:r>
@@ -1144,6 +1497,7 @@
         </w:rPr>
         <w:t>{/</w:t>
       </w:r>
+      <w:proofErr w:type="spellStart"/>
       <w:r>
         <w:rPr>
           <w:rFonts w:ascii="Arial" w:hAnsi="Arial" w:cs="Arial"/>
@@ -1152,6 +1506,7 @@
         </w:rPr>
         <w:t>estadoPECOyAMAZONIA</w:t>
       </w:r>
+      <w:proofErr w:type="spellEnd"/>
       <w:r>
         <w:rPr>
           <w:rFonts w:ascii="Arial" w:hAnsi="Arial" w:cs="Arial"/>
@@ -1231,7 +1586,27 @@
           <w:szCs w:val="22"/>
           <w:shd w:val="clear" w:color="auto" w:fill="FAF9F8"/>
         </w:rPr>
-        <w:t>Ley General de Aduanas, Decreto Legislativo N° 1053, publicado el 27.6.2008, y modificatorias.</w:t>
+        <w:t xml:space="preserve">Ley General de Aduanas, Decreto Legislativo </w:t>
+      </w:r>
+      <w:proofErr w:type="spellStart"/>
+      <w:r>
+        <w:rPr>
+          <w:rFonts w:ascii="Arial" w:hAnsi="Arial" w:cs="Arial"/>
+          <w:sz w:val="22"/>
+          <w:szCs w:val="22"/>
+          <w:shd w:val="clear" w:color="auto" w:fill="FAF9F8"/>
+        </w:rPr>
+        <w:t>N°</w:t>
+      </w:r>
+      <w:proofErr w:type="spellEnd"/>
+      <w:r>
+        <w:rPr>
+          <w:rFonts w:ascii="Arial" w:hAnsi="Arial" w:cs="Arial"/>
+          <w:sz w:val="22"/>
+          <w:szCs w:val="22"/>
+          <w:shd w:val="clear" w:color="auto" w:fill="FAF9F8"/>
+        </w:rPr>
+        <w:t xml:space="preserve"> 1053, publicado el 27.6.2008, y modificatorias.</w:t>
       </w:r>
     </w:p>
     <w:p>
@@ -1298,7 +1673,27 @@
           <w:szCs w:val="22"/>
           <w:shd w:val="clear" w:color="auto" w:fill="FAF9F8"/>
         </w:rPr>
-        <w:t xml:space="preserve"> de 1938 y su Protocolo Modificatorio, aprobado por Resolución Legislativa N.° 23254, publicada el 22.05.1981</w:t>
+        <w:t xml:space="preserve"> de 1938 y su Protocolo Modificatorio, aprobado por Resolución Legislativa </w:t>
+      </w:r>
+      <w:proofErr w:type="spellStart"/>
+      <w:r>
+        <w:rPr>
+          <w:rFonts w:ascii="Arial" w:hAnsi="Arial" w:cs="Arial"/>
+          <w:sz w:val="22"/>
+          <w:szCs w:val="22"/>
+          <w:shd w:val="clear" w:color="auto" w:fill="FAF9F8"/>
+        </w:rPr>
+        <w:t>N.°</w:t>
+      </w:r>
+      <w:proofErr w:type="spellEnd"/>
+      <w:r>
+        <w:rPr>
+          <w:rFonts w:ascii="Arial" w:hAnsi="Arial" w:cs="Arial"/>
+          <w:sz w:val="22"/>
+          <w:szCs w:val="22"/>
+          <w:shd w:val="clear" w:color="auto" w:fill="FAF9F8"/>
+        </w:rPr>
+        <w:t xml:space="preserve"> 23254, publicada el 22.05.1981</w:t>
       </w:r>
       <w:r>
         <w:rPr>
@@ -1354,7 +1749,27 @@
           <w:szCs w:val="22"/>
           <w:shd w:val="clear" w:color="auto" w:fill="FAF9F8"/>
         </w:rPr>
-        <w:t>a fin de garantizar el cumplimiento de las obligaciones asumidas por nuestro país en el Convenio de Cooperación Aduanera con Colombia, dictada por Decreto Supremo N.° 15-94-EF, publicado el 09.02.1994, y modificatorias.</w:t>
+        <w:t xml:space="preserve">a fin de garantizar el cumplimiento de las obligaciones asumidas por nuestro país en el Convenio de Cooperación Aduanera con Colombia, dictada por Decreto Supremo </w:t>
+      </w:r>
+      <w:proofErr w:type="spellStart"/>
+      <w:r>
+        <w:rPr>
+          <w:rFonts w:ascii="Arial" w:hAnsi="Arial" w:cs="Arial"/>
+          <w:sz w:val="22"/>
+          <w:szCs w:val="22"/>
+          <w:shd w:val="clear" w:color="auto" w:fill="FAF9F8"/>
+        </w:rPr>
+        <w:t>N.°</w:t>
+      </w:r>
+      <w:proofErr w:type="spellEnd"/>
+      <w:r>
+        <w:rPr>
+          <w:rFonts w:ascii="Arial" w:hAnsi="Arial" w:cs="Arial"/>
+          <w:sz w:val="22"/>
+          <w:szCs w:val="22"/>
+          <w:shd w:val="clear" w:color="auto" w:fill="FAF9F8"/>
+        </w:rPr>
+        <w:t xml:space="preserve"> 15-94-EF, publicado el 09.02.1994, y modificatorias.</w:t>
       </w:r>
     </w:p>
     <w:p>
@@ -1412,7 +1827,27 @@
           <w:szCs w:val="22"/>
           <w:shd w:val="clear" w:color="auto" w:fill="FAF9F8"/>
         </w:rPr>
-        <w:t xml:space="preserve"> de 1938, puesto en vigencia por el Decreto Supremo N° 069-82-EFC, publicado el 04.03.1982, y modificatorias</w:t>
+        <w:t xml:space="preserve"> de 1938, puesto en vigencia por el Decreto Supremo </w:t>
+      </w:r>
+      <w:proofErr w:type="spellStart"/>
+      <w:r>
+        <w:rPr>
+          <w:rFonts w:ascii="Arial" w:hAnsi="Arial" w:cs="Arial"/>
+          <w:sz w:val="22"/>
+          <w:szCs w:val="22"/>
+          <w:shd w:val="clear" w:color="auto" w:fill="FAF9F8"/>
+        </w:rPr>
+        <w:t>N°</w:t>
+      </w:r>
+      <w:proofErr w:type="spellEnd"/>
+      <w:r>
+        <w:rPr>
+          <w:rFonts w:ascii="Arial" w:hAnsi="Arial" w:cs="Arial"/>
+          <w:sz w:val="22"/>
+          <w:szCs w:val="22"/>
+          <w:shd w:val="clear" w:color="auto" w:fill="FAF9F8"/>
+        </w:rPr>
+        <w:t xml:space="preserve"> 069-82-EFC, publicado el 04.03.1982, y modificatorias</w:t>
       </w:r>
     </w:p>
     <w:p>
@@ -1441,7 +1876,27 @@
           <w:szCs w:val="22"/>
           <w:shd w:val="clear" w:color="auto" w:fill="FAF9F8"/>
         </w:rPr>
-        <w:t>Resolución Superintendencia N° 248-2025/SUNAT - Procedimiento Especifico DESPA-PE.01.13 (versión 3) Importación De Mercancías Sujetas Al Protocolo Modificatorio Del Convenio De Cooperación Aduanera Peruano-</w:t>
+        <w:t xml:space="preserve">Resolución Superintendencia </w:t>
+      </w:r>
+      <w:proofErr w:type="spellStart"/>
+      <w:r>
+        <w:rPr>
+          <w:rFonts w:ascii="Arial" w:hAnsi="Arial" w:cs="Arial"/>
+          <w:sz w:val="22"/>
+          <w:szCs w:val="22"/>
+          <w:shd w:val="clear" w:color="auto" w:fill="FAF9F8"/>
+        </w:rPr>
+        <w:t>N°</w:t>
+      </w:r>
+      <w:proofErr w:type="spellEnd"/>
+      <w:r>
+        <w:rPr>
+          <w:rFonts w:ascii="Arial" w:hAnsi="Arial" w:cs="Arial"/>
+          <w:sz w:val="22"/>
+          <w:szCs w:val="22"/>
+          <w:shd w:val="clear" w:color="auto" w:fill="FAF9F8"/>
+        </w:rPr>
+        <w:t xml:space="preserve"> 248-2025/SUNAT - Procedimiento Especifico DESPA-PE.01.13 (versión 3) Importación De Mercancías Sujetas Al Protocolo Modificatorio Del Convenio De Cooperación Aduanera Peruano-</w:t>
       </w:r>
       <w:proofErr w:type="gramStart"/>
       <w:r>
@@ -1478,6 +1933,7 @@
         </w:rPr>
         <w:t>{/</w:t>
       </w:r>
+      <w:proofErr w:type="spellStart"/>
       <w:r>
         <w:rPr>
           <w:rFonts w:ascii="Arial" w:hAnsi="Arial" w:cs="Arial"/>
@@ -1487,6 +1943,7 @@
         </w:rPr>
         <w:t>estadoOnlyPECO</w:t>
       </w:r>
+      <w:proofErr w:type="spellEnd"/>
       <w:r>
         <w:rPr>
           <w:rFonts w:ascii="Arial" w:hAnsi="Arial" w:cs="Arial"/>
@@ -1598,8 +2055,9 @@
           <w:sz w:val="22"/>
           <w:szCs w:val="22"/>
         </w:rPr>
-        <w:t>{fromDam-fechaNumeracion</w:t>
-      </w:r>
+        <w:t>{</w:t>
+      </w:r>
+      <w:proofErr w:type="spellStart"/>
       <w:r>
         <w:rPr>
           <w:rFonts w:ascii="Arial" w:hAnsi="Arial" w:cs="Arial"/>
@@ -1609,8 +2067,20 @@
           <w:sz w:val="22"/>
           <w:szCs w:val="22"/>
         </w:rPr>
+        <w:t>fromDam-fechaNumeracion</w:t>
+      </w:r>
+      <w:r>
+        <w:rPr>
+          <w:rFonts w:ascii="Arial" w:hAnsi="Arial" w:cs="Arial"/>
+          <w:b/>
+          <w:bCs/>
+          <w:color w:val="FF0000"/>
+          <w:sz w:val="22"/>
+          <w:szCs w:val="22"/>
+        </w:rPr>
         <w:t>RRR</w:t>
       </w:r>
+      <w:proofErr w:type="spellEnd"/>
       <w:r>
         <w:rPr>
           <w:rFonts w:ascii="Arial" w:hAnsi="Arial" w:cs="Arial"/>
@@ -1630,6 +2100,7 @@
         </w:rPr>
         <w:t>{</w:t>
       </w:r>
+      <w:proofErr w:type="spellStart"/>
       <w:r>
         <w:rPr>
           <w:rFonts w:ascii="Arial" w:hAnsi="Arial" w:cs="Arial"/>
@@ -1638,6 +2109,7 @@
         </w:rPr>
         <w:t>fromDam-fechaNumeracion</w:t>
       </w:r>
+      <w:proofErr w:type="spellEnd"/>
       <w:r>
         <w:rPr>
           <w:rFonts w:ascii="Arial" w:hAnsi="Arial" w:cs="Arial"/>
@@ -1662,6 +2134,7 @@
         </w:rPr>
         <w:t>{</w:t>
       </w:r>
+      <w:proofErr w:type="spellStart"/>
       <w:r>
         <w:rPr>
           <w:rFonts w:ascii="Arial" w:hAnsi="Arial" w:cs="Arial"/>
@@ -1670,6 +2143,7 @@
         </w:rPr>
         <w:t>fromDam-agenteAduana</w:t>
       </w:r>
+      <w:proofErr w:type="spellEnd"/>
       <w:r>
         <w:rPr>
           <w:rFonts w:ascii="Arial" w:hAnsi="Arial" w:cs="Arial"/>
@@ -1687,7 +2161,31 @@
           <w:sz w:val="22"/>
           <w:szCs w:val="22"/>
         </w:rPr>
-        <w:t xml:space="preserve">{fromDam-agenteAduanaRRR} </w:t>
+        <w:t>{</w:t>
+      </w:r>
+      <w:proofErr w:type="spellStart"/>
+      <w:r>
+        <w:rPr>
+          <w:rFonts w:ascii="Arial" w:hAnsi="Arial" w:cs="Arial"/>
+          <w:b/>
+          <w:bCs/>
+          <w:color w:val="FF0000"/>
+          <w:sz w:val="22"/>
+          <w:szCs w:val="22"/>
+        </w:rPr>
+        <w:t>fromDam-agenteAduanaRRR</w:t>
+      </w:r>
+      <w:proofErr w:type="spellEnd"/>
+      <w:r>
+        <w:rPr>
+          <w:rFonts w:ascii="Arial" w:hAnsi="Arial" w:cs="Arial"/>
+          <w:b/>
+          <w:bCs/>
+          <w:color w:val="FF0000"/>
+          <w:sz w:val="22"/>
+          <w:szCs w:val="22"/>
+        </w:rPr>
+        <w:t xml:space="preserve">} </w:t>
       </w:r>
       <w:r>
         <w:rPr>
@@ -1703,7 +2201,25 @@
           <w:sz w:val="22"/>
           <w:szCs w:val="22"/>
         </w:rPr>
-        <w:t>{fromDam-nombreEmpresa}</w:t>
+        <w:t>{</w:t>
+      </w:r>
+      <w:proofErr w:type="spellStart"/>
+      <w:r>
+        <w:rPr>
+          <w:rFonts w:ascii="Arial" w:hAnsi="Arial" w:cs="Arial"/>
+          <w:sz w:val="22"/>
+          <w:szCs w:val="22"/>
+        </w:rPr>
+        <w:t>fromDam-nombreEmpresa</w:t>
+      </w:r>
+      <w:proofErr w:type="spellEnd"/>
+      <w:r>
+        <w:rPr>
+          <w:rFonts w:ascii="Arial" w:hAnsi="Arial" w:cs="Arial"/>
+          <w:sz w:val="22"/>
+          <w:szCs w:val="22"/>
+        </w:rPr>
+        <w:t>}</w:t>
       </w:r>
       <w:r>
         <w:rPr>
@@ -1714,7 +2230,31 @@
           <w:sz w:val="22"/>
           <w:szCs w:val="22"/>
         </w:rPr>
-        <w:t>{fromDam-nombreEmpresaRRR}</w:t>
+        <w:t>{</w:t>
+      </w:r>
+      <w:proofErr w:type="spellStart"/>
+      <w:r>
+        <w:rPr>
+          <w:rFonts w:ascii="Arial" w:hAnsi="Arial" w:cs="Arial"/>
+          <w:b/>
+          <w:bCs/>
+          <w:color w:val="FF0000"/>
+          <w:sz w:val="22"/>
+          <w:szCs w:val="22"/>
+        </w:rPr>
+        <w:t>fromDam-nombreEmpresaRRR</w:t>
+      </w:r>
+      <w:proofErr w:type="spellEnd"/>
+      <w:r>
+        <w:rPr>
+          <w:rFonts w:ascii="Arial" w:hAnsi="Arial" w:cs="Arial"/>
+          <w:b/>
+          <w:bCs/>
+          <w:color w:val="FF0000"/>
+          <w:sz w:val="22"/>
+          <w:szCs w:val="22"/>
+        </w:rPr>
+        <w:t>}</w:t>
       </w:r>
       <w:r>
         <w:rPr>
@@ -1756,7 +2296,25 @@
           <w:sz w:val="22"/>
           <w:szCs w:val="22"/>
         </w:rPr>
-        <w:t>{fromDam-aduanaNumeracion}</w:t>
+        <w:t>{</w:t>
+      </w:r>
+      <w:proofErr w:type="spellStart"/>
+      <w:r>
+        <w:rPr>
+          <w:rFonts w:ascii="Arial" w:hAnsi="Arial" w:cs="Arial"/>
+          <w:sz w:val="22"/>
+          <w:szCs w:val="22"/>
+        </w:rPr>
+        <w:t>fromDam-aduanaNumeracion</w:t>
+      </w:r>
+      <w:proofErr w:type="spellEnd"/>
+      <w:r>
+        <w:rPr>
+          <w:rFonts w:ascii="Arial" w:hAnsi="Arial" w:cs="Arial"/>
+          <w:sz w:val="22"/>
+          <w:szCs w:val="22"/>
+        </w:rPr>
+        <w:t>}</w:t>
       </w:r>
       <w:r>
         <w:rPr>
@@ -1767,15 +2325,39 @@
           <w:sz w:val="22"/>
           <w:szCs w:val="22"/>
         </w:rPr>
-        <w:t>{fromDam-aduanaNumeracionRRR}</w:t>
-      </w:r>
-      <w:r>
-        <w:rPr>
-          <w:rFonts w:ascii="Arial" w:hAnsi="Arial" w:cs="Arial"/>
+        <w:t>{</w:t>
+      </w:r>
+      <w:proofErr w:type="spellStart"/>
+      <w:r>
+        <w:rPr>
+          <w:rFonts w:ascii="Arial" w:hAnsi="Arial" w:cs="Arial"/>
+          <w:b/>
+          <w:bCs/>
           <w:color w:val="FF0000"/>
           <w:sz w:val="22"/>
           <w:szCs w:val="22"/>
         </w:rPr>
+        <w:t>fromDam-aduanaNumeracionRRR</w:t>
+      </w:r>
+      <w:proofErr w:type="spellEnd"/>
+      <w:r>
+        <w:rPr>
+          <w:rFonts w:ascii="Arial" w:hAnsi="Arial" w:cs="Arial"/>
+          <w:b/>
+          <w:bCs/>
+          <w:color w:val="FF0000"/>
+          <w:sz w:val="22"/>
+          <w:szCs w:val="22"/>
+        </w:rPr>
+        <w:t>}</w:t>
+      </w:r>
+      <w:r>
+        <w:rPr>
+          <w:rFonts w:ascii="Arial" w:hAnsi="Arial" w:cs="Arial"/>
+          <w:color w:val="FF0000"/>
+          <w:sz w:val="22"/>
+          <w:szCs w:val="22"/>
+        </w:rPr>
         <w:t xml:space="preserve"> </w:t>
       </w:r>
       <w:r>
@@ -1815,7 +2397,25 @@
           <w:sz w:val="22"/>
           <w:szCs w:val="22"/>
         </w:rPr>
-        <w:t>{fromDam-numeroDam}</w:t>
+        <w:t>{</w:t>
+      </w:r>
+      <w:proofErr w:type="spellStart"/>
+      <w:r>
+        <w:rPr>
+          <w:rFonts w:ascii="Arial" w:hAnsi="Arial" w:cs="Arial"/>
+          <w:sz w:val="22"/>
+          <w:szCs w:val="22"/>
+        </w:rPr>
+        <w:t>fromDam-numeroDam</w:t>
+      </w:r>
+      <w:proofErr w:type="spellEnd"/>
+      <w:r>
+        <w:rPr>
+          <w:rFonts w:ascii="Arial" w:hAnsi="Arial" w:cs="Arial"/>
+          <w:sz w:val="22"/>
+          <w:szCs w:val="22"/>
+        </w:rPr>
+        <w:t>}</w:t>
       </w:r>
       <w:r>
         <w:rPr>
@@ -1826,7 +2426,31 @@
           <w:sz w:val="22"/>
           <w:szCs w:val="22"/>
         </w:rPr>
-        <w:t>{fromDam-numeroDamRRR}</w:t>
+        <w:t>{</w:t>
+      </w:r>
+      <w:proofErr w:type="spellStart"/>
+      <w:r>
+        <w:rPr>
+          <w:rFonts w:ascii="Arial" w:hAnsi="Arial" w:cs="Arial"/>
+          <w:b/>
+          <w:bCs/>
+          <w:color w:val="FF0000"/>
+          <w:sz w:val="22"/>
+          <w:szCs w:val="22"/>
+        </w:rPr>
+        <w:t>fromDam-numeroDamRRR</w:t>
+      </w:r>
+      <w:proofErr w:type="spellEnd"/>
+      <w:r>
+        <w:rPr>
+          <w:rFonts w:ascii="Arial" w:hAnsi="Arial" w:cs="Arial"/>
+          <w:b/>
+          <w:bCs/>
+          <w:color w:val="FF0000"/>
+          <w:sz w:val="22"/>
+          <w:szCs w:val="22"/>
+        </w:rPr>
+        <w:t>}</w:t>
       </w:r>
       <w:r>
         <w:rPr>
@@ -1842,7 +2466,25 @@
           <w:sz w:val="22"/>
           <w:szCs w:val="22"/>
         </w:rPr>
-        <w:t>{fromDam-cantBultosTexto}</w:t>
+        <w:t>{</w:t>
+      </w:r>
+      <w:proofErr w:type="spellStart"/>
+      <w:r>
+        <w:rPr>
+          <w:rFonts w:ascii="Arial" w:hAnsi="Arial" w:cs="Arial"/>
+          <w:sz w:val="22"/>
+          <w:szCs w:val="22"/>
+        </w:rPr>
+        <w:t>fromDam-cantBultosTexto</w:t>
+      </w:r>
+      <w:proofErr w:type="spellEnd"/>
+      <w:r>
+        <w:rPr>
+          <w:rFonts w:ascii="Arial" w:hAnsi="Arial" w:cs="Arial"/>
+          <w:sz w:val="22"/>
+          <w:szCs w:val="22"/>
+        </w:rPr>
+        <w:t>}</w:t>
       </w:r>
       <w:r>
         <w:rPr>
@@ -1853,7 +2495,31 @@
           <w:sz w:val="22"/>
           <w:szCs w:val="22"/>
         </w:rPr>
-        <w:t xml:space="preserve">{fromDam-cantBultosTextoRRR} </w:t>
+        <w:t>{</w:t>
+      </w:r>
+      <w:proofErr w:type="spellStart"/>
+      <w:r>
+        <w:rPr>
+          <w:rFonts w:ascii="Arial" w:hAnsi="Arial" w:cs="Arial"/>
+          <w:b/>
+          <w:bCs/>
+          <w:color w:val="FF0000"/>
+          <w:sz w:val="22"/>
+          <w:szCs w:val="22"/>
+        </w:rPr>
+        <w:t>fromDam-cantBultosTextoRRR</w:t>
+      </w:r>
+      <w:proofErr w:type="spellEnd"/>
+      <w:r>
+        <w:rPr>
+          <w:rFonts w:ascii="Arial" w:hAnsi="Arial" w:cs="Arial"/>
+          <w:b/>
+          <w:bCs/>
+          <w:color w:val="FF0000"/>
+          <w:sz w:val="22"/>
+          <w:szCs w:val="22"/>
+        </w:rPr>
+        <w:t xml:space="preserve">} </w:t>
       </w:r>
       <w:r>
         <w:rPr>
@@ -1869,7 +2535,25 @@
           <w:sz w:val="22"/>
           <w:szCs w:val="22"/>
         </w:rPr>
-        <w:t>{fromDam-cantBultosNumero}</w:t>
+        <w:t>{</w:t>
+      </w:r>
+      <w:proofErr w:type="spellStart"/>
+      <w:r>
+        <w:rPr>
+          <w:rFonts w:ascii="Arial" w:hAnsi="Arial" w:cs="Arial"/>
+          <w:sz w:val="22"/>
+          <w:szCs w:val="22"/>
+        </w:rPr>
+        <w:t>fromDam-cantBultosNumero</w:t>
+      </w:r>
+      <w:proofErr w:type="spellEnd"/>
+      <w:r>
+        <w:rPr>
+          <w:rFonts w:ascii="Arial" w:hAnsi="Arial" w:cs="Arial"/>
+          <w:sz w:val="22"/>
+          <w:szCs w:val="22"/>
+        </w:rPr>
+        <w:t>}</w:t>
       </w:r>
       <w:r>
         <w:rPr>
@@ -1885,7 +2569,25 @@
           <w:sz w:val="22"/>
           <w:szCs w:val="22"/>
         </w:rPr>
-        <w:t>{fromDam-descripcionMerca}</w:t>
+        <w:t>{</w:t>
+      </w:r>
+      <w:proofErr w:type="spellStart"/>
+      <w:r>
+        <w:rPr>
+          <w:rFonts w:ascii="Arial" w:hAnsi="Arial" w:cs="Arial"/>
+          <w:sz w:val="22"/>
+          <w:szCs w:val="22"/>
+        </w:rPr>
+        <w:t>fromDam-descripcionMerca</w:t>
+      </w:r>
+      <w:proofErr w:type="spellEnd"/>
+      <w:r>
+        <w:rPr>
+          <w:rFonts w:ascii="Arial" w:hAnsi="Arial" w:cs="Arial"/>
+          <w:sz w:val="22"/>
+          <w:szCs w:val="22"/>
+        </w:rPr>
+        <w:t>}</w:t>
       </w:r>
       <w:r>
         <w:rPr>
@@ -1896,8 +2598,9 @@
           <w:sz w:val="22"/>
           <w:szCs w:val="22"/>
         </w:rPr>
-        <w:t>{from</w:t>
-      </w:r>
+        <w:t>{</w:t>
+      </w:r>
+      <w:proofErr w:type="spellStart"/>
       <w:r>
         <w:rPr>
           <w:rFonts w:ascii="Arial" w:hAnsi="Arial" w:cs="Arial"/>
@@ -1907,6 +2610,17 @@
           <w:sz w:val="22"/>
           <w:szCs w:val="22"/>
         </w:rPr>
+        <w:t>from</w:t>
+      </w:r>
+      <w:r>
+        <w:rPr>
+          <w:rFonts w:ascii="Arial" w:hAnsi="Arial" w:cs="Arial"/>
+          <w:b/>
+          <w:bCs/>
+          <w:color w:val="FF0000"/>
+          <w:sz w:val="22"/>
+          <w:szCs w:val="22"/>
+        </w:rPr>
         <w:t>D</w:t>
       </w:r>
       <w:r>
@@ -1953,6 +2667,7 @@
         </w:rPr>
         <w:t>RRR</w:t>
       </w:r>
+      <w:proofErr w:type="spellEnd"/>
       <w:r>
         <w:rPr>
           <w:rFonts w:ascii="Arial" w:hAnsi="Arial" w:cs="Arial"/>
@@ -1978,7 +2693,25 @@
           <w:sz w:val="22"/>
           <w:szCs w:val="22"/>
         </w:rPr>
-        <w:t>{fromDam-rangoSeriesAcogida}</w:t>
+        <w:t>{</w:t>
+      </w:r>
+      <w:proofErr w:type="spellStart"/>
+      <w:r>
+        <w:rPr>
+          <w:rFonts w:ascii="Arial" w:hAnsi="Arial" w:cs="Arial"/>
+          <w:sz w:val="22"/>
+          <w:szCs w:val="22"/>
+        </w:rPr>
+        <w:t>fromDam-rangoSeriesAcogida</w:t>
+      </w:r>
+      <w:proofErr w:type="spellEnd"/>
+      <w:r>
+        <w:rPr>
+          <w:rFonts w:ascii="Arial" w:hAnsi="Arial" w:cs="Arial"/>
+          <w:sz w:val="22"/>
+          <w:szCs w:val="22"/>
+        </w:rPr>
+        <w:t>}</w:t>
       </w:r>
       <w:r>
         <w:rPr>
@@ -1989,7 +2722,31 @@
           <w:sz w:val="22"/>
           <w:szCs w:val="22"/>
         </w:rPr>
-        <w:t xml:space="preserve">{fromDam-rangoSeriesAcogidaRRR} </w:t>
+        <w:t>{</w:t>
+      </w:r>
+      <w:proofErr w:type="spellStart"/>
+      <w:r>
+        <w:rPr>
+          <w:rFonts w:ascii="Arial" w:hAnsi="Arial" w:cs="Arial"/>
+          <w:b/>
+          <w:bCs/>
+          <w:color w:val="FF0000"/>
+          <w:sz w:val="22"/>
+          <w:szCs w:val="22"/>
+        </w:rPr>
+        <w:t>fromDam-rangoSeriesAcogidaRRR</w:t>
+      </w:r>
+      <w:proofErr w:type="spellEnd"/>
+      <w:r>
+        <w:rPr>
+          <w:rFonts w:ascii="Arial" w:hAnsi="Arial" w:cs="Arial"/>
+          <w:b/>
+          <w:bCs/>
+          <w:color w:val="FF0000"/>
+          <w:sz w:val="22"/>
+          <w:szCs w:val="22"/>
+        </w:rPr>
+        <w:t xml:space="preserve">} </w:t>
       </w:r>
       <w:r>
         <w:rPr>
@@ -2105,6 +2862,7 @@
           <w:shd w:val="clear" w:color="auto" w:fill="FAF9F8"/>
         </w:rPr>
       </w:pPr>
+      <w:proofErr w:type="spellStart"/>
       <w:r>
         <w:rPr>
           <w:rFonts w:ascii="Arial" w:hAnsi="Arial" w:cs="Arial"/>
@@ -2114,6 +2872,7 @@
         </w:rPr>
         <w:t>El</w:t>
       </w:r>
+      <w:proofErr w:type="spellEnd"/>
       <w:r>
         <w:rPr>
           <w:rFonts w:ascii="Arial" w:hAnsi="Arial" w:cs="Arial"/>
@@ -2203,7 +2962,25 @@
           <w:sz w:val="22"/>
           <w:szCs w:val="22"/>
         </w:rPr>
-        <w:t xml:space="preserve"> cancelan los tributos sujetos a regulación, correspondientes a la importación señalada en el considerando anterior, siendo abonado a la “Sub-Cuenta Especial Tesoro Público Ley </w:t>
+        <w:t xml:space="preserve"> cancelan los tributos sujetos a </w:t>
+      </w:r>
+      <w:bookmarkStart w:id="1" w:name="_Hlk231480758"/>
+      <w:r>
+        <w:rPr>
+          <w:rFonts w:ascii="Arial" w:hAnsi="Arial" w:cs="Arial"/>
+          <w:sz w:val="22"/>
+          <w:szCs w:val="22"/>
+        </w:rPr>
+        <w:t>regularización</w:t>
+      </w:r>
+      <w:bookmarkEnd w:id="1"/>
+      <w:r>
+        <w:rPr>
+          <w:rFonts w:ascii="Arial" w:hAnsi="Arial" w:cs="Arial"/>
+          <w:sz w:val="22"/>
+          <w:szCs w:val="22"/>
+        </w:rPr>
+        <w:t xml:space="preserve">, correspondientes a la importación señalada en el considerando anterior, siendo abonado a la “Sub-Cuenta Especial Tesoro Público Ley </w:t>
       </w:r>
       <w:r>
         <w:rPr>
@@ -2271,7 +3048,25 @@
           <w:sz w:val="22"/>
           <w:szCs w:val="22"/>
         </w:rPr>
-        <w:t>{/estadoOnlyAMAZONIA}</w:t>
+        <w:t>{/</w:t>
+      </w:r>
+      <w:proofErr w:type="spellStart"/>
+      <w:r>
+        <w:rPr>
+          <w:rFonts w:ascii="Arial" w:hAnsi="Arial" w:cs="Arial"/>
+          <w:sz w:val="22"/>
+          <w:szCs w:val="22"/>
+        </w:rPr>
+        <w:t>estadoOnlyAMAZONIA</w:t>
+      </w:r>
+      <w:proofErr w:type="spellEnd"/>
+      <w:r>
+        <w:rPr>
+          <w:rFonts w:ascii="Arial" w:hAnsi="Arial" w:cs="Arial"/>
+          <w:sz w:val="22"/>
+          <w:szCs w:val="22"/>
+        </w:rPr>
+        <w:t>}</w:t>
       </w:r>
     </w:p>
     <w:p>
@@ -2315,6 +3110,7 @@
           <w:shd w:val="clear" w:color="auto" w:fill="FAF9F8"/>
         </w:rPr>
       </w:pPr>
+      <w:proofErr w:type="spellStart"/>
       <w:r>
         <w:rPr>
           <w:rFonts w:ascii="Arial" w:hAnsi="Arial" w:cs="Arial"/>
@@ -2323,7 +3119,17 @@
           <w:shd w:val="clear" w:color="auto" w:fill="FAF9F8"/>
         </w:rPr>
         <w:lastRenderedPageBreak/>
-        <w:t xml:space="preserve">El </w:t>
+        <w:t>El</w:t>
+      </w:r>
+      <w:proofErr w:type="spellEnd"/>
+      <w:r>
+        <w:rPr>
+          <w:rFonts w:ascii="Arial" w:hAnsi="Arial" w:cs="Arial"/>
+          <w:sz w:val="22"/>
+          <w:szCs w:val="22"/>
+          <w:shd w:val="clear" w:color="auto" w:fill="FAF9F8"/>
+        </w:rPr>
+        <w:t xml:space="preserve"> </w:t>
       </w:r>
       <w:r>
         <w:rPr>
@@ -2389,7 +3195,41 @@
           <w:sz w:val="22"/>
           <w:szCs w:val="22"/>
         </w:rPr>
-        <w:t xml:space="preserve"> cancelan los tributos sujetos a regulación, correspondientes a la importación señalada en el considerando anterior, siendo abonados a la “Sub-Cuenta Especial Tesoro Público – D.S. n.º 015-94-EF” el importe de S/ {textoTotReguPECO} y, a la “Sub-Cuenta Especial Tesoro Público Ley n.º27037” el importe de S/ {textoTotRegu27} en cumplimiento de la Resolución Ministerial n.º245-99-EF/15</w:t>
+        <w:t xml:space="preserve"> cancelan los tributos sujetos a </w:t>
+      </w:r>
+      <w:r>
+        <w:rPr>
+          <w:rFonts w:ascii="Arial" w:hAnsi="Arial" w:cs="Arial"/>
+          <w:sz w:val="22"/>
+          <w:szCs w:val="22"/>
+        </w:rPr>
+        <w:t>regularización</w:t>
+      </w:r>
+      <w:r>
+        <w:rPr>
+          <w:rFonts w:ascii="Arial" w:hAnsi="Arial" w:cs="Arial"/>
+          <w:sz w:val="22"/>
+          <w:szCs w:val="22"/>
+        </w:rPr>
+        <w:t>, correspondientes a la importación señalada en el considerando anterior, siendo abonados a la “Sub-Cuenta Especial Tesoro Público – D.S. n.º 015-94-EF” el importe de S/ {</w:t>
+      </w:r>
+      <w:proofErr w:type="spellStart"/>
+      <w:r>
+        <w:rPr>
+          <w:rFonts w:ascii="Arial" w:hAnsi="Arial" w:cs="Arial"/>
+          <w:sz w:val="22"/>
+          <w:szCs w:val="22"/>
+        </w:rPr>
+        <w:t>textoTotReguPECO</w:t>
+      </w:r>
+      <w:proofErr w:type="spellEnd"/>
+      <w:r>
+        <w:rPr>
+          <w:rFonts w:ascii="Arial" w:hAnsi="Arial" w:cs="Arial"/>
+          <w:sz w:val="22"/>
+          <w:szCs w:val="22"/>
+        </w:rPr>
+        <w:t>} y, a la “Sub-Cuenta Especial Tesoro Público Ley n.º27037” el importe de S/ {textoTotRegu27} en cumplimiento de la Resolución Ministerial n.º245-99-EF/15</w:t>
       </w:r>
       <w:r>
         <w:rPr>
@@ -2435,7 +3275,25 @@
           <w:sz w:val="22"/>
           <w:szCs w:val="22"/>
         </w:rPr>
-        <w:t>{/estadoPECOyAMAZONIA}</w:t>
+        <w:t>{/</w:t>
+      </w:r>
+      <w:proofErr w:type="spellStart"/>
+      <w:r>
+        <w:rPr>
+          <w:rFonts w:ascii="Arial" w:hAnsi="Arial" w:cs="Arial"/>
+          <w:sz w:val="22"/>
+          <w:szCs w:val="22"/>
+        </w:rPr>
+        <w:t>estadoPECOyAMAZONIA</w:t>
+      </w:r>
+      <w:proofErr w:type="spellEnd"/>
+      <w:r>
+        <w:rPr>
+          <w:rFonts w:ascii="Arial" w:hAnsi="Arial" w:cs="Arial"/>
+          <w:sz w:val="22"/>
+          <w:szCs w:val="22"/>
+        </w:rPr>
+        <w:t>}</w:t>
       </w:r>
     </w:p>
     <w:p>
@@ -2451,7 +3309,7 @@
           <w:szCs w:val="22"/>
         </w:rPr>
       </w:pPr>
-      <w:bookmarkStart w:id="1" w:name="_Hlk231417220"/>
+      <w:bookmarkStart w:id="2" w:name="_Hlk231417220"/>
       <w:r>
         <w:rPr>
           <w:rFonts w:ascii="Arial" w:hAnsi="Arial" w:cs="Arial"/>
@@ -2480,13 +3338,23 @@
           <w:shd w:val="clear" w:color="auto" w:fill="FAF9F8"/>
         </w:rPr>
       </w:pPr>
-      <w:r>
-        <w:rPr>
-          <w:rFonts w:ascii="Arial" w:hAnsi="Arial" w:cs="Arial"/>
-          <w:sz w:val="22"/>
-          <w:szCs w:val="22"/>
-        </w:rPr>
-        <w:t>El {fromDam-</w:t>
+      <w:proofErr w:type="spellStart"/>
+      <w:r>
+        <w:rPr>
+          <w:rFonts w:ascii="Arial" w:hAnsi="Arial" w:cs="Arial"/>
+          <w:sz w:val="22"/>
+          <w:szCs w:val="22"/>
+        </w:rPr>
+        <w:t>El</w:t>
+      </w:r>
+      <w:proofErr w:type="spellEnd"/>
+      <w:r>
+        <w:rPr>
+          <w:rFonts w:ascii="Arial" w:hAnsi="Arial" w:cs="Arial"/>
+          <w:sz w:val="22"/>
+          <w:szCs w:val="22"/>
+        </w:rPr>
+        <w:t xml:space="preserve"> {fromDam-</w:t>
       </w:r>
       <w:proofErr w:type="gramStart"/>
       <w:r>
@@ -2544,7 +3412,41 @@
           <w:sz w:val="22"/>
           <w:szCs w:val="22"/>
         </w:rPr>
-        <w:t xml:space="preserve"> cancelan los tributos sujetos a regulación, correspondientes a la importación señalada en el considerando anterior, siendo abonados a la “Sub-Cuenta Especial Tesoro Público – D.S. n.º 015-94-EF” el importe de S/ {textoTotReguPECO} en cumplimiento de la Resolución Ministerial n.º107-94-EF/10.</w:t>
+        <w:t xml:space="preserve"> cancelan los tributos sujetos a </w:t>
+      </w:r>
+      <w:r>
+        <w:rPr>
+          <w:rFonts w:ascii="Arial" w:hAnsi="Arial" w:cs="Arial"/>
+          <w:sz w:val="22"/>
+          <w:szCs w:val="22"/>
+        </w:rPr>
+        <w:t>regularización</w:t>
+      </w:r>
+      <w:r>
+        <w:rPr>
+          <w:rFonts w:ascii="Arial" w:hAnsi="Arial" w:cs="Arial"/>
+          <w:sz w:val="22"/>
+          <w:szCs w:val="22"/>
+        </w:rPr>
+        <w:t>, correspondientes a la importación señalada en el considerando anterior, siendo abonados a la “Sub-Cuenta Especial Tesoro Público – D.S. n.º 015-94-EF” el importe de S/ {</w:t>
+      </w:r>
+      <w:proofErr w:type="spellStart"/>
+      <w:r>
+        <w:rPr>
+          <w:rFonts w:ascii="Arial" w:hAnsi="Arial" w:cs="Arial"/>
+          <w:sz w:val="22"/>
+          <w:szCs w:val="22"/>
+        </w:rPr>
+        <w:t>textoTotReguPECO</w:t>
+      </w:r>
+      <w:proofErr w:type="spellEnd"/>
+      <w:r>
+        <w:rPr>
+          <w:rFonts w:ascii="Arial" w:hAnsi="Arial" w:cs="Arial"/>
+          <w:sz w:val="22"/>
+          <w:szCs w:val="22"/>
+        </w:rPr>
+        <w:t>} en cumplimiento de la Resolución Ministerial n.º107-94-EF/10.</w:t>
       </w:r>
     </w:p>
     <w:p>
@@ -2581,10 +3483,28 @@
           <w:sz w:val="22"/>
           <w:szCs w:val="22"/>
         </w:rPr>
-        <w:t>{/estadoOnlyPECO}</w:t>
-      </w:r>
-    </w:p>
-    <w:bookmarkEnd w:id="1"/>
+        <w:t>{/</w:t>
+      </w:r>
+      <w:proofErr w:type="spellStart"/>
+      <w:r>
+        <w:rPr>
+          <w:rFonts w:ascii="Arial" w:hAnsi="Arial" w:cs="Arial"/>
+          <w:sz w:val="22"/>
+          <w:szCs w:val="22"/>
+        </w:rPr>
+        <w:t>estadoOnlyPECO</w:t>
+      </w:r>
+      <w:proofErr w:type="spellEnd"/>
+      <w:r>
+        <w:rPr>
+          <w:rFonts w:ascii="Arial" w:hAnsi="Arial" w:cs="Arial"/>
+          <w:sz w:val="22"/>
+          <w:szCs w:val="22"/>
+        </w:rPr>
+        <w:t>}</w:t>
+      </w:r>
+    </w:p>
+    <w:bookmarkEnd w:id="2"/>
     <w:p>
       <w:pPr>
         <w:numPr>
@@ -2613,7 +3533,7 @@
         </w:rPr>
         <w:t xml:space="preserve">Con </w:t>
       </w:r>
-      <w:bookmarkStart w:id="2" w:name="_Hlk230161833"/>
+      <w:bookmarkStart w:id="3" w:name="_Hlk230161833"/>
       <w:r>
         <w:rPr>
           <w:rFonts w:ascii="Arial" w:hAnsi="Arial" w:cs="Arial"/>
@@ -2622,7 +3542,7 @@
         </w:rPr>
         <w:t xml:space="preserve">solicitud </w:t>
       </w:r>
-      <w:bookmarkEnd w:id="2"/>
+      <w:bookmarkEnd w:id="3"/>
       <w:r>
         <w:rPr>
           <w:rFonts w:ascii="Arial" w:hAnsi="Arial" w:cs="Arial"/>
@@ -2777,7 +3697,25 @@
           <w:sz w:val="22"/>
           <w:szCs w:val="22"/>
         </w:rPr>
-        <w:t>{fromDam-nombreEmpresa}</w:t>
+        <w:t>{</w:t>
+      </w:r>
+      <w:proofErr w:type="spellStart"/>
+      <w:r>
+        <w:rPr>
+          <w:rFonts w:ascii="Arial" w:hAnsi="Arial" w:cs="Arial"/>
+          <w:sz w:val="22"/>
+          <w:szCs w:val="22"/>
+        </w:rPr>
+        <w:t>fromDam-nombreEmpresa</w:t>
+      </w:r>
+      <w:proofErr w:type="spellEnd"/>
+      <w:r>
+        <w:rPr>
+          <w:rFonts w:ascii="Arial" w:hAnsi="Arial" w:cs="Arial"/>
+          <w:sz w:val="22"/>
+          <w:szCs w:val="22"/>
+        </w:rPr>
+        <w:t>}</w:t>
       </w:r>
       <w:r>
         <w:rPr>
@@ -2788,7 +3726,31 @@
           <w:sz w:val="22"/>
           <w:szCs w:val="22"/>
         </w:rPr>
-        <w:t>{fromDam-nombreEmpresaRRR}</w:t>
+        <w:t>{</w:t>
+      </w:r>
+      <w:proofErr w:type="spellStart"/>
+      <w:r>
+        <w:rPr>
+          <w:rFonts w:ascii="Arial" w:hAnsi="Arial" w:cs="Arial"/>
+          <w:b/>
+          <w:bCs/>
+          <w:color w:val="FF0000"/>
+          <w:sz w:val="22"/>
+          <w:szCs w:val="22"/>
+        </w:rPr>
+        <w:t>fromDam-nombreEmpresaRRR</w:t>
+      </w:r>
+      <w:proofErr w:type="spellEnd"/>
+      <w:r>
+        <w:rPr>
+          <w:rFonts w:ascii="Arial" w:hAnsi="Arial" w:cs="Arial"/>
+          <w:b/>
+          <w:bCs/>
+          <w:color w:val="FF0000"/>
+          <w:sz w:val="22"/>
+          <w:szCs w:val="22"/>
+        </w:rPr>
+        <w:t>}</w:t>
       </w:r>
       <w:r>
         <w:rPr>
@@ -2872,13 +3834,23 @@
         </w:rPr>
         <w:t xml:space="preserve">{cuadroPedoAmazonia-numeroConfirmacionRRR} </w:t>
       </w:r>
-      <w:r>
-        <w:rPr>
-          <w:rFonts w:ascii="Arial" w:hAnsi="Arial" w:cs="Arial"/>
-          <w:sz w:val="22"/>
-          <w:szCs w:val="22"/>
-        </w:rPr>
-        <w:t xml:space="preserve">del </w:t>
+      <w:proofErr w:type="spellStart"/>
+      <w:r>
+        <w:rPr>
+          <w:rFonts w:ascii="Arial" w:hAnsi="Arial" w:cs="Arial"/>
+          <w:sz w:val="22"/>
+          <w:szCs w:val="22"/>
+        </w:rPr>
+        <w:t>del</w:t>
+      </w:r>
+      <w:proofErr w:type="spellEnd"/>
+      <w:r>
+        <w:rPr>
+          <w:rFonts w:ascii="Arial" w:hAnsi="Arial" w:cs="Arial"/>
+          <w:sz w:val="22"/>
+          <w:szCs w:val="22"/>
+        </w:rPr>
+        <w:t xml:space="preserve"> </w:t>
       </w:r>
       <w:r>
         <w:rPr>
@@ -3012,8 +3984,8 @@
           <w:szCs w:val="22"/>
         </w:rPr>
       </w:pPr>
-      <w:bookmarkStart w:id="3" w:name="_Hlk58837157"/>
-      <w:bookmarkStart w:id="4" w:name="_Hlk58837145"/>
+      <w:bookmarkStart w:id="4" w:name="_Hlk58837157"/>
+      <w:bookmarkStart w:id="5" w:name="_Hlk58837145"/>
       <w:r>
         <w:rPr>
           <w:rFonts w:ascii="Arial" w:eastAsiaTheme="minorHAnsi" w:hAnsi="Arial" w:cs="Arial"/>
@@ -3047,7 +4019,21 @@
           <w:sz w:val="22"/>
           <w:szCs w:val="22"/>
         </w:rPr>
-        <w:t>{fromInputs-</w:t>
+        <w:t>{</w:t>
+      </w:r>
+      <w:proofErr w:type="spellStart"/>
+      <w:r>
+        <w:rPr>
+          <w:rFonts w:ascii="Arial" w:eastAsiaTheme="minorHAnsi" w:hAnsi="Arial" w:cs="Arial"/>
+          <w:b/>
+          <w:bCs/>
+          <w:i w:val="0"/>
+          <w:iCs w:val="0"/>
+          <w:color w:val="FF0000"/>
+          <w:sz w:val="22"/>
+          <w:szCs w:val="22"/>
+        </w:rPr>
+        <w:t>fromInputs-</w:t>
       </w:r>
       <w:proofErr w:type="gramStart"/>
       <w:r>
@@ -3061,11 +4047,25 @@
           <w:sz w:val="22"/>
           <w:szCs w:val="22"/>
         </w:rPr>
-        <w:t>fechaCorreoCecaRRR}</w:t>
-      </w:r>
+        <w:t>fechaCorreoCecaRRR</w:t>
+      </w:r>
+      <w:proofErr w:type="spellEnd"/>
       <w:r>
         <w:rPr>
           <w:rFonts w:ascii="Arial" w:eastAsiaTheme="minorHAnsi" w:hAnsi="Arial" w:cs="Arial"/>
+          <w:b/>
+          <w:bCs/>
+          <w:i w:val="0"/>
+          <w:iCs w:val="0"/>
+          <w:color w:val="FF0000"/>
+          <w:sz w:val="22"/>
+          <w:szCs w:val="22"/>
+        </w:rPr>
+        <w:t>}</w:t>
+      </w:r>
+      <w:r>
+        <w:rPr>
+          <w:rFonts w:ascii="Arial" w:eastAsiaTheme="minorHAnsi" w:hAnsi="Arial" w:cs="Arial"/>
           <w:i w:val="0"/>
           <w:iCs w:val="0"/>
           <w:color w:val="auto"/>
@@ -3074,6 +4074,7 @@
         </w:rPr>
         <w:t>{</w:t>
       </w:r>
+      <w:proofErr w:type="spellStart"/>
       <w:proofErr w:type="gramEnd"/>
       <w:r>
         <w:rPr>
@@ -3084,11 +4085,23 @@
           <w:sz w:val="22"/>
           <w:szCs w:val="22"/>
         </w:rPr>
-        <w:t xml:space="preserve">fromInputs-fechaCorreoCeca}, se comunicó al solicitante a la dirección de correo electrónico </w:t>
-      </w:r>
+        <w:t>fromInputs-fechaCorreoCeca</w:t>
+      </w:r>
+      <w:proofErr w:type="spellEnd"/>
       <w:r>
         <w:rPr>
           <w:rFonts w:ascii="Arial" w:eastAsiaTheme="minorHAnsi" w:hAnsi="Arial" w:cs="Arial"/>
+          <w:i w:val="0"/>
+          <w:iCs w:val="0"/>
+          <w:color w:val="auto"/>
+          <w:sz w:val="22"/>
+          <w:szCs w:val="22"/>
+        </w:rPr>
+        <w:t xml:space="preserve">}, se comunicó al solicitante a la dirección de correo electrónico </w:t>
+      </w:r>
+      <w:r>
+        <w:rPr>
+          <w:rFonts w:ascii="Arial" w:eastAsiaTheme="minorHAnsi" w:hAnsi="Arial" w:cs="Arial"/>
           <w:b/>
           <w:bCs/>
           <w:i w:val="0"/>
@@ -3097,19 +4110,48 @@
           <w:sz w:val="22"/>
           <w:szCs w:val="22"/>
         </w:rPr>
-        <w:t>{fromInputs-correoCecaRRR}</w:t>
-      </w:r>
+        <w:t>{</w:t>
+      </w:r>
+      <w:proofErr w:type="spellStart"/>
       <w:r>
         <w:rPr>
           <w:rFonts w:ascii="Arial" w:eastAsiaTheme="minorHAnsi" w:hAnsi="Arial" w:cs="Arial"/>
+          <w:b/>
+          <w:bCs/>
+          <w:i w:val="0"/>
+          <w:iCs w:val="0"/>
+          <w:color w:val="FF0000"/>
+          <w:sz w:val="22"/>
+          <w:szCs w:val="22"/>
+        </w:rPr>
+        <w:t>fromInputs-correoCecaRRR</w:t>
+      </w:r>
+      <w:proofErr w:type="spellEnd"/>
+      <w:r>
+        <w:rPr>
+          <w:rFonts w:ascii="Arial" w:eastAsiaTheme="minorHAnsi" w:hAnsi="Arial" w:cs="Arial"/>
+          <w:b/>
+          <w:bCs/>
+          <w:i w:val="0"/>
+          <w:iCs w:val="0"/>
+          <w:color w:val="FF0000"/>
+          <w:sz w:val="22"/>
+          <w:szCs w:val="22"/>
+        </w:rPr>
+        <w:t>}</w:t>
+      </w:r>
+      <w:r>
+        <w:rPr>
+          <w:rFonts w:ascii="Arial" w:eastAsiaTheme="minorHAnsi" w:hAnsi="Arial" w:cs="Arial"/>
           <w:i w:val="0"/>
           <w:iCs w:val="0"/>
           <w:color w:val="auto"/>
           <w:sz w:val="22"/>
           <w:szCs w:val="22"/>
         </w:rPr>
-        <w:t>{fromInputs-correoCeca}; la programación de reconocimiento físico conforme {textoProceReco}</w:t>
-      </w:r>
+        <w:t>{</w:t>
+      </w:r>
+      <w:proofErr w:type="spellStart"/>
       <w:r>
         <w:rPr>
           <w:rFonts w:ascii="Arial" w:eastAsiaTheme="minorHAnsi" w:hAnsi="Arial" w:cs="Arial"/>
@@ -3119,20 +4161,67 @@
           <w:sz w:val="22"/>
           <w:szCs w:val="22"/>
         </w:rPr>
+        <w:t>fromInputs-correoCeca</w:t>
+      </w:r>
+      <w:proofErr w:type="spellEnd"/>
+      <w:r>
+        <w:rPr>
+          <w:rFonts w:ascii="Arial" w:eastAsiaTheme="minorHAnsi" w:hAnsi="Arial" w:cs="Arial"/>
+          <w:i w:val="0"/>
+          <w:iCs w:val="0"/>
+          <w:color w:val="auto"/>
+          <w:sz w:val="22"/>
+          <w:szCs w:val="22"/>
+        </w:rPr>
+        <w:t>}; la programación de reconocimiento físico conforme {</w:t>
+      </w:r>
+      <w:proofErr w:type="spellStart"/>
+      <w:r>
+        <w:rPr>
+          <w:rFonts w:ascii="Arial" w:eastAsiaTheme="minorHAnsi" w:hAnsi="Arial" w:cs="Arial"/>
+          <w:i w:val="0"/>
+          <w:iCs w:val="0"/>
+          <w:color w:val="auto"/>
+          <w:sz w:val="22"/>
+          <w:szCs w:val="22"/>
+        </w:rPr>
+        <w:t>textoProceReco</w:t>
+      </w:r>
+      <w:proofErr w:type="spellEnd"/>
+      <w:r>
+        <w:rPr>
+          <w:rFonts w:ascii="Arial" w:eastAsiaTheme="minorHAnsi" w:hAnsi="Arial" w:cs="Arial"/>
+          <w:i w:val="0"/>
+          <w:iCs w:val="0"/>
+          <w:color w:val="auto"/>
+          <w:sz w:val="22"/>
+          <w:szCs w:val="22"/>
+        </w:rPr>
+        <w:t>}</w:t>
+      </w:r>
+      <w:r>
+        <w:rPr>
+          <w:rFonts w:ascii="Arial" w:eastAsiaTheme="minorHAnsi" w:hAnsi="Arial" w:cs="Arial"/>
+          <w:i w:val="0"/>
+          <w:iCs w:val="0"/>
+          <w:color w:val="auto"/>
+          <w:sz w:val="22"/>
+          <w:szCs w:val="22"/>
+        </w:rPr>
         <w:t>.</w:t>
       </w:r>
     </w:p>
-    <w:bookmarkEnd w:id="3"/>
-    <w:p>
-      <w:pPr>
-        <w:rPr>
-          <w:rFonts w:ascii="Arial" w:hAnsi="Arial" w:cs="Arial"/>
-          <w:sz w:val="22"/>
-          <w:szCs w:val="22"/>
-        </w:rPr>
-      </w:pPr>
-    </w:p>
     <w:bookmarkEnd w:id="4"/>
+    <w:p>
+      <w:pPr>
+        <w:rPr>
+          <w:rFonts w:ascii="Arial" w:hAnsi="Arial" w:cs="Arial"/>
+          <w:sz w:val="22"/>
+          <w:szCs w:val="22"/>
+        </w:rPr>
+      </w:pPr>
+    </w:p>
+    <w:bookmarkEnd w:id="5"/>
     <w:p>
       <w:pPr>
         <w:pStyle w:val="Ttulo4"/>
@@ -3189,7 +4278,21 @@
           <w:sz w:val="22"/>
           <w:szCs w:val="22"/>
         </w:rPr>
-        <w:t>{fromInputs-</w:t>
+        <w:t>{</w:t>
+      </w:r>
+      <w:proofErr w:type="spellStart"/>
+      <w:r>
+        <w:rPr>
+          <w:rFonts w:ascii="Arial" w:hAnsi="Arial" w:cs="Arial"/>
+          <w:b/>
+          <w:bCs/>
+          <w:i w:val="0"/>
+          <w:iCs w:val="0"/>
+          <w:color w:val="FF0000"/>
+          <w:sz w:val="22"/>
+          <w:szCs w:val="22"/>
+        </w:rPr>
+        <w:t>fromInputs-</w:t>
       </w:r>
       <w:proofErr w:type="gramStart"/>
       <w:r>
@@ -3203,9 +4306,23 @@
           <w:sz w:val="22"/>
           <w:szCs w:val="22"/>
         </w:rPr>
-        <w:t>fechaAforoRRR}</w:t>
-      </w:r>
-      <w:bookmarkStart w:id="5" w:name="_Hlk231416797"/>
+        <w:t>fechaAforoRRR</w:t>
+      </w:r>
+      <w:proofErr w:type="spellEnd"/>
+      <w:r>
+        <w:rPr>
+          <w:rFonts w:ascii="Arial" w:hAnsi="Arial" w:cs="Arial"/>
+          <w:b/>
+          <w:bCs/>
+          <w:i w:val="0"/>
+          <w:iCs w:val="0"/>
+          <w:color w:val="FF0000"/>
+          <w:sz w:val="22"/>
+          <w:szCs w:val="22"/>
+        </w:rPr>
+        <w:t>}</w:t>
+      </w:r>
+      <w:bookmarkStart w:id="6" w:name="_Hlk231416797"/>
       <w:r>
         <w:rPr>
           <w:rFonts w:ascii="Arial" w:hAnsi="Arial" w:cs="Arial"/>
@@ -3217,6 +4334,7 @@
         </w:rPr>
         <w:t>{</w:t>
       </w:r>
+      <w:proofErr w:type="spellStart"/>
       <w:proofErr w:type="gramEnd"/>
       <w:r>
         <w:rPr>
@@ -3227,8 +4345,9 @@
           <w:sz w:val="22"/>
           <w:szCs w:val="22"/>
         </w:rPr>
-        <w:t>fromInputs-fechaAforo}, en</w:t>
-      </w:r>
+        <w:t>fromInputs-fechaAforo</w:t>
+      </w:r>
+      <w:proofErr w:type="spellEnd"/>
       <w:r>
         <w:rPr>
           <w:rFonts w:ascii="Arial" w:hAnsi="Arial" w:cs="Arial"/>
@@ -3238,6 +4357,17 @@
           <w:sz w:val="22"/>
           <w:szCs w:val="22"/>
         </w:rPr>
+        <w:t>}, en</w:t>
+      </w:r>
+      <w:r>
+        <w:rPr>
+          <w:rFonts w:ascii="Arial" w:hAnsi="Arial" w:cs="Arial"/>
+          <w:i w:val="0"/>
+          <w:iCs w:val="0"/>
+          <w:color w:val="000000" w:themeColor="text1"/>
+          <w:sz w:val="22"/>
+          <w:szCs w:val="22"/>
+        </w:rPr>
         <w:t xml:space="preserve"> </w:t>
       </w:r>
       <w:r>
@@ -3249,9 +4379,33 @@
           <w:sz w:val="22"/>
           <w:szCs w:val="22"/>
         </w:rPr>
-        <w:t>el {textoRecoFis} y normas legales conexas</w:t>
-      </w:r>
-      <w:bookmarkEnd w:id="5"/>
+        <w:t>el {</w:t>
+      </w:r>
+      <w:proofErr w:type="spellStart"/>
+      <w:r>
+        <w:rPr>
+          <w:rFonts w:ascii="Arial" w:hAnsi="Arial" w:cs="Arial"/>
+          <w:i w:val="0"/>
+          <w:iCs w:val="0"/>
+          <w:color w:val="000000" w:themeColor="text1"/>
+          <w:sz w:val="22"/>
+          <w:szCs w:val="22"/>
+        </w:rPr>
+        <w:t>textoRecoFis</w:t>
+      </w:r>
+      <w:proofErr w:type="spellEnd"/>
+      <w:r>
+        <w:rPr>
+          <w:rFonts w:ascii="Arial" w:hAnsi="Arial" w:cs="Arial"/>
+          <w:i w:val="0"/>
+          <w:iCs w:val="0"/>
+          <w:color w:val="000000" w:themeColor="text1"/>
+          <w:sz w:val="22"/>
+          <w:szCs w:val="22"/>
+        </w:rPr>
+        <w:t>} y normas legales conexas</w:t>
+      </w:r>
+      <w:bookmarkEnd w:id="6"/>
       <w:r>
         <w:rPr>
           <w:rFonts w:ascii="Arial" w:eastAsiaTheme="minorHAnsi" w:hAnsi="Arial" w:cs="Arial"/>
@@ -3291,7 +4445,7 @@
         </w:rPr>
         <w:t>{#</w:t>
       </w:r>
-      <w:bookmarkStart w:id="6" w:name="_Hlk231416762"/>
+      <w:bookmarkStart w:id="7" w:name="_Hlk231416762"/>
       <w:r>
         <w:rPr>
           <w:rFonts w:ascii="Arial" w:hAnsi="Arial" w:cs="Arial"/>
@@ -3300,7 +4454,7 @@
         </w:rPr>
         <w:t>estadoIncluyePeco</w:t>
       </w:r>
-      <w:bookmarkEnd w:id="6"/>
+      <w:bookmarkEnd w:id="7"/>
       <w:r>
         <w:rPr>
           <w:rFonts w:ascii="Arial" w:hAnsi="Arial" w:cs="Arial"/>
@@ -3387,7 +4541,8 @@
         </w:rPr>
         <w:t>{/</w:t>
       </w:r>
-      <w:bookmarkStart w:id="7" w:name="_Hlk231416767"/>
+      <w:bookmarkStart w:id="8" w:name="_Hlk231416767"/>
+      <w:proofErr w:type="spellStart"/>
       <w:r>
         <w:rPr>
           <w:rFonts w:ascii="Arial" w:hAnsi="Arial" w:cs="Arial"/>
@@ -3396,7 +4551,8 @@
         </w:rPr>
         <w:t>estadoIncluyePeco</w:t>
       </w:r>
-      <w:bookmarkEnd w:id="7"/>
+      <w:bookmarkEnd w:id="8"/>
+      <w:proofErr w:type="spellEnd"/>
       <w:r>
         <w:rPr>
           <w:rFonts w:ascii="Arial" w:hAnsi="Arial" w:cs="Arial"/>
@@ -3473,7 +4629,79 @@
           <w:sz w:val="22"/>
           <w:szCs w:val="22"/>
         </w:rPr>
-        <w:t>Respecto a la Regularización/ Reconocimiento Físico al amparo de las exoneraciones establecidas mediante Decreto Supremo nº 015-94-EF se verifica que la mercancía de las series {fromDam-rangoSeriesAcogidaSoloPeco} declaradas con TPI 35 en el casillero 7.23 de la DAM, tienen un Ad-valoren de 0%, por lo que no se reporta montó abonado a la Subcuenta Especial del Tesoro Público Decreto Supremo n° 015-94-EF, en consecuencia, corresponde declarar improcedente la regularización solicitada al amparo del mencionado decreto.</w:t>
+        <w:t xml:space="preserve">Respecto a la Regularización/ Reconocimiento Físico al amparo de las exoneraciones establecidas mediante Decreto Supremo </w:t>
+      </w:r>
+      <w:proofErr w:type="spellStart"/>
+      <w:r>
+        <w:rPr>
+          <w:rFonts w:ascii="Arial" w:eastAsiaTheme="minorHAnsi" w:hAnsi="Arial" w:cs="Arial"/>
+          <w:i w:val="0"/>
+          <w:iCs w:val="0"/>
+          <w:color w:val="000000" w:themeColor="text1"/>
+          <w:sz w:val="22"/>
+          <w:szCs w:val="22"/>
+        </w:rPr>
+        <w:t>nº</w:t>
+      </w:r>
+      <w:proofErr w:type="spellEnd"/>
+      <w:r>
+        <w:rPr>
+          <w:rFonts w:ascii="Arial" w:eastAsiaTheme="minorHAnsi" w:hAnsi="Arial" w:cs="Arial"/>
+          <w:i w:val="0"/>
+          <w:iCs w:val="0"/>
+          <w:color w:val="000000" w:themeColor="text1"/>
+          <w:sz w:val="22"/>
+          <w:szCs w:val="22"/>
+        </w:rPr>
+        <w:t xml:space="preserve"> 015-94-EF se verifica que la mercancía de las series {</w:t>
+      </w:r>
+      <w:proofErr w:type="spellStart"/>
+      <w:r>
+        <w:rPr>
+          <w:rFonts w:ascii="Arial" w:eastAsiaTheme="minorHAnsi" w:hAnsi="Arial" w:cs="Arial"/>
+          <w:i w:val="0"/>
+          <w:iCs w:val="0"/>
+          <w:color w:val="000000" w:themeColor="text1"/>
+          <w:sz w:val="22"/>
+          <w:szCs w:val="22"/>
+        </w:rPr>
+        <w:t>fromDam-rangoSeriesAcogidaSoloPeco</w:t>
+      </w:r>
+      <w:proofErr w:type="spellEnd"/>
+      <w:r>
+        <w:rPr>
+          <w:rFonts w:ascii="Arial" w:eastAsiaTheme="minorHAnsi" w:hAnsi="Arial" w:cs="Arial"/>
+          <w:i w:val="0"/>
+          <w:iCs w:val="0"/>
+          <w:color w:val="000000" w:themeColor="text1"/>
+          <w:sz w:val="22"/>
+          <w:szCs w:val="22"/>
+        </w:rPr>
+        <w:t xml:space="preserve">} declaradas con TPI 35 en el casillero 7.23 de la DAM, tienen un Ad-valoren de 0%, por lo que no se reporta montó abonado a la Subcuenta Especial del Tesoro Público Decreto Supremo </w:t>
+      </w:r>
+      <w:proofErr w:type="spellStart"/>
+      <w:r>
+        <w:rPr>
+          <w:rFonts w:ascii="Arial" w:eastAsiaTheme="minorHAnsi" w:hAnsi="Arial" w:cs="Arial"/>
+          <w:i w:val="0"/>
+          <w:iCs w:val="0"/>
+          <w:color w:val="000000" w:themeColor="text1"/>
+          <w:sz w:val="22"/>
+          <w:szCs w:val="22"/>
+        </w:rPr>
+        <w:t>n°</w:t>
+      </w:r>
+      <w:proofErr w:type="spellEnd"/>
+      <w:r>
+        <w:rPr>
+          <w:rFonts w:ascii="Arial" w:eastAsiaTheme="minorHAnsi" w:hAnsi="Arial" w:cs="Arial"/>
+          <w:i w:val="0"/>
+          <w:iCs w:val="0"/>
+          <w:color w:val="000000" w:themeColor="text1"/>
+          <w:sz w:val="22"/>
+          <w:szCs w:val="22"/>
+        </w:rPr>
+        <w:t xml:space="preserve"> 015-94-EF, en consecuencia, corresponde declarar improcedente la regularización solicitada al amparo del mencionado decreto.</w:t>
       </w:r>
     </w:p>
     <w:p/>
@@ -3495,6 +4723,7 @@
         </w:rPr>
         <w:t>{/</w:t>
       </w:r>
+      <w:proofErr w:type="spellStart"/>
       <w:r>
         <w:rPr>
           <w:rFonts w:ascii="Arial" w:hAnsi="Arial" w:cs="Arial"/>
@@ -3503,6 +4732,7 @@
         </w:rPr>
         <w:t>estadoPECOyAMAZONIAnoProcPECO</w:t>
       </w:r>
+      <w:proofErr w:type="spellEnd"/>
       <w:r>
         <w:rPr>
           <w:rFonts w:ascii="Arial" w:hAnsi="Arial" w:cs="Arial"/>
@@ -3522,7 +4752,7 @@
           <w:szCs w:val="22"/>
         </w:rPr>
       </w:pPr>
-      <w:bookmarkStart w:id="8" w:name="_Hlk231416673"/>
+      <w:bookmarkStart w:id="9" w:name="_Hlk231416673"/>
       <w:r>
         <w:rPr>
           <w:rFonts w:ascii="Arial" w:hAnsi="Arial" w:cs="Arial"/>
@@ -3531,7 +4761,7 @@
         </w:rPr>
         <w:t>{#</w:t>
       </w:r>
-      <w:bookmarkStart w:id="9" w:name="_Hlk231360455"/>
+      <w:bookmarkStart w:id="10" w:name="_Hlk231360455"/>
       <w:r>
         <w:rPr>
           <w:rFonts w:ascii="Arial" w:hAnsi="Arial" w:cs="Arial"/>
@@ -3540,7 +4770,7 @@
         </w:rPr>
         <w:t>estadoIncluyeAmazonia</w:t>
       </w:r>
-      <w:bookmarkEnd w:id="9"/>
+      <w:bookmarkEnd w:id="10"/>
       <w:r>
         <w:rPr>
           <w:rFonts w:ascii="Arial" w:hAnsi="Arial" w:cs="Arial"/>
@@ -3560,8 +4790,8 @@
           <w:szCs w:val="22"/>
         </w:rPr>
       </w:pPr>
-      <w:bookmarkStart w:id="10" w:name="_Hlk231365222"/>
-      <w:bookmarkEnd w:id="8"/>
+      <w:bookmarkStart w:id="11" w:name="_Hlk231365222"/>
+      <w:bookmarkEnd w:id="9"/>
       <w:r>
         <w:rPr>
           <w:rFonts w:ascii="Arial" w:hAnsi="Arial" w:cs="Arial"/>
@@ -3571,7 +4801,7 @@
         <w:t>{#estadoJuridiccionLoreto}</w:t>
       </w:r>
     </w:p>
-    <w:bookmarkEnd w:id="10"/>
+    <w:bookmarkEnd w:id="11"/>
     <w:p>
       <w:pPr>
         <w:pStyle w:val="Ttulo4"/>
@@ -3617,7 +4847,7 @@
         </w:rPr>
         <w:t xml:space="preserve">Tercera </w:t>
       </w:r>
-      <w:bookmarkStart w:id="11" w:name="_Hlk231365349"/>
+      <w:bookmarkStart w:id="12" w:name="_Hlk231365349"/>
       <w:r>
         <w:rPr>
           <w:rFonts w:ascii="Arial" w:eastAsiaTheme="minorHAnsi" w:hAnsi="Arial" w:cs="Arial"/>
@@ -3629,7 +4859,7 @@
         </w:rPr>
         <w:t>Disposición Complementaria de la Ley n.º 27037 prorrogada por la Ley n.º 30897, prescribe que la importación de bienes que se destine al consumo en la Amazonía, se encontrará exonerada del Impuesto General a las Ventas hasta el 31.12.2019, con excepción de las partidas arancelarias de los capítulos 84, 85 y 87 del Arancel de Aduanas cuya exoneración se ampliará hasta el 31.12.2028, para cuyos efectos deberá cumplir con los requisitos señalados en los artículos 2º y 18º del Reglamento de dicha Ley aprobado con Decreto Supremo n.º 103-99-EF y artículo 5º de la Resolución Ministerial n.º 245-99-EF/15</w:t>
       </w:r>
-      <w:bookmarkEnd w:id="11"/>
+      <w:bookmarkEnd w:id="12"/>
       <w:r>
         <w:rPr>
           <w:rFonts w:ascii="Arial" w:eastAsiaTheme="minorHAnsi" w:hAnsi="Arial" w:cs="Arial"/>
@@ -3652,14 +4882,32 @@
           <w:szCs w:val="22"/>
         </w:rPr>
       </w:pPr>
-      <w:bookmarkStart w:id="12" w:name="_Hlk231365230"/>
-      <w:r>
-        <w:rPr>
-          <w:rFonts w:ascii="Arial" w:hAnsi="Arial" w:cs="Arial"/>
-          <w:sz w:val="22"/>
-          <w:szCs w:val="22"/>
-        </w:rPr>
-        <w:t>{/estadoJuridiccionLoreto}</w:t>
+      <w:bookmarkStart w:id="13" w:name="_Hlk231365230"/>
+      <w:r>
+        <w:rPr>
+          <w:rFonts w:ascii="Arial" w:hAnsi="Arial" w:cs="Arial"/>
+          <w:sz w:val="22"/>
+          <w:szCs w:val="22"/>
+        </w:rPr>
+        <w:t>{/</w:t>
+      </w:r>
+      <w:proofErr w:type="spellStart"/>
+      <w:r>
+        <w:rPr>
+          <w:rFonts w:ascii="Arial" w:hAnsi="Arial" w:cs="Arial"/>
+          <w:sz w:val="22"/>
+          <w:szCs w:val="22"/>
+        </w:rPr>
+        <w:t>estadoJuridiccionLoreto</w:t>
+      </w:r>
+      <w:proofErr w:type="spellEnd"/>
+      <w:r>
+        <w:rPr>
+          <w:rFonts w:ascii="Arial" w:hAnsi="Arial" w:cs="Arial"/>
+          <w:sz w:val="22"/>
+          <w:szCs w:val="22"/>
+        </w:rPr>
+        <w:t>}</w:t>
       </w:r>
     </w:p>
     <w:p>
@@ -3672,8 +4920,8 @@
           <w:szCs w:val="22"/>
         </w:rPr>
       </w:pPr>
-      <w:bookmarkStart w:id="13" w:name="_Hlk231365238"/>
-      <w:bookmarkEnd w:id="12"/>
+      <w:bookmarkStart w:id="14" w:name="_Hlk231365238"/>
+      <w:bookmarkEnd w:id="13"/>
       <w:r>
         <w:rPr>
           <w:rFonts w:ascii="Arial" w:hAnsi="Arial" w:cs="Arial"/>
@@ -3699,7 +4947,7 @@
         <w:t>}</w:t>
       </w:r>
     </w:p>
-    <w:bookmarkEnd w:id="13"/>
+    <w:bookmarkEnd w:id="14"/>
     <w:p>
       <w:pPr>
         <w:pStyle w:val="Ttulo4"/>
@@ -3745,7 +4993,7 @@
         </w:rPr>
         <w:t xml:space="preserve">Tercera </w:t>
       </w:r>
-      <w:bookmarkStart w:id="14" w:name="_Hlk231365333"/>
+      <w:bookmarkStart w:id="15" w:name="_Hlk231365333"/>
       <w:r>
         <w:rPr>
           <w:rFonts w:ascii="Arial" w:eastAsiaTheme="minorHAnsi" w:hAnsi="Arial" w:cs="Arial"/>
@@ -3757,7 +5005,7 @@
         </w:rPr>
         <w:t>Disposición Complementaria de la Ley n.º 27037 prorrogada por la Ley n.º 30896, prescribe que la importación de bienes que se destine al consumo en la Amazonía, se encontrará exonerada del Impuesto General a las Ventas hasta el 31.12.2019, con excepción de las partidas arancelarias de los capítulos 84, 85 y 87 del Arancel de Aduanas cuya exoneración se ampliara hasta el 31.12.2029, para cuyos efectos deberá cumplir con los requisitos señalados en los artículos 2º y 18º del Reglamento de dicha Ley aprobado con Decreto Supremo n.º 103-99-EF y artículo 5º de la Resolución Ministerial n.º 245-99-EF/15</w:t>
       </w:r>
-      <w:bookmarkEnd w:id="14"/>
+      <w:bookmarkEnd w:id="15"/>
       <w:r>
         <w:rPr>
           <w:rFonts w:ascii="Arial" w:eastAsiaTheme="minorHAnsi" w:hAnsi="Arial" w:cs="Arial"/>
@@ -3780,14 +5028,32 @@
           <w:szCs w:val="22"/>
         </w:rPr>
       </w:pPr>
-      <w:bookmarkStart w:id="15" w:name="_Hlk231365246"/>
-      <w:r>
-        <w:rPr>
-          <w:rFonts w:ascii="Arial" w:hAnsi="Arial" w:cs="Arial"/>
-          <w:sz w:val="22"/>
-          <w:szCs w:val="22"/>
-        </w:rPr>
-        <w:t>{/estadoJuridiccionOtros}</w:t>
+      <w:bookmarkStart w:id="16" w:name="_Hlk231365246"/>
+      <w:r>
+        <w:rPr>
+          <w:rFonts w:ascii="Arial" w:hAnsi="Arial" w:cs="Arial"/>
+          <w:sz w:val="22"/>
+          <w:szCs w:val="22"/>
+        </w:rPr>
+        <w:t>{/</w:t>
+      </w:r>
+      <w:proofErr w:type="spellStart"/>
+      <w:r>
+        <w:rPr>
+          <w:rFonts w:ascii="Arial" w:hAnsi="Arial" w:cs="Arial"/>
+          <w:sz w:val="22"/>
+          <w:szCs w:val="22"/>
+        </w:rPr>
+        <w:t>estadoJuridiccionOtros</w:t>
+      </w:r>
+      <w:proofErr w:type="spellEnd"/>
+      <w:r>
+        <w:rPr>
+          <w:rFonts w:ascii="Arial" w:hAnsi="Arial" w:cs="Arial"/>
+          <w:sz w:val="22"/>
+          <w:szCs w:val="22"/>
+        </w:rPr>
+        <w:t>}</w:t>
       </w:r>
     </w:p>
     <w:p>
@@ -3801,7 +5067,7 @@
         </w:rPr>
       </w:pPr>
     </w:p>
-    <w:bookmarkEnd w:id="15"/>
+    <w:bookmarkEnd w:id="16"/>
     <w:p>
       <w:pPr>
         <w:pStyle w:val="Ttulo4"/>
@@ -3834,7 +5100,31 @@
           <w:szCs w:val="22"/>
         </w:rPr>
         <w:lastRenderedPageBreak/>
-        <w:t>{fromDam-nombreEmpresa}</w:t>
+        <w:t>{</w:t>
+      </w:r>
+      <w:proofErr w:type="spellStart"/>
+      <w:r>
+        <w:rPr>
+          <w:rFonts w:ascii="Arial" w:hAnsi="Arial" w:cs="Arial"/>
+          <w:i w:val="0"/>
+          <w:iCs w:val="0"/>
+          <w:color w:val="000000" w:themeColor="text1"/>
+          <w:sz w:val="22"/>
+          <w:szCs w:val="22"/>
+        </w:rPr>
+        <w:t>fromDam-nombreEmpresa</w:t>
+      </w:r>
+      <w:proofErr w:type="spellEnd"/>
+      <w:r>
+        <w:rPr>
+          <w:rFonts w:ascii="Arial" w:hAnsi="Arial" w:cs="Arial"/>
+          <w:i w:val="0"/>
+          <w:iCs w:val="0"/>
+          <w:color w:val="000000" w:themeColor="text1"/>
+          <w:sz w:val="22"/>
+          <w:szCs w:val="22"/>
+        </w:rPr>
+        <w:t>}</w:t>
       </w:r>
       <w:r>
         <w:rPr>
@@ -3847,7 +5137,35 @@
           <w:sz w:val="22"/>
           <w:szCs w:val="22"/>
         </w:rPr>
-        <w:t>{fromDam-nombreEmpresaRRR}</w:t>
+        <w:t>{</w:t>
+      </w:r>
+      <w:proofErr w:type="spellStart"/>
+      <w:r>
+        <w:rPr>
+          <w:rFonts w:ascii="Arial" w:hAnsi="Arial" w:cs="Arial"/>
+          <w:b/>
+          <w:bCs/>
+          <w:i w:val="0"/>
+          <w:iCs w:val="0"/>
+          <w:color w:val="FF0000"/>
+          <w:sz w:val="22"/>
+          <w:szCs w:val="22"/>
+        </w:rPr>
+        <w:t>fromDam-nombreEmpresaRRR</w:t>
+      </w:r>
+      <w:proofErr w:type="spellEnd"/>
+      <w:r>
+        <w:rPr>
+          <w:rFonts w:ascii="Arial" w:hAnsi="Arial" w:cs="Arial"/>
+          <w:b/>
+          <w:bCs/>
+          <w:i w:val="0"/>
+          <w:iCs w:val="0"/>
+          <w:color w:val="FF0000"/>
+          <w:sz w:val="22"/>
+          <w:szCs w:val="22"/>
+        </w:rPr>
+        <w:t>}</w:t>
       </w:r>
       <w:r>
         <w:rPr>
@@ -3955,10 +5273,11 @@
       </w:r>
     </w:p>
     <w:p>
-      <w:bookmarkStart w:id="16" w:name="_Hlk231416633"/>
+      <w:bookmarkStart w:id="17" w:name="_Hlk231416633"/>
       <w:r>
         <w:t>{/</w:t>
       </w:r>
+      <w:proofErr w:type="spellStart"/>
       <w:r>
         <w:rPr>
           <w:rFonts w:ascii="Arial" w:hAnsi="Arial" w:cs="Arial"/>
@@ -3967,6 +5286,7 @@
         </w:rPr>
         <w:t>estadoIncluyeAmazonia</w:t>
       </w:r>
+      <w:proofErr w:type="spellEnd"/>
       <w:r>
         <w:t>}</w:t>
       </w:r>
@@ -3978,8 +5298,8 @@
           <w:szCs w:val="22"/>
         </w:rPr>
       </w:pPr>
-      <w:bookmarkStart w:id="17" w:name="_Hlk231416579"/>
-      <w:bookmarkEnd w:id="16"/>
+      <w:bookmarkStart w:id="18" w:name="_Hlk231416579"/>
+      <w:bookmarkEnd w:id="17"/>
       <w:r>
         <w:rPr>
           <w:sz w:val="22"/>
@@ -4034,10 +5354,26 @@
           <w:sz w:val="22"/>
           <w:szCs w:val="22"/>
         </w:rPr>
-        <w:t>{/estadoOnlyPECO}</w:t>
-      </w:r>
-    </w:p>
-    <w:bookmarkEnd w:id="17"/>
+        <w:t>{/</w:t>
+      </w:r>
+      <w:proofErr w:type="spellStart"/>
+      <w:r>
+        <w:rPr>
+          <w:sz w:val="22"/>
+          <w:szCs w:val="22"/>
+        </w:rPr>
+        <w:t>estadoOnlyPECO</w:t>
+      </w:r>
+      <w:proofErr w:type="spellEnd"/>
+      <w:r>
+        <w:rPr>
+          <w:sz w:val="22"/>
+          <w:szCs w:val="22"/>
+        </w:rPr>
+        <w:t>}</w:t>
+      </w:r>
+    </w:p>
+    <w:bookmarkEnd w:id="18"/>
     <w:p>
       <w:pPr>
         <w:rPr>
@@ -4165,7 +5501,14 @@
         <w:rPr>
           <w:rFonts w:ascii="Arial" w:hAnsi="Arial" w:cs="Arial"/>
         </w:rPr>
-        <w:t>{/veriFaltan</w:t>
+        <w:t>{/</w:t>
+      </w:r>
+      <w:proofErr w:type="spellStart"/>
+      <w:r>
+        <w:rPr>
+          <w:rFonts w:ascii="Arial" w:hAnsi="Arial" w:cs="Arial"/>
+        </w:rPr>
+        <w:t>veriFaltan</w:t>
       </w:r>
       <w:r>
         <w:rPr>
@@ -4173,6 +5516,7 @@
         </w:rPr>
         <w:t>DatosMercaReconocido</w:t>
       </w:r>
+      <w:proofErr w:type="spellEnd"/>
       <w:r>
         <w:rPr>
           <w:rFonts w:ascii="Arial" w:hAnsi="Arial" w:cs="Arial"/>
@@ -4395,7 +5739,16 @@
                 <w:sz w:val="20"/>
                 <w:szCs w:val="20"/>
               </w:rPr>
-              <w:t>{fromDam-</w:t>
+              <w:t>{</w:t>
+            </w:r>
+            <w:proofErr w:type="spellStart"/>
+            <w:r>
+              <w:rPr>
+                <w:rFonts w:ascii="Arial" w:hAnsi="Arial" w:cs="Arial"/>
+                <w:sz w:val="20"/>
+                <w:szCs w:val="20"/>
+              </w:rPr>
+              <w:t>fromDam-</w:t>
             </w:r>
             <w:proofErr w:type="gramStart"/>
             <w:r>
@@ -4404,7 +5757,16 @@
                 <w:sz w:val="20"/>
                 <w:szCs w:val="20"/>
               </w:rPr>
-              <w:t>descripcionMerca}</w:t>
+              <w:t>descripcionMerca</w:t>
+            </w:r>
+            <w:proofErr w:type="spellEnd"/>
+            <w:r>
+              <w:rPr>
+                <w:rFonts w:ascii="Arial" w:hAnsi="Arial" w:cs="Arial"/>
+                <w:sz w:val="20"/>
+                <w:szCs w:val="20"/>
+              </w:rPr>
+              <w:t>}</w:t>
             </w:r>
             <w:r>
               <w:rPr>
@@ -4417,6 +5779,7 @@
               </w:rPr>
               <w:t>{</w:t>
             </w:r>
+            <w:proofErr w:type="spellStart"/>
             <w:proofErr w:type="gramEnd"/>
             <w:r>
               <w:rPr>
@@ -4427,7 +5790,19 @@
                 <w:sz w:val="20"/>
                 <w:szCs w:val="20"/>
               </w:rPr>
-              <w:t>fromDam-descripcionMercaRRR}</w:t>
+              <w:t>fromDam-descripcionMercaRRR</w:t>
+            </w:r>
+            <w:proofErr w:type="spellEnd"/>
+            <w:r>
+              <w:rPr>
+                <w:rFonts w:ascii="Arial" w:hAnsi="Arial" w:cs="Arial"/>
+                <w:b/>
+                <w:bCs/>
+                <w:color w:val="FF0000"/>
+                <w:sz w:val="20"/>
+                <w:szCs w:val="20"/>
+              </w:rPr>
+              <w:t>}</w:t>
             </w:r>
             <w:r>
               <w:rPr>
@@ -4461,7 +5836,25 @@
                 <w:sz w:val="20"/>
                 <w:szCs w:val="20"/>
               </w:rPr>
-              <w:t>{fromDam-cantMODI}</w:t>
+              <w:t>{</w:t>
+            </w:r>
+            <w:proofErr w:type="spellStart"/>
+            <w:r>
+              <w:rPr>
+                <w:rFonts w:ascii="Arial" w:hAnsi="Arial" w:cs="Arial"/>
+                <w:sz w:val="20"/>
+                <w:szCs w:val="20"/>
+              </w:rPr>
+              <w:t>fromDam-cantMODI</w:t>
+            </w:r>
+            <w:proofErr w:type="spellEnd"/>
+            <w:r>
+              <w:rPr>
+                <w:rFonts w:ascii="Arial" w:hAnsi="Arial" w:cs="Arial"/>
+                <w:sz w:val="20"/>
+                <w:szCs w:val="20"/>
+              </w:rPr>
+              <w:t>}</w:t>
             </w:r>
           </w:p>
         </w:tc>
@@ -4531,7 +5924,25 @@
                 <w:sz w:val="20"/>
                 <w:szCs w:val="20"/>
               </w:rPr>
-              <w:t>{fromDam-partidaNandina}</w:t>
+              <w:t>{</w:t>
+            </w:r>
+            <w:proofErr w:type="spellStart"/>
+            <w:r>
+              <w:rPr>
+                <w:rFonts w:ascii="Arial" w:hAnsi="Arial" w:cs="Arial"/>
+                <w:sz w:val="20"/>
+                <w:szCs w:val="20"/>
+              </w:rPr>
+              <w:t>fromDam-partidaNandina</w:t>
+            </w:r>
+            <w:proofErr w:type="spellEnd"/>
+            <w:r>
+              <w:rPr>
+                <w:rFonts w:ascii="Arial" w:hAnsi="Arial" w:cs="Arial"/>
+                <w:sz w:val="20"/>
+                <w:szCs w:val="20"/>
+              </w:rPr>
+              <w:t>}</w:t>
             </w:r>
           </w:p>
         </w:tc>
@@ -4568,7 +5979,25 @@
                 <w:szCs w:val="20"/>
               </w:rPr>
               <w:br/>
-              <w:t>{fromDam-partidaNabandina}</w:t>
+              <w:t>{</w:t>
+            </w:r>
+            <w:proofErr w:type="spellStart"/>
+            <w:r>
+              <w:rPr>
+                <w:rFonts w:ascii="Arial" w:hAnsi="Arial" w:cs="Arial"/>
+                <w:sz w:val="20"/>
+                <w:szCs w:val="20"/>
+              </w:rPr>
+              <w:t>fromDam-partidaNabandina</w:t>
+            </w:r>
+            <w:proofErr w:type="spellEnd"/>
+            <w:r>
+              <w:rPr>
+                <w:rFonts w:ascii="Arial" w:hAnsi="Arial" w:cs="Arial"/>
+                <w:sz w:val="20"/>
+                <w:szCs w:val="20"/>
+              </w:rPr>
+              <w:t>}</w:t>
             </w:r>
           </w:p>
           <w:p>
@@ -4639,16 +6068,34 @@
           <w:sz w:val="20"/>
           <w:szCs w:val="20"/>
         </w:rPr>
-        <w:t>(*) Se revisó {fromDam-</w:t>
-      </w:r>
-      <w:proofErr w:type="gramStart"/>
+        <w:t>(*) Se revisó {</w:t>
+      </w:r>
+      <w:proofErr w:type="spellStart"/>
       <w:r>
         <w:rPr>
           <w:rFonts w:ascii="Arial" w:hAnsi="Arial" w:cs="Arial"/>
           <w:sz w:val="20"/>
           <w:szCs w:val="20"/>
         </w:rPr>
-        <w:t>bultosReconocidos}</w:t>
+        <w:t>fromDam-</w:t>
+      </w:r>
+      <w:proofErr w:type="gramStart"/>
+      <w:r>
+        <w:rPr>
+          <w:rFonts w:ascii="Arial" w:hAnsi="Arial" w:cs="Arial"/>
+          <w:sz w:val="20"/>
+          <w:szCs w:val="20"/>
+        </w:rPr>
+        <w:t>bultosReconocidos</w:t>
+      </w:r>
+      <w:proofErr w:type="spellEnd"/>
+      <w:r>
+        <w:rPr>
+          <w:rFonts w:ascii="Arial" w:hAnsi="Arial" w:cs="Arial"/>
+          <w:sz w:val="20"/>
+          <w:szCs w:val="20"/>
+        </w:rPr>
+        <w:t>}</w:t>
       </w:r>
       <w:r>
         <w:rPr>
@@ -4661,6 +6108,7 @@
         </w:rPr>
         <w:t>{</w:t>
       </w:r>
+      <w:proofErr w:type="spellStart"/>
       <w:proofErr w:type="gramEnd"/>
       <w:r>
         <w:rPr>
@@ -4671,15 +6119,45 @@
           <w:sz w:val="20"/>
           <w:szCs w:val="20"/>
         </w:rPr>
-        <w:t>fromDam-bultosReconocidosRRR}</w:t>
-      </w:r>
-      <w:r>
-        <w:rPr>
-          <w:rFonts w:ascii="Arial" w:hAnsi="Arial" w:cs="Arial"/>
+        <w:t>fromDam-bultosReconocidosRRR</w:t>
+      </w:r>
+      <w:proofErr w:type="spellEnd"/>
+      <w:r>
+        <w:rPr>
+          <w:rFonts w:ascii="Arial" w:hAnsi="Arial" w:cs="Arial"/>
+          <w:b/>
+          <w:bCs/>
+          <w:color w:val="FF0000"/>
           <w:sz w:val="20"/>
           <w:szCs w:val="20"/>
         </w:rPr>
-        <w:t xml:space="preserve"> de {fromDam-cantBultosNumero} bultos. </w:t>
+        <w:t>}</w:t>
+      </w:r>
+      <w:r>
+        <w:rPr>
+          <w:rFonts w:ascii="Arial" w:hAnsi="Arial" w:cs="Arial"/>
+          <w:sz w:val="20"/>
+          <w:szCs w:val="20"/>
+        </w:rPr>
+        <w:t xml:space="preserve"> de {</w:t>
+      </w:r>
+      <w:proofErr w:type="spellStart"/>
+      <w:r>
+        <w:rPr>
+          <w:rFonts w:ascii="Arial" w:hAnsi="Arial" w:cs="Arial"/>
+          <w:sz w:val="20"/>
+          <w:szCs w:val="20"/>
+        </w:rPr>
+        <w:t>fromDam-cantBultosNumero</w:t>
+      </w:r>
+      <w:proofErr w:type="spellEnd"/>
+      <w:r>
+        <w:rPr>
+          <w:rFonts w:ascii="Arial" w:hAnsi="Arial" w:cs="Arial"/>
+          <w:sz w:val="20"/>
+          <w:szCs w:val="20"/>
+        </w:rPr>
+        <w:t xml:space="preserve">} bultos. </w:t>
       </w:r>
     </w:p>
     <w:p>
@@ -4701,7 +6179,25 @@
           <w:sz w:val="20"/>
           <w:szCs w:val="20"/>
         </w:rPr>
-        <w:t>{/veriBultosRevisados}</w:t>
+        <w:t>{/</w:t>
+      </w:r>
+      <w:proofErr w:type="spellStart"/>
+      <w:r>
+        <w:rPr>
+          <w:rFonts w:ascii="Arial" w:hAnsi="Arial" w:cs="Arial"/>
+          <w:sz w:val="20"/>
+          <w:szCs w:val="20"/>
+        </w:rPr>
+        <w:t>veriBultosRevisados</w:t>
+      </w:r>
+      <w:proofErr w:type="spellEnd"/>
+      <w:r>
+        <w:rPr>
+          <w:rFonts w:ascii="Arial" w:hAnsi="Arial" w:cs="Arial"/>
+          <w:sz w:val="20"/>
+          <w:szCs w:val="20"/>
+        </w:rPr>
+        <w:t>}</w:t>
       </w:r>
     </w:p>
     <w:p/>
@@ -4759,9 +6255,9 @@
           <w:sz w:val="20"/>
           <w:szCs w:val="20"/>
         </w:rPr>
-        <w:t>{fromInputs-</w:t>
-      </w:r>
-      <w:proofErr w:type="gramStart"/>
+        <w:t>{</w:t>
+      </w:r>
+      <w:proofErr w:type="spellStart"/>
       <w:r>
         <w:rPr>
           <w:rFonts w:ascii="Arial" w:hAnsi="Arial" w:cs="Arial"/>
@@ -4771,24 +6267,58 @@
           <w:sz w:val="20"/>
           <w:szCs w:val="20"/>
         </w:rPr>
-        <w:t>lugarAforoRRR}</w:t>
-      </w:r>
-      <w:r>
-        <w:rPr>
-          <w:rFonts w:ascii="Arial" w:hAnsi="Arial" w:cs="Arial"/>
+        <w:t>fromInputs-</w:t>
+      </w:r>
+      <w:proofErr w:type="gramStart"/>
+      <w:r>
+        <w:rPr>
+          <w:rFonts w:ascii="Arial" w:hAnsi="Arial" w:cs="Arial"/>
+          <w:b/>
+          <w:bCs/>
+          <w:color w:val="FF0000"/>
           <w:sz w:val="20"/>
           <w:szCs w:val="20"/>
         </w:rPr>
-        <w:t>{</w:t>
-      </w:r>
-      <w:proofErr w:type="gramEnd"/>
-      <w:r>
-        <w:rPr>
-          <w:rFonts w:ascii="Arial" w:hAnsi="Arial" w:cs="Arial"/>
+        <w:t>lugarAforoRRR</w:t>
+      </w:r>
+      <w:proofErr w:type="spellEnd"/>
+      <w:r>
+        <w:rPr>
+          <w:rFonts w:ascii="Arial" w:hAnsi="Arial" w:cs="Arial"/>
+          <w:b/>
+          <w:bCs/>
+          <w:color w:val="FF0000"/>
           <w:sz w:val="20"/>
           <w:szCs w:val="20"/>
         </w:rPr>
-        <w:t>fromInputs-lugarAforo}</w:t>
+        <w:t>}</w:t>
+      </w:r>
+      <w:r>
+        <w:rPr>
+          <w:rFonts w:ascii="Arial" w:hAnsi="Arial" w:cs="Arial"/>
+          <w:sz w:val="20"/>
+          <w:szCs w:val="20"/>
+        </w:rPr>
+        <w:t>{</w:t>
+      </w:r>
+      <w:proofErr w:type="spellStart"/>
+      <w:proofErr w:type="gramEnd"/>
+      <w:r>
+        <w:rPr>
+          <w:rFonts w:ascii="Arial" w:hAnsi="Arial" w:cs="Arial"/>
+          <w:sz w:val="20"/>
+          <w:szCs w:val="20"/>
+        </w:rPr>
+        <w:t>fromInputs-lugarAforo</w:t>
+      </w:r>
+      <w:proofErr w:type="spellEnd"/>
+      <w:r>
+        <w:rPr>
+          <w:rFonts w:ascii="Arial" w:hAnsi="Arial" w:cs="Arial"/>
+          <w:sz w:val="20"/>
+          <w:szCs w:val="20"/>
+        </w:rPr>
+        <w:t>}</w:t>
       </w:r>
     </w:p>
     <w:p>
@@ -4901,7 +6431,21 @@
         <w:rPr>
           <w:rFonts w:ascii="Arial" w:hAnsi="Arial" w:cs="Arial"/>
         </w:rPr>
-        <w:t>{/veriFaltanGuias}</w:t>
+        <w:t>{/</w:t>
+      </w:r>
+      <w:proofErr w:type="spellStart"/>
+      <w:r>
+        <w:rPr>
+          <w:rFonts w:ascii="Arial" w:hAnsi="Arial" w:cs="Arial"/>
+        </w:rPr>
+        <w:t>veriFaltanGuias</w:t>
+      </w:r>
+      <w:proofErr w:type="spellEnd"/>
+      <w:r>
+        <w:rPr>
+          <w:rFonts w:ascii="Arial" w:hAnsi="Arial" w:cs="Arial"/>
+        </w:rPr>
+        <w:t>}</w:t>
       </w:r>
     </w:p>
     <w:tbl>
@@ -5114,7 +6658,23 @@
                 <w:rFonts w:ascii="Arial" w:eastAsiaTheme="minorHAnsi" w:hAnsi="Arial" w:cs="Arial"/>
                 <w:lang w:eastAsia="en-US"/>
               </w:rPr>
-              <w:t>{razonSocial}</w:t>
+              <w:t>{</w:t>
+            </w:r>
+            <w:proofErr w:type="spellStart"/>
+            <w:r>
+              <w:rPr>
+                <w:rFonts w:ascii="Arial" w:eastAsiaTheme="minorHAnsi" w:hAnsi="Arial" w:cs="Arial"/>
+                <w:lang w:eastAsia="en-US"/>
+              </w:rPr>
+              <w:t>razonSocial</w:t>
+            </w:r>
+            <w:proofErr w:type="spellEnd"/>
+            <w:r>
+              <w:rPr>
+                <w:rFonts w:ascii="Arial" w:eastAsiaTheme="minorHAnsi" w:hAnsi="Arial" w:cs="Arial"/>
+                <w:lang w:eastAsia="en-US"/>
+              </w:rPr>
+              <w:t>}</w:t>
             </w:r>
           </w:p>
         </w:tc>
@@ -5211,7 +6771,7 @@
           <w:lang w:val="es-ES" w:eastAsia="es-ES"/>
         </w:rPr>
       </w:pPr>
-      <w:bookmarkStart w:id="18" w:name="_Hlk231416506"/>
+      <w:bookmarkStart w:id="19" w:name="_Hlk231416506"/>
       <w:r>
         <w:rPr>
           <w:rFonts w:ascii="Arial" w:eastAsia="Times New Roman" w:hAnsi="Arial" w:cs="Arial"/>
@@ -5222,6 +6782,7 @@
         </w:rPr>
         <w:t>{#</w:t>
       </w:r>
+      <w:proofErr w:type="spellStart"/>
       <w:r>
         <w:rPr>
           <w:rFonts w:ascii="Arial" w:eastAsia="Times New Roman" w:hAnsi="Arial" w:cs="Arial"/>
@@ -5232,6 +6793,7 @@
         </w:rPr>
         <w:t>estadoIncluyeAmazonia</w:t>
       </w:r>
+      <w:proofErr w:type="spellEnd"/>
       <w:r>
         <w:rPr>
           <w:rFonts w:ascii="Arial" w:eastAsia="Times New Roman" w:hAnsi="Arial" w:cs="Arial"/>
@@ -5284,6 +6846,7 @@
         </w:rPr>
         <w:t>{/</w:t>
       </w:r>
+      <w:proofErr w:type="spellStart"/>
       <w:r>
         <w:rPr>
           <w:rFonts w:ascii="Arial" w:eastAsia="Times New Roman" w:hAnsi="Arial" w:cs="Arial"/>
@@ -5294,6 +6857,7 @@
         </w:rPr>
         <w:t>estadoIncluyeAmazonia</w:t>
       </w:r>
+      <w:proofErr w:type="spellEnd"/>
       <w:r>
         <w:rPr>
           <w:rFonts w:ascii="Arial" w:eastAsia="Times New Roman" w:hAnsi="Arial" w:cs="Arial"/>
@@ -5371,15 +6935,10 @@
           <w:szCs w:val="20"/>
           <w:lang w:val="es-ES" w:eastAsia="es-ES"/>
         </w:rPr>
-        <w:t>{/estadoOnlyPECO}</w:t>
-      </w:r>
-    </w:p>
-    <w:bookmarkEnd w:id="18"/>
-    <w:p/>
-    <w:p>
-      <w:pPr>
-        <w:spacing w:after="0" w:line="240" w:lineRule="auto"/>
-        <w:jc w:val="both"/>
+        <w:t>{/</w:t>
+      </w:r>
+      <w:proofErr w:type="spellStart"/>
+      <w:r>
         <w:rPr>
           <w:rFonts w:ascii="Arial" w:eastAsia="Times New Roman" w:hAnsi="Arial" w:cs="Arial"/>
           <w:color w:val="000000"/>
@@ -5387,7 +6946,9 @@
           <w:szCs w:val="20"/>
           <w:lang w:val="es-ES" w:eastAsia="es-ES"/>
         </w:rPr>
-      </w:pPr>
+        <w:t>estadoOnlyPECO</w:t>
+      </w:r>
+      <w:proofErr w:type="spellEnd"/>
       <w:r>
         <w:rPr>
           <w:rFonts w:ascii="Arial" w:eastAsia="Times New Roman" w:hAnsi="Arial" w:cs="Arial"/>
@@ -5396,7 +6957,54 @@
           <w:szCs w:val="20"/>
           <w:lang w:val="es-ES" w:eastAsia="es-ES"/>
         </w:rPr>
-        <w:t>T.C S/ {cuadroDeudaTributaria-miniCuadro-tipoCambio}</w:t>
+        <w:t>}</w:t>
+      </w:r>
+    </w:p>
+    <w:bookmarkEnd w:id="19"/>
+    <w:p/>
+    <w:p>
+      <w:pPr>
+        <w:spacing w:after="0" w:line="240" w:lineRule="auto"/>
+        <w:jc w:val="both"/>
+        <w:rPr>
+          <w:rFonts w:ascii="Arial" w:eastAsia="Times New Roman" w:hAnsi="Arial" w:cs="Arial"/>
+          <w:color w:val="000000"/>
+          <w:sz w:val="20"/>
+          <w:szCs w:val="20"/>
+          <w:lang w:val="es-ES" w:eastAsia="es-ES"/>
+        </w:rPr>
+      </w:pPr>
+      <w:r>
+        <w:rPr>
+          <w:rFonts w:ascii="Arial" w:eastAsia="Times New Roman" w:hAnsi="Arial" w:cs="Arial"/>
+          <w:color w:val="000000"/>
+          <w:sz w:val="20"/>
+          <w:szCs w:val="20"/>
+          <w:lang w:val="es-ES" w:eastAsia="es-ES"/>
+        </w:rPr>
+        <w:t>T.C S/ {</w:t>
+      </w:r>
+      <w:proofErr w:type="spellStart"/>
+      <w:r>
+        <w:rPr>
+          <w:rFonts w:ascii="Arial" w:eastAsia="Times New Roman" w:hAnsi="Arial" w:cs="Arial"/>
+          <w:color w:val="000000"/>
+          <w:sz w:val="20"/>
+          <w:szCs w:val="20"/>
+          <w:lang w:val="es-ES" w:eastAsia="es-ES"/>
+        </w:rPr>
+        <w:t>cuadroDeudaTributaria-miniCuadro-tipoCambio</w:t>
+      </w:r>
+      <w:proofErr w:type="spellEnd"/>
+      <w:r>
+        <w:rPr>
+          <w:rFonts w:ascii="Arial" w:eastAsia="Times New Roman" w:hAnsi="Arial" w:cs="Arial"/>
+          <w:color w:val="000000"/>
+          <w:sz w:val="20"/>
+          <w:szCs w:val="20"/>
+          <w:lang w:val="es-ES" w:eastAsia="es-ES"/>
+        </w:rPr>
+        <w:t>}</w:t>
       </w:r>
     </w:p>
     <w:p>
@@ -5496,7 +7104,14 @@
         <w:rPr>
           <w:rFonts w:ascii="Arial" w:hAnsi="Arial" w:cs="Arial"/>
         </w:rPr>
-        <w:t>{/veri</w:t>
+        <w:t>{/</w:t>
+      </w:r>
+      <w:proofErr w:type="spellStart"/>
+      <w:r>
+        <w:rPr>
+          <w:rFonts w:ascii="Arial" w:hAnsi="Arial" w:cs="Arial"/>
+        </w:rPr>
+        <w:t>veri</w:t>
       </w:r>
       <w:r>
         <w:rPr>
@@ -5504,6 +7119,7 @@
         </w:rPr>
         <w:t>FaltaDeudaTributaria</w:t>
       </w:r>
+      <w:proofErr w:type="spellEnd"/>
       <w:r>
         <w:rPr>
           <w:rFonts w:ascii="Arial" w:hAnsi="Arial" w:cs="Arial"/>
@@ -5777,7 +7393,27 @@
                 <w:sz w:val="22"/>
                 <w:szCs w:val="22"/>
               </w:rPr>
-              <w:t>{textoAVLiqu}</w:t>
+              <w:t>{</w:t>
+            </w:r>
+            <w:proofErr w:type="spellStart"/>
+            <w:r>
+              <w:rPr>
+                <w:rFonts w:ascii="Calibri" w:hAnsi="Calibri" w:cs="Calibri"/>
+                <w:color w:val="000000"/>
+                <w:sz w:val="22"/>
+                <w:szCs w:val="22"/>
+              </w:rPr>
+              <w:t>textoAVLiqu</w:t>
+            </w:r>
+            <w:proofErr w:type="spellEnd"/>
+            <w:r>
+              <w:rPr>
+                <w:rFonts w:ascii="Calibri" w:hAnsi="Calibri" w:cs="Calibri"/>
+                <w:color w:val="000000"/>
+                <w:sz w:val="22"/>
+                <w:szCs w:val="22"/>
+              </w:rPr>
+              <w:t>}</w:t>
             </w:r>
           </w:p>
         </w:tc>
@@ -5803,7 +7439,27 @@
                 <w:sz w:val="22"/>
                 <w:szCs w:val="22"/>
               </w:rPr>
-              <w:t>{textoAVNoReg}</w:t>
+              <w:t>{</w:t>
+            </w:r>
+            <w:proofErr w:type="spellStart"/>
+            <w:r>
+              <w:rPr>
+                <w:rFonts w:ascii="Calibri" w:hAnsi="Calibri" w:cs="Calibri"/>
+                <w:color w:val="000000"/>
+                <w:sz w:val="22"/>
+                <w:szCs w:val="22"/>
+              </w:rPr>
+              <w:t>textoAVNoReg</w:t>
+            </w:r>
+            <w:proofErr w:type="spellEnd"/>
+            <w:r>
+              <w:rPr>
+                <w:rFonts w:ascii="Calibri" w:hAnsi="Calibri" w:cs="Calibri"/>
+                <w:color w:val="000000"/>
+                <w:sz w:val="22"/>
+                <w:szCs w:val="22"/>
+              </w:rPr>
+              <w:t>}</w:t>
             </w:r>
           </w:p>
         </w:tc>
@@ -5885,7 +7541,27 @@
                 <w:sz w:val="22"/>
                 <w:szCs w:val="22"/>
               </w:rPr>
-              <w:t>{textoIPMLiqu}</w:t>
+              <w:t>{</w:t>
+            </w:r>
+            <w:proofErr w:type="spellStart"/>
+            <w:r>
+              <w:rPr>
+                <w:rFonts w:ascii="Calibri" w:hAnsi="Calibri" w:cs="Calibri"/>
+                <w:color w:val="000000"/>
+                <w:sz w:val="22"/>
+                <w:szCs w:val="22"/>
+              </w:rPr>
+              <w:t>textoIPMLiqu</w:t>
+            </w:r>
+            <w:proofErr w:type="spellEnd"/>
+            <w:r>
+              <w:rPr>
+                <w:rFonts w:ascii="Calibri" w:hAnsi="Calibri" w:cs="Calibri"/>
+                <w:color w:val="000000"/>
+                <w:sz w:val="22"/>
+                <w:szCs w:val="22"/>
+              </w:rPr>
+              <w:t>}</w:t>
             </w:r>
           </w:p>
         </w:tc>
@@ -5911,7 +7587,27 @@
                 <w:sz w:val="22"/>
                 <w:szCs w:val="22"/>
               </w:rPr>
-              <w:t>{textoIPMNoReg}</w:t>
+              <w:t>{</w:t>
+            </w:r>
+            <w:proofErr w:type="spellStart"/>
+            <w:r>
+              <w:rPr>
+                <w:rFonts w:ascii="Calibri" w:hAnsi="Calibri" w:cs="Calibri"/>
+                <w:color w:val="000000"/>
+                <w:sz w:val="22"/>
+                <w:szCs w:val="22"/>
+              </w:rPr>
+              <w:t>textoIPMNoReg</w:t>
+            </w:r>
+            <w:proofErr w:type="spellEnd"/>
+            <w:r>
+              <w:rPr>
+                <w:rFonts w:ascii="Calibri" w:hAnsi="Calibri" w:cs="Calibri"/>
+                <w:color w:val="000000"/>
+                <w:sz w:val="22"/>
+                <w:szCs w:val="22"/>
+              </w:rPr>
+              <w:t>}</w:t>
             </w:r>
           </w:p>
         </w:tc>
@@ -5993,7 +7689,27 @@
                 <w:sz w:val="22"/>
                 <w:szCs w:val="22"/>
               </w:rPr>
-              <w:t>{textoIGVLiqu}</w:t>
+              <w:t>{</w:t>
+            </w:r>
+            <w:proofErr w:type="spellStart"/>
+            <w:r>
+              <w:rPr>
+                <w:rFonts w:ascii="Calibri" w:hAnsi="Calibri" w:cs="Calibri"/>
+                <w:color w:val="000000"/>
+                <w:sz w:val="22"/>
+                <w:szCs w:val="22"/>
+              </w:rPr>
+              <w:t>textoIGVLiqu</w:t>
+            </w:r>
+            <w:proofErr w:type="spellEnd"/>
+            <w:r>
+              <w:rPr>
+                <w:rFonts w:ascii="Calibri" w:hAnsi="Calibri" w:cs="Calibri"/>
+                <w:color w:val="000000"/>
+                <w:sz w:val="22"/>
+                <w:szCs w:val="22"/>
+              </w:rPr>
+              <w:t>}</w:t>
             </w:r>
           </w:p>
         </w:tc>
@@ -6019,7 +7735,27 @@
                 <w:sz w:val="22"/>
                 <w:szCs w:val="22"/>
               </w:rPr>
-              <w:t>{textoIGVNoReg}</w:t>
+              <w:t>{</w:t>
+            </w:r>
+            <w:proofErr w:type="spellStart"/>
+            <w:r>
+              <w:rPr>
+                <w:rFonts w:ascii="Calibri" w:hAnsi="Calibri" w:cs="Calibri"/>
+                <w:color w:val="000000"/>
+                <w:sz w:val="22"/>
+                <w:szCs w:val="22"/>
+              </w:rPr>
+              <w:t>textoIGVNoReg</w:t>
+            </w:r>
+            <w:proofErr w:type="spellEnd"/>
+            <w:r>
+              <w:rPr>
+                <w:rFonts w:ascii="Calibri" w:hAnsi="Calibri" w:cs="Calibri"/>
+                <w:color w:val="000000"/>
+                <w:sz w:val="22"/>
+                <w:szCs w:val="22"/>
+              </w:rPr>
+              <w:t>}</w:t>
             </w:r>
           </w:p>
         </w:tc>
@@ -6105,7 +7841,29 @@
                 <w:szCs w:val="22"/>
                 <w:lang w:val="es-ES" w:eastAsia="es-ES"/>
               </w:rPr>
-              <w:t>{textoTotLiqu}</w:t>
+              <w:t>{</w:t>
+            </w:r>
+            <w:proofErr w:type="spellStart"/>
+            <w:r>
+              <w:rPr>
+                <w:rFonts w:ascii="Arial" w:eastAsia="Times New Roman" w:hAnsi="Arial" w:cs="Arial"/>
+                <w:color w:val="000000"/>
+                <w:sz w:val="22"/>
+                <w:szCs w:val="22"/>
+                <w:lang w:val="es-ES" w:eastAsia="es-ES"/>
+              </w:rPr>
+              <w:t>textoTotLiqu</w:t>
+            </w:r>
+            <w:proofErr w:type="spellEnd"/>
+            <w:r>
+              <w:rPr>
+                <w:rFonts w:ascii="Arial" w:eastAsia="Times New Roman" w:hAnsi="Arial" w:cs="Arial"/>
+                <w:color w:val="000000"/>
+                <w:sz w:val="22"/>
+                <w:szCs w:val="22"/>
+                <w:lang w:val="es-ES" w:eastAsia="es-ES"/>
+              </w:rPr>
+              <w:t>}</w:t>
             </w:r>
           </w:p>
         </w:tc>
@@ -6134,7 +7892,29 @@
                 <w:szCs w:val="22"/>
                 <w:lang w:val="es-ES" w:eastAsia="es-ES"/>
               </w:rPr>
-              <w:t>{textoTotNoReg}</w:t>
+              <w:t>{</w:t>
+            </w:r>
+            <w:proofErr w:type="spellStart"/>
+            <w:r>
+              <w:rPr>
+                <w:rFonts w:ascii="Arial" w:eastAsia="Times New Roman" w:hAnsi="Arial" w:cs="Arial"/>
+                <w:color w:val="000000"/>
+                <w:sz w:val="22"/>
+                <w:szCs w:val="22"/>
+                <w:lang w:val="es-ES" w:eastAsia="es-ES"/>
+              </w:rPr>
+              <w:t>textoTotNoReg</w:t>
+            </w:r>
+            <w:proofErr w:type="spellEnd"/>
+            <w:r>
+              <w:rPr>
+                <w:rFonts w:ascii="Arial" w:eastAsia="Times New Roman" w:hAnsi="Arial" w:cs="Arial"/>
+                <w:color w:val="000000"/>
+                <w:sz w:val="22"/>
+                <w:szCs w:val="22"/>
+                <w:lang w:val="es-ES" w:eastAsia="es-ES"/>
+              </w:rPr>
+              <w:t>}</w:t>
             </w:r>
           </w:p>
         </w:tc>
@@ -6182,12 +7962,14 @@
         </w:rPr>
         <w:t>{/</w:t>
       </w:r>
+      <w:proofErr w:type="spellStart"/>
       <w:r>
         <w:rPr>
           <w:rFonts w:ascii="Arial" w:hAnsi="Arial" w:cs="Arial"/>
         </w:rPr>
         <w:t>estadoOnlyAMAZONIA</w:t>
       </w:r>
+      <w:proofErr w:type="spellEnd"/>
       <w:r>
         <w:rPr>
           <w:rFonts w:ascii="Arial" w:hAnsi="Arial" w:cs="Arial"/>
@@ -6491,7 +8273,27 @@
                 <w:sz w:val="20"/>
                 <w:szCs w:val="20"/>
               </w:rPr>
-              <w:t>{textoAVLiqu}</w:t>
+              <w:t>{</w:t>
+            </w:r>
+            <w:proofErr w:type="spellStart"/>
+            <w:r>
+              <w:rPr>
+                <w:rFonts w:ascii="Calibri" w:hAnsi="Calibri" w:cs="Calibri"/>
+                <w:color w:val="000000"/>
+                <w:sz w:val="20"/>
+                <w:szCs w:val="20"/>
+              </w:rPr>
+              <w:t>textoAVLiqu</w:t>
+            </w:r>
+            <w:proofErr w:type="spellEnd"/>
+            <w:r>
+              <w:rPr>
+                <w:rFonts w:ascii="Calibri" w:hAnsi="Calibri" w:cs="Calibri"/>
+                <w:color w:val="000000"/>
+                <w:sz w:val="20"/>
+                <w:szCs w:val="20"/>
+              </w:rPr>
+              <w:t>}</w:t>
             </w:r>
           </w:p>
         </w:tc>
@@ -6517,7 +8319,27 @@
                 <w:sz w:val="20"/>
                 <w:szCs w:val="20"/>
               </w:rPr>
-              <w:t>{textoAVNoReg}</w:t>
+              <w:t>{</w:t>
+            </w:r>
+            <w:proofErr w:type="spellStart"/>
+            <w:r>
+              <w:rPr>
+                <w:rFonts w:ascii="Calibri" w:hAnsi="Calibri" w:cs="Calibri"/>
+                <w:color w:val="000000"/>
+                <w:sz w:val="20"/>
+                <w:szCs w:val="20"/>
+              </w:rPr>
+              <w:t>textoAVNoReg</w:t>
+            </w:r>
+            <w:proofErr w:type="spellEnd"/>
+            <w:r>
+              <w:rPr>
+                <w:rFonts w:ascii="Calibri" w:hAnsi="Calibri" w:cs="Calibri"/>
+                <w:color w:val="000000"/>
+                <w:sz w:val="20"/>
+                <w:szCs w:val="20"/>
+              </w:rPr>
+              <w:t>}</w:t>
             </w:r>
           </w:p>
         </w:tc>
@@ -6545,6 +8367,7 @@
               </w:rPr>
               <w:t>{</w:t>
             </w:r>
+            <w:proofErr w:type="spellStart"/>
             <w:r>
               <w:rPr>
                 <w:rFonts w:ascii="Calibri" w:hAnsi="Calibri" w:cs="Calibri"/>
@@ -6554,6 +8377,7 @@
               </w:rPr>
               <w:t>textoAVReguPECO</w:t>
             </w:r>
+            <w:proofErr w:type="spellEnd"/>
             <w:r>
               <w:rPr>
                 <w:rFonts w:ascii="Calibri" w:hAnsi="Calibri" w:cs="Calibri"/>
@@ -6643,7 +8467,27 @@
                 <w:sz w:val="20"/>
                 <w:szCs w:val="20"/>
               </w:rPr>
-              <w:t>{textoIPMLiqu}</w:t>
+              <w:t>{</w:t>
+            </w:r>
+            <w:proofErr w:type="spellStart"/>
+            <w:r>
+              <w:rPr>
+                <w:rFonts w:ascii="Calibri" w:hAnsi="Calibri" w:cs="Calibri"/>
+                <w:color w:val="000000"/>
+                <w:sz w:val="20"/>
+                <w:szCs w:val="20"/>
+              </w:rPr>
+              <w:t>textoIPMLiqu</w:t>
+            </w:r>
+            <w:proofErr w:type="spellEnd"/>
+            <w:r>
+              <w:rPr>
+                <w:rFonts w:ascii="Calibri" w:hAnsi="Calibri" w:cs="Calibri"/>
+                <w:color w:val="000000"/>
+                <w:sz w:val="20"/>
+                <w:szCs w:val="20"/>
+              </w:rPr>
+              <w:t>}</w:t>
             </w:r>
           </w:p>
         </w:tc>
@@ -6669,7 +8513,27 @@
                 <w:sz w:val="20"/>
                 <w:szCs w:val="20"/>
               </w:rPr>
-              <w:t>{textoIPMNoReg}</w:t>
+              <w:t>{</w:t>
+            </w:r>
+            <w:proofErr w:type="spellStart"/>
+            <w:r>
+              <w:rPr>
+                <w:rFonts w:ascii="Calibri" w:hAnsi="Calibri" w:cs="Calibri"/>
+                <w:color w:val="000000"/>
+                <w:sz w:val="20"/>
+                <w:szCs w:val="20"/>
+              </w:rPr>
+              <w:t>textoIPMNoReg</w:t>
+            </w:r>
+            <w:proofErr w:type="spellEnd"/>
+            <w:r>
+              <w:rPr>
+                <w:rFonts w:ascii="Calibri" w:hAnsi="Calibri" w:cs="Calibri"/>
+                <w:color w:val="000000"/>
+                <w:sz w:val="20"/>
+                <w:szCs w:val="20"/>
+              </w:rPr>
+              <w:t>}</w:t>
             </w:r>
           </w:p>
         </w:tc>
@@ -6697,6 +8561,7 @@
               </w:rPr>
               <w:t>{</w:t>
             </w:r>
+            <w:proofErr w:type="spellStart"/>
             <w:r>
               <w:rPr>
                 <w:rFonts w:ascii="Calibri" w:eastAsia="Times New Roman" w:hAnsi="Calibri" w:cs="Calibri"/>
@@ -6706,6 +8571,7 @@
               </w:rPr>
               <w:t>textoIPMReguPECO</w:t>
             </w:r>
+            <w:proofErr w:type="spellEnd"/>
             <w:r>
               <w:rPr>
                 <w:rFonts w:ascii="Calibri" w:eastAsia="Times New Roman" w:hAnsi="Calibri" w:cs="Calibri"/>
@@ -6795,7 +8661,27 @@
                 <w:sz w:val="20"/>
                 <w:szCs w:val="20"/>
               </w:rPr>
-              <w:t>{textoIGVLiqu}</w:t>
+              <w:t>{</w:t>
+            </w:r>
+            <w:proofErr w:type="spellStart"/>
+            <w:r>
+              <w:rPr>
+                <w:rFonts w:ascii="Calibri" w:hAnsi="Calibri" w:cs="Calibri"/>
+                <w:color w:val="000000"/>
+                <w:sz w:val="20"/>
+                <w:szCs w:val="20"/>
+              </w:rPr>
+              <w:t>textoIGVLiqu</w:t>
+            </w:r>
+            <w:proofErr w:type="spellEnd"/>
+            <w:r>
+              <w:rPr>
+                <w:rFonts w:ascii="Calibri" w:hAnsi="Calibri" w:cs="Calibri"/>
+                <w:color w:val="000000"/>
+                <w:sz w:val="20"/>
+                <w:szCs w:val="20"/>
+              </w:rPr>
+              <w:t>}</w:t>
             </w:r>
           </w:p>
         </w:tc>
@@ -6821,7 +8707,27 @@
                 <w:sz w:val="20"/>
                 <w:szCs w:val="20"/>
               </w:rPr>
-              <w:t>{textoIGVNoReg}</w:t>
+              <w:t>{</w:t>
+            </w:r>
+            <w:proofErr w:type="spellStart"/>
+            <w:r>
+              <w:rPr>
+                <w:rFonts w:ascii="Calibri" w:hAnsi="Calibri" w:cs="Calibri"/>
+                <w:color w:val="000000"/>
+                <w:sz w:val="20"/>
+                <w:szCs w:val="20"/>
+              </w:rPr>
+              <w:t>textoIGVNoReg</w:t>
+            </w:r>
+            <w:proofErr w:type="spellEnd"/>
+            <w:r>
+              <w:rPr>
+                <w:rFonts w:ascii="Calibri" w:hAnsi="Calibri" w:cs="Calibri"/>
+                <w:color w:val="000000"/>
+                <w:sz w:val="20"/>
+                <w:szCs w:val="20"/>
+              </w:rPr>
+              <w:t>}</w:t>
             </w:r>
           </w:p>
         </w:tc>
@@ -6849,6 +8755,7 @@
               </w:rPr>
               <w:t>{</w:t>
             </w:r>
+            <w:proofErr w:type="spellStart"/>
             <w:r>
               <w:rPr>
                 <w:rFonts w:ascii="Calibri" w:hAnsi="Calibri" w:cs="Calibri"/>
@@ -6858,6 +8765,7 @@
               </w:rPr>
               <w:t>textoIGVReguPECO</w:t>
             </w:r>
+            <w:proofErr w:type="spellEnd"/>
             <w:r>
               <w:rPr>
                 <w:rFonts w:ascii="Calibri" w:hAnsi="Calibri" w:cs="Calibri"/>
@@ -6951,7 +8859,29 @@
                 <w:szCs w:val="20"/>
                 <w:lang w:val="es-ES" w:eastAsia="es-ES"/>
               </w:rPr>
-              <w:t>{textoTotLiqu}</w:t>
+              <w:t>{</w:t>
+            </w:r>
+            <w:proofErr w:type="spellStart"/>
+            <w:r>
+              <w:rPr>
+                <w:rFonts w:ascii="Arial" w:eastAsia="Times New Roman" w:hAnsi="Arial" w:cs="Arial"/>
+                <w:color w:val="000000"/>
+                <w:sz w:val="20"/>
+                <w:szCs w:val="20"/>
+                <w:lang w:val="es-ES" w:eastAsia="es-ES"/>
+              </w:rPr>
+              <w:t>textoTotLiqu</w:t>
+            </w:r>
+            <w:proofErr w:type="spellEnd"/>
+            <w:r>
+              <w:rPr>
+                <w:rFonts w:ascii="Arial" w:eastAsia="Times New Roman" w:hAnsi="Arial" w:cs="Arial"/>
+                <w:color w:val="000000"/>
+                <w:sz w:val="20"/>
+                <w:szCs w:val="20"/>
+                <w:lang w:val="es-ES" w:eastAsia="es-ES"/>
+              </w:rPr>
+              <w:t>}</w:t>
             </w:r>
           </w:p>
         </w:tc>
@@ -6980,7 +8910,29 @@
                 <w:szCs w:val="20"/>
                 <w:lang w:val="es-ES" w:eastAsia="es-ES"/>
               </w:rPr>
-              <w:t>{textoTotNoReg}</w:t>
+              <w:t>{</w:t>
+            </w:r>
+            <w:proofErr w:type="spellStart"/>
+            <w:r>
+              <w:rPr>
+                <w:rFonts w:ascii="Arial" w:eastAsia="Times New Roman" w:hAnsi="Arial" w:cs="Arial"/>
+                <w:color w:val="000000"/>
+                <w:sz w:val="20"/>
+                <w:szCs w:val="20"/>
+                <w:lang w:val="es-ES" w:eastAsia="es-ES"/>
+              </w:rPr>
+              <w:t>textoTotNoReg</w:t>
+            </w:r>
+            <w:proofErr w:type="spellEnd"/>
+            <w:r>
+              <w:rPr>
+                <w:rFonts w:ascii="Arial" w:eastAsia="Times New Roman" w:hAnsi="Arial" w:cs="Arial"/>
+                <w:color w:val="000000"/>
+                <w:sz w:val="20"/>
+                <w:szCs w:val="20"/>
+                <w:lang w:val="es-ES" w:eastAsia="es-ES"/>
+              </w:rPr>
+              <w:t>}</w:t>
             </w:r>
           </w:p>
         </w:tc>
@@ -7011,6 +8963,7 @@
               </w:rPr>
               <w:t>{</w:t>
             </w:r>
+            <w:proofErr w:type="spellStart"/>
             <w:r>
               <w:rPr>
                 <w:rFonts w:ascii="Arial" w:eastAsia="Times New Roman" w:hAnsi="Arial" w:cs="Arial"/>
@@ -7021,6 +8974,7 @@
               </w:rPr>
               <w:t>textoTotReguPECO</w:t>
             </w:r>
+            <w:proofErr w:type="spellEnd"/>
             <w:r>
               <w:rPr>
                 <w:rFonts w:ascii="Arial" w:eastAsia="Times New Roman" w:hAnsi="Arial" w:cs="Arial"/>
@@ -7081,19 +9035,37 @@
           <w:sz w:val="20"/>
           <w:szCs w:val="20"/>
         </w:rPr>
-        <w:t>{/estadoPECOyAMAZONIA}</w:t>
-      </w:r>
-    </w:p>
-    <w:p>
-      <w:pPr>
-        <w:spacing w:line="240" w:lineRule="auto"/>
+        <w:t>{/</w:t>
+      </w:r>
+      <w:proofErr w:type="spellStart"/>
+      <w:r>
         <w:rPr>
           <w:rFonts w:ascii="Arial" w:hAnsi="Arial" w:cs="Arial"/>
           <w:sz w:val="20"/>
           <w:szCs w:val="20"/>
         </w:rPr>
-      </w:pPr>
-      <w:bookmarkStart w:id="19" w:name="_Hlk231416448"/>
+        <w:t>estadoPECOyAMAZONIA</w:t>
+      </w:r>
+      <w:proofErr w:type="spellEnd"/>
+      <w:r>
+        <w:rPr>
+          <w:rFonts w:ascii="Arial" w:hAnsi="Arial" w:cs="Arial"/>
+          <w:sz w:val="20"/>
+          <w:szCs w:val="20"/>
+        </w:rPr>
+        <w:t>}</w:t>
+      </w:r>
+    </w:p>
+    <w:p>
+      <w:pPr>
+        <w:spacing w:line="240" w:lineRule="auto"/>
+        <w:rPr>
+          <w:rFonts w:ascii="Arial" w:hAnsi="Arial" w:cs="Arial"/>
+          <w:sz w:val="20"/>
+          <w:szCs w:val="20"/>
+        </w:rPr>
+      </w:pPr>
+      <w:bookmarkStart w:id="20" w:name="_Hlk231416448"/>
       <w:r>
         <w:rPr>
           <w:rFonts w:ascii="Arial" w:hAnsi="Arial" w:cs="Arial"/>
@@ -7339,7 +9311,27 @@
                 <w:sz w:val="20"/>
                 <w:szCs w:val="20"/>
               </w:rPr>
-              <w:t>{textoAVLiqu}</w:t>
+              <w:t>{</w:t>
+            </w:r>
+            <w:proofErr w:type="spellStart"/>
+            <w:r>
+              <w:rPr>
+                <w:rFonts w:ascii="Calibri" w:hAnsi="Calibri" w:cs="Calibri"/>
+                <w:color w:val="000000"/>
+                <w:sz w:val="20"/>
+                <w:szCs w:val="20"/>
+              </w:rPr>
+              <w:t>textoAVLiqu</w:t>
+            </w:r>
+            <w:proofErr w:type="spellEnd"/>
+            <w:r>
+              <w:rPr>
+                <w:rFonts w:ascii="Calibri" w:hAnsi="Calibri" w:cs="Calibri"/>
+                <w:color w:val="000000"/>
+                <w:sz w:val="20"/>
+                <w:szCs w:val="20"/>
+              </w:rPr>
+              <w:t>}</w:t>
             </w:r>
           </w:p>
         </w:tc>
@@ -7365,7 +9357,27 @@
                 <w:sz w:val="20"/>
                 <w:szCs w:val="20"/>
               </w:rPr>
-              <w:t>{textoAVNoReg}</w:t>
+              <w:t>{</w:t>
+            </w:r>
+            <w:proofErr w:type="spellStart"/>
+            <w:r>
+              <w:rPr>
+                <w:rFonts w:ascii="Calibri" w:hAnsi="Calibri" w:cs="Calibri"/>
+                <w:color w:val="000000"/>
+                <w:sz w:val="20"/>
+                <w:szCs w:val="20"/>
+              </w:rPr>
+              <w:t>textoAVNoReg</w:t>
+            </w:r>
+            <w:proofErr w:type="spellEnd"/>
+            <w:r>
+              <w:rPr>
+                <w:rFonts w:ascii="Calibri" w:hAnsi="Calibri" w:cs="Calibri"/>
+                <w:color w:val="000000"/>
+                <w:sz w:val="20"/>
+                <w:szCs w:val="20"/>
+              </w:rPr>
+              <w:t>}</w:t>
             </w:r>
           </w:p>
         </w:tc>
@@ -7393,6 +9405,7 @@
               </w:rPr>
               <w:t>{</w:t>
             </w:r>
+            <w:proofErr w:type="spellStart"/>
             <w:r>
               <w:rPr>
                 <w:rFonts w:ascii="Calibri" w:hAnsi="Calibri" w:cs="Calibri"/>
@@ -7402,6 +9415,7 @@
               </w:rPr>
               <w:t>textoAVReguPECO</w:t>
             </w:r>
+            <w:proofErr w:type="spellEnd"/>
             <w:r>
               <w:rPr>
                 <w:rFonts w:ascii="Calibri" w:hAnsi="Calibri" w:cs="Calibri"/>
@@ -7467,7 +9481,27 @@
                 <w:sz w:val="20"/>
                 <w:szCs w:val="20"/>
               </w:rPr>
-              <w:t>{textoIPMLiqu}</w:t>
+              <w:t>{</w:t>
+            </w:r>
+            <w:proofErr w:type="spellStart"/>
+            <w:r>
+              <w:rPr>
+                <w:rFonts w:ascii="Calibri" w:hAnsi="Calibri" w:cs="Calibri"/>
+                <w:color w:val="000000"/>
+                <w:sz w:val="20"/>
+                <w:szCs w:val="20"/>
+              </w:rPr>
+              <w:t>textoIPMLiqu</w:t>
+            </w:r>
+            <w:proofErr w:type="spellEnd"/>
+            <w:r>
+              <w:rPr>
+                <w:rFonts w:ascii="Calibri" w:hAnsi="Calibri" w:cs="Calibri"/>
+                <w:color w:val="000000"/>
+                <w:sz w:val="20"/>
+                <w:szCs w:val="20"/>
+              </w:rPr>
+              <w:t>}</w:t>
             </w:r>
           </w:p>
         </w:tc>
@@ -7493,7 +9527,27 @@
                 <w:sz w:val="20"/>
                 <w:szCs w:val="20"/>
               </w:rPr>
-              <w:t>{textoIPMNoReg}</w:t>
+              <w:t>{</w:t>
+            </w:r>
+            <w:proofErr w:type="spellStart"/>
+            <w:r>
+              <w:rPr>
+                <w:rFonts w:ascii="Calibri" w:hAnsi="Calibri" w:cs="Calibri"/>
+                <w:color w:val="000000"/>
+                <w:sz w:val="20"/>
+                <w:szCs w:val="20"/>
+              </w:rPr>
+              <w:t>textoIPMNoReg</w:t>
+            </w:r>
+            <w:proofErr w:type="spellEnd"/>
+            <w:r>
+              <w:rPr>
+                <w:rFonts w:ascii="Calibri" w:hAnsi="Calibri" w:cs="Calibri"/>
+                <w:color w:val="000000"/>
+                <w:sz w:val="20"/>
+                <w:szCs w:val="20"/>
+              </w:rPr>
+              <w:t>}</w:t>
             </w:r>
           </w:p>
         </w:tc>
@@ -7521,6 +9575,7 @@
               </w:rPr>
               <w:t>{</w:t>
             </w:r>
+            <w:proofErr w:type="spellStart"/>
             <w:r>
               <w:rPr>
                 <w:rFonts w:ascii="Calibri" w:eastAsia="Times New Roman" w:hAnsi="Calibri" w:cs="Calibri"/>
@@ -7530,6 +9585,7 @@
               </w:rPr>
               <w:t>textoIPMReguPECO</w:t>
             </w:r>
+            <w:proofErr w:type="spellEnd"/>
             <w:r>
               <w:rPr>
                 <w:rFonts w:ascii="Calibri" w:eastAsia="Times New Roman" w:hAnsi="Calibri" w:cs="Calibri"/>
@@ -7595,7 +9651,27 @@
                 <w:sz w:val="20"/>
                 <w:szCs w:val="20"/>
               </w:rPr>
-              <w:t>{textoIGVLiqu}</w:t>
+              <w:t>{</w:t>
+            </w:r>
+            <w:proofErr w:type="spellStart"/>
+            <w:r>
+              <w:rPr>
+                <w:rFonts w:ascii="Calibri" w:hAnsi="Calibri" w:cs="Calibri"/>
+                <w:color w:val="000000"/>
+                <w:sz w:val="20"/>
+                <w:szCs w:val="20"/>
+              </w:rPr>
+              <w:t>textoIGVLiqu</w:t>
+            </w:r>
+            <w:proofErr w:type="spellEnd"/>
+            <w:r>
+              <w:rPr>
+                <w:rFonts w:ascii="Calibri" w:hAnsi="Calibri" w:cs="Calibri"/>
+                <w:color w:val="000000"/>
+                <w:sz w:val="20"/>
+                <w:szCs w:val="20"/>
+              </w:rPr>
+              <w:t>}</w:t>
             </w:r>
           </w:p>
         </w:tc>
@@ -7621,7 +9697,27 @@
                 <w:sz w:val="20"/>
                 <w:szCs w:val="20"/>
               </w:rPr>
-              <w:t>{textoIGVNoReg}</w:t>
+              <w:t>{</w:t>
+            </w:r>
+            <w:proofErr w:type="spellStart"/>
+            <w:r>
+              <w:rPr>
+                <w:rFonts w:ascii="Calibri" w:hAnsi="Calibri" w:cs="Calibri"/>
+                <w:color w:val="000000"/>
+                <w:sz w:val="20"/>
+                <w:szCs w:val="20"/>
+              </w:rPr>
+              <w:t>textoIGVNoReg</w:t>
+            </w:r>
+            <w:proofErr w:type="spellEnd"/>
+            <w:r>
+              <w:rPr>
+                <w:rFonts w:ascii="Calibri" w:hAnsi="Calibri" w:cs="Calibri"/>
+                <w:color w:val="000000"/>
+                <w:sz w:val="20"/>
+                <w:szCs w:val="20"/>
+              </w:rPr>
+              <w:t>}</w:t>
             </w:r>
           </w:p>
         </w:tc>
@@ -7649,6 +9745,7 @@
               </w:rPr>
               <w:t>{</w:t>
             </w:r>
+            <w:proofErr w:type="spellStart"/>
             <w:r>
               <w:rPr>
                 <w:rFonts w:ascii="Calibri" w:hAnsi="Calibri" w:cs="Calibri"/>
@@ -7658,6 +9755,7 @@
               </w:rPr>
               <w:t>textoIGVReguPECO</w:t>
             </w:r>
+            <w:proofErr w:type="spellEnd"/>
             <w:r>
               <w:rPr>
                 <w:rFonts w:ascii="Calibri" w:hAnsi="Calibri" w:cs="Calibri"/>
@@ -7727,7 +9825,29 @@
                 <w:szCs w:val="20"/>
                 <w:lang w:val="es-ES" w:eastAsia="es-ES"/>
               </w:rPr>
-              <w:t>{textoTotLiqu}</w:t>
+              <w:t>{</w:t>
+            </w:r>
+            <w:proofErr w:type="spellStart"/>
+            <w:r>
+              <w:rPr>
+                <w:rFonts w:ascii="Arial" w:eastAsia="Times New Roman" w:hAnsi="Arial" w:cs="Arial"/>
+                <w:color w:val="000000"/>
+                <w:sz w:val="20"/>
+                <w:szCs w:val="20"/>
+                <w:lang w:val="es-ES" w:eastAsia="es-ES"/>
+              </w:rPr>
+              <w:t>textoTotLiqu</w:t>
+            </w:r>
+            <w:proofErr w:type="spellEnd"/>
+            <w:r>
+              <w:rPr>
+                <w:rFonts w:ascii="Arial" w:eastAsia="Times New Roman" w:hAnsi="Arial" w:cs="Arial"/>
+                <w:color w:val="000000"/>
+                <w:sz w:val="20"/>
+                <w:szCs w:val="20"/>
+                <w:lang w:val="es-ES" w:eastAsia="es-ES"/>
+              </w:rPr>
+              <w:t>}</w:t>
             </w:r>
           </w:p>
         </w:tc>
@@ -7756,7 +9876,29 @@
                 <w:szCs w:val="20"/>
                 <w:lang w:val="es-ES" w:eastAsia="es-ES"/>
               </w:rPr>
-              <w:t>{textoTotNoReg}</w:t>
+              <w:t>{</w:t>
+            </w:r>
+            <w:proofErr w:type="spellStart"/>
+            <w:r>
+              <w:rPr>
+                <w:rFonts w:ascii="Arial" w:eastAsia="Times New Roman" w:hAnsi="Arial" w:cs="Arial"/>
+                <w:color w:val="000000"/>
+                <w:sz w:val="20"/>
+                <w:szCs w:val="20"/>
+                <w:lang w:val="es-ES" w:eastAsia="es-ES"/>
+              </w:rPr>
+              <w:t>textoTotNoReg</w:t>
+            </w:r>
+            <w:proofErr w:type="spellEnd"/>
+            <w:r>
+              <w:rPr>
+                <w:rFonts w:ascii="Arial" w:eastAsia="Times New Roman" w:hAnsi="Arial" w:cs="Arial"/>
+                <w:color w:val="000000"/>
+                <w:sz w:val="20"/>
+                <w:szCs w:val="20"/>
+                <w:lang w:val="es-ES" w:eastAsia="es-ES"/>
+              </w:rPr>
+              <w:t>}</w:t>
             </w:r>
           </w:p>
         </w:tc>
@@ -7787,6 +9929,7 @@
               </w:rPr>
               <w:t>{</w:t>
             </w:r>
+            <w:proofErr w:type="spellStart"/>
             <w:r>
               <w:rPr>
                 <w:rFonts w:ascii="Arial" w:eastAsia="Times New Roman" w:hAnsi="Arial" w:cs="Arial"/>
@@ -7797,6 +9940,7 @@
               </w:rPr>
               <w:t>textoTotReguPECO</w:t>
             </w:r>
+            <w:proofErr w:type="spellEnd"/>
             <w:r>
               <w:rPr>
                 <w:rFonts w:ascii="Arial" w:eastAsia="Times New Roman" w:hAnsi="Arial" w:cs="Arial"/>
@@ -7830,6 +9974,7 @@
         </w:rPr>
         <w:t>{/</w:t>
       </w:r>
+      <w:proofErr w:type="spellStart"/>
       <w:r>
         <w:rPr>
           <w:rFonts w:ascii="Arial" w:hAnsi="Arial" w:cs="Arial"/>
@@ -7838,6 +9983,7 @@
         </w:rPr>
         <w:t>estadoOnlyPECO</w:t>
       </w:r>
+      <w:proofErr w:type="spellEnd"/>
       <w:r>
         <w:rPr>
           <w:rFonts w:ascii="Arial" w:hAnsi="Arial" w:cs="Arial"/>
@@ -7859,7 +10005,7 @@
         </w:rPr>
       </w:pPr>
     </w:p>
-    <w:bookmarkEnd w:id="19"/>
+    <w:bookmarkEnd w:id="20"/>
     <w:p>
       <w:pPr>
         <w:pStyle w:val="Textoindependiente"/>
@@ -8024,7 +10170,31 @@
           <w:sz w:val="22"/>
           <w:szCs w:val="22"/>
         </w:rPr>
-        <w:t>, presentado por {fromDam-nombreEmpresa}</w:t>
+        <w:t>, presentado por {</w:t>
+      </w:r>
+      <w:proofErr w:type="spellStart"/>
+      <w:r>
+        <w:rPr>
+          <w:rFonts w:ascii="Arial" w:hAnsi="Arial" w:cs="Arial"/>
+          <w:i w:val="0"/>
+          <w:iCs w:val="0"/>
+          <w:color w:val="000000" w:themeColor="text1"/>
+          <w:sz w:val="22"/>
+          <w:szCs w:val="22"/>
+        </w:rPr>
+        <w:t>fromDam-nombreEmpresa</w:t>
+      </w:r>
+      <w:proofErr w:type="spellEnd"/>
+      <w:r>
+        <w:rPr>
+          <w:rFonts w:ascii="Arial" w:hAnsi="Arial" w:cs="Arial"/>
+          <w:i w:val="0"/>
+          <w:iCs w:val="0"/>
+          <w:color w:val="000000" w:themeColor="text1"/>
+          <w:sz w:val="22"/>
+          <w:szCs w:val="22"/>
+        </w:rPr>
+        <w:t>}</w:t>
       </w:r>
       <w:r>
         <w:rPr>
@@ -8037,7 +10207,35 @@
           <w:sz w:val="22"/>
           <w:szCs w:val="22"/>
         </w:rPr>
-        <w:t>{fromDam-nombreEmpresaRRR}</w:t>
+        <w:t>{</w:t>
+      </w:r>
+      <w:proofErr w:type="spellStart"/>
+      <w:r>
+        <w:rPr>
+          <w:rFonts w:ascii="Arial" w:hAnsi="Arial" w:cs="Arial"/>
+          <w:b/>
+          <w:bCs/>
+          <w:i w:val="0"/>
+          <w:iCs w:val="0"/>
+          <w:color w:val="FF0000"/>
+          <w:sz w:val="22"/>
+          <w:szCs w:val="22"/>
+        </w:rPr>
+        <w:t>fromDam-nombreEmpresaRRR</w:t>
+      </w:r>
+      <w:proofErr w:type="spellEnd"/>
+      <w:r>
+        <w:rPr>
+          <w:rFonts w:ascii="Arial" w:hAnsi="Arial" w:cs="Arial"/>
+          <w:b/>
+          <w:bCs/>
+          <w:i w:val="0"/>
+          <w:iCs w:val="0"/>
+          <w:color w:val="FF0000"/>
+          <w:sz w:val="22"/>
+          <w:szCs w:val="22"/>
+        </w:rPr>
+        <w:t>}</w:t>
       </w:r>
       <w:r>
         <w:rPr>
@@ -8093,7 +10291,31 @@
           <w:sz w:val="22"/>
           <w:szCs w:val="22"/>
         </w:rPr>
-        <w:t>{fromDam-ruc}</w:t>
+        <w:t>{</w:t>
+      </w:r>
+      <w:proofErr w:type="spellStart"/>
+      <w:r>
+        <w:rPr>
+          <w:rFonts w:ascii="Arial" w:hAnsi="Arial" w:cs="Arial"/>
+          <w:i w:val="0"/>
+          <w:iCs w:val="0"/>
+          <w:color w:val="000000" w:themeColor="text1"/>
+          <w:sz w:val="22"/>
+          <w:szCs w:val="22"/>
+        </w:rPr>
+        <w:t>fromDam</w:t>
+      </w:r>
+      <w:proofErr w:type="spellEnd"/>
+      <w:r>
+        <w:rPr>
+          <w:rFonts w:ascii="Arial" w:hAnsi="Arial" w:cs="Arial"/>
+          <w:i w:val="0"/>
+          <w:iCs w:val="0"/>
+          <w:color w:val="000000" w:themeColor="text1"/>
+          <w:sz w:val="22"/>
+          <w:szCs w:val="22"/>
+        </w:rPr>
+        <w:t>-ruc}</w:t>
       </w:r>
       <w:r>
         <w:rPr>
@@ -8106,7 +10328,35 @@
           <w:sz w:val="22"/>
           <w:szCs w:val="22"/>
         </w:rPr>
-        <w:t>{fromDam-rucRRR}</w:t>
+        <w:t>{</w:t>
+      </w:r>
+      <w:proofErr w:type="spellStart"/>
+      <w:r>
+        <w:rPr>
+          <w:rFonts w:ascii="Arial" w:hAnsi="Arial" w:cs="Arial"/>
+          <w:b/>
+          <w:bCs/>
+          <w:i w:val="0"/>
+          <w:iCs w:val="0"/>
+          <w:color w:val="FF0000"/>
+          <w:sz w:val="22"/>
+          <w:szCs w:val="22"/>
+        </w:rPr>
+        <w:t>fromDam-rucRRR</w:t>
+      </w:r>
+      <w:proofErr w:type="spellEnd"/>
+      <w:r>
+        <w:rPr>
+          <w:rFonts w:ascii="Arial" w:hAnsi="Arial" w:cs="Arial"/>
+          <w:b/>
+          <w:bCs/>
+          <w:i w:val="0"/>
+          <w:iCs w:val="0"/>
+          <w:color w:val="FF0000"/>
+          <w:sz w:val="22"/>
+          <w:szCs w:val="22"/>
+        </w:rPr>
+        <w:t>}</w:t>
       </w:r>
       <w:r>
         <w:rPr>
@@ -8136,12 +10386,14 @@
         </w:rPr>
         <w:t>{/</w:t>
       </w:r>
+      <w:proofErr w:type="spellStart"/>
       <w:r>
         <w:rPr>
           <w:rFonts w:ascii="Arial" w:hAnsi="Arial" w:cs="Arial"/>
         </w:rPr>
         <w:t>estadoOnlyAMAZONIA</w:t>
       </w:r>
+      <w:proofErr w:type="spellEnd"/>
       <w:r>
         <w:rPr>
           <w:rFonts w:ascii="Arial" w:hAnsi="Arial" w:cs="Arial"/>
@@ -8309,7 +10561,31 @@
           <w:sz w:val="22"/>
           <w:szCs w:val="22"/>
         </w:rPr>
-        <w:t>, presentado por {fromDam-nombreEmpresa}</w:t>
+        <w:t>, presentado por {</w:t>
+      </w:r>
+      <w:proofErr w:type="spellStart"/>
+      <w:r>
+        <w:rPr>
+          <w:rFonts w:ascii="Arial" w:hAnsi="Arial" w:cs="Arial"/>
+          <w:i w:val="0"/>
+          <w:iCs w:val="0"/>
+          <w:color w:val="000000" w:themeColor="text1"/>
+          <w:sz w:val="22"/>
+          <w:szCs w:val="22"/>
+        </w:rPr>
+        <w:t>fromDam-nombreEmpresa</w:t>
+      </w:r>
+      <w:proofErr w:type="spellEnd"/>
+      <w:r>
+        <w:rPr>
+          <w:rFonts w:ascii="Arial" w:hAnsi="Arial" w:cs="Arial"/>
+          <w:i w:val="0"/>
+          <w:iCs w:val="0"/>
+          <w:color w:val="000000" w:themeColor="text1"/>
+          <w:sz w:val="22"/>
+          <w:szCs w:val="22"/>
+        </w:rPr>
+        <w:t>}</w:t>
       </w:r>
       <w:r>
         <w:rPr>
@@ -8322,7 +10598,35 @@
           <w:sz w:val="22"/>
           <w:szCs w:val="22"/>
         </w:rPr>
-        <w:t>{fromDam-nombreEmpresaRRR}</w:t>
+        <w:t>{</w:t>
+      </w:r>
+      <w:proofErr w:type="spellStart"/>
+      <w:r>
+        <w:rPr>
+          <w:rFonts w:ascii="Arial" w:hAnsi="Arial" w:cs="Arial"/>
+          <w:b/>
+          <w:bCs/>
+          <w:i w:val="0"/>
+          <w:iCs w:val="0"/>
+          <w:color w:val="FF0000"/>
+          <w:sz w:val="22"/>
+          <w:szCs w:val="22"/>
+        </w:rPr>
+        <w:t>fromDam-nombreEmpresaRRR</w:t>
+      </w:r>
+      <w:proofErr w:type="spellEnd"/>
+      <w:r>
+        <w:rPr>
+          <w:rFonts w:ascii="Arial" w:hAnsi="Arial" w:cs="Arial"/>
+          <w:b/>
+          <w:bCs/>
+          <w:i w:val="0"/>
+          <w:iCs w:val="0"/>
+          <w:color w:val="FF0000"/>
+          <w:sz w:val="22"/>
+          <w:szCs w:val="22"/>
+        </w:rPr>
+        <w:t>}</w:t>
       </w:r>
       <w:r>
         <w:rPr>
@@ -8378,7 +10682,31 @@
           <w:sz w:val="22"/>
           <w:szCs w:val="22"/>
         </w:rPr>
-        <w:t>{fromDam-ruc}</w:t>
+        <w:t>{</w:t>
+      </w:r>
+      <w:proofErr w:type="spellStart"/>
+      <w:r>
+        <w:rPr>
+          <w:rFonts w:ascii="Arial" w:hAnsi="Arial" w:cs="Arial"/>
+          <w:i w:val="0"/>
+          <w:iCs w:val="0"/>
+          <w:color w:val="000000" w:themeColor="text1"/>
+          <w:sz w:val="22"/>
+          <w:szCs w:val="22"/>
+        </w:rPr>
+        <w:t>fromDam</w:t>
+      </w:r>
+      <w:proofErr w:type="spellEnd"/>
+      <w:r>
+        <w:rPr>
+          <w:rFonts w:ascii="Arial" w:hAnsi="Arial" w:cs="Arial"/>
+          <w:i w:val="0"/>
+          <w:iCs w:val="0"/>
+          <w:color w:val="000000" w:themeColor="text1"/>
+          <w:sz w:val="22"/>
+          <w:szCs w:val="22"/>
+        </w:rPr>
+        <w:t>-ruc}</w:t>
       </w:r>
       <w:r>
         <w:rPr>
@@ -8391,7 +10719,35 @@
           <w:sz w:val="22"/>
           <w:szCs w:val="22"/>
         </w:rPr>
-        <w:t>{fromDam-rucRRR}</w:t>
+        <w:t>{</w:t>
+      </w:r>
+      <w:proofErr w:type="spellStart"/>
+      <w:r>
+        <w:rPr>
+          <w:rFonts w:ascii="Arial" w:hAnsi="Arial" w:cs="Arial"/>
+          <w:b/>
+          <w:bCs/>
+          <w:i w:val="0"/>
+          <w:iCs w:val="0"/>
+          <w:color w:val="FF0000"/>
+          <w:sz w:val="22"/>
+          <w:szCs w:val="22"/>
+        </w:rPr>
+        <w:t>fromDam-rucRRR</w:t>
+      </w:r>
+      <w:proofErr w:type="spellEnd"/>
+      <w:r>
+        <w:rPr>
+          <w:rFonts w:ascii="Arial" w:hAnsi="Arial" w:cs="Arial"/>
+          <w:b/>
+          <w:bCs/>
+          <w:i w:val="0"/>
+          <w:iCs w:val="0"/>
+          <w:color w:val="FF0000"/>
+          <w:sz w:val="22"/>
+          <w:szCs w:val="22"/>
+        </w:rPr>
+        <w:t>}</w:t>
       </w:r>
       <w:r>
         <w:rPr>
@@ -8402,8 +10758,9 @@
           <w:sz w:val="22"/>
           <w:szCs w:val="22"/>
         </w:rPr>
-        <w:t>, se establece que la mercancía materia de regularización ha sido objeto de reconocimiento físico dentro del plazo previsto en el artículo 2º de la Resolución Ministerial n.º107-94-EF/10; por lo tanto, corresponde atender las series de la referida DAM solicitadas a regularización toda vez que se encuentran negociadas en el Arancel Común del Convenio Peruano - Colombiano con una tasa Ad/Valorem – Libre; asimismo, se debe tener en cuenta lo opinado en el informe n.º 50-2008-SUNAT/2B4000, ratificado mediante Informe n.º 11-2017-SUNAT/340000, donde dice que: “la devolución de los tributos pagados a cuenta, como regularización del despacho de mercancía acogidas estrictamente a los beneficios arancelarios otorgados por el PECO, comprende únicamente los derechos Ad/Valorem cancelados de las mercancías liberadas total o parcialmente por acogimiento del PECO; determinándose que el monto a regularizar en el marco del Decreto Supremo n.º 015 -94 - EF es de S/ {textoTotReguPECO} y en el marco de la Ley n.º 2703</w:t>
-      </w:r>
+        <w:t>, se establece que la mercancía materia de regularización ha sido objeto de reconocimiento físico dentro del plazo previsto en el artículo 2º de la Resolución Ministerial n.º107-94-EF/10; por lo tanto, corresponde atender las series de la referida DAM solicitadas a regularización toda vez que se encuentran negociadas en el Arancel Común del Convenio Peruano - Colombiano con una tasa Ad/Valorem – Libre; asimismo, se debe tener en cuenta lo opinado en el informe n.º 50-2008-SUNAT/2B4000, ratificado mediante Informe n.º 11-2017-SUNAT/340000, donde dice que: “la devolución de los tributos pagados a cuenta, como regularización del despacho de mercancía acogidas estrictamente a los beneficios arancelarios otorgados por el PECO, comprende únicamente los derechos Ad/Valorem cancelados de las mercancías liberadas total o parcialmente por acogimiento del PECO; determinándose que el monto a regularizar en el marco del Decreto Supremo n.º 015 -94 - EF es de S/ {</w:t>
+      </w:r>
+      <w:proofErr w:type="spellStart"/>
       <w:r>
         <w:rPr>
           <w:rFonts w:ascii="Arial" w:hAnsi="Arial" w:cs="Arial"/>
@@ -8413,6 +10770,29 @@
           <w:sz w:val="22"/>
           <w:szCs w:val="22"/>
         </w:rPr>
+        <w:t>textoTotReguPECO</w:t>
+      </w:r>
+      <w:proofErr w:type="spellEnd"/>
+      <w:r>
+        <w:rPr>
+          <w:rFonts w:ascii="Arial" w:hAnsi="Arial" w:cs="Arial"/>
+          <w:i w:val="0"/>
+          <w:iCs w:val="0"/>
+          <w:color w:val="000000" w:themeColor="text1"/>
+          <w:sz w:val="22"/>
+          <w:szCs w:val="22"/>
+        </w:rPr>
+        <w:t>} y en el marco de la Ley n.º 2703</w:t>
+      </w:r>
+      <w:r>
+        <w:rPr>
+          <w:rFonts w:ascii="Arial" w:hAnsi="Arial" w:cs="Arial"/>
+          <w:i w:val="0"/>
+          <w:iCs w:val="0"/>
+          <w:color w:val="000000" w:themeColor="text1"/>
+          <w:sz w:val="22"/>
+          <w:szCs w:val="22"/>
+        </w:rPr>
         <w:t>7 es de S/ {textoTotRegu27}.</w:t>
       </w:r>
     </w:p>
@@ -8421,6 +10801,7 @@
       <w:r>
         <w:t>{/</w:t>
       </w:r>
+      <w:proofErr w:type="spellStart"/>
       <w:r>
         <w:rPr>
           <w:rFonts w:ascii="Arial" w:hAnsi="Arial" w:cs="Arial"/>
@@ -8429,12 +10810,13 @@
         </w:rPr>
         <w:t>estadoPECOyAMAZONIA</w:t>
       </w:r>
+      <w:proofErr w:type="spellEnd"/>
       <w:r>
         <w:t>}</w:t>
       </w:r>
     </w:p>
     <w:p>
-      <w:bookmarkStart w:id="20" w:name="_Hlk231416325"/>
+      <w:bookmarkStart w:id="21" w:name="_Hlk231416325"/>
       <w:r>
         <w:t>{#</w:t>
       </w:r>
@@ -8536,7 +10918,31 @@
           <w:sz w:val="22"/>
           <w:szCs w:val="22"/>
         </w:rPr>
-        <w:t>, presentado por {fromDam-nombreEmpresa}</w:t>
+        <w:t>, presentado por {</w:t>
+      </w:r>
+      <w:proofErr w:type="spellStart"/>
+      <w:r>
+        <w:rPr>
+          <w:rFonts w:ascii="Arial" w:hAnsi="Arial" w:cs="Arial"/>
+          <w:i w:val="0"/>
+          <w:iCs w:val="0"/>
+          <w:color w:val="000000" w:themeColor="text1"/>
+          <w:sz w:val="22"/>
+          <w:szCs w:val="22"/>
+        </w:rPr>
+        <w:t>fromDam-nombreEmpresa</w:t>
+      </w:r>
+      <w:proofErr w:type="spellEnd"/>
+      <w:r>
+        <w:rPr>
+          <w:rFonts w:ascii="Arial" w:hAnsi="Arial" w:cs="Arial"/>
+          <w:i w:val="0"/>
+          <w:iCs w:val="0"/>
+          <w:color w:val="000000" w:themeColor="text1"/>
+          <w:sz w:val="22"/>
+          <w:szCs w:val="22"/>
+        </w:rPr>
+        <w:t>}</w:t>
       </w:r>
       <w:r>
         <w:rPr>
@@ -8549,7 +10955,35 @@
           <w:sz w:val="22"/>
           <w:szCs w:val="22"/>
         </w:rPr>
-        <w:t>{fromDam-nombreEmpresaRRR}</w:t>
+        <w:t>{</w:t>
+      </w:r>
+      <w:proofErr w:type="spellStart"/>
+      <w:r>
+        <w:rPr>
+          <w:rFonts w:ascii="Arial" w:hAnsi="Arial" w:cs="Arial"/>
+          <w:b/>
+          <w:bCs/>
+          <w:i w:val="0"/>
+          <w:iCs w:val="0"/>
+          <w:color w:val="FF0000"/>
+          <w:sz w:val="22"/>
+          <w:szCs w:val="22"/>
+        </w:rPr>
+        <w:t>fromDam-nombreEmpresaRRR</w:t>
+      </w:r>
+      <w:proofErr w:type="spellEnd"/>
+      <w:r>
+        <w:rPr>
+          <w:rFonts w:ascii="Arial" w:hAnsi="Arial" w:cs="Arial"/>
+          <w:b/>
+          <w:bCs/>
+          <w:i w:val="0"/>
+          <w:iCs w:val="0"/>
+          <w:color w:val="FF0000"/>
+          <w:sz w:val="22"/>
+          <w:szCs w:val="22"/>
+        </w:rPr>
+        <w:t>}</w:t>
       </w:r>
       <w:r>
         <w:rPr>
@@ -8560,7 +10994,31 @@
           <w:sz w:val="22"/>
           <w:szCs w:val="22"/>
         </w:rPr>
-        <w:t>, identificado con RUC n.º {fromDam-ruc}</w:t>
+        <w:t>, identificado con RUC n.º {</w:t>
+      </w:r>
+      <w:proofErr w:type="spellStart"/>
+      <w:r>
+        <w:rPr>
+          <w:rFonts w:ascii="Arial" w:hAnsi="Arial" w:cs="Arial"/>
+          <w:i w:val="0"/>
+          <w:iCs w:val="0"/>
+          <w:color w:val="000000" w:themeColor="text1"/>
+          <w:sz w:val="22"/>
+          <w:szCs w:val="22"/>
+        </w:rPr>
+        <w:t>fromDam</w:t>
+      </w:r>
+      <w:proofErr w:type="spellEnd"/>
+      <w:r>
+        <w:rPr>
+          <w:rFonts w:ascii="Arial" w:hAnsi="Arial" w:cs="Arial"/>
+          <w:i w:val="0"/>
+          <w:iCs w:val="0"/>
+          <w:color w:val="000000" w:themeColor="text1"/>
+          <w:sz w:val="22"/>
+          <w:szCs w:val="22"/>
+        </w:rPr>
+        <w:t>-ruc}</w:t>
       </w:r>
       <w:r>
         <w:rPr>
@@ -8573,7 +11031,35 @@
           <w:sz w:val="22"/>
           <w:szCs w:val="22"/>
         </w:rPr>
-        <w:t>{fromDam-rucRRR}</w:t>
+        <w:t>{</w:t>
+      </w:r>
+      <w:proofErr w:type="spellStart"/>
+      <w:r>
+        <w:rPr>
+          <w:rFonts w:ascii="Arial" w:hAnsi="Arial" w:cs="Arial"/>
+          <w:b/>
+          <w:bCs/>
+          <w:i w:val="0"/>
+          <w:iCs w:val="0"/>
+          <w:color w:val="FF0000"/>
+          <w:sz w:val="22"/>
+          <w:szCs w:val="22"/>
+        </w:rPr>
+        <w:t>fromDam-rucRRR</w:t>
+      </w:r>
+      <w:proofErr w:type="spellEnd"/>
+      <w:r>
+        <w:rPr>
+          <w:rFonts w:ascii="Arial" w:hAnsi="Arial" w:cs="Arial"/>
+          <w:b/>
+          <w:bCs/>
+          <w:i w:val="0"/>
+          <w:iCs w:val="0"/>
+          <w:color w:val="FF0000"/>
+          <w:sz w:val="22"/>
+          <w:szCs w:val="22"/>
+        </w:rPr>
+        <w:t>}</w:t>
       </w:r>
       <w:r>
         <w:rPr>
@@ -8584,7 +11070,31 @@
           <w:sz w:val="22"/>
           <w:szCs w:val="22"/>
         </w:rPr>
-        <w:t>, se establece que la mercancía materia de regularización ha sido objeto de reconocimiento físico dentro del plazo previsto en el artículo 2º de la Resolución Ministerial n.º107-94-EF/10; por lo tanto, corresponde atender las series de la referida DAM solicitadas a regularización toda vez que se encuentran negociadas en el Arancel Común del Convenio Peruano - Colombiano con una tasa Ad/Valorem – Libre; asimismo, se debe tener en cuenta lo opinado en el informe n.º 50-2008-SUNAT/2B4000, ratificado mediante Informe n.º 11-2017-SUNAT/340000, donde dice que: “la devolución de los tributos pagados a cuenta, como regularización del despacho de mercancía acogidas estrictamente a los beneficios arancelarios otorgados por el PECO, comprende únicamente los derechos Ad/Valorem cancelados de las mercancías liberadas total o parcialmente por acogimiento del PECO; determinándose que el monto a regularizar en el marco del Decreto Supremo n.º 015-94-EF es de S/ {textoTotReguPECO}</w:t>
+        <w:t>, se establece que la mercancía materia de regularización ha sido objeto de reconocimiento físico dentro del plazo previsto en el artículo 2º de la Resolución Ministerial n.º107-94-EF/10; por lo tanto, corresponde atender las series de la referida DAM solicitadas a regularización toda vez que se encuentran negociadas en el Arancel Común del Convenio Peruano - Colombiano con una tasa Ad/Valorem – Libre; asimismo, se debe tener en cuenta lo opinado en el informe n.º 50-2008-SUNAT/2B4000, ratificado mediante Informe n.º 11-2017-SUNAT/340000, donde dice que: “la devolución de los tributos pagados a cuenta, como regularización del despacho de mercancía acogidas estrictamente a los beneficios arancelarios otorgados por el PECO, comprende únicamente los derechos Ad/Valorem cancelados de las mercancías liberadas total o parcialmente por acogimiento del PECO; determinándose que el monto a regularizar en el marco del Decreto Supremo n.º 015-94-EF es de S/ {</w:t>
+      </w:r>
+      <w:proofErr w:type="spellStart"/>
+      <w:r>
+        <w:rPr>
+          <w:rFonts w:ascii="Arial" w:hAnsi="Arial" w:cs="Arial"/>
+          <w:i w:val="0"/>
+          <w:iCs w:val="0"/>
+          <w:color w:val="000000" w:themeColor="text1"/>
+          <w:sz w:val="22"/>
+          <w:szCs w:val="22"/>
+        </w:rPr>
+        <w:t>textoTotReguPECO</w:t>
+      </w:r>
+      <w:proofErr w:type="spellEnd"/>
+      <w:r>
+        <w:rPr>
+          <w:rFonts w:ascii="Arial" w:hAnsi="Arial" w:cs="Arial"/>
+          <w:i w:val="0"/>
+          <w:iCs w:val="0"/>
+          <w:color w:val="000000" w:themeColor="text1"/>
+          <w:sz w:val="22"/>
+          <w:szCs w:val="22"/>
+        </w:rPr>
+        <w:t>}</w:t>
       </w:r>
     </w:p>
     <w:p/>
@@ -8592,14 +11102,16 @@
       <w:r>
         <w:t>{/</w:t>
       </w:r>
+      <w:proofErr w:type="spellStart"/>
       <w:r>
         <w:t>estadoOnlyPECO</w:t>
       </w:r>
+      <w:proofErr w:type="spellEnd"/>
       <w:r>
         <w:t>}</w:t>
       </w:r>
     </w:p>
-    <w:bookmarkEnd w:id="20"/>
+    <w:bookmarkEnd w:id="21"/>
     <w:p>
       <w:pPr>
         <w:pStyle w:val="Textoindependiente"/>
@@ -8661,7 +11173,19 @@
           <w:sz w:val="22"/>
           <w:szCs w:val="22"/>
         </w:rPr>
-        <w:t>La Ley n.º 28194 “Ley para la Lucha contra la Evasión y para la Formalización de la Economía” establece en su artículo 3-A la obligatoriedad del uso de medios de pago en la compraventa internacional de mercancías, en tal sentido, se procedió a evaluar la factura remitida por el administrado a través del requerimiento n.º {datosFactura-</w:t>
+        <w:t>La Ley n.º 28194 “Ley para la Lucha contra la Evasión y para la Formalización de la Economía” establece en su artículo 3-A la obligatoriedad del uso de medios de pago en la compraventa internacional de mercancías, en tal sentido, se procedió a evaluar la factura remitida por el administrado a través del requerimiento n.º {</w:t>
+      </w:r>
+      <w:proofErr w:type="spellStart"/>
+      <w:r>
+        <w:rPr>
+          <w:rFonts w:ascii="Arial" w:hAnsi="Arial"/>
+          <w:i w:val="0"/>
+          <w:iCs w:val="0"/>
+          <w:color w:val="000000" w:themeColor="text1"/>
+          <w:sz w:val="22"/>
+          <w:szCs w:val="22"/>
+        </w:rPr>
+        <w:t>datosFactura-</w:t>
       </w:r>
       <w:proofErr w:type="gramStart"/>
       <w:r>
@@ -8673,11 +11197,23 @@
           <w:sz w:val="22"/>
           <w:szCs w:val="22"/>
         </w:rPr>
-        <w:t>numeroReqFac}</w:t>
-      </w:r>
+        <w:t>numeroReqFac</w:t>
+      </w:r>
+      <w:proofErr w:type="spellEnd"/>
       <w:r>
         <w:rPr>
           <w:rFonts w:ascii="Arial" w:hAnsi="Arial"/>
+          <w:i w:val="0"/>
+          <w:iCs w:val="0"/>
+          <w:color w:val="000000" w:themeColor="text1"/>
+          <w:sz w:val="22"/>
+          <w:szCs w:val="22"/>
+        </w:rPr>
+        <w:t>}</w:t>
+      </w:r>
+      <w:r>
+        <w:rPr>
+          <w:rFonts w:ascii="Arial" w:hAnsi="Arial"/>
           <w:b/>
           <w:bCs/>
           <w:i w:val="0"/>
@@ -8688,6 +11224,7 @@
         </w:rPr>
         <w:t>{</w:t>
       </w:r>
+      <w:proofErr w:type="spellStart"/>
       <w:proofErr w:type="gramEnd"/>
       <w:r>
         <w:rPr>
@@ -8700,7 +11237,21 @@
           <w:sz w:val="22"/>
           <w:szCs w:val="22"/>
         </w:rPr>
-        <w:t>datosFactura-numeroReqFacRRR}.</w:t>
+        <w:t>datosFactura-numeroReqFacRRR</w:t>
+      </w:r>
+      <w:proofErr w:type="spellEnd"/>
+      <w:r>
+        <w:rPr>
+          <w:rFonts w:ascii="Arial" w:hAnsi="Arial"/>
+          <w:b/>
+          <w:bCs/>
+          <w:i w:val="0"/>
+          <w:iCs w:val="0"/>
+          <w:color w:val="FF0000"/>
+          <w:sz w:val="22"/>
+          <w:szCs w:val="22"/>
+        </w:rPr>
+        <w:t>}.</w:t>
       </w:r>
     </w:p>
     <w:p>
@@ -8732,22 +11283,64 @@
           <w:sz w:val="22"/>
           <w:szCs w:val="22"/>
         </w:rPr>
-        <w:t>del requerimiento n.º {datosFactura-numeroReqFac}</w:t>
-      </w:r>
+        <w:t>del requerimiento n.º {</w:t>
+      </w:r>
+      <w:proofErr w:type="spellStart"/>
       <w:r>
         <w:rPr>
           <w:rFonts w:ascii="Arial" w:hAnsi="Arial"/>
+          <w:sz w:val="22"/>
+          <w:szCs w:val="22"/>
+        </w:rPr>
+        <w:t>datosFactura-numeroReqFac</w:t>
+      </w:r>
+      <w:proofErr w:type="spellEnd"/>
+      <w:r>
+        <w:rPr>
+          <w:rFonts w:ascii="Arial" w:hAnsi="Arial"/>
+          <w:sz w:val="22"/>
+          <w:szCs w:val="22"/>
+        </w:rPr>
+        <w:t>}</w:t>
+      </w:r>
+      <w:r>
+        <w:rPr>
+          <w:rFonts w:ascii="Arial" w:hAnsi="Arial"/>
           <w:b/>
           <w:bCs/>
           <w:color w:val="FF0000"/>
           <w:sz w:val="22"/>
           <w:szCs w:val="22"/>
         </w:rPr>
-        <w:t>{datosFactura-numeroReqFacRRR}</w:t>
-      </w:r>
+        <w:t>{</w:t>
+      </w:r>
+      <w:proofErr w:type="spellStart"/>
       <w:r>
         <w:rPr>
           <w:rFonts w:ascii="Arial" w:hAnsi="Arial"/>
+          <w:b/>
+          <w:bCs/>
+          <w:color w:val="FF0000"/>
+          <w:sz w:val="22"/>
+          <w:szCs w:val="22"/>
+        </w:rPr>
+        <w:t>datosFactura-numeroReqFacRRR</w:t>
+      </w:r>
+      <w:proofErr w:type="spellEnd"/>
+      <w:r>
+        <w:rPr>
+          <w:rFonts w:ascii="Arial" w:hAnsi="Arial"/>
+          <w:b/>
+          <w:bCs/>
+          <w:color w:val="FF0000"/>
+          <w:sz w:val="22"/>
+          <w:szCs w:val="22"/>
+        </w:rPr>
+        <w:t>}</w:t>
+      </w:r>
+      <w:r>
+        <w:rPr>
+          <w:rFonts w:ascii="Arial" w:hAnsi="Arial"/>
           <w:sz w:val="22"/>
           <w:szCs w:val="22"/>
         </w:rPr>
@@ -8762,15 +11355,57 @@
           <w:sz w:val="22"/>
           <w:szCs w:val="22"/>
         </w:rPr>
-        <w:t>{datosFactura-fechaReqFacRRR}</w:t>
-      </w:r>
+        <w:t>{</w:t>
+      </w:r>
+      <w:proofErr w:type="spellStart"/>
       <w:r>
         <w:rPr>
           <w:rFonts w:ascii="Arial" w:hAnsi="Arial"/>
-          <w:sz w:val="22"/>
-          <w:szCs w:val="22"/>
-        </w:rPr>
-        <w:t xml:space="preserve">{datosFactura-fechaReqFac} presentó a esta administración la factura digitalizada, la misma que se encuentra detallada en  </w:t>
+          <w:b/>
+          <w:bCs/>
+          <w:color w:val="FF0000"/>
+          <w:sz w:val="22"/>
+          <w:szCs w:val="22"/>
+        </w:rPr>
+        <w:t>datosFactura-fechaReqFacRRR</w:t>
+      </w:r>
+      <w:proofErr w:type="spellEnd"/>
+      <w:r>
+        <w:rPr>
+          <w:rFonts w:ascii="Arial" w:hAnsi="Arial"/>
+          <w:b/>
+          <w:bCs/>
+          <w:color w:val="FF0000"/>
+          <w:sz w:val="22"/>
+          <w:szCs w:val="22"/>
+        </w:rPr>
+        <w:t>}</w:t>
+      </w:r>
+      <w:r>
+        <w:rPr>
+          <w:rFonts w:ascii="Arial" w:hAnsi="Arial"/>
+          <w:sz w:val="22"/>
+          <w:szCs w:val="22"/>
+        </w:rPr>
+        <w:t>{</w:t>
+      </w:r>
+      <w:proofErr w:type="spellStart"/>
+      <w:r>
+        <w:rPr>
+          <w:rFonts w:ascii="Arial" w:hAnsi="Arial"/>
+          <w:sz w:val="22"/>
+          <w:szCs w:val="22"/>
+        </w:rPr>
+        <w:t>datosFactura-fechaReqFac</w:t>
+      </w:r>
+      <w:proofErr w:type="spellEnd"/>
+      <w:r>
+        <w:rPr>
+          <w:rFonts w:ascii="Arial" w:hAnsi="Arial"/>
+          <w:sz w:val="22"/>
+          <w:szCs w:val="22"/>
+        </w:rPr>
+        <w:t xml:space="preserve">} presentó a esta administración la factura digitalizada, la misma que se encuentra detallada en  </w:t>
       </w:r>
       <w:r>
         <w:rPr>
@@ -8893,35 +11528,96 @@
           <w:sz w:val="22"/>
           <w:szCs w:val="22"/>
         </w:rPr>
-        <w:t>se evidencia que el importador todavía se encuentra dentro del plazo para realizar la transferencia por el pago de las mercancías; en tal sentido, corresponde la devolución solicitada por {fromDam-nombreEmpresa}</w:t>
-      </w:r>
+        <w:t>se evidencia que el importador todavía se encuentra dentro del plazo para realizar la transferencia por el pago de las mercancías; en tal sentido, corresponde la devolución solicitada por {</w:t>
+      </w:r>
+      <w:proofErr w:type="spellStart"/>
       <w:r>
         <w:rPr>
           <w:rFonts w:ascii="Arial" w:hAnsi="Arial"/>
+          <w:sz w:val="22"/>
+          <w:szCs w:val="22"/>
+        </w:rPr>
+        <w:t>fromDam-nombreEmpresa</w:t>
+      </w:r>
+      <w:proofErr w:type="spellEnd"/>
+      <w:r>
+        <w:rPr>
+          <w:rFonts w:ascii="Arial" w:hAnsi="Arial"/>
+          <w:sz w:val="22"/>
+          <w:szCs w:val="22"/>
+        </w:rPr>
+        <w:t>}</w:t>
+      </w:r>
+      <w:r>
+        <w:rPr>
+          <w:rFonts w:ascii="Arial" w:hAnsi="Arial"/>
           <w:b/>
           <w:bCs/>
           <w:color w:val="FF0000"/>
           <w:sz w:val="22"/>
           <w:szCs w:val="22"/>
         </w:rPr>
-        <w:t>{fromDam-nombreEmpresaRRR}</w:t>
-      </w:r>
+        <w:t>{</w:t>
+      </w:r>
+      <w:proofErr w:type="spellStart"/>
       <w:r>
         <w:rPr>
           <w:rFonts w:ascii="Arial" w:hAnsi="Arial"/>
-          <w:sz w:val="22"/>
-          <w:szCs w:val="22"/>
-        </w:rPr>
-        <w:t xml:space="preserve">. identificada con RUC n.º {fromDam-ruc} al </w:t>
-      </w:r>
+          <w:b/>
+          <w:bCs/>
+          <w:color w:val="FF0000"/>
+          <w:sz w:val="22"/>
+          <w:szCs w:val="22"/>
+        </w:rPr>
+        <w:t>fromDam-nombreEmpresaRRR</w:t>
+      </w:r>
+      <w:proofErr w:type="spellEnd"/>
       <w:r>
         <w:rPr>
           <w:rFonts w:ascii="Arial" w:hAnsi="Arial"/>
+          <w:b/>
+          <w:bCs/>
+          <w:color w:val="FF0000"/>
+          <w:sz w:val="22"/>
+          <w:szCs w:val="22"/>
+        </w:rPr>
+        <w:t>}</w:t>
+      </w:r>
+      <w:r>
+        <w:rPr>
+          <w:rFonts w:ascii="Arial" w:hAnsi="Arial"/>
+          <w:sz w:val="22"/>
+          <w:szCs w:val="22"/>
+        </w:rPr>
+        <w:t>. identificada con RUC n.º {</w:t>
+      </w:r>
+      <w:proofErr w:type="spellStart"/>
+      <w:r>
+        <w:rPr>
+          <w:rFonts w:ascii="Arial" w:hAnsi="Arial"/>
+          <w:sz w:val="22"/>
+          <w:szCs w:val="22"/>
+        </w:rPr>
+        <w:t>fromDam</w:t>
+      </w:r>
+      <w:proofErr w:type="spellEnd"/>
+      <w:r>
+        <w:rPr>
+          <w:rFonts w:ascii="Arial" w:hAnsi="Arial"/>
+          <w:sz w:val="22"/>
+          <w:szCs w:val="22"/>
+        </w:rPr>
+        <w:t xml:space="preserve">-ruc} al </w:t>
+      </w:r>
+      <w:r>
+        <w:rPr>
+          <w:rFonts w:ascii="Arial" w:hAnsi="Arial"/>
           <w:sz w:val="22"/>
           <w:szCs w:val="22"/>
         </w:rPr>
         <w:t>{</w:t>
       </w:r>
+      <w:proofErr w:type="spellStart"/>
       <w:r>
         <w:rPr>
           <w:rFonts w:ascii="Arial" w:hAnsi="Arial"/>
@@ -8930,6 +11626,7 @@
         </w:rPr>
         <w:t>textoPlazoFactura</w:t>
       </w:r>
+      <w:proofErr w:type="spellEnd"/>
       <w:r>
         <w:rPr>
           <w:rFonts w:ascii="Arial" w:hAnsi="Arial"/>
@@ -8980,12 +11677,14 @@
         </w:rPr>
         <w:t>{/</w:t>
       </w:r>
+      <w:proofErr w:type="spellStart"/>
       <w:r>
         <w:rPr>
           <w:rFonts w:ascii="Arial" w:hAnsi="Arial" w:cs="Arial"/>
         </w:rPr>
         <w:t>estadopagoFacturaTipoVencimiento</w:t>
       </w:r>
+      <w:proofErr w:type="spellEnd"/>
       <w:r>
         <w:rPr>
           <w:rFonts w:ascii="Arial" w:hAnsi="Arial" w:cs="Arial"/>
@@ -9055,7 +11754,19 @@
           <w:szCs w:val="22"/>
         </w:rPr>
         <w:lastRenderedPageBreak/>
-        <w:t>La Ley n.º 28194 “Ley para la Lucha contra la Evasión y para la Formalización de la Economía” establece en su artículo 3-A la obligatoriedad del uso de medios de pago en la compraventa internacional de mercancías, en tal sentido, se procedió a evaluar la factura remitida por el administrado a través del requerimiento n.º {datosFactura-</w:t>
+        <w:t>La Ley n.º 28194 “Ley para la Lucha contra la Evasión y para la Formalización de la Economía” establece en su artículo 3-A la obligatoriedad del uso de medios de pago en la compraventa internacional de mercancías, en tal sentido, se procedió a evaluar la factura remitida por el administrado a través del requerimiento n.º {</w:t>
+      </w:r>
+      <w:proofErr w:type="spellStart"/>
+      <w:r>
+        <w:rPr>
+          <w:rFonts w:ascii="Arial" w:hAnsi="Arial"/>
+          <w:i w:val="0"/>
+          <w:iCs w:val="0"/>
+          <w:color w:val="000000" w:themeColor="text1"/>
+          <w:sz w:val="22"/>
+          <w:szCs w:val="22"/>
+        </w:rPr>
+        <w:t>datosFactura-</w:t>
       </w:r>
       <w:proofErr w:type="gramStart"/>
       <w:r>
@@ -9067,11 +11778,23 @@
           <w:sz w:val="22"/>
           <w:szCs w:val="22"/>
         </w:rPr>
-        <w:t>numeroReqFac}</w:t>
-      </w:r>
+        <w:t>numeroReqFac</w:t>
+      </w:r>
+      <w:proofErr w:type="spellEnd"/>
       <w:r>
         <w:rPr>
           <w:rFonts w:ascii="Arial" w:hAnsi="Arial"/>
+          <w:i w:val="0"/>
+          <w:iCs w:val="0"/>
+          <w:color w:val="000000" w:themeColor="text1"/>
+          <w:sz w:val="22"/>
+          <w:szCs w:val="22"/>
+        </w:rPr>
+        <w:t>}</w:t>
+      </w:r>
+      <w:r>
+        <w:rPr>
+          <w:rFonts w:ascii="Arial" w:hAnsi="Arial"/>
           <w:b/>
           <w:bCs/>
           <w:i w:val="0"/>
@@ -9082,6 +11805,7 @@
         </w:rPr>
         <w:t>{</w:t>
       </w:r>
+      <w:proofErr w:type="spellStart"/>
       <w:proofErr w:type="gramEnd"/>
       <w:r>
         <w:rPr>
@@ -9094,7 +11818,21 @@
           <w:sz w:val="22"/>
           <w:szCs w:val="22"/>
         </w:rPr>
-        <w:t>datosFactura-numeroReqFacRRR}.</w:t>
+        <w:t>datosFactura-numeroReqFacRRR</w:t>
+      </w:r>
+      <w:proofErr w:type="spellEnd"/>
+      <w:r>
+        <w:rPr>
+          <w:rFonts w:ascii="Arial" w:hAnsi="Arial"/>
+          <w:b/>
+          <w:bCs/>
+          <w:i w:val="0"/>
+          <w:iCs w:val="0"/>
+          <w:color w:val="FF0000"/>
+          <w:sz w:val="22"/>
+          <w:szCs w:val="22"/>
+        </w:rPr>
+        <w:t>}.</w:t>
       </w:r>
     </w:p>
     <w:p>
@@ -9118,22 +11856,64 @@
           <w:sz w:val="22"/>
           <w:szCs w:val="22"/>
         </w:rPr>
-        <w:t>El importador a través del requerimiento n.º {datosFactura-numeroReqFac}</w:t>
-      </w:r>
+        <w:t>El importador a través del requerimiento n.º {</w:t>
+      </w:r>
+      <w:proofErr w:type="spellStart"/>
       <w:r>
         <w:rPr>
           <w:rFonts w:ascii="Arial" w:hAnsi="Arial"/>
+          <w:sz w:val="22"/>
+          <w:szCs w:val="22"/>
+        </w:rPr>
+        <w:t>datosFactura-numeroReqFac</w:t>
+      </w:r>
+      <w:proofErr w:type="spellEnd"/>
+      <w:r>
+        <w:rPr>
+          <w:rFonts w:ascii="Arial" w:hAnsi="Arial"/>
+          <w:sz w:val="22"/>
+          <w:szCs w:val="22"/>
+        </w:rPr>
+        <w:t>}</w:t>
+      </w:r>
+      <w:r>
+        <w:rPr>
+          <w:rFonts w:ascii="Arial" w:hAnsi="Arial"/>
           <w:b/>
           <w:bCs/>
           <w:color w:val="FF0000"/>
           <w:sz w:val="22"/>
           <w:szCs w:val="22"/>
         </w:rPr>
-        <w:t>{datosFactura-numeroReqFacRRR}</w:t>
-      </w:r>
+        <w:t>{</w:t>
+      </w:r>
+      <w:proofErr w:type="spellStart"/>
       <w:r>
         <w:rPr>
           <w:rFonts w:ascii="Arial" w:hAnsi="Arial"/>
+          <w:b/>
+          <w:bCs/>
+          <w:color w:val="FF0000"/>
+          <w:sz w:val="22"/>
+          <w:szCs w:val="22"/>
+        </w:rPr>
+        <w:t>datosFactura-numeroReqFacRRR</w:t>
+      </w:r>
+      <w:proofErr w:type="spellEnd"/>
+      <w:r>
+        <w:rPr>
+          <w:rFonts w:ascii="Arial" w:hAnsi="Arial"/>
+          <w:b/>
+          <w:bCs/>
+          <w:color w:val="FF0000"/>
+          <w:sz w:val="22"/>
+          <w:szCs w:val="22"/>
+        </w:rPr>
+        <w:t>}</w:t>
+      </w:r>
+      <w:r>
+        <w:rPr>
+          <w:rFonts w:ascii="Arial" w:hAnsi="Arial"/>
           <w:sz w:val="22"/>
           <w:szCs w:val="22"/>
         </w:rPr>
@@ -9148,15 +11928,57 @@
           <w:sz w:val="22"/>
           <w:szCs w:val="22"/>
         </w:rPr>
-        <w:t>{datosFactura-fechaReqFacRRR}</w:t>
-      </w:r>
+        <w:t>{</w:t>
+      </w:r>
+      <w:proofErr w:type="spellStart"/>
       <w:r>
         <w:rPr>
           <w:rFonts w:ascii="Arial" w:hAnsi="Arial"/>
-          <w:sz w:val="22"/>
-          <w:szCs w:val="22"/>
-        </w:rPr>
-        <w:t xml:space="preserve">{datosFactura-fechaReqFac} presentó a esta administración la factura digitalizada, la misma que se encuentra detallada en  </w:t>
+          <w:b/>
+          <w:bCs/>
+          <w:color w:val="FF0000"/>
+          <w:sz w:val="22"/>
+          <w:szCs w:val="22"/>
+        </w:rPr>
+        <w:t>datosFactura-fechaReqFacRRR</w:t>
+      </w:r>
+      <w:proofErr w:type="spellEnd"/>
+      <w:r>
+        <w:rPr>
+          <w:rFonts w:ascii="Arial" w:hAnsi="Arial"/>
+          <w:b/>
+          <w:bCs/>
+          <w:color w:val="FF0000"/>
+          <w:sz w:val="22"/>
+          <w:szCs w:val="22"/>
+        </w:rPr>
+        <w:t>}</w:t>
+      </w:r>
+      <w:r>
+        <w:rPr>
+          <w:rFonts w:ascii="Arial" w:hAnsi="Arial"/>
+          <w:sz w:val="22"/>
+          <w:szCs w:val="22"/>
+        </w:rPr>
+        <w:t>{</w:t>
+      </w:r>
+      <w:proofErr w:type="spellStart"/>
+      <w:r>
+        <w:rPr>
+          <w:rFonts w:ascii="Arial" w:hAnsi="Arial"/>
+          <w:sz w:val="22"/>
+          <w:szCs w:val="22"/>
+        </w:rPr>
+        <w:t>datosFactura-fechaReqFac</w:t>
+      </w:r>
+      <w:proofErr w:type="spellEnd"/>
+      <w:r>
+        <w:rPr>
+          <w:rFonts w:ascii="Arial" w:hAnsi="Arial"/>
+          <w:sz w:val="22"/>
+          <w:szCs w:val="22"/>
+        </w:rPr>
+        <w:t xml:space="preserve">} presentó a esta administración la factura digitalizada, la misma que se encuentra detallada en  </w:t>
       </w:r>
       <w:r>
         <w:rPr>
@@ -9173,18 +11995,60 @@
           <w:sz w:val="22"/>
           <w:szCs w:val="22"/>
         </w:rPr>
-        <w:t>, se ha procedido a revisar y verificar las condiciones de pago establecidas entre el importador y su proveedor, se observa que la fecha de pago de las mercancías es {datosFactura-plazoFac}</w:t>
-      </w:r>
+        <w:t>, se ha procedido a revisar y verificar las condiciones de pago establecidas entre el importador y su proveedor, se observa que la fecha de pago de las mercancías es {</w:t>
+      </w:r>
+      <w:proofErr w:type="spellStart"/>
       <w:r>
         <w:rPr>
           <w:rFonts w:ascii="Arial" w:hAnsi="Arial"/>
+          <w:sz w:val="22"/>
+          <w:szCs w:val="22"/>
+        </w:rPr>
+        <w:t>datosFactura-plazoFac</w:t>
+      </w:r>
+      <w:proofErr w:type="spellEnd"/>
+      <w:r>
+        <w:rPr>
+          <w:rFonts w:ascii="Arial" w:hAnsi="Arial"/>
+          <w:sz w:val="22"/>
+          <w:szCs w:val="22"/>
+        </w:rPr>
+        <w:t>}</w:t>
+      </w:r>
+      <w:r>
+        <w:rPr>
+          <w:rFonts w:ascii="Arial" w:hAnsi="Arial"/>
           <w:b/>
           <w:bCs/>
           <w:color w:val="FF0000"/>
           <w:sz w:val="22"/>
           <w:szCs w:val="22"/>
         </w:rPr>
-        <w:t>{datosFactura-plazoFacRRR}</w:t>
+        <w:t>{</w:t>
+      </w:r>
+      <w:proofErr w:type="spellStart"/>
+      <w:r>
+        <w:rPr>
+          <w:rFonts w:ascii="Arial" w:hAnsi="Arial"/>
+          <w:b/>
+          <w:bCs/>
+          <w:color w:val="FF0000"/>
+          <w:sz w:val="22"/>
+          <w:szCs w:val="22"/>
+        </w:rPr>
+        <w:t>datosFactura-plazoFacRRR</w:t>
+      </w:r>
+      <w:proofErr w:type="spellEnd"/>
+      <w:r>
+        <w:rPr>
+          <w:rFonts w:ascii="Arial" w:hAnsi="Arial"/>
+          <w:b/>
+          <w:bCs/>
+          <w:color w:val="FF0000"/>
+          <w:sz w:val="22"/>
+          <w:szCs w:val="22"/>
+        </w:rPr>
+        <w:t>}</w:t>
       </w:r>
       <w:r>
         <w:rPr>
@@ -9211,6 +12075,7 @@
         </w:rPr>
         <w:t>{</w:t>
       </w:r>
+      <w:proofErr w:type="spellStart"/>
       <w:r>
         <w:rPr>
           <w:rFonts w:ascii="Arial" w:hAnsi="Arial"/>
@@ -9219,6 +12084,7 @@
         </w:rPr>
         <w:t>textoFechaTipado</w:t>
       </w:r>
+      <w:proofErr w:type="spellEnd"/>
       <w:r>
         <w:rPr>
           <w:rFonts w:ascii="Arial" w:hAnsi="Arial"/>
@@ -9236,11 +12102,35 @@
           <w:sz w:val="22"/>
           <w:szCs w:val="22"/>
         </w:rPr>
-        <w:t>{textoFechaTipadoRRR}</w:t>
-      </w:r>
+        <w:t>{</w:t>
+      </w:r>
+      <w:proofErr w:type="spellStart"/>
       <w:r>
         <w:rPr>
           <w:rFonts w:ascii="Arial" w:hAnsi="Arial"/>
+          <w:b/>
+          <w:bCs/>
+          <w:color w:val="FF0000"/>
+          <w:sz w:val="22"/>
+          <w:szCs w:val="22"/>
+        </w:rPr>
+        <w:t>textoFechaTipadoRRR</w:t>
+      </w:r>
+      <w:proofErr w:type="spellEnd"/>
+      <w:r>
+        <w:rPr>
+          <w:rFonts w:ascii="Arial" w:hAnsi="Arial"/>
+          <w:b/>
+          <w:bCs/>
+          <w:color w:val="FF0000"/>
+          <w:sz w:val="22"/>
+          <w:szCs w:val="22"/>
+        </w:rPr>
+        <w:t>}</w:t>
+      </w:r>
+      <w:r>
+        <w:rPr>
+          <w:rFonts w:ascii="Arial" w:hAnsi="Arial"/>
           <w:sz w:val="22"/>
           <w:szCs w:val="22"/>
         </w:rPr>
@@ -9252,35 +12142,96 @@
           <w:sz w:val="22"/>
           <w:szCs w:val="22"/>
         </w:rPr>
-        <w:t>se evidencia que el importador todavía se encuentra dentro del plazo para realizar la transferencia por el pago de las mercancías; en tal sentido, corresponde la devolución solicitada por {fromDam-nombreEmpresa}</w:t>
-      </w:r>
+        <w:t>se evidencia que el importador todavía se encuentra dentro del plazo para realizar la transferencia por el pago de las mercancías; en tal sentido, corresponde la devolución solicitada por {</w:t>
+      </w:r>
+      <w:proofErr w:type="spellStart"/>
       <w:r>
         <w:rPr>
           <w:rFonts w:ascii="Arial" w:hAnsi="Arial"/>
+          <w:sz w:val="22"/>
+          <w:szCs w:val="22"/>
+        </w:rPr>
+        <w:t>fromDam-nombreEmpresa</w:t>
+      </w:r>
+      <w:proofErr w:type="spellEnd"/>
+      <w:r>
+        <w:rPr>
+          <w:rFonts w:ascii="Arial" w:hAnsi="Arial"/>
+          <w:sz w:val="22"/>
+          <w:szCs w:val="22"/>
+        </w:rPr>
+        <w:t>}</w:t>
+      </w:r>
+      <w:r>
+        <w:rPr>
+          <w:rFonts w:ascii="Arial" w:hAnsi="Arial"/>
           <w:b/>
           <w:bCs/>
           <w:color w:val="FF0000"/>
           <w:sz w:val="22"/>
           <w:szCs w:val="22"/>
         </w:rPr>
-        <w:t>{fromDam-nombreEmpresaRRR}</w:t>
-      </w:r>
+        <w:t>{</w:t>
+      </w:r>
+      <w:proofErr w:type="spellStart"/>
       <w:r>
         <w:rPr>
           <w:rFonts w:ascii="Arial" w:hAnsi="Arial"/>
-          <w:sz w:val="22"/>
-          <w:szCs w:val="22"/>
-        </w:rPr>
-        <w:t xml:space="preserve">. identificada con RUC n.º {fromDam-ruc} al </w:t>
-      </w:r>
+          <w:b/>
+          <w:bCs/>
+          <w:color w:val="FF0000"/>
+          <w:sz w:val="22"/>
+          <w:szCs w:val="22"/>
+        </w:rPr>
+        <w:t>fromDam-nombreEmpresaRRR</w:t>
+      </w:r>
+      <w:proofErr w:type="spellEnd"/>
       <w:r>
         <w:rPr>
           <w:rFonts w:ascii="Arial" w:hAnsi="Arial"/>
+          <w:b/>
+          <w:bCs/>
+          <w:color w:val="FF0000"/>
+          <w:sz w:val="22"/>
+          <w:szCs w:val="22"/>
+        </w:rPr>
+        <w:t>}</w:t>
+      </w:r>
+      <w:r>
+        <w:rPr>
+          <w:rFonts w:ascii="Arial" w:hAnsi="Arial"/>
+          <w:sz w:val="22"/>
+          <w:szCs w:val="22"/>
+        </w:rPr>
+        <w:t>. identificada con RUC n.º {</w:t>
+      </w:r>
+      <w:proofErr w:type="spellStart"/>
+      <w:r>
+        <w:rPr>
+          <w:rFonts w:ascii="Arial" w:hAnsi="Arial"/>
+          <w:sz w:val="22"/>
+          <w:szCs w:val="22"/>
+        </w:rPr>
+        <w:t>fromDam</w:t>
+      </w:r>
+      <w:proofErr w:type="spellEnd"/>
+      <w:r>
+        <w:rPr>
+          <w:rFonts w:ascii="Arial" w:hAnsi="Arial"/>
+          <w:sz w:val="22"/>
+          <w:szCs w:val="22"/>
+        </w:rPr>
+        <w:t xml:space="preserve">-ruc} al </w:t>
+      </w:r>
+      <w:r>
+        <w:rPr>
+          <w:rFonts w:ascii="Arial" w:hAnsi="Arial"/>
           <w:sz w:val="22"/>
           <w:szCs w:val="22"/>
         </w:rPr>
         <w:t>{</w:t>
       </w:r>
+      <w:proofErr w:type="spellStart"/>
       <w:r>
         <w:rPr>
           <w:rFonts w:ascii="Arial" w:hAnsi="Arial"/>
@@ -9289,6 +12240,7 @@
         </w:rPr>
         <w:t>textoPlazoFactura</w:t>
       </w:r>
+      <w:proofErr w:type="spellEnd"/>
       <w:r>
         <w:rPr>
           <w:rFonts w:ascii="Arial" w:hAnsi="Arial"/>
@@ -9331,12 +12283,14 @@
         </w:rPr>
         <w:t>{/</w:t>
       </w:r>
+      <w:proofErr w:type="spellStart"/>
       <w:r>
         <w:rPr>
           <w:rFonts w:ascii="Arial" w:hAnsi="Arial" w:cs="Arial"/>
         </w:rPr>
         <w:t>estadoPagoFacturaTipoPlazo</w:t>
       </w:r>
+      <w:proofErr w:type="spellEnd"/>
       <w:r>
         <w:rPr>
           <w:rFonts w:ascii="Arial" w:hAnsi="Arial" w:cs="Arial"/>
@@ -9466,6 +12420,7 @@
         </w:rPr>
         <w:t>{/</w:t>
       </w:r>
+      <w:proofErr w:type="spellStart"/>
       <w:r>
         <w:rPr>
           <w:rFonts w:ascii="Arial" w:hAnsi="Arial" w:cs="Arial"/>
@@ -9474,6 +12429,7 @@
         </w:rPr>
         <w:t>estadoPago</w:t>
       </w:r>
+      <w:proofErr w:type="spellEnd"/>
       <w:r>
         <w:rPr>
           <w:rFonts w:ascii="Arial" w:hAnsi="Arial" w:cs="Arial"/>
@@ -9502,7 +12458,7 @@
           <w:szCs w:val="22"/>
         </w:rPr>
       </w:pPr>
-      <w:bookmarkStart w:id="21" w:name="_Hlk58837397"/>
+      <w:bookmarkStart w:id="22" w:name="_Hlk58837397"/>
       <w:r>
         <w:rPr>
           <w:rFonts w:ascii="Arial" w:hAnsi="Arial" w:cs="Arial"/>
@@ -9654,7 +12610,25 @@
           <w:sz w:val="22"/>
           <w:szCs w:val="22"/>
         </w:rPr>
-        <w:t>{fromDam-numeroDam}</w:t>
+        <w:t>{</w:t>
+      </w:r>
+      <w:proofErr w:type="spellStart"/>
+      <w:r>
+        <w:rPr>
+          <w:rFonts w:ascii="Arial" w:hAnsi="Arial" w:cs="Arial"/>
+          <w:sz w:val="22"/>
+          <w:szCs w:val="22"/>
+        </w:rPr>
+        <w:t>fromDam-numeroDam</w:t>
+      </w:r>
+      <w:proofErr w:type="spellEnd"/>
+      <w:r>
+        <w:rPr>
+          <w:rFonts w:ascii="Arial" w:hAnsi="Arial" w:cs="Arial"/>
+          <w:sz w:val="22"/>
+          <w:szCs w:val="22"/>
+        </w:rPr>
+        <w:t>}</w:t>
       </w:r>
       <w:r>
         <w:rPr>
@@ -9697,7 +12671,43 @@
           <w:sz w:val="22"/>
           <w:szCs w:val="22"/>
         </w:rPr>
-        <w:t>Declarar procedente la regularización de la regularización de la DAM n.° {fromDam-numeroDam}</w:t>
+        <w:t xml:space="preserve">Declarar procedente la regularización de la DAM </w:t>
+      </w:r>
+      <w:proofErr w:type="spellStart"/>
+      <w:r>
+        <w:rPr>
+          <w:rFonts w:ascii="Arial" w:hAnsi="Arial" w:cs="Arial"/>
+          <w:sz w:val="22"/>
+          <w:szCs w:val="22"/>
+        </w:rPr>
+        <w:t>n.°</w:t>
+      </w:r>
+      <w:proofErr w:type="spellEnd"/>
+      <w:r>
+        <w:rPr>
+          <w:rFonts w:ascii="Arial" w:hAnsi="Arial" w:cs="Arial"/>
+          <w:sz w:val="22"/>
+          <w:szCs w:val="22"/>
+        </w:rPr>
+        <w:t xml:space="preserve"> {</w:t>
+      </w:r>
+      <w:proofErr w:type="spellStart"/>
+      <w:r>
+        <w:rPr>
+          <w:rFonts w:ascii="Arial" w:hAnsi="Arial" w:cs="Arial"/>
+          <w:sz w:val="22"/>
+          <w:szCs w:val="22"/>
+        </w:rPr>
+        <w:t>fromDam-numeroDam</w:t>
+      </w:r>
+      <w:proofErr w:type="spellEnd"/>
+      <w:r>
+        <w:rPr>
+          <w:rFonts w:ascii="Arial" w:hAnsi="Arial" w:cs="Arial"/>
+          <w:sz w:val="22"/>
+          <w:szCs w:val="22"/>
+        </w:rPr>
+        <w:t>}</w:t>
       </w:r>
       <w:r>
         <w:rPr>
@@ -9723,7 +12733,7 @@
         </w:rPr>
         <w:t>de la Ley n.º 27037</w:t>
       </w:r>
-      <w:bookmarkEnd w:id="21"/>
+      <w:bookmarkEnd w:id="22"/>
       <w:r>
         <w:rPr>
           <w:rFonts w:ascii="Arial" w:hAnsi="Arial" w:cs="Arial"/>
@@ -9860,7 +12870,25 @@
           <w:sz w:val="22"/>
           <w:szCs w:val="22"/>
         </w:rPr>
-        <w:t>{fromDam-nombreEmpresa}</w:t>
+        <w:t>{</w:t>
+      </w:r>
+      <w:proofErr w:type="spellStart"/>
+      <w:r>
+        <w:rPr>
+          <w:rFonts w:ascii="Arial" w:hAnsi="Arial" w:cs="Arial"/>
+          <w:sz w:val="22"/>
+          <w:szCs w:val="22"/>
+        </w:rPr>
+        <w:t>fromDam-nombreEmpresa</w:t>
+      </w:r>
+      <w:proofErr w:type="spellEnd"/>
+      <w:r>
+        <w:rPr>
+          <w:rFonts w:ascii="Arial" w:hAnsi="Arial" w:cs="Arial"/>
+          <w:sz w:val="22"/>
+          <w:szCs w:val="22"/>
+        </w:rPr>
+        <w:t>}</w:t>
       </w:r>
       <w:r>
         <w:rPr>
@@ -9916,6 +12944,7 @@
         </w:rPr>
         <w:t>{/</w:t>
       </w:r>
+      <w:proofErr w:type="spellStart"/>
       <w:r>
         <w:rPr>
           <w:rFonts w:ascii="Arial" w:hAnsi="Arial" w:cs="Arial"/>
@@ -9926,7 +12955,14 @@
         <w:rPr>
           <w:rFonts w:ascii="Arial" w:hAnsi="Arial" w:cs="Arial"/>
         </w:rPr>
-        <w:t>noProcPECO}</w:t>
+        <w:t>noProcPECO</w:t>
+      </w:r>
+      <w:proofErr w:type="spellEnd"/>
+      <w:r>
+        <w:rPr>
+          <w:rFonts w:ascii="Arial" w:hAnsi="Arial" w:cs="Arial"/>
+        </w:rPr>
+        <w:t>}</w:t>
       </w:r>
     </w:p>
     <w:p>
@@ -9989,7 +13025,43 @@
           <w:sz w:val="22"/>
           <w:szCs w:val="22"/>
         </w:rPr>
-        <w:t>procedente la regularización de la regularización de la DAM n.° {fromDam-numeroDam} en el marco de la de la Ley n.º 27037 Ley de Promoción de la Inversión en la Amazonía y normas conexas</w:t>
+        <w:t xml:space="preserve">procedente la regularización de la DAM </w:t>
+      </w:r>
+      <w:proofErr w:type="spellStart"/>
+      <w:r>
+        <w:rPr>
+          <w:rFonts w:ascii="Arial" w:hAnsi="Arial" w:cs="Arial"/>
+          <w:sz w:val="22"/>
+          <w:szCs w:val="22"/>
+        </w:rPr>
+        <w:t>n.°</w:t>
+      </w:r>
+      <w:proofErr w:type="spellEnd"/>
+      <w:r>
+        <w:rPr>
+          <w:rFonts w:ascii="Arial" w:hAnsi="Arial" w:cs="Arial"/>
+          <w:sz w:val="22"/>
+          <w:szCs w:val="22"/>
+        </w:rPr>
+        <w:t xml:space="preserve"> {</w:t>
+      </w:r>
+      <w:proofErr w:type="spellStart"/>
+      <w:r>
+        <w:rPr>
+          <w:rFonts w:ascii="Arial" w:hAnsi="Arial" w:cs="Arial"/>
+          <w:sz w:val="22"/>
+          <w:szCs w:val="22"/>
+        </w:rPr>
+        <w:t>fromDam-numeroDam</w:t>
+      </w:r>
+      <w:proofErr w:type="spellEnd"/>
+      <w:r>
+        <w:rPr>
+          <w:rFonts w:ascii="Arial" w:hAnsi="Arial" w:cs="Arial"/>
+          <w:sz w:val="22"/>
+          <w:szCs w:val="22"/>
+        </w:rPr>
+        <w:t>} en el marco de la de la Ley n.º 27037 Ley de Promoción de la Inversión en la Amazonía y normas conexas</w:t>
       </w:r>
       <w:r>
         <w:rPr>
@@ -10044,7 +13116,25 @@
           <w:sz w:val="22"/>
           <w:szCs w:val="22"/>
         </w:rPr>
-        <w:t>la devolución por el importe de S/ {textoTotRegu27} en el marco de la Ley n.º 27037 Ley de Promoción de la Inversión en la Amazonía y normas conexas, a favor de {fromDam-nombreEmpresa}, sin perjuicio de la fiscalización posterior que pudiera realizar la Superintendencia Nacional de Aduanas y de Administración Tributaria – SUNAT</w:t>
+        <w:t>la devolución por el importe de S/ {textoTotRegu27} en el marco de la Ley n.º 27037 Ley de Promoción de la Inversión en la Amazonía y normas conexas, a favor de {</w:t>
+      </w:r>
+      <w:proofErr w:type="spellStart"/>
+      <w:r>
+        <w:rPr>
+          <w:rFonts w:ascii="Arial" w:hAnsi="Arial" w:cs="Arial"/>
+          <w:sz w:val="22"/>
+          <w:szCs w:val="22"/>
+        </w:rPr>
+        <w:t>fromDam-nombreEmpresa</w:t>
+      </w:r>
+      <w:proofErr w:type="spellEnd"/>
+      <w:r>
+        <w:rPr>
+          <w:rFonts w:ascii="Arial" w:hAnsi="Arial" w:cs="Arial"/>
+          <w:sz w:val="22"/>
+          <w:szCs w:val="22"/>
+        </w:rPr>
+        <w:t>}, sin perjuicio de la fiscalización posterior que pudiera realizar la Superintendencia Nacional de Aduanas y de Administración Tributaria – SUNAT</w:t>
       </w:r>
       <w:r>
         <w:rPr>
@@ -10084,6 +13174,7 @@
         </w:rPr>
         <w:t>{/</w:t>
       </w:r>
+      <w:proofErr w:type="spellStart"/>
       <w:r>
         <w:rPr>
           <w:rFonts w:ascii="Arial" w:hAnsi="Arial" w:cs="Arial"/>
@@ -10091,6 +13182,7 @@
         </w:rPr>
         <w:t>estadoOnlyAMAZONIA</w:t>
       </w:r>
+      <w:proofErr w:type="spellEnd"/>
       <w:r>
         <w:rPr>
           <w:rFonts w:ascii="Arial" w:hAnsi="Arial" w:cs="Arial"/>
@@ -10165,7 +13257,43 @@
           <w:sz w:val="22"/>
           <w:szCs w:val="22"/>
         </w:rPr>
-        <w:t>procedente la regularización de la regularización de la DAM n.° {fromDam-numeroDam} en el marco del Decreto Supremo n.º 015-94-EF y la Ley n.º 27037 Ley de Promoción de la Inversión en la Amazonía y normas conexas</w:t>
+        <w:t xml:space="preserve">procedente la regularización de la DAM </w:t>
+      </w:r>
+      <w:proofErr w:type="spellStart"/>
+      <w:r>
+        <w:rPr>
+          <w:rFonts w:ascii="Arial" w:hAnsi="Arial" w:cs="Arial"/>
+          <w:sz w:val="22"/>
+          <w:szCs w:val="22"/>
+        </w:rPr>
+        <w:t>n.°</w:t>
+      </w:r>
+      <w:proofErr w:type="spellEnd"/>
+      <w:r>
+        <w:rPr>
+          <w:rFonts w:ascii="Arial" w:hAnsi="Arial" w:cs="Arial"/>
+          <w:sz w:val="22"/>
+          <w:szCs w:val="22"/>
+        </w:rPr>
+        <w:t xml:space="preserve"> {</w:t>
+      </w:r>
+      <w:proofErr w:type="spellStart"/>
+      <w:r>
+        <w:rPr>
+          <w:rFonts w:ascii="Arial" w:hAnsi="Arial" w:cs="Arial"/>
+          <w:sz w:val="22"/>
+          <w:szCs w:val="22"/>
+        </w:rPr>
+        <w:t>fromDam-numeroDam</w:t>
+      </w:r>
+      <w:proofErr w:type="spellEnd"/>
+      <w:r>
+        <w:rPr>
+          <w:rFonts w:ascii="Arial" w:hAnsi="Arial" w:cs="Arial"/>
+          <w:sz w:val="22"/>
+          <w:szCs w:val="22"/>
+        </w:rPr>
+        <w:t>} en el marco del Decreto Supremo n.º 015-94-EF y la Ley n.º 27037 Ley de Promoción de la Inversión en la Amazonía y normas conexas</w:t>
       </w:r>
       <w:r>
         <w:rPr>
@@ -10262,6 +13390,7 @@
         </w:rPr>
         <w:t xml:space="preserve"> {</w:t>
       </w:r>
+      <w:proofErr w:type="spellStart"/>
       <w:r>
         <w:rPr>
           <w:rFonts w:ascii="Arial" w:hAnsi="Arial" w:cs="Arial"/>
@@ -10270,6 +13399,7 @@
         </w:rPr>
         <w:t>textoTotReguPECO</w:t>
       </w:r>
+      <w:proofErr w:type="spellEnd"/>
       <w:r>
         <w:rPr>
           <w:rFonts w:ascii="Arial" w:hAnsi="Arial" w:cs="Arial"/>
@@ -10300,7 +13430,25 @@
           <w:sz w:val="22"/>
           <w:szCs w:val="22"/>
         </w:rPr>
-        <w:t xml:space="preserve"> por el importe de S/ {textoTotRegu27} en el marco de la Ley n.º 27037 Ley de Promoción de la Inversión en la Amazonía y normas conexas, a favor de {fromDam-nombreEmpresa}, sin perjuicio de la fiscalización posterior que pudiera realizar la Superintendencia Nacional de Aduanas y de Administración Tributaria – SUNAT</w:t>
+        <w:t xml:space="preserve"> por el importe de S/ {textoTotRegu27} en el marco de la Ley n.º 27037 Ley de Promoción de la Inversión en la Amazonía y normas conexas, a favor de {</w:t>
+      </w:r>
+      <w:proofErr w:type="spellStart"/>
+      <w:r>
+        <w:rPr>
+          <w:rFonts w:ascii="Arial" w:hAnsi="Arial" w:cs="Arial"/>
+          <w:sz w:val="22"/>
+          <w:szCs w:val="22"/>
+        </w:rPr>
+        <w:t>fromDam-nombreEmpresa</w:t>
+      </w:r>
+      <w:proofErr w:type="spellEnd"/>
+      <w:r>
+        <w:rPr>
+          <w:rFonts w:ascii="Arial" w:hAnsi="Arial" w:cs="Arial"/>
+          <w:sz w:val="22"/>
+          <w:szCs w:val="22"/>
+        </w:rPr>
+        <w:t>}, sin perjuicio de la fiscalización posterior que pudiera realizar la Superintendencia Nacional de Aduanas y de Administración Tributaria – SUNAT</w:t>
       </w:r>
       <w:r>
         <w:rPr>
@@ -10351,6 +13499,7 @@
         </w:rPr>
         <w:t>{/</w:t>
       </w:r>
+      <w:proofErr w:type="spellStart"/>
       <w:r>
         <w:rPr>
           <w:rFonts w:ascii="Arial" w:hAnsi="Arial" w:cs="Arial"/>
@@ -10361,7 +13510,14 @@
         <w:rPr>
           <w:rFonts w:ascii="Arial" w:hAnsi="Arial" w:cs="Arial"/>
         </w:rPr>
-        <w:t>Proc}</w:t>
+        <w:t>Proc</w:t>
+      </w:r>
+      <w:proofErr w:type="spellEnd"/>
+      <w:r>
+        <w:rPr>
+          <w:rFonts w:ascii="Arial" w:hAnsi="Arial" w:cs="Arial"/>
+        </w:rPr>
+        <w:t>}</w:t>
       </w:r>
     </w:p>
     <w:p>
@@ -10402,7 +13558,43 @@
           <w:sz w:val="22"/>
           <w:szCs w:val="22"/>
         </w:rPr>
-        <w:t>Declarar procedente la regularización de la regularización de la DAM n.° {fromDam-numeroDam} en el marco del Decreto Supremo n.º 015-94-EF y normas conexas</w:t>
+        <w:t xml:space="preserve">Declarar procedente la regularización de la DAM </w:t>
+      </w:r>
+      <w:proofErr w:type="spellStart"/>
+      <w:r>
+        <w:rPr>
+          <w:rFonts w:ascii="Arial" w:hAnsi="Arial" w:cs="Arial"/>
+          <w:sz w:val="22"/>
+          <w:szCs w:val="22"/>
+        </w:rPr>
+        <w:t>n.°</w:t>
+      </w:r>
+      <w:proofErr w:type="spellEnd"/>
+      <w:r>
+        <w:rPr>
+          <w:rFonts w:ascii="Arial" w:hAnsi="Arial" w:cs="Arial"/>
+          <w:sz w:val="22"/>
+          <w:szCs w:val="22"/>
+        </w:rPr>
+        <w:t xml:space="preserve"> {</w:t>
+      </w:r>
+      <w:proofErr w:type="spellStart"/>
+      <w:r>
+        <w:rPr>
+          <w:rFonts w:ascii="Arial" w:hAnsi="Arial" w:cs="Arial"/>
+          <w:sz w:val="22"/>
+          <w:szCs w:val="22"/>
+        </w:rPr>
+        <w:t>fromDam-numeroDam</w:t>
+      </w:r>
+      <w:proofErr w:type="spellEnd"/>
+      <w:r>
+        <w:rPr>
+          <w:rFonts w:ascii="Arial" w:hAnsi="Arial" w:cs="Arial"/>
+          <w:sz w:val="22"/>
+          <w:szCs w:val="22"/>
+        </w:rPr>
+        <w:t>} en el marco del Decreto Supremo n.º 015-94-EF y normas conexas</w:t>
       </w:r>
       <w:r>
         <w:rPr>
@@ -10447,7 +13639,25 @@
           <w:sz w:val="22"/>
           <w:szCs w:val="22"/>
         </w:rPr>
-        <w:t>Autorizar la devolución por el importe de S/ {textoTotRegu27} en el marco del Decreto Supremo n.º 015-94-EF y normas conexas, a favor de {fromDam-nombreEmpresa}, sin perjuicio de la fiscalización posterior que pudiera realizar la Superintendencia Nacional de Aduanas y de Administración Tributaria – SUNAT</w:t>
+        <w:t>Autorizar la devolución por el importe de S/ {textoTotRegu27} en el marco del Decreto Supremo n.º 015-94-EF y normas conexas, a favor de {</w:t>
+      </w:r>
+      <w:proofErr w:type="spellStart"/>
+      <w:r>
+        <w:rPr>
+          <w:rFonts w:ascii="Arial" w:hAnsi="Arial" w:cs="Arial"/>
+          <w:sz w:val="22"/>
+          <w:szCs w:val="22"/>
+        </w:rPr>
+        <w:t>fromDam-nombreEmpresa</w:t>
+      </w:r>
+      <w:proofErr w:type="spellEnd"/>
+      <w:r>
+        <w:rPr>
+          <w:rFonts w:ascii="Arial" w:hAnsi="Arial" w:cs="Arial"/>
+          <w:sz w:val="22"/>
+          <w:szCs w:val="22"/>
+        </w:rPr>
+        <w:t>}, sin perjuicio de la fiscalización posterior que pudiera realizar la Superintendencia Nacional de Aduanas y de Administración Tributaria – SUNAT</w:t>
       </w:r>
       <w:r>
         <w:rPr>
@@ -10485,7 +13695,25 @@
           <w:sz w:val="22"/>
           <w:szCs w:val="22"/>
         </w:rPr>
-        <w:t>{/estadoOnlyPECO}</w:t>
+        <w:t>{/</w:t>
+      </w:r>
+      <w:proofErr w:type="spellStart"/>
+      <w:r>
+        <w:rPr>
+          <w:rFonts w:ascii="Arial" w:hAnsi="Arial" w:cs="Arial"/>
+          <w:sz w:val="22"/>
+          <w:szCs w:val="22"/>
+        </w:rPr>
+        <w:t>estadoOnlyPECO</w:t>
+      </w:r>
+      <w:proofErr w:type="spellEnd"/>
+      <w:r>
+        <w:rPr>
+          <w:rFonts w:ascii="Arial" w:hAnsi="Arial" w:cs="Arial"/>
+          <w:sz w:val="22"/>
+          <w:szCs w:val="22"/>
+        </w:rPr>
+        <w:t>}</w:t>
       </w:r>
     </w:p>
     <w:p>
